--- a/docs/impactgraph-documentation.docx
+++ b/docs/impactgraph-documentation.docx
@@ -1,6 +1,6 @@
 
 <file path=word/document.xml><?xml version="1.0" encoding="utf-8"?>
-<w:document xmlns:wpc="http://schemas.microsoft.com/office/word/2010/wordprocessingCanvas" xmlns:cx="http://schemas.microsoft.com/office/drawing/2014/chartex" xmlns:cx1="http://schemas.microsoft.com/office/drawing/2015/9/8/chartex" xmlns:cx2="http://schemas.microsoft.com/office/drawing/2015/10/21/chartex" xmlns:cx3="http://schemas.microsoft.com/office/drawing/2016/5/9/chartex" xmlns:cx4="http://schemas.microsoft.com/office/drawing/2016/5/10/chartex" xmlns:cx5="http://schemas.microsoft.com/office/drawing/2016/5/11/chartex" xmlns:cx6="http://schemas.microsoft.com/office/drawing/2016/5/12/chartex" xmlns:cx7="http://schemas.microsoft.com/office/drawing/2016/5/13/chartex" xmlns:cx8="http://schemas.microsoft.com/office/drawing/2016/5/14/chartex" xmlns:mc="http://schemas.openxmlformats.org/markup-compatibility/2006" xmlns:aink="http://schemas.microsoft.com/office/drawing/2016/ink" xmlns:am3d="http://schemas.microsoft.com/office/drawing/2017/model3d" xmlns:o="urn:schemas-microsoft-com:office:office" xmlns:oel="http://schemas.microsoft.com/office/2019/extlst" xmlns:r="http://schemas.openxmlformats.org/officeDocument/2006/relationships" xmlns:m="http://schemas.openxmlformats.org/officeDocument/2006/math" xmlns:v="urn:schemas-microsoft-com:vml" xmlns:wp14="http://schemas.microsoft.com/office/word/2010/wordprocessingDrawing" xmlns:wp="http://schemas.openxmlformats.org/drawingml/2006/wordprocessingDrawing" xmlns:w10="urn:schemas-microsoft-com:office:word" xmlns:w="http://schemas.openxmlformats.org/wordprocessingml/2006/main" xmlns:w14="http://schemas.microsoft.com/office/word/2010/wordml" xmlns:w15="http://schemas.microsoft.com/office/word/2012/wordml" xmlns:w16cei="http://schemas.microsoft.com/office/word/2026/wordml/cei" xmlns:w16cex="http://schemas.microsoft.com/office/word/2018/wordml/cex" xmlns:w16cid="http://schemas.microsoft.com/office/word/2016/wordml/cid" xmlns:w16="http://schemas.microsoft.com/office/word/2018/wordml" xmlns:w16du="http://schemas.microsoft.com/office/word/2023/wordml/word16du" xmlns:w16sdtdh="http://schemas.microsoft.com/office/word/2020/wordml/sdtdatahash" xmlns:w16sdtfl="http://schemas.microsoft.com/office/word/2024/wordml/sdtformatlock" xmlns:w16se="http://schemas.microsoft.com/office/word/2015/wordml/symex" xmlns:wpg="http://schemas.microsoft.com/office/word/2010/wordprocessingGroup" xmlns:wpi="http://schemas.microsoft.com/office/word/2010/wordprocessingInk" xmlns:wne="http://schemas.microsoft.com/office/word/2006/wordml" xmlns:wps="http://schemas.microsoft.com/office/word/2010/wordprocessingShape" mc:Ignorable="w14 w15 w16se w16cid w16 w16cex w16sdtdh w16sdtfl w16du wp14">
+<w:document xmlns:wpc="http://schemas.microsoft.com/office/word/2010/wordprocessingCanvas" xmlns:cx="http://schemas.microsoft.com/office/drawing/2014/chartex" xmlns:cx1="http://schemas.microsoft.com/office/drawing/2015/9/8/chartex" xmlns:cx2="http://schemas.microsoft.com/office/drawing/2015/10/21/chartex" xmlns:cx3="http://schemas.microsoft.com/office/drawing/2016/5/9/chartex" xmlns:cx4="http://schemas.microsoft.com/office/drawing/2016/5/10/chartex" xmlns:cx5="http://schemas.microsoft.com/office/drawing/2016/5/11/chartex" xmlns:cx6="http://schemas.microsoft.com/office/drawing/2016/5/12/chartex" xmlns:cx7="http://schemas.microsoft.com/office/drawing/2016/5/13/chartex" xmlns:cx8="http://schemas.microsoft.com/office/drawing/2016/5/14/chartex" xmlns:mc="http://schemas.openxmlformats.org/markup-compatibility/2006" xmlns:aink="http://schemas.microsoft.com/office/drawing/2016/ink" xmlns:am3d="http://schemas.microsoft.com/office/drawing/2017/model3d" xmlns:o="urn:schemas-microsoft-com:office:office" xmlns:oel="http://schemas.microsoft.com/office/2019/extlst" xmlns:r="http://schemas.openxmlformats.org/officeDocument/2006/relationships" xmlns:m="http://schemas.openxmlformats.org/officeDocument/2006/math" xmlns:v="urn:schemas-microsoft-com:vml" xmlns:wp14="http://schemas.microsoft.com/office/word/2010/wordprocessingDrawing" xmlns:wp="http://schemas.openxmlformats.org/drawingml/2006/wordprocessingDrawing" xmlns:w10="urn:schemas-microsoft-com:office:word" xmlns:w="http://schemas.openxmlformats.org/wordprocessingml/2006/main" xmlns:w14="http://schemas.microsoft.com/office/word/2010/wordml" xmlns:w15="http://schemas.microsoft.com/office/word/2012/wordml" xmlns:w16cex="http://schemas.microsoft.com/office/word/2018/wordml/cex" xmlns:w16cid="http://schemas.microsoft.com/office/word/2016/wordml/cid" xmlns:w16="http://schemas.microsoft.com/office/word/2018/wordml" xmlns:w16du="http://schemas.microsoft.com/office/word/2023/wordml/word16du" xmlns:w16sdtdh="http://schemas.microsoft.com/office/word/2020/wordml/sdtdatahash" xmlns:w16sdtfl="http://schemas.microsoft.com/office/word/2024/wordml/sdtformatlock" xmlns:w16se="http://schemas.microsoft.com/office/word/2015/wordml/symex" xmlns:wpg="http://schemas.microsoft.com/office/word/2010/wordprocessingGroup" xmlns:wpi="http://schemas.microsoft.com/office/word/2010/wordprocessingInk" xmlns:wne="http://schemas.microsoft.com/office/word/2006/wordml" xmlns:wps="http://schemas.microsoft.com/office/word/2010/wordprocessingShape" mc:Ignorable="w14 w15 w16se w16cid w16 w16cex w16sdtdh w16sdtfl w16du wp14">
   <w:body>
     <w:p>
       <w:pPr>
@@ -105,7 +105,7 @@
     <w:sdt>
       <w:sdtPr>
         <w:alias w:val="Contents"/>
-        <w:id w:val="-907531756"/>
+        <w:id w:val="547341085"/>
       </w:sdtPr>
       <w:sdtEndPr/>
       <w:sdtContent>
@@ -133,7 +133,7 @@
           <w:r>
             <w:fldChar w:fldCharType="separate"/>
           </w:r>
-          <w:hyperlink w:anchor="_Toc238269447" w:history="1">
+          <w:hyperlink w:anchor="_Toc238270327" w:history="1">
             <w:r>
               <w:rPr>
                 <w:rStyle w:val="Hyperlink"/>
@@ -159,7 +159,7 @@
               <w:rPr>
                 <w:noProof/>
               </w:rPr>
-              <w:instrText xml:space="preserve"> PAGEREF _Toc238269447 \h </w:instrText>
+              <w:instrText xml:space="preserve"> PAGEREF _Toc238270327 \h </w:instrText>
             </w:r>
             <w:r>
               <w:rPr>
@@ -201,7 +201,7 @@
               <w14:ligatures w14:val="standardContextual"/>
             </w:rPr>
           </w:pPr>
-          <w:hyperlink w:anchor="_Toc238269448" w:history="1">
+          <w:hyperlink w:anchor="_Toc238270328" w:history="1">
             <w:r>
               <w:rPr>
                 <w:rStyle w:val="Hyperlink"/>
@@ -227,7 +227,7 @@
               <w:rPr>
                 <w:noProof/>
               </w:rPr>
-              <w:instrText xml:space="preserve"> PAGEREF _Toc238269448 \h </w:instrText>
+              <w:instrText xml:space="preserve"> PAGEREF _Toc238270328 \h </w:instrText>
             </w:r>
             <w:r>
               <w:rPr>
@@ -269,7 +269,7 @@
               <w14:ligatures w14:val="standardContextual"/>
             </w:rPr>
           </w:pPr>
-          <w:hyperlink w:anchor="_Toc238269449" w:history="1">
+          <w:hyperlink w:anchor="_Toc238270329" w:history="1">
             <w:r>
               <w:rPr>
                 <w:rStyle w:val="Hyperlink"/>
@@ -295,7 +295,7 @@
               <w:rPr>
                 <w:noProof/>
               </w:rPr>
-              <w:instrText xml:space="preserve"> PAGEREF _Toc238269449 \h </w:instrText>
+              <w:instrText xml:space="preserve"> PAGEREF _Toc238270329 \h </w:instrText>
             </w:r>
             <w:r>
               <w:rPr>
@@ -337,7 +337,7 @@
               <w14:ligatures w14:val="standardContextual"/>
             </w:rPr>
           </w:pPr>
-          <w:hyperlink w:anchor="_Toc238269450" w:history="1">
+          <w:hyperlink w:anchor="_Toc238270330" w:history="1">
             <w:r>
               <w:rPr>
                 <w:rStyle w:val="Hyperlink"/>
@@ -363,7 +363,7 @@
               <w:rPr>
                 <w:noProof/>
               </w:rPr>
-              <w:instrText xml:space="preserve"> PAGEREF _Toc238269450 \h </w:instrText>
+              <w:instrText xml:space="preserve"> PAGEREF _Toc238270330 \h </w:instrText>
             </w:r>
             <w:r>
               <w:rPr>
@@ -405,7 +405,7 @@
               <w14:ligatures w14:val="standardContextual"/>
             </w:rPr>
           </w:pPr>
-          <w:hyperlink w:anchor="_Toc238269451" w:history="1">
+          <w:hyperlink w:anchor="_Toc238270331" w:history="1">
             <w:r>
               <w:rPr>
                 <w:rStyle w:val="Hyperlink"/>
@@ -431,7 +431,7 @@
               <w:rPr>
                 <w:noProof/>
               </w:rPr>
-              <w:instrText xml:space="preserve"> PAGEREF _Toc238269451 \h </w:instrText>
+              <w:instrText xml:space="preserve"> PAGEREF _Toc238270331 \h </w:instrText>
             </w:r>
             <w:r>
               <w:rPr>
@@ -473,7 +473,7 @@
               <w14:ligatures w14:val="standardContextual"/>
             </w:rPr>
           </w:pPr>
-          <w:hyperlink w:anchor="_Toc238269452" w:history="1">
+          <w:hyperlink w:anchor="_Toc238270332" w:history="1">
             <w:r>
               <w:rPr>
                 <w:rStyle w:val="Hyperlink"/>
@@ -499,7 +499,7 @@
               <w:rPr>
                 <w:noProof/>
               </w:rPr>
-              <w:instrText xml:space="preserve"> PAGEREF _Toc238269452 \h </w:instrText>
+              <w:instrText xml:space="preserve"> PAGEREF _Toc238270332 \h </w:instrText>
             </w:r>
             <w:r>
               <w:rPr>
@@ -541,7 +541,7 @@
               <w14:ligatures w14:val="standardContextual"/>
             </w:rPr>
           </w:pPr>
-          <w:hyperlink w:anchor="_Toc238269453" w:history="1">
+          <w:hyperlink w:anchor="_Toc238270333" w:history="1">
             <w:r>
               <w:rPr>
                 <w:rStyle w:val="Hyperlink"/>
@@ -567,7 +567,7 @@
               <w:rPr>
                 <w:noProof/>
               </w:rPr>
-              <w:instrText xml:space="preserve"> PAGEREF _Toc238269453 \h </w:instrText>
+              <w:instrText xml:space="preserve"> PAGEREF _Toc238270333 \h </w:instrText>
             </w:r>
             <w:r>
               <w:rPr>
@@ -609,7 +609,7 @@
               <w14:ligatures w14:val="standardContextual"/>
             </w:rPr>
           </w:pPr>
-          <w:hyperlink w:anchor="_Toc238269454" w:history="1">
+          <w:hyperlink w:anchor="_Toc238270334" w:history="1">
             <w:r>
               <w:rPr>
                 <w:rStyle w:val="Hyperlink"/>
@@ -635,7 +635,7 @@
               <w:rPr>
                 <w:noProof/>
               </w:rPr>
-              <w:instrText xml:space="preserve"> PAGEREF _Toc238269454 \h </w:instrText>
+              <w:instrText xml:space="preserve"> PAGEREF _Toc238270334 \h </w:instrText>
             </w:r>
             <w:r>
               <w:rPr>
@@ -677,7 +677,7 @@
               <w14:ligatures w14:val="standardContextual"/>
             </w:rPr>
           </w:pPr>
-          <w:hyperlink w:anchor="_Toc238269455" w:history="1">
+          <w:hyperlink w:anchor="_Toc238270335" w:history="1">
             <w:r>
               <w:rPr>
                 <w:rStyle w:val="Hyperlink"/>
@@ -703,7 +703,7 @@
               <w:rPr>
                 <w:noProof/>
               </w:rPr>
-              <w:instrText xml:space="preserve"> PAGEREF _Toc238269455 \h </w:instrText>
+              <w:instrText xml:space="preserve"> PAGEREF _Toc238270335 \h </w:instrText>
             </w:r>
             <w:r>
               <w:rPr>
@@ -745,7 +745,7 @@
               <w14:ligatures w14:val="standardContextual"/>
             </w:rPr>
           </w:pPr>
-          <w:hyperlink w:anchor="_Toc238269456" w:history="1">
+          <w:hyperlink w:anchor="_Toc238270336" w:history="1">
             <w:r>
               <w:rPr>
                 <w:rStyle w:val="Hyperlink"/>
@@ -771,7 +771,7 @@
               <w:rPr>
                 <w:noProof/>
               </w:rPr>
-              <w:instrText xml:space="preserve"> PAGEREF _Toc238269456 \h </w:instrText>
+              <w:instrText xml:space="preserve"> PAGEREF _Toc238270336 \h </w:instrText>
             </w:r>
             <w:r>
               <w:rPr>
@@ -813,7 +813,7 @@
               <w14:ligatures w14:val="standardContextual"/>
             </w:rPr>
           </w:pPr>
-          <w:hyperlink w:anchor="_Toc238269457" w:history="1">
+          <w:hyperlink w:anchor="_Toc238270337" w:history="1">
             <w:r>
               <w:rPr>
                 <w:rStyle w:val="Hyperlink"/>
@@ -839,7 +839,7 @@
               <w:rPr>
                 <w:noProof/>
               </w:rPr>
-              <w:instrText xml:space="preserve"> PAGEREF _Toc238269457 \h </w:instrText>
+              <w:instrText xml:space="preserve"> PAGEREF _Toc238270337 \h </w:instrText>
             </w:r>
             <w:r>
               <w:rPr>
@@ -881,7 +881,7 @@
               <w14:ligatures w14:val="standardContextual"/>
             </w:rPr>
           </w:pPr>
-          <w:hyperlink w:anchor="_Toc238269458" w:history="1">
+          <w:hyperlink w:anchor="_Toc238270338" w:history="1">
             <w:r>
               <w:rPr>
                 <w:rStyle w:val="Hyperlink"/>
@@ -907,7 +907,7 @@
               <w:rPr>
                 <w:noProof/>
               </w:rPr>
-              <w:instrText xml:space="preserve"> PAGEREF _Toc238269458 \h </w:instrText>
+              <w:instrText xml:space="preserve"> PAGEREF _Toc238270338 \h </w:instrText>
             </w:r>
             <w:r>
               <w:rPr>
@@ -949,7 +949,7 @@
               <w14:ligatures w14:val="standardContextual"/>
             </w:rPr>
           </w:pPr>
-          <w:hyperlink w:anchor="_Toc238269459" w:history="1">
+          <w:hyperlink w:anchor="_Toc238270339" w:history="1">
             <w:r>
               <w:rPr>
                 <w:rStyle w:val="Hyperlink"/>
@@ -975,7 +975,7 @@
               <w:rPr>
                 <w:noProof/>
               </w:rPr>
-              <w:instrText xml:space="preserve"> PAGEREF _Toc238269459 \h </w:instrText>
+              <w:instrText xml:space="preserve"> PAGEREF _Toc238270339 \h </w:instrText>
             </w:r>
             <w:r>
               <w:rPr>
@@ -1017,7 +1017,7 @@
               <w14:ligatures w14:val="standardContextual"/>
             </w:rPr>
           </w:pPr>
-          <w:hyperlink w:anchor="_Toc238269460" w:history="1">
+          <w:hyperlink w:anchor="_Toc238270340" w:history="1">
             <w:r>
               <w:rPr>
                 <w:rStyle w:val="Hyperlink"/>
@@ -1043,7 +1043,7 @@
               <w:rPr>
                 <w:noProof/>
               </w:rPr>
-              <w:instrText xml:space="preserve"> PAGEREF _Toc238269460 \h </w:instrText>
+              <w:instrText xml:space="preserve"> PAGEREF _Toc238270340 \h </w:instrText>
             </w:r>
             <w:r>
               <w:rPr>
@@ -1085,7 +1085,7 @@
               <w14:ligatures w14:val="standardContextual"/>
             </w:rPr>
           </w:pPr>
-          <w:hyperlink w:anchor="_Toc238269461" w:history="1">
+          <w:hyperlink w:anchor="_Toc238270341" w:history="1">
             <w:r>
               <w:rPr>
                 <w:rStyle w:val="Hyperlink"/>
@@ -1111,7 +1111,7 @@
               <w:rPr>
                 <w:noProof/>
               </w:rPr>
-              <w:instrText xml:space="preserve"> PAGEREF _Toc238269461 \h </w:instrText>
+              <w:instrText xml:space="preserve"> PAGEREF _Toc238270341 \h </w:instrText>
             </w:r>
             <w:r>
               <w:rPr>
@@ -1153,7 +1153,7 @@
               <w14:ligatures w14:val="standardContextual"/>
             </w:rPr>
           </w:pPr>
-          <w:hyperlink w:anchor="_Toc238269462" w:history="1">
+          <w:hyperlink w:anchor="_Toc238270342" w:history="1">
             <w:r>
               <w:rPr>
                 <w:rStyle w:val="Hyperlink"/>
@@ -1179,7 +1179,7 @@
               <w:rPr>
                 <w:noProof/>
               </w:rPr>
-              <w:instrText xml:space="preserve"> PAGEREF _Toc238269462 \h </w:instrText>
+              <w:instrText xml:space="preserve"> PAGEREF _Toc238270342 \h </w:instrText>
             </w:r>
             <w:r>
               <w:rPr>
@@ -1221,7 +1221,7 @@
               <w14:ligatures w14:val="standardContextual"/>
             </w:rPr>
           </w:pPr>
-          <w:hyperlink w:anchor="_Toc238269463" w:history="1">
+          <w:hyperlink w:anchor="_Toc238270343" w:history="1">
             <w:r>
               <w:rPr>
                 <w:rStyle w:val="Hyperlink"/>
@@ -1247,7 +1247,7 @@
               <w:rPr>
                 <w:noProof/>
               </w:rPr>
-              <w:instrText xml:space="preserve"> PAGEREF _Toc238269463 \h </w:instrText>
+              <w:instrText xml:space="preserve"> PAGEREF _Toc238270343 \h </w:instrText>
             </w:r>
             <w:r>
               <w:rPr>
@@ -1289,7 +1289,7 @@
               <w14:ligatures w14:val="standardContextual"/>
             </w:rPr>
           </w:pPr>
-          <w:hyperlink w:anchor="_Toc238269464" w:history="1">
+          <w:hyperlink w:anchor="_Toc238270344" w:history="1">
             <w:r>
               <w:rPr>
                 <w:rStyle w:val="Hyperlink"/>
@@ -1315,7 +1315,7 @@
               <w:rPr>
                 <w:noProof/>
               </w:rPr>
-              <w:instrText xml:space="preserve"> PAGEREF _Toc238269464 \h </w:instrText>
+              <w:instrText xml:space="preserve"> PAGEREF _Toc238270344 \h </w:instrText>
             </w:r>
             <w:r>
               <w:rPr>
@@ -1357,7 +1357,7 @@
               <w14:ligatures w14:val="standardContextual"/>
             </w:rPr>
           </w:pPr>
-          <w:hyperlink w:anchor="_Toc238269465" w:history="1">
+          <w:hyperlink w:anchor="_Toc238270345" w:history="1">
             <w:r>
               <w:rPr>
                 <w:rStyle w:val="Hyperlink"/>
@@ -1383,7 +1383,7 @@
               <w:rPr>
                 <w:noProof/>
               </w:rPr>
-              <w:instrText xml:space="preserve"> PAGEREF _Toc238269465 \h </w:instrText>
+              <w:instrText xml:space="preserve"> PAGEREF _Toc238270345 \h </w:instrText>
             </w:r>
             <w:r>
               <w:rPr>
@@ -1425,7 +1425,7 @@
               <w14:ligatures w14:val="standardContextual"/>
             </w:rPr>
           </w:pPr>
-          <w:hyperlink w:anchor="_Toc238269466" w:history="1">
+          <w:hyperlink w:anchor="_Toc238270346" w:history="1">
             <w:r>
               <w:rPr>
                 <w:rStyle w:val="Hyperlink"/>
@@ -1433,7 +1433,7 @@
                 <w:bCs/>
                 <w:noProof/>
               </w:rPr>
-              <w:t>8.1 Automated suite (34 tests, all passing)</w:t>
+              <w:t>8.1 Automated suite (40 tests, all passing)</w:t>
             </w:r>
             <w:r>
               <w:rPr>
@@ -1451,7 +1451,7 @@
               <w:rPr>
                 <w:noProof/>
               </w:rPr>
-              <w:instrText xml:space="preserve"> PAGEREF _Toc238269466 \h </w:instrText>
+              <w:instrText xml:space="preserve"> PAGEREF _Toc238270346 \h </w:instrText>
             </w:r>
             <w:r>
               <w:rPr>
@@ -1493,7 +1493,7 @@
               <w14:ligatures w14:val="standardContextual"/>
             </w:rPr>
           </w:pPr>
-          <w:hyperlink w:anchor="_Toc238269467" w:history="1">
+          <w:hyperlink w:anchor="_Toc238270347" w:history="1">
             <w:r>
               <w:rPr>
                 <w:rStyle w:val="Hyperlink"/>
@@ -1519,7 +1519,7 @@
               <w:rPr>
                 <w:noProof/>
               </w:rPr>
-              <w:instrText xml:space="preserve"> PAGEREF _Toc238269467 \h </w:instrText>
+              <w:instrText xml:space="preserve"> PAGEREF _Toc238270347 \h </w:instrText>
             </w:r>
             <w:r>
               <w:rPr>
@@ -1561,7 +1561,7 @@
               <w14:ligatures w14:val="standardContextual"/>
             </w:rPr>
           </w:pPr>
-          <w:hyperlink w:anchor="_Toc238269468" w:history="1">
+          <w:hyperlink w:anchor="_Toc238270348" w:history="1">
             <w:r>
               <w:rPr>
                 <w:rStyle w:val="Hyperlink"/>
@@ -1587,7 +1587,7 @@
               <w:rPr>
                 <w:noProof/>
               </w:rPr>
-              <w:instrText xml:space="preserve"> PAGEREF _Toc238269468 \h </w:instrText>
+              <w:instrText xml:space="preserve"> PAGEREF _Toc238270348 \h </w:instrText>
             </w:r>
             <w:r>
               <w:rPr>
@@ -1629,7 +1629,7 @@
               <w14:ligatures w14:val="standardContextual"/>
             </w:rPr>
           </w:pPr>
-          <w:hyperlink w:anchor="_Toc238269469" w:history="1">
+          <w:hyperlink w:anchor="_Toc238270349" w:history="1">
             <w:r>
               <w:rPr>
                 <w:rStyle w:val="Hyperlink"/>
@@ -1655,7 +1655,7 @@
               <w:rPr>
                 <w:noProof/>
               </w:rPr>
-              <w:instrText xml:space="preserve"> PAGEREF _Toc238269469 \h </w:instrText>
+              <w:instrText xml:space="preserve"> PAGEREF _Toc238270349 \h </w:instrText>
             </w:r>
             <w:r>
               <w:rPr>
@@ -1697,7 +1697,7 @@
               <w14:ligatures w14:val="standardContextual"/>
             </w:rPr>
           </w:pPr>
-          <w:hyperlink w:anchor="_Toc238269470" w:history="1">
+          <w:hyperlink w:anchor="_Toc238270350" w:history="1">
             <w:r>
               <w:rPr>
                 <w:rStyle w:val="Hyperlink"/>
@@ -1723,7 +1723,7 @@
               <w:rPr>
                 <w:noProof/>
               </w:rPr>
-              <w:instrText xml:space="preserve"> PAGEREF _Toc238269470 \h </w:instrText>
+              <w:instrText xml:space="preserve"> PAGEREF _Toc238270350 \h </w:instrText>
             </w:r>
             <w:r>
               <w:rPr>
@@ -1740,7 +1740,7 @@
               <w:rPr>
                 <w:noProof/>
               </w:rPr>
-              <w:t>15</w:t>
+              <w:t>16</w:t>
             </w:r>
             <w:r>
               <w:rPr>
@@ -1765,7 +1765,7 @@
               <w14:ligatures w14:val="standardContextual"/>
             </w:rPr>
           </w:pPr>
-          <w:hyperlink w:anchor="_Toc238269471" w:history="1">
+          <w:hyperlink w:anchor="_Toc238270351" w:history="1">
             <w:r>
               <w:rPr>
                 <w:rStyle w:val="Hyperlink"/>
@@ -1791,7 +1791,7 @@
               <w:rPr>
                 <w:noProof/>
               </w:rPr>
-              <w:instrText xml:space="preserve"> PAGEREF _Toc238269471 \h </w:instrText>
+              <w:instrText xml:space="preserve"> PAGEREF _Toc238270351 \h </w:instrText>
             </w:r>
             <w:r>
               <w:rPr>
@@ -1808,7 +1808,7 @@
               <w:rPr>
                 <w:noProof/>
               </w:rPr>
-              <w:t>15</w:t>
+              <w:t>16</w:t>
             </w:r>
             <w:r>
               <w:rPr>
@@ -1833,7 +1833,7 @@
               <w14:ligatures w14:val="standardContextual"/>
             </w:rPr>
           </w:pPr>
-          <w:hyperlink w:anchor="_Toc238269472" w:history="1">
+          <w:hyperlink w:anchor="_Toc238270352" w:history="1">
             <w:r>
               <w:rPr>
                 <w:rStyle w:val="Hyperlink"/>
@@ -1859,7 +1859,7 @@
               <w:rPr>
                 <w:noProof/>
               </w:rPr>
-              <w:instrText xml:space="preserve"> PAGEREF _Toc238269472 \h </w:instrText>
+              <w:instrText xml:space="preserve"> PAGEREF _Toc238270352 \h </w:instrText>
             </w:r>
             <w:r>
               <w:rPr>
@@ -1876,7 +1876,7 @@
               <w:rPr>
                 <w:noProof/>
               </w:rPr>
-              <w:t>15</w:t>
+              <w:t>16</w:t>
             </w:r>
             <w:r>
               <w:rPr>
@@ -1901,7 +1901,7 @@
               <w14:ligatures w14:val="standardContextual"/>
             </w:rPr>
           </w:pPr>
-          <w:hyperlink w:anchor="_Toc238269473" w:history="1">
+          <w:hyperlink w:anchor="_Toc238270353" w:history="1">
             <w:r>
               <w:rPr>
                 <w:rStyle w:val="Hyperlink"/>
@@ -1927,7 +1927,7 @@
               <w:rPr>
                 <w:noProof/>
               </w:rPr>
-              <w:instrText xml:space="preserve"> PAGEREF _Toc238269473 \h </w:instrText>
+              <w:instrText xml:space="preserve"> PAGEREF _Toc238270353 \h </w:instrText>
             </w:r>
             <w:r>
               <w:rPr>
@@ -1944,7 +1944,7 @@
               <w:rPr>
                 <w:noProof/>
               </w:rPr>
-              <w:t>16</w:t>
+              <w:t>17</w:t>
             </w:r>
             <w:r>
               <w:rPr>
@@ -1969,7 +1969,7 @@
               <w14:ligatures w14:val="standardContextual"/>
             </w:rPr>
           </w:pPr>
-          <w:hyperlink w:anchor="_Toc238269474" w:history="1">
+          <w:hyperlink w:anchor="_Toc238270354" w:history="1">
             <w:r>
               <w:rPr>
                 <w:rStyle w:val="Hyperlink"/>
@@ -1995,7 +1995,7 @@
               <w:rPr>
                 <w:noProof/>
               </w:rPr>
-              <w:instrText xml:space="preserve"> PAGEREF _Toc238269474 \h </w:instrText>
+              <w:instrText xml:space="preserve"> PAGEREF _Toc238270354 \h </w:instrText>
             </w:r>
             <w:r>
               <w:rPr>
@@ -2012,7 +2012,7 @@
               <w:rPr>
                 <w:noProof/>
               </w:rPr>
-              <w:t>16</w:t>
+              <w:t>17</w:t>
             </w:r>
             <w:r>
               <w:rPr>
@@ -2037,7 +2037,7 @@
               <w14:ligatures w14:val="standardContextual"/>
             </w:rPr>
           </w:pPr>
-          <w:hyperlink w:anchor="_Toc238269475" w:history="1">
+          <w:hyperlink w:anchor="_Toc238270355" w:history="1">
             <w:r>
               <w:rPr>
                 <w:rStyle w:val="Hyperlink"/>
@@ -2063,7 +2063,7 @@
               <w:rPr>
                 <w:noProof/>
               </w:rPr>
-              <w:instrText xml:space="preserve"> PAGEREF _Toc238269475 \h </w:instrText>
+              <w:instrText xml:space="preserve"> PAGEREF _Toc238270355 \h </w:instrText>
             </w:r>
             <w:r>
               <w:rPr>
@@ -2080,7 +2080,7 @@
               <w:rPr>
                 <w:noProof/>
               </w:rPr>
-              <w:t>16</w:t>
+              <w:t>17</w:t>
             </w:r>
             <w:r>
               <w:rPr>
@@ -2105,7 +2105,7 @@
               <w14:ligatures w14:val="standardContextual"/>
             </w:rPr>
           </w:pPr>
-          <w:hyperlink w:anchor="_Toc238269476" w:history="1">
+          <w:hyperlink w:anchor="_Toc238270356" w:history="1">
             <w:r>
               <w:rPr>
                 <w:rStyle w:val="Hyperlink"/>
@@ -2131,7 +2131,7 @@
               <w:rPr>
                 <w:noProof/>
               </w:rPr>
-              <w:instrText xml:space="preserve"> PAGEREF _Toc238269476 \h </w:instrText>
+              <w:instrText xml:space="preserve"> PAGEREF _Toc238270356 \h </w:instrText>
             </w:r>
             <w:r>
               <w:rPr>
@@ -2148,7 +2148,7 @@
               <w:rPr>
                 <w:noProof/>
               </w:rPr>
-              <w:t>16</w:t>
+              <w:t>17</w:t>
             </w:r>
             <w:r>
               <w:rPr>
@@ -2173,7 +2173,7 @@
               <w14:ligatures w14:val="standardContextual"/>
             </w:rPr>
           </w:pPr>
-          <w:hyperlink w:anchor="_Toc238269477" w:history="1">
+          <w:hyperlink w:anchor="_Toc238270357" w:history="1">
             <w:r>
               <w:rPr>
                 <w:rStyle w:val="Hyperlink"/>
@@ -2199,7 +2199,7 @@
               <w:rPr>
                 <w:noProof/>
               </w:rPr>
-              <w:instrText xml:space="preserve"> PAGEREF _Toc238269477 \h </w:instrText>
+              <w:instrText xml:space="preserve"> PAGEREF _Toc238270357 \h </w:instrText>
             </w:r>
             <w:r>
               <w:rPr>
@@ -2216,7 +2216,7 @@
               <w:rPr>
                 <w:noProof/>
               </w:rPr>
-              <w:t>16</w:t>
+              <w:t>17</w:t>
             </w:r>
             <w:r>
               <w:rPr>
@@ -2241,7 +2241,7 @@
               <w14:ligatures w14:val="standardContextual"/>
             </w:rPr>
           </w:pPr>
-          <w:hyperlink w:anchor="_Toc238269478" w:history="1">
+          <w:hyperlink w:anchor="_Toc238270358" w:history="1">
             <w:r>
               <w:rPr>
                 <w:rStyle w:val="Hyperlink"/>
@@ -2267,7 +2267,7 @@
               <w:rPr>
                 <w:noProof/>
               </w:rPr>
-              <w:instrText xml:space="preserve"> PAGEREF _Toc238269478 \h </w:instrText>
+              <w:instrText xml:space="preserve"> PAGEREF _Toc238270358 \h </w:instrText>
             </w:r>
             <w:r>
               <w:rPr>
@@ -2284,7 +2284,7 @@
               <w:rPr>
                 <w:noProof/>
               </w:rPr>
-              <w:t>18</w:t>
+              <w:t>19</w:t>
             </w:r>
             <w:r>
               <w:rPr>
@@ -2309,7 +2309,7 @@
               <w14:ligatures w14:val="standardContextual"/>
             </w:rPr>
           </w:pPr>
-          <w:hyperlink w:anchor="_Toc238269479" w:history="1">
+          <w:hyperlink w:anchor="_Toc238270359" w:history="1">
             <w:r>
               <w:rPr>
                 <w:rStyle w:val="Hyperlink"/>
@@ -2335,7 +2335,7 @@
               <w:rPr>
                 <w:noProof/>
               </w:rPr>
-              <w:instrText xml:space="preserve"> PAGEREF _Toc238269479 \h </w:instrText>
+              <w:instrText xml:space="preserve"> PAGEREF _Toc238270359 \h </w:instrText>
             </w:r>
             <w:r>
               <w:rPr>
@@ -2352,7 +2352,7 @@
               <w:rPr>
                 <w:noProof/>
               </w:rPr>
-              <w:t>18</w:t>
+              <w:t>19</w:t>
             </w:r>
             <w:r>
               <w:rPr>
@@ -2377,7 +2377,7 @@
               <w14:ligatures w14:val="standardContextual"/>
             </w:rPr>
           </w:pPr>
-          <w:hyperlink w:anchor="_Toc238269480" w:history="1">
+          <w:hyperlink w:anchor="_Toc238270360" w:history="1">
             <w:r>
               <w:rPr>
                 <w:rStyle w:val="Hyperlink"/>
@@ -2403,7 +2403,7 @@
               <w:rPr>
                 <w:noProof/>
               </w:rPr>
-              <w:instrText xml:space="preserve"> PAGEREF _Toc238269480 \h </w:instrText>
+              <w:instrText xml:space="preserve"> PAGEREF _Toc238270360 \h </w:instrText>
             </w:r>
             <w:r>
               <w:rPr>
@@ -2420,7 +2420,7 @@
               <w:rPr>
                 <w:noProof/>
               </w:rPr>
-              <w:t>18</w:t>
+              <w:t>19</w:t>
             </w:r>
             <w:r>
               <w:rPr>
@@ -2469,7 +2469,7 @@
         <w:pStyle w:val="Heading1"/>
         <w:spacing w:before="360" w:after="160"/>
       </w:pPr>
-      <w:bookmarkStart w:id="0" w:name="_Toc238269447"/>
+      <w:bookmarkStart w:id="0" w:name="_Toc238270327"/>
       <w:r>
         <w:rPr>
           <w:b/>
@@ -2503,7 +2503,7 @@
           <w:left w:w="10" w:type="dxa"/>
           <w:right w:w="10" w:type="dxa"/>
         </w:tblCellMar>
-        <w:tblLook w:val="0000" w:firstRow="0" w:lastRow="0" w:firstColumn="0" w:lastColumn="0" w:noHBand="0" w:noVBand="0"/>
+        <w:tblLook w:val="04A0" w:firstRow="1" w:lastRow="0" w:firstColumn="1" w:lastColumn="0" w:noHBand="0" w:noVBand="1"/>
       </w:tblPr>
       <w:tblGrid>
         <w:gridCol w:w="9000"/>
@@ -2640,7 +2640,7 @@
         <w:t xml:space="preserve">Quality: </w:t>
       </w:r>
       <w:r>
-        <w:t>34 automated tests passing; end-to-end verified from the built wheel in a clean virtual environment; one real Windows bug (UTF-8 BOM) found and fixed during that pass.</w:t>
+        <w:t>40 automated tests passing; end-to-end verified from the built wheel in a clean virtual environment; one real Windows bug (UTF-8 BOM) found and fixed during that pass.</w:t>
       </w:r>
     </w:p>
     <w:p>
@@ -2668,7 +2668,7 @@
         <w:pStyle w:val="Heading1"/>
         <w:spacing w:before="360" w:after="160"/>
       </w:pPr>
-      <w:bookmarkStart w:id="1" w:name="_Toc238269448"/>
+      <w:bookmarkStart w:id="1" w:name="_Toc238270328"/>
       <w:r>
         <w:rPr>
           <w:b/>
@@ -2910,7 +2910,7 @@
           <w:left w:w="10" w:type="dxa"/>
           <w:right w:w="10" w:type="dxa"/>
         </w:tblCellMar>
-        <w:tblLook w:val="0000" w:firstRow="0" w:lastRow="0" w:firstColumn="0" w:lastColumn="0" w:noHBand="0" w:noVBand="0"/>
+        <w:tblLook w:val="04A0" w:firstRow="1" w:lastRow="0" w:firstColumn="1" w:lastColumn="0" w:noHBand="0" w:noVBand="1"/>
       </w:tblPr>
       <w:tblGrid>
         <w:gridCol w:w="9000"/>
@@ -2983,7 +2983,7 @@
         <w:pStyle w:val="Heading1"/>
         <w:spacing w:before="360" w:after="160"/>
       </w:pPr>
-      <w:bookmarkStart w:id="2" w:name="_Toc238269449"/>
+      <w:bookmarkStart w:id="2" w:name="_Toc238270329"/>
       <w:r>
         <w:rPr>
           <w:b/>
@@ -3017,7 +3017,7 @@
           <w:left w:w="10" w:type="dxa"/>
           <w:right w:w="10" w:type="dxa"/>
         </w:tblCellMar>
-        <w:tblLook w:val="0000" w:firstRow="0" w:lastRow="0" w:firstColumn="0" w:lastColumn="0" w:noHBand="0" w:noVBand="0"/>
+        <w:tblLook w:val="04A0" w:firstRow="1" w:lastRow="0" w:firstColumn="1" w:lastColumn="0" w:noHBand="0" w:noVBand="1"/>
       </w:tblPr>
       <w:tblGrid>
         <w:gridCol w:w="1500"/>
@@ -4215,6 +4215,83 @@
           </w:p>
         </w:tc>
       </w:tr>
+      <w:tr>
+        <w:tblPrEx>
+          <w:tblCellMar>
+            <w:top w:w="0" w:type="dxa"/>
+            <w:bottom w:w="0" w:type="dxa"/>
+          </w:tblCellMar>
+        </w:tblPrEx>
+        <w:tc>
+          <w:tcPr>
+            <w:tcW w:w="1500" w:type="dxa"/>
+            <w:tcMar>
+              <w:top w:w="80" w:type="dxa"/>
+              <w:left w:w="120" w:type="dxa"/>
+              <w:bottom w:w="80" w:type="dxa"/>
+              <w:right w:w="120" w:type="dxa"/>
+            </w:tcMar>
+          </w:tcPr>
+          <w:p>
+            <w:pPr>
+              <w:spacing w:after="40" w:line="252" w:lineRule="auto"/>
+            </w:pPr>
+            <w:r>
+              <w:rPr>
+                <w:sz w:val="20"/>
+                <w:szCs w:val="20"/>
+              </w:rPr>
+              <w:t>15. Scenario sweep</w:t>
+            </w:r>
+          </w:p>
+        </w:tc>
+        <w:tc>
+          <w:tcPr>
+            <w:tcW w:w="4000" w:type="dxa"/>
+            <w:tcMar>
+              <w:top w:w="80" w:type="dxa"/>
+              <w:left w:w="120" w:type="dxa"/>
+              <w:bottom w:w="80" w:type="dxa"/>
+              <w:right w:w="120" w:type="dxa"/>
+            </w:tcMar>
+          </w:tcPr>
+          <w:p>
+            <w:pPr>
+              <w:spacing w:after="40" w:line="252" w:lineRule="auto"/>
+            </w:pPr>
+            <w:r>
+              <w:rPr>
+                <w:sz w:val="20"/>
+                <w:szCs w:val="20"/>
+              </w:rPr>
+              <w:t>Ran impact for ten different targets (four columns, two models, a source, two functions, a file) and a real Python-function edit through impactgraph diff.</w:t>
+            </w:r>
+          </w:p>
+        </w:tc>
+        <w:tc>
+          <w:tcPr>
+            <w:tcW w:w="3500" w:type="dxa"/>
+            <w:tcMar>
+              <w:top w:w="80" w:type="dxa"/>
+              <w:left w:w="120" w:type="dxa"/>
+              <w:bottom w:w="80" w:type="dxa"/>
+              <w:right w:w="120" w:type="dxa"/>
+            </w:tcMar>
+          </w:tcPr>
+          <w:p>
+            <w:pPr>
+              <w:spacing w:after="40" w:line="252" w:lineRule="auto"/>
+            </w:pPr>
+            <w:r>
+              <w:rPr>
+                <w:sz w:val="20"/>
+                <w:szCs w:val="20"/>
+              </w:rPr>
+              <w:t>Proved the engine is generic, not tied to the customer_id example; found that column changes reported nothing (fixed: column-level propagation + rename heuristic) and that legacy Windows consoles crashed on glyphs (fixed: ASCII fallback). Test count → 40.</w:t>
+            </w:r>
+          </w:p>
+        </w:tc>
+      </w:tr>
     </w:tbl>
     <w:p>
       <w:pPr>
@@ -4226,7 +4303,7 @@
         <w:pStyle w:val="Heading1"/>
         <w:spacing w:before="360" w:after="160"/>
       </w:pPr>
-      <w:bookmarkStart w:id="3" w:name="_Toc238269450"/>
+      <w:bookmarkStart w:id="3" w:name="_Toc238270330"/>
       <w:r>
         <w:rPr>
           <w:b/>
@@ -4242,7 +4319,7 @@
         <w:pStyle w:val="Heading2"/>
         <w:spacing w:before="280" w:after="120"/>
       </w:pPr>
-      <w:bookmarkStart w:id="4" w:name="_Toc238269451"/>
+      <w:bookmarkStart w:id="4" w:name="_Toc238270331"/>
       <w:r>
         <w:rPr>
           <w:b/>
@@ -4268,7 +4345,7 @@
           <w:left w:w="10" w:type="dxa"/>
           <w:right w:w="10" w:type="dxa"/>
         </w:tblCellMar>
-        <w:tblLook w:val="0000" w:firstRow="0" w:lastRow="0" w:firstColumn="0" w:lastColumn="0" w:noHBand="0" w:noVBand="0"/>
+        <w:tblLook w:val="04A0" w:firstRow="1" w:lastRow="0" w:firstColumn="1" w:lastColumn="0" w:noHBand="0" w:noVBand="1"/>
       </w:tblPr>
       <w:tblGrid>
         <w:gridCol w:w="2600"/>
@@ -4680,7 +4757,7 @@
         <w:pStyle w:val="Heading2"/>
         <w:spacing w:before="280" w:after="120"/>
       </w:pPr>
-      <w:bookmarkStart w:id="5" w:name="_Toc238269452"/>
+      <w:bookmarkStart w:id="5" w:name="_Toc238270332"/>
       <w:r>
         <w:rPr>
           <w:b/>
@@ -4706,7 +4783,7 @@
           <w:left w:w="10" w:type="dxa"/>
           <w:right w:w="10" w:type="dxa"/>
         </w:tblCellMar>
-        <w:tblLook w:val="0000" w:firstRow="0" w:lastRow="0" w:firstColumn="0" w:lastColumn="0" w:noHBand="0" w:noVBand="0"/>
+        <w:tblLook w:val="04A0" w:firstRow="1" w:lastRow="0" w:firstColumn="1" w:lastColumn="0" w:noHBand="0" w:noVBand="1"/>
       </w:tblPr>
       <w:tblGrid>
         <w:gridCol w:w="2200"/>
@@ -5601,7 +5678,7 @@
         <w:pStyle w:val="Heading1"/>
         <w:spacing w:before="360" w:after="160"/>
       </w:pPr>
-      <w:bookmarkStart w:id="6" w:name="_Toc238269453"/>
+      <w:bookmarkStart w:id="6" w:name="_Toc238270333"/>
       <w:r>
         <w:rPr>
           <w:b/>
@@ -5617,7 +5694,7 @@
         <w:pStyle w:val="Heading2"/>
         <w:spacing w:before="280" w:after="120"/>
       </w:pPr>
-      <w:bookmarkStart w:id="7" w:name="_Toc238269454"/>
+      <w:bookmarkStart w:id="7" w:name="_Toc238270334"/>
       <w:r>
         <w:rPr>
           <w:b/>
@@ -5778,7 +5855,7 @@
         <w:pStyle w:val="Heading2"/>
         <w:spacing w:before="280" w:after="120"/>
       </w:pPr>
-      <w:bookmarkStart w:id="8" w:name="_Toc238269455"/>
+      <w:bookmarkStart w:id="8" w:name="_Toc238270335"/>
       <w:r>
         <w:rPr>
           <w:b/>
@@ -5804,7 +5881,7 @@
           <w:left w:w="10" w:type="dxa"/>
           <w:right w:w="10" w:type="dxa"/>
         </w:tblCellMar>
-        <w:tblLook w:val="0000" w:firstRow="0" w:lastRow="0" w:firstColumn="0" w:lastColumn="0" w:noHBand="0" w:noVBand="0"/>
+        <w:tblLook w:val="04A0" w:firstRow="1" w:lastRow="0" w:firstColumn="1" w:lastColumn="0" w:noHBand="0" w:noVBand="1"/>
       </w:tblPr>
       <w:tblGrid>
         <w:gridCol w:w="3539"/>
@@ -6709,7 +6786,7 @@
                 <w:sz w:val="20"/>
                 <w:szCs w:val="20"/>
               </w:rPr>
-              <w:t>34 pytest tests across 8 modules.</w:t>
+              <w:t>40 pytest tests across 10 modules.</w:t>
             </w:r>
           </w:p>
         </w:tc>
@@ -6837,7 +6914,7 @@
         <w:pStyle w:val="Heading2"/>
         <w:spacing w:before="280" w:after="120"/>
       </w:pPr>
-      <w:bookmarkStart w:id="9" w:name="_Toc238269456"/>
+      <w:bookmarkStart w:id="9" w:name="_Toc238270336"/>
       <w:r>
         <w:rPr>
           <w:b/>
@@ -6879,7 +6956,7 @@
           <w:left w:w="10" w:type="dxa"/>
           <w:right w:w="10" w:type="dxa"/>
         </w:tblCellMar>
-        <w:tblLook w:val="0000" w:firstRow="0" w:lastRow="0" w:firstColumn="0" w:lastColumn="0" w:noHBand="0" w:noVBand="0"/>
+        <w:tblLook w:val="04A0" w:firstRow="1" w:lastRow="0" w:firstColumn="1" w:lastColumn="0" w:noHBand="0" w:noVBand="1"/>
       </w:tblPr>
       <w:tblGrid>
         <w:gridCol w:w="1500"/>
@@ -7635,7 +7712,7 @@
         <w:pStyle w:val="Heading2"/>
         <w:spacing w:before="280" w:after="120"/>
       </w:pPr>
-      <w:bookmarkStart w:id="10" w:name="_Toc238269457"/>
+      <w:bookmarkStart w:id="10" w:name="_Toc238270337"/>
       <w:r>
         <w:rPr>
           <w:b/>
@@ -7720,7 +7797,7 @@
         <w:pStyle w:val="Heading2"/>
         <w:spacing w:before="280" w:after="120"/>
       </w:pPr>
-      <w:bookmarkStart w:id="11" w:name="_Toc238269458"/>
+      <w:bookmarkStart w:id="11" w:name="_Toc238270338"/>
       <w:r>
         <w:rPr>
           <w:b/>
@@ -7752,7 +7829,7 @@
         <w:pStyle w:val="Heading2"/>
         <w:spacing w:before="280" w:after="120"/>
       </w:pPr>
-      <w:bookmarkStart w:id="12" w:name="_Toc238269459"/>
+      <w:bookmarkStart w:id="12" w:name="_Toc238270339"/>
       <w:r>
         <w:rPr>
           <w:b/>
@@ -7784,7 +7861,7 @@
         <w:pStyle w:val="Heading1"/>
         <w:spacing w:before="360" w:after="160"/>
       </w:pPr>
-      <w:bookmarkStart w:id="13" w:name="_Toc238269460"/>
+      <w:bookmarkStart w:id="13" w:name="_Toc238270340"/>
       <w:r>
         <w:rPr>
           <w:b/>
@@ -8156,7 +8233,7 @@
         <w:pStyle w:val="Heading1"/>
         <w:spacing w:before="360" w:after="160"/>
       </w:pPr>
-      <w:bookmarkStart w:id="14" w:name="_Toc238269461"/>
+      <w:bookmarkStart w:id="14" w:name="_Toc238270341"/>
       <w:r>
         <w:rPr>
           <w:b/>
@@ -8172,7 +8249,7 @@
         <w:pStyle w:val="Heading2"/>
         <w:spacing w:before="280" w:after="120"/>
       </w:pPr>
-      <w:bookmarkStart w:id="15" w:name="_Toc238269462"/>
+      <w:bookmarkStart w:id="15" w:name="_Toc238270342"/>
       <w:r>
         <w:rPr>
           <w:b/>
@@ -8277,7 +8354,7 @@
         <w:pStyle w:val="Heading2"/>
         <w:spacing w:before="280" w:after="120"/>
       </w:pPr>
-      <w:bookmarkStart w:id="16" w:name="_Toc238269463"/>
+      <w:bookmarkStart w:id="16" w:name="_Toc238270343"/>
       <w:r>
         <w:rPr>
           <w:b/>
@@ -8303,7 +8380,7 @@
           <w:left w:w="10" w:type="dxa"/>
           <w:right w:w="10" w:type="dxa"/>
         </w:tblCellMar>
-        <w:tblLook w:val="0000" w:firstRow="0" w:lastRow="0" w:firstColumn="0" w:lastColumn="0" w:noHBand="0" w:noVBand="0"/>
+        <w:tblLook w:val="04A0" w:firstRow="1" w:lastRow="0" w:firstColumn="1" w:lastColumn="0" w:noHBand="0" w:noVBand="1"/>
       </w:tblPr>
       <w:tblGrid>
         <w:gridCol w:w="4300"/>
@@ -8664,7 +8741,7 @@
         <w:pStyle w:val="Heading2"/>
         <w:spacing w:before="280" w:after="120"/>
       </w:pPr>
-      <w:bookmarkStart w:id="17" w:name="_Toc238269464"/>
+      <w:bookmarkStart w:id="17" w:name="_Toc238270344"/>
       <w:r>
         <w:rPr>
           <w:b/>
@@ -8872,7 +8949,7 @@
         <w:pStyle w:val="Heading1"/>
         <w:spacing w:before="360" w:after="160"/>
       </w:pPr>
-      <w:bookmarkStart w:id="18" w:name="_Toc238269465"/>
+      <w:bookmarkStart w:id="18" w:name="_Toc238270345"/>
       <w:r>
         <w:rPr>
           <w:b/>
@@ -8896,14 +8973,14 @@
         <w:pStyle w:val="Heading2"/>
         <w:spacing w:before="280" w:after="120"/>
       </w:pPr>
-      <w:bookmarkStart w:id="19" w:name="_Toc238269466"/>
+      <w:bookmarkStart w:id="19" w:name="_Toc238270346"/>
       <w:r>
         <w:rPr>
           <w:b/>
           <w:bCs/>
           <w:color w:val="1F4E79"/>
         </w:rPr>
-        <w:t>8.1 Automated suite (34 tests, all passing)</w:t>
+        <w:t>8.1 Automated suite (40 tests, all passing)</w:t>
       </w:r>
       <w:bookmarkEnd w:id="19"/>
     </w:p>
@@ -8922,7 +8999,7 @@
           <w:left w:w="10" w:type="dxa"/>
           <w:right w:w="10" w:type="dxa"/>
         </w:tblCellMar>
-        <w:tblLook w:val="0000" w:firstRow="0" w:lastRow="0" w:firstColumn="0" w:lastColumn="0" w:noHBand="0" w:noVBand="0"/>
+        <w:tblLook w:val="04A0" w:firstRow="1" w:lastRow="0" w:firstColumn="1" w:lastColumn="0" w:noHBand="0" w:noVBand="1"/>
       </w:tblPr>
       <w:tblGrid>
         <w:gridCol w:w="2880"/>
@@ -9657,6 +9734,165 @@
           </w:p>
         </w:tc>
       </w:tr>
+      <w:tr>
+        <w:tblPrEx>
+          <w:tblCellMar>
+            <w:top w:w="0" w:type="dxa"/>
+            <w:bottom w:w="0" w:type="dxa"/>
+          </w:tblCellMar>
+        </w:tblPrEx>
+        <w:tc>
+          <w:tcPr>
+            <w:tcW w:w="2300" w:type="dxa"/>
+            <w:tcMar>
+              <w:top w:w="80" w:type="dxa"/>
+              <w:left w:w="120" w:type="dxa"/>
+              <w:bottom w:w="80" w:type="dxa"/>
+              <w:right w:w="120" w:type="dxa"/>
+            </w:tcMar>
+          </w:tcPr>
+          <w:p>
+            <w:pPr>
+              <w:spacing w:after="40" w:line="252" w:lineRule="auto"/>
+            </w:pPr>
+            <w:r>
+              <w:rPr>
+                <w:rFonts w:ascii="Consolas" w:eastAsia="Consolas" w:hAnsi="Consolas" w:cs="Consolas"/>
+                <w:sz w:val="20"/>
+                <w:szCs w:val="20"/>
+              </w:rPr>
+              <w:t>test_column_impact.py</w:t>
+            </w:r>
+          </w:p>
+        </w:tc>
+        <w:tc>
+          <w:tcPr>
+            <w:tcW w:w="800" w:type="dxa"/>
+            <w:tcMar>
+              <w:top w:w="80" w:type="dxa"/>
+              <w:left w:w="120" w:type="dxa"/>
+              <w:bottom w:w="80" w:type="dxa"/>
+              <w:right w:w="120" w:type="dxa"/>
+            </w:tcMar>
+          </w:tcPr>
+          <w:p>
+            <w:pPr>
+              <w:spacing w:after="40" w:line="252" w:lineRule="auto"/>
+            </w:pPr>
+            <w:r>
+              <w:rPr>
+                <w:sz w:val="20"/>
+                <w:szCs w:val="20"/>
+              </w:rPr>
+              <w:t>4</w:t>
+            </w:r>
+          </w:p>
+        </w:tc>
+        <w:tc>
+          <w:tcPr>
+            <w:tcW w:w="5900" w:type="dxa"/>
+            <w:tcMar>
+              <w:top w:w="80" w:type="dxa"/>
+              <w:left w:w="120" w:type="dxa"/>
+              <w:bottom w:w="80" w:type="dxa"/>
+              <w:right w:w="120" w:type="dxa"/>
+            </w:tcMar>
+          </w:tcPr>
+          <w:p>
+            <w:pPr>
+              <w:spacing w:after="40" w:line="252" w:lineRule="auto"/>
+            </w:pPr>
+            <w:r>
+              <w:rPr>
+                <w:sz w:val="20"/>
+                <w:szCs w:val="20"/>
+              </w:rPr>
+              <w:t>a column change reaches downstream models and exposures; same-named downstream columns flagged, unrelated siblings not; tree roots at the column; model change still flags its own columns.</w:t>
+            </w:r>
+          </w:p>
+        </w:tc>
+      </w:tr>
+      <w:tr>
+        <w:tblPrEx>
+          <w:tblCellMar>
+            <w:top w:w="0" w:type="dxa"/>
+            <w:bottom w:w="0" w:type="dxa"/>
+          </w:tblCellMar>
+        </w:tblPrEx>
+        <w:tc>
+          <w:tcPr>
+            <w:tcW w:w="2300" w:type="dxa"/>
+            <w:shd w:val="clear" w:color="auto" w:fill="FAFAFA"/>
+            <w:tcMar>
+              <w:top w:w="80" w:type="dxa"/>
+              <w:left w:w="120" w:type="dxa"/>
+              <w:bottom w:w="80" w:type="dxa"/>
+              <w:right w:w="120" w:type="dxa"/>
+            </w:tcMar>
+          </w:tcPr>
+          <w:p>
+            <w:pPr>
+              <w:spacing w:after="40" w:line="252" w:lineRule="auto"/>
+            </w:pPr>
+            <w:r>
+              <w:rPr>
+                <w:rFonts w:ascii="Consolas" w:eastAsia="Consolas" w:hAnsi="Consolas" w:cs="Consolas"/>
+                <w:sz w:val="20"/>
+                <w:szCs w:val="20"/>
+              </w:rPr>
+              <w:t>test_report.py</w:t>
+            </w:r>
+          </w:p>
+        </w:tc>
+        <w:tc>
+          <w:tcPr>
+            <w:tcW w:w="800" w:type="dxa"/>
+            <w:shd w:val="clear" w:color="auto" w:fill="FAFAFA"/>
+            <w:tcMar>
+              <w:top w:w="80" w:type="dxa"/>
+              <w:left w:w="120" w:type="dxa"/>
+              <w:bottom w:w="80" w:type="dxa"/>
+              <w:right w:w="120" w:type="dxa"/>
+            </w:tcMar>
+          </w:tcPr>
+          <w:p>
+            <w:pPr>
+              <w:spacing w:after="40" w:line="252" w:lineRule="auto"/>
+            </w:pPr>
+            <w:r>
+              <w:rPr>
+                <w:sz w:val="20"/>
+                <w:szCs w:val="20"/>
+              </w:rPr>
+              <w:t>2</w:t>
+            </w:r>
+          </w:p>
+        </w:tc>
+        <w:tc>
+          <w:tcPr>
+            <w:tcW w:w="5900" w:type="dxa"/>
+            <w:shd w:val="clear" w:color="auto" w:fill="FAFAFA"/>
+            <w:tcMar>
+              <w:top w:w="80" w:type="dxa"/>
+              <w:left w:w="120" w:type="dxa"/>
+              <w:bottom w:w="80" w:type="dxa"/>
+              <w:right w:w="120" w:type="dxa"/>
+            </w:tcMar>
+          </w:tcPr>
+          <w:p>
+            <w:pPr>
+              <w:spacing w:after="40" w:line="252" w:lineRule="auto"/>
+            </w:pPr>
+            <w:r>
+              <w:rPr>
+                <w:sz w:val="20"/>
+                <w:szCs w:val="20"/>
+              </w:rPr>
+              <w:t>report renders with glyphs on UTF-8 and falls back to ASCII on a cp1252 (legacy Windows) console without crashing.</w:t>
+            </w:r>
+          </w:p>
+        </w:tc>
+      </w:tr>
     </w:tbl>
     <w:p>
       <w:pPr>
@@ -9668,7 +9904,7 @@
         <w:pStyle w:val="Heading2"/>
         <w:spacing w:before="280" w:after="120"/>
       </w:pPr>
-      <w:bookmarkStart w:id="20" w:name="_Toc238269467"/>
+      <w:bookmarkStart w:id="20" w:name="_Toc238270347"/>
       <w:r>
         <w:rPr>
           <w:b/>
@@ -9749,7 +9985,7 @@
         <w:pStyle w:val="Heading2"/>
         <w:spacing w:before="280" w:after="120"/>
       </w:pPr>
-      <w:bookmarkStart w:id="21" w:name="_Toc238269468"/>
+      <w:bookmarkStart w:id="21" w:name="_Toc238270348"/>
       <w:r>
         <w:rPr>
           <w:b/>
@@ -9775,12 +10011,12 @@
           <w:left w:w="10" w:type="dxa"/>
           <w:right w:w="10" w:type="dxa"/>
         </w:tblCellMar>
-        <w:tblLook w:val="0000" w:firstRow="0" w:lastRow="0" w:firstColumn="0" w:lastColumn="0" w:noHBand="0" w:noVBand="0"/>
+        <w:tblLook w:val="04A0" w:firstRow="1" w:lastRow="0" w:firstColumn="1" w:lastColumn="0" w:noHBand="0" w:noVBand="1"/>
       </w:tblPr>
       <w:tblGrid>
-        <w:gridCol w:w="3400"/>
-        <w:gridCol w:w="2600"/>
-        <w:gridCol w:w="3000"/>
+        <w:gridCol w:w="3372"/>
+        <w:gridCol w:w="2649"/>
+        <w:gridCol w:w="2979"/>
       </w:tblGrid>
       <w:tr>
         <w:tblPrEx>
@@ -10188,6 +10424,254 @@
           </w:p>
         </w:tc>
       </w:tr>
+      <w:tr>
+        <w:tblPrEx>
+          <w:tblCellMar>
+            <w:top w:w="0" w:type="dxa"/>
+            <w:bottom w:w="0" w:type="dxa"/>
+          </w:tblCellMar>
+        </w:tblPrEx>
+        <w:tc>
+          <w:tcPr>
+            <w:tcW w:w="3400" w:type="dxa"/>
+            <w:tcMar>
+              <w:top w:w="80" w:type="dxa"/>
+              <w:left w:w="120" w:type="dxa"/>
+              <w:bottom w:w="80" w:type="dxa"/>
+              <w:right w:w="120" w:type="dxa"/>
+            </w:tcMar>
+          </w:tcPr>
+          <w:p>
+            <w:pPr>
+              <w:spacing w:after="40" w:line="252" w:lineRule="auto"/>
+            </w:pPr>
+            <w:r>
+              <w:rPr>
+                <w:sz w:val="20"/>
+                <w:szCs w:val="20"/>
+              </w:rPr>
+              <w:t>A column change reported nothing affected (column nodes only had an incoming contains edge).</w:t>
+            </w:r>
+          </w:p>
+        </w:tc>
+        <w:tc>
+          <w:tcPr>
+            <w:tcW w:w="2600" w:type="dxa"/>
+            <w:tcMar>
+              <w:top w:w="80" w:type="dxa"/>
+              <w:left w:w="120" w:type="dxa"/>
+              <w:bottom w:w="80" w:type="dxa"/>
+              <w:right w:w="120" w:type="dxa"/>
+            </w:tcMar>
+          </w:tcPr>
+          <w:p>
+            <w:pPr>
+              <w:spacing w:after="40" w:line="252" w:lineRule="auto"/>
+            </w:pPr>
+            <w:r>
+              <w:rPr>
+                <w:sz w:val="20"/>
+                <w:szCs w:val="20"/>
+              </w:rPr>
+              <w:t>Scenario sweep: impact column:fact_booking.amount returned an empty blast radius.</w:t>
+            </w:r>
+          </w:p>
+        </w:tc>
+        <w:tc>
+          <w:tcPr>
+            <w:tcW w:w="3000" w:type="dxa"/>
+            <w:tcMar>
+              <w:top w:w="80" w:type="dxa"/>
+              <w:left w:w="120" w:type="dxa"/>
+              <w:bottom w:w="80" w:type="dxa"/>
+              <w:right w:w="120" w:type="dxa"/>
+            </w:tcMar>
+          </w:tcPr>
+          <w:p>
+            <w:pPr>
+              <w:spacing w:after="40" w:line="252" w:lineRule="auto"/>
+            </w:pPr>
+            <w:r>
+              <w:rPr>
+                <w:sz w:val="20"/>
+                <w:szCs w:val="20"/>
+              </w:rPr>
+              <w:t>Column changes now propagate through the owning model/table to everything downstream and flag same-named downstream columns (rename heuristic).</w:t>
+            </w:r>
+          </w:p>
+        </w:tc>
+      </w:tr>
+      <w:tr>
+        <w:tblPrEx>
+          <w:tblCellMar>
+            <w:top w:w="0" w:type="dxa"/>
+            <w:bottom w:w="0" w:type="dxa"/>
+          </w:tblCellMar>
+        </w:tblPrEx>
+        <w:tc>
+          <w:tcPr>
+            <w:tcW w:w="3400" w:type="dxa"/>
+            <w:shd w:val="clear" w:color="auto" w:fill="FAFAFA"/>
+            <w:tcMar>
+              <w:top w:w="80" w:type="dxa"/>
+              <w:left w:w="120" w:type="dxa"/>
+              <w:bottom w:w="80" w:type="dxa"/>
+              <w:right w:w="120" w:type="dxa"/>
+            </w:tcMar>
+          </w:tcPr>
+          <w:p>
+            <w:pPr>
+              <w:spacing w:after="40" w:line="252" w:lineRule="auto"/>
+            </w:pPr>
+            <w:r>
+              <w:rPr>
+                <w:sz w:val="20"/>
+                <w:szCs w:val="20"/>
+              </w:rPr>
+              <w:t xml:space="preserve">UnicodeEncodeError on legacy Windows consoles (cp1252) — the report’s ⚠ / </w:t>
+            </w:r>
+            <w:r>
+              <w:rPr>
+                <w:sz w:val="20"/>
+                <w:szCs w:val="20"/>
+              </w:rPr>
+              <w:t>⬢</w:t>
+            </w:r>
+            <w:r>
+              <w:rPr>
+                <w:sz w:val="20"/>
+                <w:szCs w:val="20"/>
+              </w:rPr>
+              <w:t xml:space="preserve"> / ✓ glyphs crashed rich.</w:t>
+            </w:r>
+          </w:p>
+        </w:tc>
+        <w:tc>
+          <w:tcPr>
+            <w:tcW w:w="2600" w:type="dxa"/>
+            <w:shd w:val="clear" w:color="auto" w:fill="FAFAFA"/>
+            <w:tcMar>
+              <w:top w:w="80" w:type="dxa"/>
+              <w:left w:w="120" w:type="dxa"/>
+              <w:bottom w:w="80" w:type="dxa"/>
+              <w:right w:w="120" w:type="dxa"/>
+            </w:tcMar>
+          </w:tcPr>
+          <w:p>
+            <w:pPr>
+              <w:spacing w:after="40" w:line="252" w:lineRule="auto"/>
+            </w:pPr>
+            <w:r>
+              <w:rPr>
+                <w:sz w:val="20"/>
+                <w:szCs w:val="20"/>
+              </w:rPr>
+              <w:t>Running impactgraph diff from Git Bash.</w:t>
+            </w:r>
+          </w:p>
+        </w:tc>
+        <w:tc>
+          <w:tcPr>
+            <w:tcW w:w="3000" w:type="dxa"/>
+            <w:shd w:val="clear" w:color="auto" w:fill="FAFAFA"/>
+            <w:tcMar>
+              <w:top w:w="80" w:type="dxa"/>
+              <w:left w:w="120" w:type="dxa"/>
+              <w:bottom w:w="80" w:type="dxa"/>
+              <w:right w:w="120" w:type="dxa"/>
+            </w:tcMar>
+          </w:tcPr>
+          <w:p>
+            <w:pPr>
+              <w:spacing w:after="40" w:line="252" w:lineRule="auto"/>
+            </w:pPr>
+            <w:r>
+              <w:rPr>
+                <w:sz w:val="20"/>
+                <w:szCs w:val="20"/>
+              </w:rPr>
+              <w:t>ASCII fallback icons and markers when the console is not UTF-8.</w:t>
+            </w:r>
+          </w:p>
+        </w:tc>
+      </w:tr>
+      <w:tr>
+        <w:tblPrEx>
+          <w:tblCellMar>
+            <w:top w:w="0" w:type="dxa"/>
+            <w:bottom w:w="0" w:type="dxa"/>
+          </w:tblCellMar>
+        </w:tblPrEx>
+        <w:tc>
+          <w:tcPr>
+            <w:tcW w:w="3400" w:type="dxa"/>
+            <w:tcMar>
+              <w:top w:w="80" w:type="dxa"/>
+              <w:left w:w="120" w:type="dxa"/>
+              <w:bottom w:w="80" w:type="dxa"/>
+              <w:right w:w="120" w:type="dxa"/>
+            </w:tcMar>
+          </w:tcPr>
+          <w:p>
+            <w:pPr>
+              <w:spacing w:after="40" w:line="252" w:lineRule="auto"/>
+            </w:pPr>
+            <w:r>
+              <w:rPr>
+                <w:sz w:val="20"/>
+                <w:szCs w:val="20"/>
+              </w:rPr>
+              <w:t>rich interpreted the ASCII icon [dbt] as markup and stripped it.</w:t>
+            </w:r>
+          </w:p>
+        </w:tc>
+        <w:tc>
+          <w:tcPr>
+            <w:tcW w:w="2600" w:type="dxa"/>
+            <w:tcMar>
+              <w:top w:w="80" w:type="dxa"/>
+              <w:left w:w="120" w:type="dxa"/>
+              <w:bottom w:w="80" w:type="dxa"/>
+              <w:right w:w="120" w:type="dxa"/>
+            </w:tcMar>
+          </w:tcPr>
+          <w:p>
+            <w:pPr>
+              <w:spacing w:after="40" w:line="252" w:lineRule="auto"/>
+            </w:pPr>
+            <w:r>
+              <w:rPr>
+                <w:sz w:val="20"/>
+                <w:szCs w:val="20"/>
+              </w:rPr>
+              <w:t>The new cp1252 rendering test.</w:t>
+            </w:r>
+          </w:p>
+        </w:tc>
+        <w:tc>
+          <w:tcPr>
+            <w:tcW w:w="3000" w:type="dxa"/>
+            <w:tcMar>
+              <w:top w:w="80" w:type="dxa"/>
+              <w:left w:w="120" w:type="dxa"/>
+              <w:bottom w:w="80" w:type="dxa"/>
+              <w:right w:w="120" w:type="dxa"/>
+            </w:tcMar>
+          </w:tcPr>
+          <w:p>
+            <w:pPr>
+              <w:spacing w:after="40" w:line="252" w:lineRule="auto"/>
+            </w:pPr>
+            <w:r>
+              <w:rPr>
+                <w:sz w:val="20"/>
+                <w:szCs w:val="20"/>
+              </w:rPr>
+              <w:t>Escape icons and node names with rich.markup.escape.</w:t>
+            </w:r>
+          </w:p>
+        </w:tc>
+      </w:tr>
     </w:tbl>
     <w:p>
       <w:pPr>
@@ -10199,7 +10683,7 @@
         <w:pStyle w:val="Heading2"/>
         <w:spacing w:before="280" w:after="120"/>
       </w:pPr>
-      <w:bookmarkStart w:id="22" w:name="_Toc238269469"/>
+      <w:bookmarkStart w:id="22" w:name="_Toc238270349"/>
       <w:r>
         <w:rPr>
           <w:b/>
@@ -10280,7 +10764,7 @@
         <w:pStyle w:val="Heading1"/>
         <w:spacing w:before="360" w:after="160"/>
       </w:pPr>
-      <w:bookmarkStart w:id="23" w:name="_Toc238269470"/>
+      <w:bookmarkStart w:id="23" w:name="_Toc238270350"/>
       <w:r>
         <w:rPr>
           <w:b/>
@@ -10314,7 +10798,7 @@
           <w:left w:w="10" w:type="dxa"/>
           <w:right w:w="10" w:type="dxa"/>
         </w:tblCellMar>
-        <w:tblLook w:val="0000" w:firstRow="0" w:lastRow="0" w:firstColumn="0" w:lastColumn="0" w:noHBand="0" w:noVBand="0"/>
+        <w:tblLook w:val="04A0" w:firstRow="1" w:lastRow="0" w:firstColumn="1" w:lastColumn="0" w:noHBand="0" w:noVBand="1"/>
       </w:tblPr>
       <w:tblGrid>
         <w:gridCol w:w="2000"/>
@@ -10860,7 +11344,7 @@
         <w:pStyle w:val="Heading2"/>
         <w:spacing w:before="280" w:after="120"/>
       </w:pPr>
-      <w:bookmarkStart w:id="24" w:name="_Toc238269471"/>
+      <w:bookmarkStart w:id="24" w:name="_Toc238270351"/>
       <w:r>
         <w:rPr>
           <w:b/>
@@ -10956,7 +11440,7 @@
         <w:pStyle w:val="Heading2"/>
         <w:spacing w:before="280" w:after="120"/>
       </w:pPr>
-      <w:bookmarkStart w:id="25" w:name="_Toc238269472"/>
+      <w:bookmarkStart w:id="25" w:name="_Toc238270352"/>
       <w:r>
         <w:rPr>
           <w:b/>
@@ -11004,7 +11488,7 @@
         <w:t xml:space="preserve">Column-level lineage: </w:t>
       </w:r>
       <w:r>
-        <w:t>output columns only today; no column-to-column propagation through transformations.</w:t>
+        <w:t>a column change propagates through its owning model and flags same-named downstream columns (a rename heuristic that catches customer_key flowing from dim_customer to fact_booking), but there is no true column-to-column lineage through SQL expressions yet — a renamed-in-flight column (customer_id → customer_key) is found only at model level.</w:t>
       </w:r>
     </w:p>
     <w:p>
@@ -11032,7 +11516,7 @@
         <w:pStyle w:val="Heading1"/>
         <w:spacing w:before="360" w:after="160"/>
       </w:pPr>
-      <w:bookmarkStart w:id="26" w:name="_Toc238269473"/>
+      <w:bookmarkStart w:id="26" w:name="_Toc238270353"/>
       <w:r>
         <w:rPr>
           <w:b/>
@@ -11048,7 +11532,7 @@
         <w:pStyle w:val="Heading2"/>
         <w:spacing w:before="280" w:after="120"/>
       </w:pPr>
-      <w:bookmarkStart w:id="27" w:name="_Toc238269474"/>
+      <w:bookmarkStart w:id="27" w:name="_Toc238270354"/>
       <w:r>
         <w:rPr>
           <w:b/>
@@ -11116,7 +11600,7 @@
         <w:pStyle w:val="Heading2"/>
         <w:spacing w:before="280" w:after="120"/>
       </w:pPr>
-      <w:bookmarkStart w:id="28" w:name="_Toc238269475"/>
+      <w:bookmarkStart w:id="28" w:name="_Toc238270355"/>
       <w:r>
         <w:rPr>
           <w:b/>
@@ -11176,7 +11660,7 @@
         <w:spacing w:after="60" w:line="264" w:lineRule="auto"/>
       </w:pPr>
       <w:r>
-        <w:t>Git history: a452a29 “Initial release: impactgraph v0.1.0”; ced063a “Fix BOM handling in extractors; harden CLI explain; add AI-layer tests”.</w:t>
+        <w:t>Git history: a452a29 initial release; ced063a BOM fix + AI-layer tests; 7f9b303 documentation; 29c0378 column-level impact + ASCII console fallback; 3b1d1e9 markup escaping.</w:t>
       </w:r>
     </w:p>
     <w:p>
@@ -11184,7 +11668,7 @@
         <w:pStyle w:val="Heading2"/>
         <w:spacing w:before="280" w:after="120"/>
       </w:pPr>
-      <w:bookmarkStart w:id="29" w:name="_Toc238269476"/>
+      <w:bookmarkStart w:id="29" w:name="_Toc238270356"/>
       <w:r>
         <w:rPr>
           <w:b/>
@@ -11242,7 +11726,7 @@
         <w:pStyle w:val="Heading1"/>
         <w:spacing w:before="360" w:after="160"/>
       </w:pPr>
-      <w:bookmarkStart w:id="30" w:name="_Toc238269477"/>
+      <w:bookmarkStart w:id="30" w:name="_Toc238270357"/>
       <w:r>
         <w:rPr>
           <w:b/>
@@ -11268,7 +11752,7 @@
           <w:left w:w="10" w:type="dxa"/>
           <w:right w:w="10" w:type="dxa"/>
         </w:tblCellMar>
-        <w:tblLook w:val="0000" w:firstRow="0" w:lastRow="0" w:firstColumn="0" w:lastColumn="0" w:noHBand="0" w:noVBand="0"/>
+        <w:tblLook w:val="04A0" w:firstRow="1" w:lastRow="0" w:firstColumn="1" w:lastColumn="0" w:noHBand="0" w:noVBand="1"/>
       </w:tblPr>
       <w:tblGrid>
         <w:gridCol w:w="4400"/>
@@ -11849,7 +12333,7 @@
         <w:pStyle w:val="Heading1"/>
         <w:spacing w:before="360" w:after="160"/>
       </w:pPr>
-      <w:bookmarkStart w:id="31" w:name="_Toc238269478"/>
+      <w:bookmarkStart w:id="31" w:name="_Toc238270358"/>
       <w:r>
         <w:rPr>
           <w:b/>
@@ -11899,7 +12383,7 @@
           <w:sz w:val="19"/>
           <w:szCs w:val="19"/>
         </w:rPr>
-        <w:t>python -m pytest -q             # 34 tests</w:t>
+        <w:t>python -m pytest -q             # 40 tests</w:t>
       </w:r>
     </w:p>
     <w:p>
@@ -12080,7 +12564,7 @@
         <w:pStyle w:val="Heading1"/>
         <w:spacing w:before="360" w:after="160"/>
       </w:pPr>
-      <w:bookmarkStart w:id="32" w:name="_Toc238269479"/>
+      <w:bookmarkStart w:id="32" w:name="_Toc238270359"/>
       <w:r>
         <w:rPr>
           <w:b/>
@@ -12120,7 +12604,7 @@
         <w:pStyle w:val="Heading1"/>
         <w:spacing w:before="360" w:after="160"/>
       </w:pPr>
-      <w:bookmarkStart w:id="33" w:name="_Toc238269480"/>
+      <w:bookmarkStart w:id="33" w:name="_Toc238270360"/>
       <w:r>
         <w:rPr>
           <w:b/>
@@ -12224,7 +12708,7 @@
 </file>
 
 <file path=word/endnotes.xml><?xml version="1.0" encoding="utf-8"?>
-<w:endnotes xmlns:wpc="http://schemas.microsoft.com/office/word/2010/wordprocessingCanvas" xmlns:cx="http://schemas.microsoft.com/office/drawing/2014/chartex" xmlns:cx1="http://schemas.microsoft.com/office/drawing/2015/9/8/chartex" xmlns:cx2="http://schemas.microsoft.com/office/drawing/2015/10/21/chartex" xmlns:cx3="http://schemas.microsoft.com/office/drawing/2016/5/9/chartex" xmlns:cx4="http://schemas.microsoft.com/office/drawing/2016/5/10/chartex" xmlns:cx5="http://schemas.microsoft.com/office/drawing/2016/5/11/chartex" xmlns:cx6="http://schemas.microsoft.com/office/drawing/2016/5/12/chartex" xmlns:cx7="http://schemas.microsoft.com/office/drawing/2016/5/13/chartex" xmlns:cx8="http://schemas.microsoft.com/office/drawing/2016/5/14/chartex" xmlns:mc="http://schemas.openxmlformats.org/markup-compatibility/2006" xmlns:aink="http://schemas.microsoft.com/office/drawing/2016/ink" xmlns:am3d="http://schemas.microsoft.com/office/drawing/2017/model3d" xmlns:o="urn:schemas-microsoft-com:office:office" xmlns:oel="http://schemas.microsoft.com/office/2019/extlst" xmlns:r="http://schemas.openxmlformats.org/officeDocument/2006/relationships" xmlns:m="http://schemas.openxmlformats.org/officeDocument/2006/math" xmlns:v="urn:schemas-microsoft-com:vml" xmlns:wp14="http://schemas.microsoft.com/office/word/2010/wordprocessingDrawing" xmlns:wp="http://schemas.openxmlformats.org/drawingml/2006/wordprocessingDrawing" xmlns:w10="urn:schemas-microsoft-com:office:word" xmlns:w="http://schemas.openxmlformats.org/wordprocessingml/2006/main" xmlns:w14="http://schemas.microsoft.com/office/word/2010/wordml" xmlns:w15="http://schemas.microsoft.com/office/word/2012/wordml" xmlns:w16cei="http://schemas.microsoft.com/office/word/2026/wordml/cei" xmlns:w16cex="http://schemas.microsoft.com/office/word/2018/wordml/cex" xmlns:w16cid="http://schemas.microsoft.com/office/word/2016/wordml/cid" xmlns:w16="http://schemas.microsoft.com/office/word/2018/wordml" xmlns:w16du="http://schemas.microsoft.com/office/word/2023/wordml/word16du" xmlns:w16sdtdh="http://schemas.microsoft.com/office/word/2020/wordml/sdtdatahash" xmlns:w16sdtfl="http://schemas.microsoft.com/office/word/2024/wordml/sdtformatlock" xmlns:w16se="http://schemas.microsoft.com/office/word/2015/wordml/symex" xmlns:wpg="http://schemas.microsoft.com/office/word/2010/wordprocessingGroup" xmlns:wpi="http://schemas.microsoft.com/office/word/2010/wordprocessingInk" xmlns:wne="http://schemas.microsoft.com/office/word/2006/wordml" xmlns:wps="http://schemas.microsoft.com/office/word/2010/wordprocessingShape" mc:Ignorable="w14 w15 w16se w16cid w16 w16cex w16sdtdh w16sdtfl w16du wp14">
+<w:endnotes xmlns:wpc="http://schemas.microsoft.com/office/word/2010/wordprocessingCanvas" xmlns:cx="http://schemas.microsoft.com/office/drawing/2014/chartex" xmlns:cx1="http://schemas.microsoft.com/office/drawing/2015/9/8/chartex" xmlns:cx2="http://schemas.microsoft.com/office/drawing/2015/10/21/chartex" xmlns:cx3="http://schemas.microsoft.com/office/drawing/2016/5/9/chartex" xmlns:cx4="http://schemas.microsoft.com/office/drawing/2016/5/10/chartex" xmlns:cx5="http://schemas.microsoft.com/office/drawing/2016/5/11/chartex" xmlns:cx6="http://schemas.microsoft.com/office/drawing/2016/5/12/chartex" xmlns:cx7="http://schemas.microsoft.com/office/drawing/2016/5/13/chartex" xmlns:cx8="http://schemas.microsoft.com/office/drawing/2016/5/14/chartex" xmlns:mc="http://schemas.openxmlformats.org/markup-compatibility/2006" xmlns:aink="http://schemas.microsoft.com/office/drawing/2016/ink" xmlns:am3d="http://schemas.microsoft.com/office/drawing/2017/model3d" xmlns:o="urn:schemas-microsoft-com:office:office" xmlns:oel="http://schemas.microsoft.com/office/2019/extlst" xmlns:r="http://schemas.openxmlformats.org/officeDocument/2006/relationships" xmlns:m="http://schemas.openxmlformats.org/officeDocument/2006/math" xmlns:v="urn:schemas-microsoft-com:vml" xmlns:wp14="http://schemas.microsoft.com/office/word/2010/wordprocessingDrawing" xmlns:wp="http://schemas.openxmlformats.org/drawingml/2006/wordprocessingDrawing" xmlns:w10="urn:schemas-microsoft-com:office:word" xmlns:w="http://schemas.openxmlformats.org/wordprocessingml/2006/main" xmlns:w14="http://schemas.microsoft.com/office/word/2010/wordml" xmlns:w15="http://schemas.microsoft.com/office/word/2012/wordml" xmlns:w16cex="http://schemas.microsoft.com/office/word/2018/wordml/cex" xmlns:w16cid="http://schemas.microsoft.com/office/word/2016/wordml/cid" xmlns:w16="http://schemas.microsoft.com/office/word/2018/wordml" xmlns:w16du="http://schemas.microsoft.com/office/word/2023/wordml/word16du" xmlns:w16sdtdh="http://schemas.microsoft.com/office/word/2020/wordml/sdtdatahash" xmlns:w16sdtfl="http://schemas.microsoft.com/office/word/2024/wordml/sdtformatlock" xmlns:w16se="http://schemas.microsoft.com/office/word/2015/wordml/symex" xmlns:wpg="http://schemas.microsoft.com/office/word/2010/wordprocessingGroup" xmlns:wpi="http://schemas.microsoft.com/office/word/2010/wordprocessingInk" xmlns:wne="http://schemas.microsoft.com/office/word/2006/wordml" xmlns:wps="http://schemas.microsoft.com/office/word/2010/wordprocessingShape" mc:Ignorable="w14 w15 w16se w16cid w16 w16cex w16sdtdh w16sdtfl w16du wp14">
   <w:endnote w:type="separator" w:id="-1">
     <w:p>
       <w:r>
@@ -12243,7 +12727,7 @@
 </file>
 
 <file path=word/footer1.xml><?xml version="1.0" encoding="utf-8"?>
-<w:ftr xmlns:wpc="http://schemas.microsoft.com/office/word/2010/wordprocessingCanvas" xmlns:cx="http://schemas.microsoft.com/office/drawing/2014/chartex" xmlns:cx1="http://schemas.microsoft.com/office/drawing/2015/9/8/chartex" xmlns:cx2="http://schemas.microsoft.com/office/drawing/2015/10/21/chartex" xmlns:cx3="http://schemas.microsoft.com/office/drawing/2016/5/9/chartex" xmlns:cx4="http://schemas.microsoft.com/office/drawing/2016/5/10/chartex" xmlns:cx5="http://schemas.microsoft.com/office/drawing/2016/5/11/chartex" xmlns:cx6="http://schemas.microsoft.com/office/drawing/2016/5/12/chartex" xmlns:cx7="http://schemas.microsoft.com/office/drawing/2016/5/13/chartex" xmlns:cx8="http://schemas.microsoft.com/office/drawing/2016/5/14/chartex" xmlns:mc="http://schemas.openxmlformats.org/markup-compatibility/2006" xmlns:aink="http://schemas.microsoft.com/office/drawing/2016/ink" xmlns:am3d="http://schemas.microsoft.com/office/drawing/2017/model3d" xmlns:o="urn:schemas-microsoft-com:office:office" xmlns:oel="http://schemas.microsoft.com/office/2019/extlst" xmlns:r="http://schemas.openxmlformats.org/officeDocument/2006/relationships" xmlns:m="http://schemas.openxmlformats.org/officeDocument/2006/math" xmlns:v="urn:schemas-microsoft-com:vml" xmlns:wp14="http://schemas.microsoft.com/office/word/2010/wordprocessingDrawing" xmlns:wp="http://schemas.openxmlformats.org/drawingml/2006/wordprocessingDrawing" xmlns:w10="urn:schemas-microsoft-com:office:word" xmlns:w="http://schemas.openxmlformats.org/wordprocessingml/2006/main" xmlns:w14="http://schemas.microsoft.com/office/word/2010/wordml" xmlns:w15="http://schemas.microsoft.com/office/word/2012/wordml" xmlns:w16cei="http://schemas.microsoft.com/office/word/2026/wordml/cei" xmlns:w16cex="http://schemas.microsoft.com/office/word/2018/wordml/cex" xmlns:w16cid="http://schemas.microsoft.com/office/word/2016/wordml/cid" xmlns:w16="http://schemas.microsoft.com/office/word/2018/wordml" xmlns:w16du="http://schemas.microsoft.com/office/word/2023/wordml/word16du" xmlns:w16sdtdh="http://schemas.microsoft.com/office/word/2020/wordml/sdtdatahash" xmlns:w16sdtfl="http://schemas.microsoft.com/office/word/2024/wordml/sdtformatlock" xmlns:w16se="http://schemas.microsoft.com/office/word/2015/wordml/symex" xmlns:wpg="http://schemas.microsoft.com/office/word/2010/wordprocessingGroup" xmlns:wpi="http://schemas.microsoft.com/office/word/2010/wordprocessingInk" xmlns:wne="http://schemas.microsoft.com/office/word/2006/wordml" xmlns:wps="http://schemas.microsoft.com/office/word/2010/wordprocessingShape" mc:Ignorable="w14 w15 w16se w16cid w16 w16cex w16sdtdh w16sdtfl w16du wp14">
+<w:ftr xmlns:wpc="http://schemas.microsoft.com/office/word/2010/wordprocessingCanvas" xmlns:cx="http://schemas.microsoft.com/office/drawing/2014/chartex" xmlns:cx1="http://schemas.microsoft.com/office/drawing/2015/9/8/chartex" xmlns:cx2="http://schemas.microsoft.com/office/drawing/2015/10/21/chartex" xmlns:cx3="http://schemas.microsoft.com/office/drawing/2016/5/9/chartex" xmlns:cx4="http://schemas.microsoft.com/office/drawing/2016/5/10/chartex" xmlns:cx5="http://schemas.microsoft.com/office/drawing/2016/5/11/chartex" xmlns:cx6="http://schemas.microsoft.com/office/drawing/2016/5/12/chartex" xmlns:cx7="http://schemas.microsoft.com/office/drawing/2016/5/13/chartex" xmlns:cx8="http://schemas.microsoft.com/office/drawing/2016/5/14/chartex" xmlns:mc="http://schemas.openxmlformats.org/markup-compatibility/2006" xmlns:aink="http://schemas.microsoft.com/office/drawing/2016/ink" xmlns:am3d="http://schemas.microsoft.com/office/drawing/2017/model3d" xmlns:o="urn:schemas-microsoft-com:office:office" xmlns:oel="http://schemas.microsoft.com/office/2019/extlst" xmlns:r="http://schemas.openxmlformats.org/officeDocument/2006/relationships" xmlns:m="http://schemas.openxmlformats.org/officeDocument/2006/math" xmlns:v="urn:schemas-microsoft-com:vml" xmlns:wp14="http://schemas.microsoft.com/office/word/2010/wordprocessingDrawing" xmlns:wp="http://schemas.openxmlformats.org/drawingml/2006/wordprocessingDrawing" xmlns:w10="urn:schemas-microsoft-com:office:word" xmlns:w="http://schemas.openxmlformats.org/wordprocessingml/2006/main" xmlns:w14="http://schemas.microsoft.com/office/word/2010/wordml" xmlns:w15="http://schemas.microsoft.com/office/word/2012/wordml" xmlns:w16cex="http://schemas.microsoft.com/office/word/2018/wordml/cex" xmlns:w16cid="http://schemas.microsoft.com/office/word/2016/wordml/cid" xmlns:w16="http://schemas.microsoft.com/office/word/2018/wordml" xmlns:w16du="http://schemas.microsoft.com/office/word/2023/wordml/word16du" xmlns:w16sdtdh="http://schemas.microsoft.com/office/word/2020/wordml/sdtdatahash" xmlns:w16sdtfl="http://schemas.microsoft.com/office/word/2024/wordml/sdtformatlock" xmlns:w16se="http://schemas.microsoft.com/office/word/2015/wordml/symex" xmlns:wpg="http://schemas.microsoft.com/office/word/2010/wordprocessingGroup" xmlns:wpi="http://schemas.microsoft.com/office/word/2010/wordprocessingInk" xmlns:wne="http://schemas.microsoft.com/office/word/2006/wordml" xmlns:wps="http://schemas.microsoft.com/office/word/2010/wordprocessingShape" mc:Ignorable="w14 w15 w16se w16cid w16 w16cex w16sdtdh w16sdtfl w16du wp14">
   <w:p>
     <w:pPr>
       <w:jc w:val="center"/>
@@ -12351,7 +12835,7 @@
 </file>
 
 <file path=word/footnotes.xml><?xml version="1.0" encoding="utf-8"?>
-<w:footnotes xmlns:wpc="http://schemas.microsoft.com/office/word/2010/wordprocessingCanvas" xmlns:cx="http://schemas.microsoft.com/office/drawing/2014/chartex" xmlns:cx1="http://schemas.microsoft.com/office/drawing/2015/9/8/chartex" xmlns:cx2="http://schemas.microsoft.com/office/drawing/2015/10/21/chartex" xmlns:cx3="http://schemas.microsoft.com/office/drawing/2016/5/9/chartex" xmlns:cx4="http://schemas.microsoft.com/office/drawing/2016/5/10/chartex" xmlns:cx5="http://schemas.microsoft.com/office/drawing/2016/5/11/chartex" xmlns:cx6="http://schemas.microsoft.com/office/drawing/2016/5/12/chartex" xmlns:cx7="http://schemas.microsoft.com/office/drawing/2016/5/13/chartex" xmlns:cx8="http://schemas.microsoft.com/office/drawing/2016/5/14/chartex" xmlns:mc="http://schemas.openxmlformats.org/markup-compatibility/2006" xmlns:aink="http://schemas.microsoft.com/office/drawing/2016/ink" xmlns:am3d="http://schemas.microsoft.com/office/drawing/2017/model3d" xmlns:o="urn:schemas-microsoft-com:office:office" xmlns:oel="http://schemas.microsoft.com/office/2019/extlst" xmlns:r="http://schemas.openxmlformats.org/officeDocument/2006/relationships" xmlns:m="http://schemas.openxmlformats.org/officeDocument/2006/math" xmlns:v="urn:schemas-microsoft-com:vml" xmlns:wp14="http://schemas.microsoft.com/office/word/2010/wordprocessingDrawing" xmlns:wp="http://schemas.openxmlformats.org/drawingml/2006/wordprocessingDrawing" xmlns:w10="urn:schemas-microsoft-com:office:word" xmlns:w="http://schemas.openxmlformats.org/wordprocessingml/2006/main" xmlns:w14="http://schemas.microsoft.com/office/word/2010/wordml" xmlns:w15="http://schemas.microsoft.com/office/word/2012/wordml" xmlns:w16cei="http://schemas.microsoft.com/office/word/2026/wordml/cei" xmlns:w16cex="http://schemas.microsoft.com/office/word/2018/wordml/cex" xmlns:w16cid="http://schemas.microsoft.com/office/word/2016/wordml/cid" xmlns:w16="http://schemas.microsoft.com/office/word/2018/wordml" xmlns:w16du="http://schemas.microsoft.com/office/word/2023/wordml/word16du" xmlns:w16sdtdh="http://schemas.microsoft.com/office/word/2020/wordml/sdtdatahash" xmlns:w16sdtfl="http://schemas.microsoft.com/office/word/2024/wordml/sdtformatlock" xmlns:w16se="http://schemas.microsoft.com/office/word/2015/wordml/symex" xmlns:wpg="http://schemas.microsoft.com/office/word/2010/wordprocessingGroup" xmlns:wpi="http://schemas.microsoft.com/office/word/2010/wordprocessingInk" xmlns:wne="http://schemas.microsoft.com/office/word/2006/wordml" xmlns:wps="http://schemas.microsoft.com/office/word/2010/wordprocessingShape" mc:Ignorable="w14 w15 w16se w16cid w16 w16cex w16sdtdh w16sdtfl w16du wp14">
+<w:footnotes xmlns:wpc="http://schemas.microsoft.com/office/word/2010/wordprocessingCanvas" xmlns:cx="http://schemas.microsoft.com/office/drawing/2014/chartex" xmlns:cx1="http://schemas.microsoft.com/office/drawing/2015/9/8/chartex" xmlns:cx2="http://schemas.microsoft.com/office/drawing/2015/10/21/chartex" xmlns:cx3="http://schemas.microsoft.com/office/drawing/2016/5/9/chartex" xmlns:cx4="http://schemas.microsoft.com/office/drawing/2016/5/10/chartex" xmlns:cx5="http://schemas.microsoft.com/office/drawing/2016/5/11/chartex" xmlns:cx6="http://schemas.microsoft.com/office/drawing/2016/5/12/chartex" xmlns:cx7="http://schemas.microsoft.com/office/drawing/2016/5/13/chartex" xmlns:cx8="http://schemas.microsoft.com/office/drawing/2016/5/14/chartex" xmlns:mc="http://schemas.openxmlformats.org/markup-compatibility/2006" xmlns:aink="http://schemas.microsoft.com/office/drawing/2016/ink" xmlns:am3d="http://schemas.microsoft.com/office/drawing/2017/model3d" xmlns:o="urn:schemas-microsoft-com:office:office" xmlns:oel="http://schemas.microsoft.com/office/2019/extlst" xmlns:r="http://schemas.openxmlformats.org/officeDocument/2006/relationships" xmlns:m="http://schemas.openxmlformats.org/officeDocument/2006/math" xmlns:v="urn:schemas-microsoft-com:vml" xmlns:wp14="http://schemas.microsoft.com/office/word/2010/wordprocessingDrawing" xmlns:wp="http://schemas.openxmlformats.org/drawingml/2006/wordprocessingDrawing" xmlns:w10="urn:schemas-microsoft-com:office:word" xmlns:w="http://schemas.openxmlformats.org/wordprocessingml/2006/main" xmlns:w14="http://schemas.microsoft.com/office/word/2010/wordml" xmlns:w15="http://schemas.microsoft.com/office/word/2012/wordml" xmlns:w16cex="http://schemas.microsoft.com/office/word/2018/wordml/cex" xmlns:w16cid="http://schemas.microsoft.com/office/word/2016/wordml/cid" xmlns:w16="http://schemas.microsoft.com/office/word/2018/wordml" xmlns:w16du="http://schemas.microsoft.com/office/word/2023/wordml/word16du" xmlns:w16sdtdh="http://schemas.microsoft.com/office/word/2020/wordml/sdtdatahash" xmlns:w16sdtfl="http://schemas.microsoft.com/office/word/2024/wordml/sdtformatlock" xmlns:w16se="http://schemas.microsoft.com/office/word/2015/wordml/symex" xmlns:wpg="http://schemas.microsoft.com/office/word/2010/wordprocessingGroup" xmlns:wpi="http://schemas.microsoft.com/office/word/2010/wordprocessingInk" xmlns:wne="http://schemas.microsoft.com/office/word/2006/wordml" xmlns:wps="http://schemas.microsoft.com/office/word/2010/wordprocessingShape" mc:Ignorable="w14 w15 w16se w16cid w16 w16cex w16sdtdh w16sdtfl w16du wp14">
   <w:footnote w:type="separator" w:id="-1">
     <w:p>
       <w:r>
@@ -12370,7 +12854,7 @@
 </file>
 
 <file path=word/header1.xml><?xml version="1.0" encoding="utf-8"?>
-<w:hdr xmlns:wpc="http://schemas.microsoft.com/office/word/2010/wordprocessingCanvas" xmlns:cx="http://schemas.microsoft.com/office/drawing/2014/chartex" xmlns:cx1="http://schemas.microsoft.com/office/drawing/2015/9/8/chartex" xmlns:cx2="http://schemas.microsoft.com/office/drawing/2015/10/21/chartex" xmlns:cx3="http://schemas.microsoft.com/office/drawing/2016/5/9/chartex" xmlns:cx4="http://schemas.microsoft.com/office/drawing/2016/5/10/chartex" xmlns:cx5="http://schemas.microsoft.com/office/drawing/2016/5/11/chartex" xmlns:cx6="http://schemas.microsoft.com/office/drawing/2016/5/12/chartex" xmlns:cx7="http://schemas.microsoft.com/office/drawing/2016/5/13/chartex" xmlns:cx8="http://schemas.microsoft.com/office/drawing/2016/5/14/chartex" xmlns:mc="http://schemas.openxmlformats.org/markup-compatibility/2006" xmlns:aink="http://schemas.microsoft.com/office/drawing/2016/ink" xmlns:am3d="http://schemas.microsoft.com/office/drawing/2017/model3d" xmlns:o="urn:schemas-microsoft-com:office:office" xmlns:oel="http://schemas.microsoft.com/office/2019/extlst" xmlns:r="http://schemas.openxmlformats.org/officeDocument/2006/relationships" xmlns:m="http://schemas.openxmlformats.org/officeDocument/2006/math" xmlns:v="urn:schemas-microsoft-com:vml" xmlns:wp14="http://schemas.microsoft.com/office/word/2010/wordprocessingDrawing" xmlns:wp="http://schemas.openxmlformats.org/drawingml/2006/wordprocessingDrawing" xmlns:w10="urn:schemas-microsoft-com:office:word" xmlns:w="http://schemas.openxmlformats.org/wordprocessingml/2006/main" xmlns:w14="http://schemas.microsoft.com/office/word/2010/wordml" xmlns:w15="http://schemas.microsoft.com/office/word/2012/wordml" xmlns:w16cei="http://schemas.microsoft.com/office/word/2026/wordml/cei" xmlns:w16cex="http://schemas.microsoft.com/office/word/2018/wordml/cex" xmlns:w16cid="http://schemas.microsoft.com/office/word/2016/wordml/cid" xmlns:w16="http://schemas.microsoft.com/office/word/2018/wordml" xmlns:w16du="http://schemas.microsoft.com/office/word/2023/wordml/word16du" xmlns:w16sdtdh="http://schemas.microsoft.com/office/word/2020/wordml/sdtdatahash" xmlns:w16sdtfl="http://schemas.microsoft.com/office/word/2024/wordml/sdtformatlock" xmlns:w16se="http://schemas.microsoft.com/office/word/2015/wordml/symex" xmlns:wpg="http://schemas.microsoft.com/office/word/2010/wordprocessingGroup" xmlns:wpi="http://schemas.microsoft.com/office/word/2010/wordprocessingInk" xmlns:wne="http://schemas.microsoft.com/office/word/2006/wordml" xmlns:wps="http://schemas.microsoft.com/office/word/2010/wordprocessingShape" mc:Ignorable="w14 w15 w16se w16cid w16 w16cex w16sdtdh w16sdtfl w16du wp14">
+<w:hdr xmlns:wpc="http://schemas.microsoft.com/office/word/2010/wordprocessingCanvas" xmlns:cx="http://schemas.microsoft.com/office/drawing/2014/chartex" xmlns:cx1="http://schemas.microsoft.com/office/drawing/2015/9/8/chartex" xmlns:cx2="http://schemas.microsoft.com/office/drawing/2015/10/21/chartex" xmlns:cx3="http://schemas.microsoft.com/office/drawing/2016/5/9/chartex" xmlns:cx4="http://schemas.microsoft.com/office/drawing/2016/5/10/chartex" xmlns:cx5="http://schemas.microsoft.com/office/drawing/2016/5/11/chartex" xmlns:cx6="http://schemas.microsoft.com/office/drawing/2016/5/12/chartex" xmlns:cx7="http://schemas.microsoft.com/office/drawing/2016/5/13/chartex" xmlns:cx8="http://schemas.microsoft.com/office/drawing/2016/5/14/chartex" xmlns:mc="http://schemas.openxmlformats.org/markup-compatibility/2006" xmlns:aink="http://schemas.microsoft.com/office/drawing/2016/ink" xmlns:am3d="http://schemas.microsoft.com/office/drawing/2017/model3d" xmlns:o="urn:schemas-microsoft-com:office:office" xmlns:oel="http://schemas.microsoft.com/office/2019/extlst" xmlns:r="http://schemas.openxmlformats.org/officeDocument/2006/relationships" xmlns:m="http://schemas.openxmlformats.org/officeDocument/2006/math" xmlns:v="urn:schemas-microsoft-com:vml" xmlns:wp14="http://schemas.microsoft.com/office/word/2010/wordprocessingDrawing" xmlns:wp="http://schemas.openxmlformats.org/drawingml/2006/wordprocessingDrawing" xmlns:w10="urn:schemas-microsoft-com:office:word" xmlns:w="http://schemas.openxmlformats.org/wordprocessingml/2006/main" xmlns:w14="http://schemas.microsoft.com/office/word/2010/wordml" xmlns:w15="http://schemas.microsoft.com/office/word/2012/wordml" xmlns:w16cex="http://schemas.microsoft.com/office/word/2018/wordml/cex" xmlns:w16cid="http://schemas.microsoft.com/office/word/2016/wordml/cid" xmlns:w16="http://schemas.microsoft.com/office/word/2018/wordml" xmlns:w16du="http://schemas.microsoft.com/office/word/2023/wordml/word16du" xmlns:w16sdtdh="http://schemas.microsoft.com/office/word/2020/wordml/sdtdatahash" xmlns:w16sdtfl="http://schemas.microsoft.com/office/word/2024/wordml/sdtformatlock" xmlns:w16se="http://schemas.microsoft.com/office/word/2015/wordml/symex" xmlns:wpg="http://schemas.microsoft.com/office/word/2010/wordprocessingGroup" xmlns:wpi="http://schemas.microsoft.com/office/word/2010/wordprocessingInk" xmlns:wne="http://schemas.microsoft.com/office/word/2006/wordml" xmlns:wps="http://schemas.microsoft.com/office/word/2010/wordprocessingShape" mc:Ignorable="w14 w15 w16se w16cid w16 w16cex w16sdtdh w16sdtfl w16du wp14">
   <w:p>
     <w:pPr>
       <w:jc w:val="right"/>
@@ -12388,12 +12872,98 @@
 </file>
 
 <file path=word/numbering.xml><?xml version="1.0" encoding="utf-8"?>
-<w:numbering xmlns:wpc="http://schemas.microsoft.com/office/word/2010/wordprocessingCanvas" xmlns:cx="http://schemas.microsoft.com/office/drawing/2014/chartex" xmlns:cx1="http://schemas.microsoft.com/office/drawing/2015/9/8/chartex" xmlns:cx2="http://schemas.microsoft.com/office/drawing/2015/10/21/chartex" xmlns:cx3="http://schemas.microsoft.com/office/drawing/2016/5/9/chartex" xmlns:cx4="http://schemas.microsoft.com/office/drawing/2016/5/10/chartex" xmlns:cx5="http://schemas.microsoft.com/office/drawing/2016/5/11/chartex" xmlns:cx6="http://schemas.microsoft.com/office/drawing/2016/5/12/chartex" xmlns:cx7="http://schemas.microsoft.com/office/drawing/2016/5/13/chartex" xmlns:cx8="http://schemas.microsoft.com/office/drawing/2016/5/14/chartex" xmlns:mc="http://schemas.openxmlformats.org/markup-compatibility/2006" xmlns:aink="http://schemas.microsoft.com/office/drawing/2016/ink" xmlns:am3d="http://schemas.microsoft.com/office/drawing/2017/model3d" xmlns:o="urn:schemas-microsoft-com:office:office" xmlns:oel="http://schemas.microsoft.com/office/2019/extlst" xmlns:r="http://schemas.openxmlformats.org/officeDocument/2006/relationships" xmlns:m="http://schemas.openxmlformats.org/officeDocument/2006/math" xmlns:v="urn:schemas-microsoft-com:vml" xmlns:wp14="http://schemas.microsoft.com/office/word/2010/wordprocessingDrawing" xmlns:wp="http://schemas.openxmlformats.org/drawingml/2006/wordprocessingDrawing" xmlns:w10="urn:schemas-microsoft-com:office:word" xmlns:w="http://schemas.openxmlformats.org/wordprocessingml/2006/main" xmlns:w14="http://schemas.microsoft.com/office/word/2010/wordml" xmlns:w15="http://schemas.microsoft.com/office/word/2012/wordml" xmlns:w16cei="http://schemas.microsoft.com/office/word/2026/wordml/cei" xmlns:w16cex="http://schemas.microsoft.com/office/word/2018/wordml/cex" xmlns:w16cid="http://schemas.microsoft.com/office/word/2016/wordml/cid" xmlns:w16="http://schemas.microsoft.com/office/word/2018/wordml" xmlns:w16du="http://schemas.microsoft.com/office/word/2023/wordml/word16du" xmlns:w16sdtdh="http://schemas.microsoft.com/office/word/2020/wordml/sdtdatahash" xmlns:w16sdtfl="http://schemas.microsoft.com/office/word/2024/wordml/sdtformatlock" xmlns:w16se="http://schemas.microsoft.com/office/word/2015/wordml/symex" xmlns:wpg="http://schemas.microsoft.com/office/word/2010/wordprocessingGroup" xmlns:wpi="http://schemas.microsoft.com/office/word/2010/wordprocessingInk" xmlns:wne="http://schemas.microsoft.com/office/word/2006/wordml" xmlns:wps="http://schemas.microsoft.com/office/word/2010/wordprocessingShape" mc:Ignorable="w14 w15 w16se w16cid w16 w16cex w16sdtdh w16sdtfl w16du wp14">
+<w:numbering xmlns:wpc="http://schemas.microsoft.com/office/word/2010/wordprocessingCanvas" xmlns:cx="http://schemas.microsoft.com/office/drawing/2014/chartex" xmlns:cx1="http://schemas.microsoft.com/office/drawing/2015/9/8/chartex" xmlns:cx2="http://schemas.microsoft.com/office/drawing/2015/10/21/chartex" xmlns:cx3="http://schemas.microsoft.com/office/drawing/2016/5/9/chartex" xmlns:cx4="http://schemas.microsoft.com/office/drawing/2016/5/10/chartex" xmlns:cx5="http://schemas.microsoft.com/office/drawing/2016/5/11/chartex" xmlns:cx6="http://schemas.microsoft.com/office/drawing/2016/5/12/chartex" xmlns:cx7="http://schemas.microsoft.com/office/drawing/2016/5/13/chartex" xmlns:cx8="http://schemas.microsoft.com/office/drawing/2016/5/14/chartex" xmlns:mc="http://schemas.openxmlformats.org/markup-compatibility/2006" xmlns:aink="http://schemas.microsoft.com/office/drawing/2016/ink" xmlns:am3d="http://schemas.microsoft.com/office/drawing/2017/model3d" xmlns:o="urn:schemas-microsoft-com:office:office" xmlns:oel="http://schemas.microsoft.com/office/2019/extlst" xmlns:r="http://schemas.openxmlformats.org/officeDocument/2006/relationships" xmlns:m="http://schemas.openxmlformats.org/officeDocument/2006/math" xmlns:v="urn:schemas-microsoft-com:vml" xmlns:wp14="http://schemas.microsoft.com/office/word/2010/wordprocessingDrawing" xmlns:wp="http://schemas.openxmlformats.org/drawingml/2006/wordprocessingDrawing" xmlns:w10="urn:schemas-microsoft-com:office:word" xmlns:w="http://schemas.openxmlformats.org/wordprocessingml/2006/main" xmlns:w14="http://schemas.microsoft.com/office/word/2010/wordml" xmlns:w15="http://schemas.microsoft.com/office/word/2012/wordml" xmlns:w16cex="http://schemas.microsoft.com/office/word/2018/wordml/cex" xmlns:w16cid="http://schemas.microsoft.com/office/word/2016/wordml/cid" xmlns:w16="http://schemas.microsoft.com/office/word/2018/wordml" xmlns:w16du="http://schemas.microsoft.com/office/word/2023/wordml/word16du" xmlns:w16sdtdh="http://schemas.microsoft.com/office/word/2020/wordml/sdtdatahash" xmlns:w16sdtfl="http://schemas.microsoft.com/office/word/2024/wordml/sdtformatlock" xmlns:w16se="http://schemas.microsoft.com/office/word/2015/wordml/symex" xmlns:wpg="http://schemas.microsoft.com/office/word/2010/wordprocessingGroup" xmlns:wpi="http://schemas.microsoft.com/office/word/2010/wordprocessingInk" xmlns:wne="http://schemas.microsoft.com/office/word/2006/wordml" xmlns:wps="http://schemas.microsoft.com/office/word/2010/wordprocessingShape" mc:Ignorable="w14 w15 w16se w16cid w16 w16cex w16sdtdh w16sdtfl w16du wp14">
   <w:abstractNum w:abstractNumId="0" w15:restartNumberingAfterBreak="0">
-    <w:nsid w:val="0BFE4123"/>
+    <w:nsid w:val="17DF0201"/>
     <w:multiLevelType w:val="hybridMultilevel"/>
-    <w:tmpl w:val="5E9623D8"/>
-    <w:lvl w:ilvl="0" w:tplc="6818D672">
+    <w:tmpl w:val="96FCB760"/>
+    <w:lvl w:ilvl="0" w:tplc="7FEE75E8">
+      <w:start w:val="1"/>
+      <w:numFmt w:val="bullet"/>
+      <w:lvlText w:val="●"/>
+      <w:lvlJc w:val="left"/>
+      <w:pPr>
+        <w:ind w:left="720" w:hanging="360"/>
+      </w:pPr>
+    </w:lvl>
+    <w:lvl w:ilvl="1" w:tplc="D0B65AEA">
+      <w:start w:val="1"/>
+      <w:numFmt w:val="bullet"/>
+      <w:lvlText w:val="○"/>
+      <w:lvlJc w:val="left"/>
+      <w:pPr>
+        <w:ind w:left="1440" w:hanging="360"/>
+      </w:pPr>
+    </w:lvl>
+    <w:lvl w:ilvl="2" w:tplc="5114C396">
+      <w:start w:val="1"/>
+      <w:numFmt w:val="bullet"/>
+      <w:lvlText w:val="■"/>
+      <w:lvlJc w:val="left"/>
+      <w:pPr>
+        <w:ind w:left="2160" w:hanging="360"/>
+      </w:pPr>
+    </w:lvl>
+    <w:lvl w:ilvl="3" w:tplc="FD36AC76">
+      <w:start w:val="1"/>
+      <w:numFmt w:val="bullet"/>
+      <w:lvlText w:val="●"/>
+      <w:lvlJc w:val="left"/>
+      <w:pPr>
+        <w:ind w:left="2880" w:hanging="360"/>
+      </w:pPr>
+    </w:lvl>
+    <w:lvl w:ilvl="4" w:tplc="BF4C5DD0">
+      <w:start w:val="1"/>
+      <w:numFmt w:val="bullet"/>
+      <w:lvlText w:val="○"/>
+      <w:lvlJc w:val="left"/>
+      <w:pPr>
+        <w:ind w:left="3600" w:hanging="360"/>
+      </w:pPr>
+    </w:lvl>
+    <w:lvl w:ilvl="5" w:tplc="51DE1E3A">
+      <w:start w:val="1"/>
+      <w:numFmt w:val="bullet"/>
+      <w:lvlText w:val="■"/>
+      <w:lvlJc w:val="left"/>
+      <w:pPr>
+        <w:ind w:left="4320" w:hanging="360"/>
+      </w:pPr>
+    </w:lvl>
+    <w:lvl w:ilvl="6" w:tplc="0DD4FA88">
+      <w:start w:val="1"/>
+      <w:numFmt w:val="bullet"/>
+      <w:lvlText w:val="●"/>
+      <w:lvlJc w:val="left"/>
+      <w:pPr>
+        <w:ind w:left="5040" w:hanging="360"/>
+      </w:pPr>
+    </w:lvl>
+    <w:lvl w:ilvl="7" w:tplc="FE721720">
+      <w:start w:val="1"/>
+      <w:numFmt w:val="bullet"/>
+      <w:lvlText w:val="●"/>
+      <w:lvlJc w:val="left"/>
+      <w:pPr>
+        <w:ind w:left="5760" w:hanging="360"/>
+      </w:pPr>
+    </w:lvl>
+    <w:lvl w:ilvl="8" w:tplc="6E96DF50">
+      <w:start w:val="1"/>
+      <w:numFmt w:val="bullet"/>
+      <w:lvlText w:val="●"/>
+      <w:lvlJc w:val="left"/>
+      <w:pPr>
+        <w:ind w:left="6480" w:hanging="360"/>
+      </w:pPr>
+    </w:lvl>
+  </w:abstractNum>
+  <w:abstractNum w:abstractNumId="1" w15:restartNumberingAfterBreak="0">
+    <w:nsid w:val="1CA10323"/>
+    <w:multiLevelType w:val="hybridMultilevel"/>
+    <w:tmpl w:val="2594EBE4"/>
+    <w:lvl w:ilvl="0" w:tplc="1A208A02">
       <w:start w:val="1"/>
       <w:numFmt w:val="decimal"/>
       <w:lvlText w:val="%1."/>
@@ -12402,213 +12972,127 @@
         <w:ind w:left="560" w:hanging="320"/>
       </w:pPr>
     </w:lvl>
-    <w:lvl w:ilvl="1" w:tplc="8BBE9BA0">
+    <w:lvl w:ilvl="1" w:tplc="0DFA9C4C">
       <w:numFmt w:val="decimal"/>
       <w:lvlText w:val=""/>
       <w:lvlJc w:val="left"/>
     </w:lvl>
-    <w:lvl w:ilvl="2" w:tplc="EB48DC6E">
+    <w:lvl w:ilvl="2" w:tplc="866EAB34">
       <w:numFmt w:val="decimal"/>
       <w:lvlText w:val=""/>
       <w:lvlJc w:val="left"/>
     </w:lvl>
-    <w:lvl w:ilvl="3" w:tplc="F8A44F44">
+    <w:lvl w:ilvl="3" w:tplc="7864F0E2">
       <w:numFmt w:val="decimal"/>
       <w:lvlText w:val=""/>
       <w:lvlJc w:val="left"/>
     </w:lvl>
-    <w:lvl w:ilvl="4" w:tplc="767E2EC8">
+    <w:lvl w:ilvl="4" w:tplc="A300D712">
       <w:numFmt w:val="decimal"/>
       <w:lvlText w:val=""/>
       <w:lvlJc w:val="left"/>
     </w:lvl>
-    <w:lvl w:ilvl="5" w:tplc="0178C3C8">
+    <w:lvl w:ilvl="5" w:tplc="46E89E04">
       <w:numFmt w:val="decimal"/>
       <w:lvlText w:val=""/>
       <w:lvlJc w:val="left"/>
     </w:lvl>
-    <w:lvl w:ilvl="6" w:tplc="7012CEF6">
+    <w:lvl w:ilvl="6" w:tplc="928C8C82">
       <w:numFmt w:val="decimal"/>
       <w:lvlText w:val=""/>
       <w:lvlJc w:val="left"/>
     </w:lvl>
-    <w:lvl w:ilvl="7" w:tplc="2A043CEE">
+    <w:lvl w:ilvl="7" w:tplc="F746E4B2">
       <w:numFmt w:val="decimal"/>
       <w:lvlText w:val=""/>
       <w:lvlJc w:val="left"/>
     </w:lvl>
-    <w:lvl w:ilvl="8" w:tplc="C68C82DC">
-      <w:numFmt w:val="decimal"/>
-      <w:lvlText w:val=""/>
-      <w:lvlJc w:val="left"/>
-    </w:lvl>
-  </w:abstractNum>
-  <w:abstractNum w:abstractNumId="1" w15:restartNumberingAfterBreak="0">
-    <w:nsid w:val="3CD90F0D"/>
-    <w:multiLevelType w:val="hybridMultilevel"/>
-    <w:tmpl w:val="4830AD4A"/>
-    <w:lvl w:ilvl="0" w:tplc="A22C198C">
-      <w:start w:val="1"/>
-      <w:numFmt w:val="bullet"/>
-      <w:lvlText w:val="•"/>
-      <w:lvlJc w:val="left"/>
-      <w:pPr>
-        <w:ind w:left="560" w:hanging="280"/>
-      </w:pPr>
-    </w:lvl>
-    <w:lvl w:ilvl="1" w:tplc="6D62D2C8">
-      <w:numFmt w:val="decimal"/>
-      <w:lvlText w:val=""/>
-      <w:lvlJc w:val="left"/>
-    </w:lvl>
-    <w:lvl w:ilvl="2" w:tplc="C37ACA0E">
-      <w:numFmt w:val="decimal"/>
-      <w:lvlText w:val=""/>
-      <w:lvlJc w:val="left"/>
-    </w:lvl>
-    <w:lvl w:ilvl="3" w:tplc="F9ACC5D4">
-      <w:numFmt w:val="decimal"/>
-      <w:lvlText w:val=""/>
-      <w:lvlJc w:val="left"/>
-    </w:lvl>
-    <w:lvl w:ilvl="4" w:tplc="DD4A1300">
-      <w:numFmt w:val="decimal"/>
-      <w:lvlText w:val=""/>
-      <w:lvlJc w:val="left"/>
-    </w:lvl>
-    <w:lvl w:ilvl="5" w:tplc="40544B64">
-      <w:numFmt w:val="decimal"/>
-      <w:lvlText w:val=""/>
-      <w:lvlJc w:val="left"/>
-    </w:lvl>
-    <w:lvl w:ilvl="6" w:tplc="CC8CB1E4">
-      <w:numFmt w:val="decimal"/>
-      <w:lvlText w:val=""/>
-      <w:lvlJc w:val="left"/>
-    </w:lvl>
-    <w:lvl w:ilvl="7" w:tplc="125A441C">
-      <w:numFmt w:val="decimal"/>
-      <w:lvlText w:val=""/>
-      <w:lvlJc w:val="left"/>
-    </w:lvl>
-    <w:lvl w:ilvl="8" w:tplc="42FAE704">
+    <w:lvl w:ilvl="8" w:tplc="320ED236">
       <w:numFmt w:val="decimal"/>
       <w:lvlText w:val=""/>
       <w:lvlJc w:val="left"/>
     </w:lvl>
   </w:abstractNum>
   <w:abstractNum w:abstractNumId="2" w15:restartNumberingAfterBreak="0">
-    <w:nsid w:val="5B156E8D"/>
+    <w:nsid w:val="460D30A9"/>
     <w:multiLevelType w:val="hybridMultilevel"/>
-    <w:tmpl w:val="A92EC506"/>
-    <w:lvl w:ilvl="0" w:tplc="F87C3F7A">
+    <w:tmpl w:val="E362CF7C"/>
+    <w:lvl w:ilvl="0" w:tplc="7EC84CB2">
       <w:start w:val="1"/>
       <w:numFmt w:val="bullet"/>
-      <w:lvlText w:val="●"/>
+      <w:lvlText w:val="•"/>
       <w:lvlJc w:val="left"/>
       <w:pPr>
-        <w:ind w:left="720" w:hanging="360"/>
+        <w:ind w:left="560" w:hanging="280"/>
       </w:pPr>
     </w:lvl>
-    <w:lvl w:ilvl="1" w:tplc="B62EAD58">
-      <w:start w:val="1"/>
-      <w:numFmt w:val="bullet"/>
-      <w:lvlText w:val="○"/>
+    <w:lvl w:ilvl="1" w:tplc="9B489F46">
+      <w:numFmt w:val="decimal"/>
+      <w:lvlText w:val=""/>
       <w:lvlJc w:val="left"/>
-      <w:pPr>
-        <w:ind w:left="1440" w:hanging="360"/>
-      </w:pPr>
     </w:lvl>
-    <w:lvl w:ilvl="2" w:tplc="98B0098C">
-      <w:start w:val="1"/>
-      <w:numFmt w:val="bullet"/>
-      <w:lvlText w:val="■"/>
+    <w:lvl w:ilvl="2" w:tplc="BDDE6FA0">
+      <w:numFmt w:val="decimal"/>
+      <w:lvlText w:val=""/>
       <w:lvlJc w:val="left"/>
-      <w:pPr>
-        <w:ind w:left="2160" w:hanging="360"/>
-      </w:pPr>
     </w:lvl>
-    <w:lvl w:ilvl="3" w:tplc="A66E7274">
-      <w:start w:val="1"/>
-      <w:numFmt w:val="bullet"/>
-      <w:lvlText w:val="●"/>
+    <w:lvl w:ilvl="3" w:tplc="B0B22708">
+      <w:numFmt w:val="decimal"/>
+      <w:lvlText w:val=""/>
       <w:lvlJc w:val="left"/>
-      <w:pPr>
-        <w:ind w:left="2880" w:hanging="360"/>
-      </w:pPr>
     </w:lvl>
-    <w:lvl w:ilvl="4" w:tplc="4C3E46CC">
-      <w:start w:val="1"/>
-      <w:numFmt w:val="bullet"/>
-      <w:lvlText w:val="○"/>
+    <w:lvl w:ilvl="4" w:tplc="DAEC3D4A">
+      <w:numFmt w:val="decimal"/>
+      <w:lvlText w:val=""/>
       <w:lvlJc w:val="left"/>
-      <w:pPr>
-        <w:ind w:left="3600" w:hanging="360"/>
-      </w:pPr>
     </w:lvl>
-    <w:lvl w:ilvl="5" w:tplc="728CD142">
-      <w:start w:val="1"/>
-      <w:numFmt w:val="bullet"/>
-      <w:lvlText w:val="■"/>
+    <w:lvl w:ilvl="5" w:tplc="8E3C3AF8">
+      <w:numFmt w:val="decimal"/>
+      <w:lvlText w:val=""/>
       <w:lvlJc w:val="left"/>
-      <w:pPr>
-        <w:ind w:left="4320" w:hanging="360"/>
-      </w:pPr>
     </w:lvl>
-    <w:lvl w:ilvl="6" w:tplc="560EF06E">
-      <w:start w:val="1"/>
-      <w:numFmt w:val="bullet"/>
-      <w:lvlText w:val="●"/>
+    <w:lvl w:ilvl="6" w:tplc="9EACA82C">
+      <w:numFmt w:val="decimal"/>
+      <w:lvlText w:val=""/>
       <w:lvlJc w:val="left"/>
-      <w:pPr>
-        <w:ind w:left="5040" w:hanging="360"/>
-      </w:pPr>
     </w:lvl>
-    <w:lvl w:ilvl="7" w:tplc="587CE9EA">
-      <w:start w:val="1"/>
-      <w:numFmt w:val="bullet"/>
-      <w:lvlText w:val="●"/>
+    <w:lvl w:ilvl="7" w:tplc="0C428F4E">
+      <w:numFmt w:val="decimal"/>
+      <w:lvlText w:val=""/>
       <w:lvlJc w:val="left"/>
-      <w:pPr>
-        <w:ind w:left="5760" w:hanging="360"/>
-      </w:pPr>
     </w:lvl>
-    <w:lvl w:ilvl="8" w:tplc="40CE93C0">
-      <w:start w:val="1"/>
-      <w:numFmt w:val="bullet"/>
-      <w:lvlText w:val="●"/>
+    <w:lvl w:ilvl="8" w:tplc="4C084BAC">
+      <w:numFmt w:val="decimal"/>
+      <w:lvlText w:val=""/>
       <w:lvlJc w:val="left"/>
-      <w:pPr>
-        <w:ind w:left="6480" w:hanging="360"/>
-      </w:pPr>
     </w:lvl>
   </w:abstractNum>
-  <w:num w:numId="1" w16cid:durableId="1729304651">
+  <w:num w:numId="1" w16cid:durableId="1975938772">
+    <w:abstractNumId w:val="0"/>
+    <w:lvlOverride w:ilvl="0">
+      <w:startOverride w:val="1"/>
+    </w:lvlOverride>
+  </w:num>
+  <w:num w:numId="2" w16cid:durableId="1654483678">
     <w:abstractNumId w:val="2"/>
     <w:lvlOverride w:ilvl="0">
       <w:startOverride w:val="1"/>
     </w:lvlOverride>
   </w:num>
-  <w:num w:numId="2" w16cid:durableId="556205499">
+  <w:num w:numId="3" w16cid:durableId="971054126">
     <w:abstractNumId w:val="1"/>
     <w:lvlOverride w:ilvl="0">
       <w:startOverride w:val="1"/>
     </w:lvlOverride>
   </w:num>
-  <w:num w:numId="3" w16cid:durableId="383868872">
-    <w:abstractNumId w:val="0"/>
+  <w:num w:numId="4" w16cid:durableId="1326006889">
+    <w:abstractNumId w:val="1"/>
     <w:lvlOverride w:ilvl="0">
       <w:startOverride w:val="1"/>
     </w:lvlOverride>
   </w:num>
-  <w:num w:numId="4" w16cid:durableId="1498956790">
-    <w:abstractNumId w:val="0"/>
-    <w:lvlOverride w:ilvl="0">
-      <w:startOverride w:val="1"/>
-    </w:lvlOverride>
-  </w:num>
-  <w:num w:numId="5" w16cid:durableId="227613064">
-    <w:abstractNumId w:val="0"/>
+  <w:num w:numId="5" w16cid:durableId="843395088">
+    <w:abstractNumId w:val="1"/>
     <w:lvlOverride w:ilvl="0">
       <w:startOverride w:val="1"/>
     </w:lvlOverride>
@@ -13219,7 +13703,7 @@
     <w:autoRedefine/>
     <w:uiPriority w:val="39"/>
     <w:unhideWhenUsed/>
-    <w:rsid w:val="00EE6687"/>
+    <w:rsid w:val="00CE7055"/>
     <w:pPr>
       <w:spacing w:after="100"/>
     </w:pPr>
@@ -13231,7 +13715,7 @@
     <w:autoRedefine/>
     <w:uiPriority w:val="39"/>
     <w:unhideWhenUsed/>
-    <w:rsid w:val="00EE6687"/>
+    <w:rsid w:val="00CE7055"/>
     <w:pPr>
       <w:spacing w:after="100"/>
       <w:ind w:left="220"/>

--- a/docs/impactgraph-documentation.docx
+++ b/docs/impactgraph-documentation.docx
@@ -50,7 +50,7 @@
         <w:spacing w:after="100"/>
       </w:pPr>
       <w:r>
-        <w:t>Version 0.1.0</w:t>
+        <w:t>Version 0.2.0</w:t>
       </w:r>
     </w:p>
     <w:p>
@@ -105,7 +105,7 @@
     <w:sdt>
       <w:sdtPr>
         <w:alias w:val="Contents"/>
-        <w:id w:val="547341085"/>
+        <w:id w:val="-1397825311"/>
       </w:sdtPr>
       <w:sdtEndPr/>
       <w:sdtContent>
@@ -133,7 +133,7 @@
           <w:r>
             <w:fldChar w:fldCharType="separate"/>
           </w:r>
-          <w:hyperlink w:anchor="_Toc238270327" w:history="1">
+          <w:hyperlink w:anchor="_Toc238325870" w:history="1">
             <w:r>
               <w:rPr>
                 <w:rStyle w:val="Hyperlink"/>
@@ -159,7 +159,7 @@
               <w:rPr>
                 <w:noProof/>
               </w:rPr>
-              <w:instrText xml:space="preserve"> PAGEREF _Toc238270327 \h </w:instrText>
+              <w:instrText xml:space="preserve"> PAGEREF _Toc238325870 \h </w:instrText>
             </w:r>
             <w:r>
               <w:rPr>
@@ -201,7 +201,7 @@
               <w14:ligatures w14:val="standardContextual"/>
             </w:rPr>
           </w:pPr>
-          <w:hyperlink w:anchor="_Toc238270328" w:history="1">
+          <w:hyperlink w:anchor="_Toc238325871" w:history="1">
             <w:r>
               <w:rPr>
                 <w:rStyle w:val="Hyperlink"/>
@@ -227,7 +227,7 @@
               <w:rPr>
                 <w:noProof/>
               </w:rPr>
-              <w:instrText xml:space="preserve"> PAGEREF _Toc238270328 \h </w:instrText>
+              <w:instrText xml:space="preserve"> PAGEREF _Toc238325871 \h </w:instrText>
             </w:r>
             <w:r>
               <w:rPr>
@@ -269,7 +269,7 @@
               <w14:ligatures w14:val="standardContextual"/>
             </w:rPr>
           </w:pPr>
-          <w:hyperlink w:anchor="_Toc238270329" w:history="1">
+          <w:hyperlink w:anchor="_Toc238325872" w:history="1">
             <w:r>
               <w:rPr>
                 <w:rStyle w:val="Hyperlink"/>
@@ -295,7 +295,7 @@
               <w:rPr>
                 <w:noProof/>
               </w:rPr>
-              <w:instrText xml:space="preserve"> PAGEREF _Toc238270329 \h </w:instrText>
+              <w:instrText xml:space="preserve"> PAGEREF _Toc238325872 \h </w:instrText>
             </w:r>
             <w:r>
               <w:rPr>
@@ -313,6 +313,74 @@
                 <w:noProof/>
               </w:rPr>
               <w:t>5</w:t>
+            </w:r>
+            <w:r>
+              <w:rPr>
+                <w:noProof/>
+              </w:rPr>
+              <w:fldChar w:fldCharType="end"/>
+            </w:r>
+          </w:hyperlink>
+        </w:p>
+        <w:p>
+          <w:pPr>
+            <w:pStyle w:val="TOC2"/>
+            <w:tabs>
+              <w:tab w:val="right" w:leader="dot" w:pos="9016"/>
+            </w:tabs>
+            <w:rPr>
+              <w:rFonts w:asciiTheme="minorHAnsi" w:eastAsiaTheme="minorEastAsia" w:hAnsiTheme="minorHAnsi" w:cstheme="minorBidi"/>
+              <w:noProof/>
+              <w:kern w:val="2"/>
+              <w:sz w:val="24"/>
+              <w:szCs w:val="24"/>
+              <w14:ligatures w14:val="standardContextual"/>
+            </w:rPr>
+          </w:pPr>
+          <w:hyperlink w:anchor="_Toc238325873" w:history="1">
+            <w:r>
+              <w:rPr>
+                <w:rStyle w:val="Hyperlink"/>
+                <w:b/>
+                <w:bCs/>
+                <w:noProof/>
+              </w:rPr>
+              <w:t>3.1 The v0.2 build — closing the gaps against Graphify and DataHub</w:t>
+            </w:r>
+            <w:r>
+              <w:rPr>
+                <w:noProof/>
+              </w:rPr>
+              <w:tab/>
+            </w:r>
+            <w:r>
+              <w:rPr>
+                <w:noProof/>
+              </w:rPr>
+              <w:fldChar w:fldCharType="begin"/>
+            </w:r>
+            <w:r>
+              <w:rPr>
+                <w:noProof/>
+              </w:rPr>
+              <w:instrText xml:space="preserve"> PAGEREF _Toc238325873 \h </w:instrText>
+            </w:r>
+            <w:r>
+              <w:rPr>
+                <w:noProof/>
+              </w:rPr>
+            </w:r>
+            <w:r>
+              <w:rPr>
+                <w:noProof/>
+              </w:rPr>
+              <w:fldChar w:fldCharType="separate"/>
+            </w:r>
+            <w:r>
+              <w:rPr>
+                <w:noProof/>
+              </w:rPr>
+              <w:t>6</w:t>
             </w:r>
             <w:r>
               <w:rPr>
@@ -337,7 +405,7 @@
               <w14:ligatures w14:val="standardContextual"/>
             </w:rPr>
           </w:pPr>
-          <w:hyperlink w:anchor="_Toc238270330" w:history="1">
+          <w:hyperlink w:anchor="_Toc238325874" w:history="1">
             <w:r>
               <w:rPr>
                 <w:rStyle w:val="Hyperlink"/>
@@ -363,7 +431,7 @@
               <w:rPr>
                 <w:noProof/>
               </w:rPr>
-              <w:instrText xml:space="preserve"> PAGEREF _Toc238270330 \h </w:instrText>
+              <w:instrText xml:space="preserve"> PAGEREF _Toc238325874 \h </w:instrText>
             </w:r>
             <w:r>
               <w:rPr>
@@ -380,7 +448,7 @@
               <w:rPr>
                 <w:noProof/>
               </w:rPr>
-              <w:t>6</w:t>
+              <w:t>7</w:t>
             </w:r>
             <w:r>
               <w:rPr>
@@ -405,7 +473,7 @@
               <w14:ligatures w14:val="standardContextual"/>
             </w:rPr>
           </w:pPr>
-          <w:hyperlink w:anchor="_Toc238270331" w:history="1">
+          <w:hyperlink w:anchor="_Toc238325875" w:history="1">
             <w:r>
               <w:rPr>
                 <w:rStyle w:val="Hyperlink"/>
@@ -431,7 +499,7 @@
               <w:rPr>
                 <w:noProof/>
               </w:rPr>
-              <w:instrText xml:space="preserve"> PAGEREF _Toc238270331 \h </w:instrText>
+              <w:instrText xml:space="preserve"> PAGEREF _Toc238325875 \h </w:instrText>
             </w:r>
             <w:r>
               <w:rPr>
@@ -448,7 +516,7 @@
               <w:rPr>
                 <w:noProof/>
               </w:rPr>
-              <w:t>6</w:t>
+              <w:t>7</w:t>
             </w:r>
             <w:r>
               <w:rPr>
@@ -473,7 +541,7 @@
               <w14:ligatures w14:val="standardContextual"/>
             </w:rPr>
           </w:pPr>
-          <w:hyperlink w:anchor="_Toc238270332" w:history="1">
+          <w:hyperlink w:anchor="_Toc238325876" w:history="1">
             <w:r>
               <w:rPr>
                 <w:rStyle w:val="Hyperlink"/>
@@ -499,7 +567,7 @@
               <w:rPr>
                 <w:noProof/>
               </w:rPr>
-              <w:instrText xml:space="preserve"> PAGEREF _Toc238270332 \h </w:instrText>
+              <w:instrText xml:space="preserve"> PAGEREF _Toc238325876 \h </w:instrText>
             </w:r>
             <w:r>
               <w:rPr>
@@ -516,7 +584,7 @@
               <w:rPr>
                 <w:noProof/>
               </w:rPr>
-              <w:t>7</w:t>
+              <w:t>8</w:t>
             </w:r>
             <w:r>
               <w:rPr>
@@ -541,7 +609,7 @@
               <w14:ligatures w14:val="standardContextual"/>
             </w:rPr>
           </w:pPr>
-          <w:hyperlink w:anchor="_Toc238270333" w:history="1">
+          <w:hyperlink w:anchor="_Toc238325877" w:history="1">
             <w:r>
               <w:rPr>
                 <w:rStyle w:val="Hyperlink"/>
@@ -567,7 +635,7 @@
               <w:rPr>
                 <w:noProof/>
               </w:rPr>
-              <w:instrText xml:space="preserve"> PAGEREF _Toc238270333 \h </w:instrText>
+              <w:instrText xml:space="preserve"> PAGEREF _Toc238325877 \h </w:instrText>
             </w:r>
             <w:r>
               <w:rPr>
@@ -584,7 +652,7 @@
               <w:rPr>
                 <w:noProof/>
               </w:rPr>
-              <w:t>8</w:t>
+              <w:t>9</w:t>
             </w:r>
             <w:r>
               <w:rPr>
@@ -609,7 +677,7 @@
               <w14:ligatures w14:val="standardContextual"/>
             </w:rPr>
           </w:pPr>
-          <w:hyperlink w:anchor="_Toc238270334" w:history="1">
+          <w:hyperlink w:anchor="_Toc238325878" w:history="1">
             <w:r>
               <w:rPr>
                 <w:rStyle w:val="Hyperlink"/>
@@ -635,7 +703,7 @@
               <w:rPr>
                 <w:noProof/>
               </w:rPr>
-              <w:instrText xml:space="preserve"> PAGEREF _Toc238270334 \h </w:instrText>
+              <w:instrText xml:space="preserve"> PAGEREF _Toc238325878 \h </w:instrText>
             </w:r>
             <w:r>
               <w:rPr>
@@ -652,7 +720,7 @@
               <w:rPr>
                 <w:noProof/>
               </w:rPr>
-              <w:t>8</w:t>
+              <w:t>9</w:t>
             </w:r>
             <w:r>
               <w:rPr>
@@ -677,7 +745,7 @@
               <w14:ligatures w14:val="standardContextual"/>
             </w:rPr>
           </w:pPr>
-          <w:hyperlink w:anchor="_Toc238270335" w:history="1">
+          <w:hyperlink w:anchor="_Toc238325879" w:history="1">
             <w:r>
               <w:rPr>
                 <w:rStyle w:val="Hyperlink"/>
@@ -703,7 +771,7 @@
               <w:rPr>
                 <w:noProof/>
               </w:rPr>
-              <w:instrText xml:space="preserve"> PAGEREF _Toc238270335 \h </w:instrText>
+              <w:instrText xml:space="preserve"> PAGEREF _Toc238325879 \h </w:instrText>
             </w:r>
             <w:r>
               <w:rPr>
@@ -720,7 +788,7 @@
               <w:rPr>
                 <w:noProof/>
               </w:rPr>
-              <w:t>8</w:t>
+              <w:t>9</w:t>
             </w:r>
             <w:r>
               <w:rPr>
@@ -745,7 +813,7 @@
               <w14:ligatures w14:val="standardContextual"/>
             </w:rPr>
           </w:pPr>
-          <w:hyperlink w:anchor="_Toc238270336" w:history="1">
+          <w:hyperlink w:anchor="_Toc238325880" w:history="1">
             <w:r>
               <w:rPr>
                 <w:rStyle w:val="Hyperlink"/>
@@ -771,7 +839,7 @@
               <w:rPr>
                 <w:noProof/>
               </w:rPr>
-              <w:instrText xml:space="preserve"> PAGEREF _Toc238270336 \h </w:instrText>
+              <w:instrText xml:space="preserve"> PAGEREF _Toc238325880 \h </w:instrText>
             </w:r>
             <w:r>
               <w:rPr>
@@ -788,7 +856,7 @@
               <w:rPr>
                 <w:noProof/>
               </w:rPr>
-              <w:t>9</w:t>
+              <w:t>10</w:t>
             </w:r>
             <w:r>
               <w:rPr>
@@ -813,7 +881,7 @@
               <w14:ligatures w14:val="standardContextual"/>
             </w:rPr>
           </w:pPr>
-          <w:hyperlink w:anchor="_Toc238270337" w:history="1">
+          <w:hyperlink w:anchor="_Toc238325881" w:history="1">
             <w:r>
               <w:rPr>
                 <w:rStyle w:val="Hyperlink"/>
@@ -839,7 +907,7 @@
               <w:rPr>
                 <w:noProof/>
               </w:rPr>
-              <w:instrText xml:space="preserve"> PAGEREF _Toc238270337 \h </w:instrText>
+              <w:instrText xml:space="preserve"> PAGEREF _Toc238325881 \h </w:instrText>
             </w:r>
             <w:r>
               <w:rPr>
@@ -856,7 +924,7 @@
               <w:rPr>
                 <w:noProof/>
               </w:rPr>
-              <w:t>9</w:t>
+              <w:t>10</w:t>
             </w:r>
             <w:r>
               <w:rPr>
@@ -881,7 +949,7 @@
               <w14:ligatures w14:val="standardContextual"/>
             </w:rPr>
           </w:pPr>
-          <w:hyperlink w:anchor="_Toc238270338" w:history="1">
+          <w:hyperlink w:anchor="_Toc238325882" w:history="1">
             <w:r>
               <w:rPr>
                 <w:rStyle w:val="Hyperlink"/>
@@ -907,7 +975,7 @@
               <w:rPr>
                 <w:noProof/>
               </w:rPr>
-              <w:instrText xml:space="preserve"> PAGEREF _Toc238270338 \h </w:instrText>
+              <w:instrText xml:space="preserve"> PAGEREF _Toc238325882 \h </w:instrText>
             </w:r>
             <w:r>
               <w:rPr>
@@ -924,7 +992,7 @@
               <w:rPr>
                 <w:noProof/>
               </w:rPr>
-              <w:t>9</w:t>
+              <w:t>10</w:t>
             </w:r>
             <w:r>
               <w:rPr>
@@ -949,7 +1017,7 @@
               <w14:ligatures w14:val="standardContextual"/>
             </w:rPr>
           </w:pPr>
-          <w:hyperlink w:anchor="_Toc238270339" w:history="1">
+          <w:hyperlink w:anchor="_Toc238325883" w:history="1">
             <w:r>
               <w:rPr>
                 <w:rStyle w:val="Hyperlink"/>
@@ -975,7 +1043,7 @@
               <w:rPr>
                 <w:noProof/>
               </w:rPr>
-              <w:instrText xml:space="preserve"> PAGEREF _Toc238270339 \h </w:instrText>
+              <w:instrText xml:space="preserve"> PAGEREF _Toc238325883 \h </w:instrText>
             </w:r>
             <w:r>
               <w:rPr>
@@ -992,7 +1060,7 @@
               <w:rPr>
                 <w:noProof/>
               </w:rPr>
-              <w:t>10</w:t>
+              <w:t>11</w:t>
             </w:r>
             <w:r>
               <w:rPr>
@@ -1017,7 +1085,7 @@
               <w14:ligatures w14:val="standardContextual"/>
             </w:rPr>
           </w:pPr>
-          <w:hyperlink w:anchor="_Toc238270340" w:history="1">
+          <w:hyperlink w:anchor="_Toc238325884" w:history="1">
             <w:r>
               <w:rPr>
                 <w:rStyle w:val="Hyperlink"/>
@@ -1043,7 +1111,7 @@
               <w:rPr>
                 <w:noProof/>
               </w:rPr>
-              <w:instrText xml:space="preserve"> PAGEREF _Toc238270340 \h </w:instrText>
+              <w:instrText xml:space="preserve"> PAGEREF _Toc238325884 \h </w:instrText>
             </w:r>
             <w:r>
               <w:rPr>
@@ -1060,7 +1128,7 @@
               <w:rPr>
                 <w:noProof/>
               </w:rPr>
-              <w:t>11</w:t>
+              <w:t>12</w:t>
             </w:r>
             <w:r>
               <w:rPr>
@@ -1085,7 +1153,7 @@
               <w14:ligatures w14:val="standardContextual"/>
             </w:rPr>
           </w:pPr>
-          <w:hyperlink w:anchor="_Toc238270341" w:history="1">
+          <w:hyperlink w:anchor="_Toc238325885" w:history="1">
             <w:r>
               <w:rPr>
                 <w:rStyle w:val="Hyperlink"/>
@@ -1111,7 +1179,7 @@
               <w:rPr>
                 <w:noProof/>
               </w:rPr>
-              <w:instrText xml:space="preserve"> PAGEREF _Toc238270341 \h </w:instrText>
+              <w:instrText xml:space="preserve"> PAGEREF _Toc238325885 \h </w:instrText>
             </w:r>
             <w:r>
               <w:rPr>
@@ -1128,7 +1196,7 @@
               <w:rPr>
                 <w:noProof/>
               </w:rPr>
-              <w:t>11</w:t>
+              <w:t>12</w:t>
             </w:r>
             <w:r>
               <w:rPr>
@@ -1153,7 +1221,7 @@
               <w14:ligatures w14:val="standardContextual"/>
             </w:rPr>
           </w:pPr>
-          <w:hyperlink w:anchor="_Toc238270342" w:history="1">
+          <w:hyperlink w:anchor="_Toc238325886" w:history="1">
             <w:r>
               <w:rPr>
                 <w:rStyle w:val="Hyperlink"/>
@@ -1179,7 +1247,7 @@
               <w:rPr>
                 <w:noProof/>
               </w:rPr>
-              <w:instrText xml:space="preserve"> PAGEREF _Toc238270342 \h </w:instrText>
+              <w:instrText xml:space="preserve"> PAGEREF _Toc238325886 \h </w:instrText>
             </w:r>
             <w:r>
               <w:rPr>
@@ -1196,7 +1264,7 @@
               <w:rPr>
                 <w:noProof/>
               </w:rPr>
-              <w:t>11</w:t>
+              <w:t>12</w:t>
             </w:r>
             <w:r>
               <w:rPr>
@@ -1221,7 +1289,7 @@
               <w14:ligatures w14:val="standardContextual"/>
             </w:rPr>
           </w:pPr>
-          <w:hyperlink w:anchor="_Toc238270343" w:history="1">
+          <w:hyperlink w:anchor="_Toc238325887" w:history="1">
             <w:r>
               <w:rPr>
                 <w:rStyle w:val="Hyperlink"/>
@@ -1247,7 +1315,7 @@
               <w:rPr>
                 <w:noProof/>
               </w:rPr>
-              <w:instrText xml:space="preserve"> PAGEREF _Toc238270343 \h </w:instrText>
+              <w:instrText xml:space="preserve"> PAGEREF _Toc238325887 \h </w:instrText>
             </w:r>
             <w:r>
               <w:rPr>
@@ -1264,7 +1332,7 @@
               <w:rPr>
                 <w:noProof/>
               </w:rPr>
-              <w:t>11</w:t>
+              <w:t>12</w:t>
             </w:r>
             <w:r>
               <w:rPr>
@@ -1289,7 +1357,7 @@
               <w14:ligatures w14:val="standardContextual"/>
             </w:rPr>
           </w:pPr>
-          <w:hyperlink w:anchor="_Toc238270344" w:history="1">
+          <w:hyperlink w:anchor="_Toc238325888" w:history="1">
             <w:r>
               <w:rPr>
                 <w:rStyle w:val="Hyperlink"/>
@@ -1315,7 +1383,7 @@
               <w:rPr>
                 <w:noProof/>
               </w:rPr>
-              <w:instrText xml:space="preserve"> PAGEREF _Toc238270344 \h </w:instrText>
+              <w:instrText xml:space="preserve"> PAGEREF _Toc238325888 \h </w:instrText>
             </w:r>
             <w:r>
               <w:rPr>
@@ -1332,7 +1400,7 @@
               <w:rPr>
                 <w:noProof/>
               </w:rPr>
-              <w:t>12</w:t>
+              <w:t>13</w:t>
             </w:r>
             <w:r>
               <w:rPr>
@@ -1357,7 +1425,7 @@
               <w14:ligatures w14:val="standardContextual"/>
             </w:rPr>
           </w:pPr>
-          <w:hyperlink w:anchor="_Toc238270345" w:history="1">
+          <w:hyperlink w:anchor="_Toc238325889" w:history="1">
             <w:r>
               <w:rPr>
                 <w:rStyle w:val="Hyperlink"/>
@@ -1383,7 +1451,7 @@
               <w:rPr>
                 <w:noProof/>
               </w:rPr>
-              <w:instrText xml:space="preserve"> PAGEREF _Toc238270345 \h </w:instrText>
+              <w:instrText xml:space="preserve"> PAGEREF _Toc238325889 \h </w:instrText>
             </w:r>
             <w:r>
               <w:rPr>
@@ -1400,7 +1468,7 @@
               <w:rPr>
                 <w:noProof/>
               </w:rPr>
-              <w:t>13</w:t>
+              <w:t>14</w:t>
             </w:r>
             <w:r>
               <w:rPr>
@@ -1425,7 +1493,7 @@
               <w14:ligatures w14:val="standardContextual"/>
             </w:rPr>
           </w:pPr>
-          <w:hyperlink w:anchor="_Toc238270346" w:history="1">
+          <w:hyperlink w:anchor="_Toc238325890" w:history="1">
             <w:r>
               <w:rPr>
                 <w:rStyle w:val="Hyperlink"/>
@@ -1433,7 +1501,7 @@
                 <w:bCs/>
                 <w:noProof/>
               </w:rPr>
-              <w:t>8.1 Automated suite (40 tests, all passing)</w:t>
+              <w:t>8.1 Automated suite (70 tests, all passing)</w:t>
             </w:r>
             <w:r>
               <w:rPr>
@@ -1451,7 +1519,7 @@
               <w:rPr>
                 <w:noProof/>
               </w:rPr>
-              <w:instrText xml:space="preserve"> PAGEREF _Toc238270346 \h </w:instrText>
+              <w:instrText xml:space="preserve"> PAGEREF _Toc238325890 \h </w:instrText>
             </w:r>
             <w:r>
               <w:rPr>
@@ -1468,7 +1536,7 @@
               <w:rPr>
                 <w:noProof/>
               </w:rPr>
-              <w:t>13</w:t>
+              <w:t>14</w:t>
             </w:r>
             <w:r>
               <w:rPr>
@@ -1493,7 +1561,7 @@
               <w14:ligatures w14:val="standardContextual"/>
             </w:rPr>
           </w:pPr>
-          <w:hyperlink w:anchor="_Toc238270347" w:history="1">
+          <w:hyperlink w:anchor="_Toc238325891" w:history="1">
             <w:r>
               <w:rPr>
                 <w:rStyle w:val="Hyperlink"/>
@@ -1519,7 +1587,7 @@
               <w:rPr>
                 <w:noProof/>
               </w:rPr>
-              <w:instrText xml:space="preserve"> PAGEREF _Toc238270347 \h </w:instrText>
+              <w:instrText xml:space="preserve"> PAGEREF _Toc238325891 \h </w:instrText>
             </w:r>
             <w:r>
               <w:rPr>
@@ -1536,7 +1604,7 @@
               <w:rPr>
                 <w:noProof/>
               </w:rPr>
-              <w:t>13</w:t>
+              <w:t>14</w:t>
             </w:r>
             <w:r>
               <w:rPr>
@@ -1561,7 +1629,7 @@
               <w14:ligatures w14:val="standardContextual"/>
             </w:rPr>
           </w:pPr>
-          <w:hyperlink w:anchor="_Toc238270348" w:history="1">
+          <w:hyperlink w:anchor="_Toc238325892" w:history="1">
             <w:r>
               <w:rPr>
                 <w:rStyle w:val="Hyperlink"/>
@@ -1587,7 +1655,7 @@
               <w:rPr>
                 <w:noProof/>
               </w:rPr>
-              <w:instrText xml:space="preserve"> PAGEREF _Toc238270348 \h </w:instrText>
+              <w:instrText xml:space="preserve"> PAGEREF _Toc238325892 \h </w:instrText>
             </w:r>
             <w:r>
               <w:rPr>
@@ -1604,7 +1672,7 @@
               <w:rPr>
                 <w:noProof/>
               </w:rPr>
-              <w:t>14</w:t>
+              <w:t>15</w:t>
             </w:r>
             <w:r>
               <w:rPr>
@@ -1629,7 +1697,7 @@
               <w14:ligatures w14:val="standardContextual"/>
             </w:rPr>
           </w:pPr>
-          <w:hyperlink w:anchor="_Toc238270349" w:history="1">
+          <w:hyperlink w:anchor="_Toc238325893" w:history="1">
             <w:r>
               <w:rPr>
                 <w:rStyle w:val="Hyperlink"/>
@@ -1655,7 +1723,7 @@
               <w:rPr>
                 <w:noProof/>
               </w:rPr>
-              <w:instrText xml:space="preserve"> PAGEREF _Toc238270349 \h </w:instrText>
+              <w:instrText xml:space="preserve"> PAGEREF _Toc238325893 \h </w:instrText>
             </w:r>
             <w:r>
               <w:rPr>
@@ -1672,7 +1740,7 @@
               <w:rPr>
                 <w:noProof/>
               </w:rPr>
-              <w:t>14</w:t>
+              <w:t>15</w:t>
             </w:r>
             <w:r>
               <w:rPr>
@@ -1697,7 +1765,7 @@
               <w14:ligatures w14:val="standardContextual"/>
             </w:rPr>
           </w:pPr>
-          <w:hyperlink w:anchor="_Toc238270350" w:history="1">
+          <w:hyperlink w:anchor="_Toc238325894" w:history="1">
             <w:r>
               <w:rPr>
                 <w:rStyle w:val="Hyperlink"/>
@@ -1723,7 +1791,7 @@
               <w:rPr>
                 <w:noProof/>
               </w:rPr>
-              <w:instrText xml:space="preserve"> PAGEREF _Toc238270350 \h </w:instrText>
+              <w:instrText xml:space="preserve"> PAGEREF _Toc238325894 \h </w:instrText>
             </w:r>
             <w:r>
               <w:rPr>
@@ -1740,7 +1808,7 @@
               <w:rPr>
                 <w:noProof/>
               </w:rPr>
-              <w:t>16</w:t>
+              <w:t>17</w:t>
             </w:r>
             <w:r>
               <w:rPr>
@@ -1765,7 +1833,7 @@
               <w14:ligatures w14:val="standardContextual"/>
             </w:rPr>
           </w:pPr>
-          <w:hyperlink w:anchor="_Toc238270351" w:history="1">
+          <w:hyperlink w:anchor="_Toc238325895" w:history="1">
             <w:r>
               <w:rPr>
                 <w:rStyle w:val="Hyperlink"/>
@@ -1773,7 +1841,7 @@
                 <w:bCs/>
                 <w:noProof/>
               </w:rPr>
-              <w:t>9.1 What is genuinely different</w:t>
+              <w:t>9.1 Side by side: Graphify vs DataHub vs impactgraph</w:t>
             </w:r>
             <w:r>
               <w:rPr>
@@ -1791,7 +1859,7 @@
               <w:rPr>
                 <w:noProof/>
               </w:rPr>
-              <w:instrText xml:space="preserve"> PAGEREF _Toc238270351 \h </w:instrText>
+              <w:instrText xml:space="preserve"> PAGEREF _Toc238325895 \h </w:instrText>
             </w:r>
             <w:r>
               <w:rPr>
@@ -1808,7 +1876,7 @@
               <w:rPr>
                 <w:noProof/>
               </w:rPr>
-              <w:t>16</w:t>
+              <w:t>17</w:t>
             </w:r>
             <w:r>
               <w:rPr>
@@ -1833,7 +1901,7 @@
               <w14:ligatures w14:val="standardContextual"/>
             </w:rPr>
           </w:pPr>
-          <w:hyperlink w:anchor="_Toc238270352" w:history="1">
+          <w:hyperlink w:anchor="_Toc238325896" w:history="1">
             <w:r>
               <w:rPr>
                 <w:rStyle w:val="Hyperlink"/>
@@ -1841,7 +1909,7 @@
                 <w:bCs/>
                 <w:noProof/>
               </w:rPr>
-              <w:t>9.2 Where existing tools are ahead (known gaps)</w:t>
+              <w:t>9.2 What Graphify has that impactgraph does not</w:t>
             </w:r>
             <w:r>
               <w:rPr>
@@ -1859,7 +1927,7 @@
               <w:rPr>
                 <w:noProof/>
               </w:rPr>
-              <w:instrText xml:space="preserve"> PAGEREF _Toc238270352 \h </w:instrText>
+              <w:instrText xml:space="preserve"> PAGEREF _Toc238325896 \h </w:instrText>
             </w:r>
             <w:r>
               <w:rPr>
@@ -1876,7 +1944,279 @@
               <w:rPr>
                 <w:noProof/>
               </w:rPr>
-              <w:t>16</w:t>
+              <w:t>18</w:t>
+            </w:r>
+            <w:r>
+              <w:rPr>
+                <w:noProof/>
+              </w:rPr>
+              <w:fldChar w:fldCharType="end"/>
+            </w:r>
+          </w:hyperlink>
+        </w:p>
+        <w:p>
+          <w:pPr>
+            <w:pStyle w:val="TOC2"/>
+            <w:tabs>
+              <w:tab w:val="right" w:leader="dot" w:pos="9016"/>
+            </w:tabs>
+            <w:rPr>
+              <w:rFonts w:asciiTheme="minorHAnsi" w:eastAsiaTheme="minorEastAsia" w:hAnsiTheme="minorHAnsi" w:cstheme="minorBidi"/>
+              <w:noProof/>
+              <w:kern w:val="2"/>
+              <w:sz w:val="24"/>
+              <w:szCs w:val="24"/>
+              <w14:ligatures w14:val="standardContextual"/>
+            </w:rPr>
+          </w:pPr>
+          <w:hyperlink w:anchor="_Toc238325897" w:history="1">
+            <w:r>
+              <w:rPr>
+                <w:rStyle w:val="Hyperlink"/>
+                <w:b/>
+                <w:bCs/>
+                <w:noProof/>
+              </w:rPr>
+              <w:t>9.3 What DataHub has that impactgraph does not</w:t>
+            </w:r>
+            <w:r>
+              <w:rPr>
+                <w:noProof/>
+              </w:rPr>
+              <w:tab/>
+            </w:r>
+            <w:r>
+              <w:rPr>
+                <w:noProof/>
+              </w:rPr>
+              <w:fldChar w:fldCharType="begin"/>
+            </w:r>
+            <w:r>
+              <w:rPr>
+                <w:noProof/>
+              </w:rPr>
+              <w:instrText xml:space="preserve"> PAGEREF _Toc238325897 \h </w:instrText>
+            </w:r>
+            <w:r>
+              <w:rPr>
+                <w:noProof/>
+              </w:rPr>
+            </w:r>
+            <w:r>
+              <w:rPr>
+                <w:noProof/>
+              </w:rPr>
+              <w:fldChar w:fldCharType="separate"/>
+            </w:r>
+            <w:r>
+              <w:rPr>
+                <w:noProof/>
+              </w:rPr>
+              <w:t>18</w:t>
+            </w:r>
+            <w:r>
+              <w:rPr>
+                <w:noProof/>
+              </w:rPr>
+              <w:fldChar w:fldCharType="end"/>
+            </w:r>
+          </w:hyperlink>
+        </w:p>
+        <w:p>
+          <w:pPr>
+            <w:pStyle w:val="TOC2"/>
+            <w:tabs>
+              <w:tab w:val="right" w:leader="dot" w:pos="9016"/>
+            </w:tabs>
+            <w:rPr>
+              <w:rFonts w:asciiTheme="minorHAnsi" w:eastAsiaTheme="minorEastAsia" w:hAnsiTheme="minorHAnsi" w:cstheme="minorBidi"/>
+              <w:noProof/>
+              <w:kern w:val="2"/>
+              <w:sz w:val="24"/>
+              <w:szCs w:val="24"/>
+              <w14:ligatures w14:val="standardContextual"/>
+            </w:rPr>
+          </w:pPr>
+          <w:hyperlink w:anchor="_Toc238325898" w:history="1">
+            <w:r>
+              <w:rPr>
+                <w:rStyle w:val="Hyperlink"/>
+                <w:b/>
+                <w:bCs/>
+                <w:noProof/>
+              </w:rPr>
+              <w:t>9.4 What impactgraph has that neither does</w:t>
+            </w:r>
+            <w:r>
+              <w:rPr>
+                <w:noProof/>
+              </w:rPr>
+              <w:tab/>
+            </w:r>
+            <w:r>
+              <w:rPr>
+                <w:noProof/>
+              </w:rPr>
+              <w:fldChar w:fldCharType="begin"/>
+            </w:r>
+            <w:r>
+              <w:rPr>
+                <w:noProof/>
+              </w:rPr>
+              <w:instrText xml:space="preserve"> PAGEREF _Toc238325898 \h </w:instrText>
+            </w:r>
+            <w:r>
+              <w:rPr>
+                <w:noProof/>
+              </w:rPr>
+            </w:r>
+            <w:r>
+              <w:rPr>
+                <w:noProof/>
+              </w:rPr>
+              <w:fldChar w:fldCharType="separate"/>
+            </w:r>
+            <w:r>
+              <w:rPr>
+                <w:noProof/>
+              </w:rPr>
+              <w:t>19</w:t>
+            </w:r>
+            <w:r>
+              <w:rPr>
+                <w:noProof/>
+              </w:rPr>
+              <w:fldChar w:fldCharType="end"/>
+            </w:r>
+          </w:hyperlink>
+        </w:p>
+        <w:p>
+          <w:pPr>
+            <w:pStyle w:val="TOC2"/>
+            <w:tabs>
+              <w:tab w:val="right" w:leader="dot" w:pos="9016"/>
+            </w:tabs>
+            <w:rPr>
+              <w:rFonts w:asciiTheme="minorHAnsi" w:eastAsiaTheme="minorEastAsia" w:hAnsiTheme="minorHAnsi" w:cstheme="minorBidi"/>
+              <w:noProof/>
+              <w:kern w:val="2"/>
+              <w:sz w:val="24"/>
+              <w:szCs w:val="24"/>
+              <w14:ligatures w14:val="standardContextual"/>
+            </w:rPr>
+          </w:pPr>
+          <w:hyperlink w:anchor="_Toc238325899" w:history="1">
+            <w:r>
+              <w:rPr>
+                <w:rStyle w:val="Hyperlink"/>
+                <w:b/>
+                <w:bCs/>
+                <w:noProof/>
+              </w:rPr>
+              <w:t>9.5 What impactgraph deliberately does not try to be</w:t>
+            </w:r>
+            <w:r>
+              <w:rPr>
+                <w:noProof/>
+              </w:rPr>
+              <w:tab/>
+            </w:r>
+            <w:r>
+              <w:rPr>
+                <w:noProof/>
+              </w:rPr>
+              <w:fldChar w:fldCharType="begin"/>
+            </w:r>
+            <w:r>
+              <w:rPr>
+                <w:noProof/>
+              </w:rPr>
+              <w:instrText xml:space="preserve"> PAGEREF _Toc238325899 \h </w:instrText>
+            </w:r>
+            <w:r>
+              <w:rPr>
+                <w:noProof/>
+              </w:rPr>
+            </w:r>
+            <w:r>
+              <w:rPr>
+                <w:noProof/>
+              </w:rPr>
+              <w:fldChar w:fldCharType="separate"/>
+            </w:r>
+            <w:r>
+              <w:rPr>
+                <w:noProof/>
+              </w:rPr>
+              <w:t>19</w:t>
+            </w:r>
+            <w:r>
+              <w:rPr>
+                <w:noProof/>
+              </w:rPr>
+              <w:fldChar w:fldCharType="end"/>
+            </w:r>
+          </w:hyperlink>
+        </w:p>
+        <w:p>
+          <w:pPr>
+            <w:pStyle w:val="TOC2"/>
+            <w:tabs>
+              <w:tab w:val="right" w:leader="dot" w:pos="9016"/>
+            </w:tabs>
+            <w:rPr>
+              <w:rFonts w:asciiTheme="minorHAnsi" w:eastAsiaTheme="minorEastAsia" w:hAnsiTheme="minorHAnsi" w:cstheme="minorBidi"/>
+              <w:noProof/>
+              <w:kern w:val="2"/>
+              <w:sz w:val="24"/>
+              <w:szCs w:val="24"/>
+              <w14:ligatures w14:val="standardContextual"/>
+            </w:rPr>
+          </w:pPr>
+          <w:hyperlink w:anchor="_Toc238325900" w:history="1">
+            <w:r>
+              <w:rPr>
+                <w:rStyle w:val="Hyperlink"/>
+                <w:b/>
+                <w:bCs/>
+                <w:noProof/>
+              </w:rPr>
+              <w:t>9.6 Where existing tools are ahead (known gaps)</w:t>
+            </w:r>
+            <w:r>
+              <w:rPr>
+                <w:noProof/>
+              </w:rPr>
+              <w:tab/>
+            </w:r>
+            <w:r>
+              <w:rPr>
+                <w:noProof/>
+              </w:rPr>
+              <w:fldChar w:fldCharType="begin"/>
+            </w:r>
+            <w:r>
+              <w:rPr>
+                <w:noProof/>
+              </w:rPr>
+              <w:instrText xml:space="preserve"> PAGEREF _Toc238325900 \h </w:instrText>
+            </w:r>
+            <w:r>
+              <w:rPr>
+                <w:noProof/>
+              </w:rPr>
+            </w:r>
+            <w:r>
+              <w:rPr>
+                <w:noProof/>
+              </w:rPr>
+              <w:fldChar w:fldCharType="separate"/>
+            </w:r>
+            <w:r>
+              <w:rPr>
+                <w:noProof/>
+              </w:rPr>
+              <w:t>19</w:t>
             </w:r>
             <w:r>
               <w:rPr>
@@ -1901,7 +2241,7 @@
               <w14:ligatures w14:val="standardContextual"/>
             </w:rPr>
           </w:pPr>
-          <w:hyperlink w:anchor="_Toc238270353" w:history="1">
+          <w:hyperlink w:anchor="_Toc238325901" w:history="1">
             <w:r>
               <w:rPr>
                 <w:rStyle w:val="Hyperlink"/>
@@ -1927,7 +2267,7 @@
               <w:rPr>
                 <w:noProof/>
               </w:rPr>
-              <w:instrText xml:space="preserve"> PAGEREF _Toc238270353 \h </w:instrText>
+              <w:instrText xml:space="preserve"> PAGEREF _Toc238325901 \h </w:instrText>
             </w:r>
             <w:r>
               <w:rPr>
@@ -1944,7 +2284,7 @@
               <w:rPr>
                 <w:noProof/>
               </w:rPr>
-              <w:t>17</w:t>
+              <w:t>19</w:t>
             </w:r>
             <w:r>
               <w:rPr>
@@ -1969,7 +2309,7 @@
               <w14:ligatures w14:val="standardContextual"/>
             </w:rPr>
           </w:pPr>
-          <w:hyperlink w:anchor="_Toc238270354" w:history="1">
+          <w:hyperlink w:anchor="_Toc238325902" w:history="1">
             <w:r>
               <w:rPr>
                 <w:rStyle w:val="Hyperlink"/>
@@ -1995,7 +2335,7 @@
               <w:rPr>
                 <w:noProof/>
               </w:rPr>
-              <w:instrText xml:space="preserve"> PAGEREF _Toc238270354 \h </w:instrText>
+              <w:instrText xml:space="preserve"> PAGEREF _Toc238325902 \h </w:instrText>
             </w:r>
             <w:r>
               <w:rPr>
@@ -2012,7 +2352,7 @@
               <w:rPr>
                 <w:noProof/>
               </w:rPr>
-              <w:t>17</w:t>
+              <w:t>19</w:t>
             </w:r>
             <w:r>
               <w:rPr>
@@ -2037,7 +2377,7 @@
               <w14:ligatures w14:val="standardContextual"/>
             </w:rPr>
           </w:pPr>
-          <w:hyperlink w:anchor="_Toc238270355" w:history="1">
+          <w:hyperlink w:anchor="_Toc238325903" w:history="1">
             <w:r>
               <w:rPr>
                 <w:rStyle w:val="Hyperlink"/>
@@ -2063,7 +2403,7 @@
               <w:rPr>
                 <w:noProof/>
               </w:rPr>
-              <w:instrText xml:space="preserve"> PAGEREF _Toc238270355 \h </w:instrText>
+              <w:instrText xml:space="preserve"> PAGEREF _Toc238325903 \h </w:instrText>
             </w:r>
             <w:r>
               <w:rPr>
@@ -2080,7 +2420,7 @@
               <w:rPr>
                 <w:noProof/>
               </w:rPr>
-              <w:t>17</w:t>
+              <w:t>19</w:t>
             </w:r>
             <w:r>
               <w:rPr>
@@ -2105,7 +2445,7 @@
               <w14:ligatures w14:val="standardContextual"/>
             </w:rPr>
           </w:pPr>
-          <w:hyperlink w:anchor="_Toc238270356" w:history="1">
+          <w:hyperlink w:anchor="_Toc238325904" w:history="1">
             <w:r>
               <w:rPr>
                 <w:rStyle w:val="Hyperlink"/>
@@ -2131,7 +2471,7 @@
               <w:rPr>
                 <w:noProof/>
               </w:rPr>
-              <w:instrText xml:space="preserve"> PAGEREF _Toc238270356 \h </w:instrText>
+              <w:instrText xml:space="preserve"> PAGEREF _Toc238325904 \h </w:instrText>
             </w:r>
             <w:r>
               <w:rPr>
@@ -2148,7 +2488,7 @@
               <w:rPr>
                 <w:noProof/>
               </w:rPr>
-              <w:t>17</w:t>
+              <w:t>20</w:t>
             </w:r>
             <w:r>
               <w:rPr>
@@ -2173,7 +2513,7 @@
               <w14:ligatures w14:val="standardContextual"/>
             </w:rPr>
           </w:pPr>
-          <w:hyperlink w:anchor="_Toc238270357" w:history="1">
+          <w:hyperlink w:anchor="_Toc238325905" w:history="1">
             <w:r>
               <w:rPr>
                 <w:rStyle w:val="Hyperlink"/>
@@ -2199,7 +2539,7 @@
               <w:rPr>
                 <w:noProof/>
               </w:rPr>
-              <w:instrText xml:space="preserve"> PAGEREF _Toc238270357 \h </w:instrText>
+              <w:instrText xml:space="preserve"> PAGEREF _Toc238325905 \h </w:instrText>
             </w:r>
             <w:r>
               <w:rPr>
@@ -2216,7 +2556,7 @@
               <w:rPr>
                 <w:noProof/>
               </w:rPr>
-              <w:t>17</w:t>
+              <w:t>20</w:t>
             </w:r>
             <w:r>
               <w:rPr>
@@ -2241,7 +2581,7 @@
               <w14:ligatures w14:val="standardContextual"/>
             </w:rPr>
           </w:pPr>
-          <w:hyperlink w:anchor="_Toc238270358" w:history="1">
+          <w:hyperlink w:anchor="_Toc238325906" w:history="1">
             <w:r>
               <w:rPr>
                 <w:rStyle w:val="Hyperlink"/>
@@ -2267,7 +2607,7 @@
               <w:rPr>
                 <w:noProof/>
               </w:rPr>
-              <w:instrText xml:space="preserve"> PAGEREF _Toc238270358 \h </w:instrText>
+              <w:instrText xml:space="preserve"> PAGEREF _Toc238325906 \h </w:instrText>
             </w:r>
             <w:r>
               <w:rPr>
@@ -2284,7 +2624,7 @@
               <w:rPr>
                 <w:noProof/>
               </w:rPr>
-              <w:t>19</w:t>
+              <w:t>21</w:t>
             </w:r>
             <w:r>
               <w:rPr>
@@ -2309,7 +2649,7 @@
               <w14:ligatures w14:val="standardContextual"/>
             </w:rPr>
           </w:pPr>
-          <w:hyperlink w:anchor="_Toc238270359" w:history="1">
+          <w:hyperlink w:anchor="_Toc238325907" w:history="1">
             <w:r>
               <w:rPr>
                 <w:rStyle w:val="Hyperlink"/>
@@ -2335,7 +2675,7 @@
               <w:rPr>
                 <w:noProof/>
               </w:rPr>
-              <w:instrText xml:space="preserve"> PAGEREF _Toc238270359 \h </w:instrText>
+              <w:instrText xml:space="preserve"> PAGEREF _Toc238325907 \h </w:instrText>
             </w:r>
             <w:r>
               <w:rPr>
@@ -2352,7 +2692,7 @@
               <w:rPr>
                 <w:noProof/>
               </w:rPr>
-              <w:t>19</w:t>
+              <w:t>21</w:t>
             </w:r>
             <w:r>
               <w:rPr>
@@ -2377,7 +2717,7 @@
               <w14:ligatures w14:val="standardContextual"/>
             </w:rPr>
           </w:pPr>
-          <w:hyperlink w:anchor="_Toc238270360" w:history="1">
+          <w:hyperlink w:anchor="_Toc238325908" w:history="1">
             <w:r>
               <w:rPr>
                 <w:rStyle w:val="Hyperlink"/>
@@ -2403,7 +2743,7 @@
               <w:rPr>
                 <w:noProof/>
               </w:rPr>
-              <w:instrText xml:space="preserve"> PAGEREF _Toc238270360 \h </w:instrText>
+              <w:instrText xml:space="preserve"> PAGEREF _Toc238325908 \h </w:instrText>
             </w:r>
             <w:r>
               <w:rPr>
@@ -2420,7 +2760,7 @@
               <w:rPr>
                 <w:noProof/>
               </w:rPr>
-              <w:t>19</w:t>
+              <w:t>21</w:t>
             </w:r>
             <w:r>
               <w:rPr>
@@ -2469,7 +2809,7 @@
         <w:pStyle w:val="Heading1"/>
         <w:spacing w:before="360" w:after="160"/>
       </w:pPr>
-      <w:bookmarkStart w:id="0" w:name="_Toc238270327"/>
+      <w:bookmarkStart w:id="0" w:name="_Toc238325870"/>
       <w:r>
         <w:rPr>
           <w:b/>
@@ -2617,10 +2957,13 @@
           <w:b/>
           <w:bCs/>
         </w:rPr>
-        <w:t xml:space="preserve">Scope delivered: </w:t>
-      </w:r>
-      <w:r>
-        <w:t>4 deterministic extractors (Python AST, dbt manifest.json, SQL via sqlglot, git diff), unified graph with direction-aware impact propagation, risk scoring, test recommender, rich terminal report, CLI with 5 commands, optional Claude-powered explanation layer.</w:t>
+        <w:t xml:space="preserve">Scope delivered (v0.2): </w:t>
+      </w:r>
+      <w:r>
+        <w:t>7 deterministic extractors (Python AST, dbt manifest.json incl. compiled-SQL column lineage, SQL via sqlglot with column-level lineage, git diff, OpenLineage events, DataHub lineage files, warehouse information_schema), unified graph with direction-aware impact propagation and edge provenance (extracted / inferred), risk scoring, owners to notify, test recommender, rich terminal report with ASCII fallback, interactive HTML view, 13 CLI commands (build, impact, diff, nodes, paths, hotspots, graph-diff, expor</w:t>
+      </w:r>
+      <w:r>
+        <w:t>t, html, watch, hook-install, explain, mcp), MCP server, a /impactgraph skill for AI coding assistants, a GitHub Action, and the optional Claude-powered explanation layer.</w:t>
       </w:r>
     </w:p>
     <w:p>
@@ -2640,7 +2983,7 @@
         <w:t xml:space="preserve">Quality: </w:t>
       </w:r>
       <w:r>
-        <w:t>40 automated tests passing; end-to-end verified from the built wheel in a clean virtual environment; one real Windows bug (UTF-8 BOM) found and fixed during that pass.</w:t>
+        <w:t>70 automated tests passing; end-to-end verified from the built wheel in a clean virtual environment; one real Windows bug (UTF-8 BOM) found and fixed during that pass.</w:t>
       </w:r>
     </w:p>
     <w:p>
@@ -2668,7 +3011,7 @@
         <w:pStyle w:val="Heading1"/>
         <w:spacing w:before="360" w:after="160"/>
       </w:pPr>
-      <w:bookmarkStart w:id="1" w:name="_Toc238270328"/>
+      <w:bookmarkStart w:id="1" w:name="_Toc238325871"/>
       <w:r>
         <w:rPr>
           <w:b/>
@@ -2983,7 +3326,7 @@
         <w:pStyle w:val="Heading1"/>
         <w:spacing w:before="360" w:after="160"/>
       </w:pPr>
-      <w:bookmarkStart w:id="2" w:name="_Toc238270329"/>
+      <w:bookmarkStart w:id="2" w:name="_Toc238325872"/>
       <w:r>
         <w:rPr>
           <w:b/>
@@ -4300,10 +4643,1019 @@
     </w:p>
     <w:p>
       <w:pPr>
+        <w:pStyle w:val="Heading2"/>
+        <w:spacing w:before="280" w:after="120"/>
+      </w:pPr>
+      <w:bookmarkStart w:id="3" w:name="_Toc238325873"/>
+      <w:r>
+        <w:rPr>
+          <w:b/>
+          <w:bCs/>
+          <w:color w:val="1F4E79"/>
+        </w:rPr>
+        <w:t>3.1 The v0.2 build — closing the gaps against Graphify and DataHub</w:t>
+      </w:r>
+      <w:bookmarkEnd w:id="3"/>
+    </w:p>
+    <w:p>
+      <w:pPr>
+        <w:spacing w:after="120" w:line="276" w:lineRule="auto"/>
+      </w:pPr>
+      <w:r>
+        <w:t>After the comparison with Graphify and DataHub, every capability that fits a library (as opposed to a deployed platform) was built directly:</w:t>
+      </w:r>
+    </w:p>
+    <w:tbl>
+      <w:tblPr>
+        <w:tblW w:w="9000" w:type="dxa"/>
+        <w:tblBorders>
+          <w:top w:val="single" w:sz="4" w:space="0" w:color="BBBBBB"/>
+          <w:left w:val="single" w:sz="4" w:space="0" w:color="BBBBBB"/>
+          <w:bottom w:val="single" w:sz="4" w:space="0" w:color="BBBBBB"/>
+          <w:right w:val="single" w:sz="4" w:space="0" w:color="BBBBBB"/>
+          <w:insideH w:val="single" w:sz="4" w:space="0" w:color="DDDDDD"/>
+          <w:insideV w:val="single" w:sz="4" w:space="0" w:color="DDDDDD"/>
+        </w:tblBorders>
+        <w:tblCellMar>
+          <w:left w:w="10" w:type="dxa"/>
+          <w:right w:w="10" w:type="dxa"/>
+        </w:tblCellMar>
+        <w:tblLook w:val="04A0" w:firstRow="1" w:lastRow="0" w:firstColumn="1" w:lastColumn="0" w:noHBand="0" w:noVBand="1"/>
+      </w:tblPr>
+      <w:tblGrid>
+        <w:gridCol w:w="2400"/>
+        <w:gridCol w:w="1800"/>
+        <w:gridCol w:w="4800"/>
+      </w:tblGrid>
+      <w:tr>
+        <w:tblPrEx>
+          <w:tblCellMar>
+            <w:top w:w="0" w:type="dxa"/>
+            <w:bottom w:w="0" w:type="dxa"/>
+          </w:tblCellMar>
+        </w:tblPrEx>
+        <w:trPr>
+          <w:tblHeader/>
+        </w:trPr>
+        <w:tc>
+          <w:tcPr>
+            <w:tcW w:w="2400" w:type="dxa"/>
+            <w:shd w:val="clear" w:color="auto" w:fill="1F4E79"/>
+            <w:tcMar>
+              <w:top w:w="80" w:type="dxa"/>
+              <w:left w:w="120" w:type="dxa"/>
+              <w:bottom w:w="80" w:type="dxa"/>
+              <w:right w:w="120" w:type="dxa"/>
+            </w:tcMar>
+          </w:tcPr>
+          <w:p>
+            <w:pPr>
+              <w:spacing w:after="40" w:line="252" w:lineRule="auto"/>
+            </w:pPr>
+            <w:r>
+              <w:rPr>
+                <w:b/>
+                <w:bCs/>
+                <w:color w:val="FFFFFF"/>
+                <w:sz w:val="20"/>
+                <w:szCs w:val="20"/>
+              </w:rPr>
+              <w:t>Capability</w:t>
+            </w:r>
+          </w:p>
+        </w:tc>
+        <w:tc>
+          <w:tcPr>
+            <w:tcW w:w="1800" w:type="dxa"/>
+            <w:shd w:val="clear" w:color="auto" w:fill="1F4E79"/>
+            <w:tcMar>
+              <w:top w:w="80" w:type="dxa"/>
+              <w:left w:w="120" w:type="dxa"/>
+              <w:bottom w:w="80" w:type="dxa"/>
+              <w:right w:w="120" w:type="dxa"/>
+            </w:tcMar>
+          </w:tcPr>
+          <w:p>
+            <w:pPr>
+              <w:spacing w:after="40" w:line="252" w:lineRule="auto"/>
+            </w:pPr>
+            <w:r>
+              <w:rPr>
+                <w:b/>
+                <w:bCs/>
+                <w:color w:val="FFFFFF"/>
+                <w:sz w:val="20"/>
+                <w:szCs w:val="20"/>
+              </w:rPr>
+              <w:t>Borrowed from</w:t>
+            </w:r>
+          </w:p>
+        </w:tc>
+        <w:tc>
+          <w:tcPr>
+            <w:tcW w:w="4800" w:type="dxa"/>
+            <w:shd w:val="clear" w:color="auto" w:fill="1F4E79"/>
+            <w:tcMar>
+              <w:top w:w="80" w:type="dxa"/>
+              <w:left w:w="120" w:type="dxa"/>
+              <w:bottom w:w="80" w:type="dxa"/>
+              <w:right w:w="120" w:type="dxa"/>
+            </w:tcMar>
+          </w:tcPr>
+          <w:p>
+            <w:pPr>
+              <w:spacing w:after="40" w:line="252" w:lineRule="auto"/>
+            </w:pPr>
+            <w:r>
+              <w:rPr>
+                <w:b/>
+                <w:bCs/>
+                <w:color w:val="FFFFFF"/>
+                <w:sz w:val="20"/>
+                <w:szCs w:val="20"/>
+              </w:rPr>
+              <w:t>What was built</w:t>
+            </w:r>
+          </w:p>
+        </w:tc>
+      </w:tr>
+      <w:tr>
+        <w:tblPrEx>
+          <w:tblCellMar>
+            <w:top w:w="0" w:type="dxa"/>
+            <w:bottom w:w="0" w:type="dxa"/>
+          </w:tblCellMar>
+        </w:tblPrEx>
+        <w:tc>
+          <w:tcPr>
+            <w:tcW w:w="2400" w:type="dxa"/>
+            <w:tcMar>
+              <w:top w:w="80" w:type="dxa"/>
+              <w:left w:w="120" w:type="dxa"/>
+              <w:bottom w:w="80" w:type="dxa"/>
+              <w:right w:w="120" w:type="dxa"/>
+            </w:tcMar>
+          </w:tcPr>
+          <w:p>
+            <w:pPr>
+              <w:spacing w:after="40" w:line="252" w:lineRule="auto"/>
+            </w:pPr>
+            <w:r>
+              <w:rPr>
+                <w:sz w:val="20"/>
+                <w:szCs w:val="20"/>
+              </w:rPr>
+              <w:t>True column-to-column lineage</w:t>
+            </w:r>
+          </w:p>
+        </w:tc>
+        <w:tc>
+          <w:tcPr>
+            <w:tcW w:w="1800" w:type="dxa"/>
+            <w:tcMar>
+              <w:top w:w="80" w:type="dxa"/>
+              <w:left w:w="120" w:type="dxa"/>
+              <w:bottom w:w="80" w:type="dxa"/>
+              <w:right w:w="120" w:type="dxa"/>
+            </w:tcMar>
+          </w:tcPr>
+          <w:p>
+            <w:pPr>
+              <w:spacing w:after="40" w:line="252" w:lineRule="auto"/>
+            </w:pPr>
+            <w:r>
+              <w:rPr>
+                <w:sz w:val="20"/>
+                <w:szCs w:val="20"/>
+              </w:rPr>
+              <w:t>DataHub / SQLMesh</w:t>
+            </w:r>
+          </w:p>
+        </w:tc>
+        <w:tc>
+          <w:tcPr>
+            <w:tcW w:w="4800" w:type="dxa"/>
+            <w:tcMar>
+              <w:top w:w="80" w:type="dxa"/>
+              <w:left w:w="120" w:type="dxa"/>
+              <w:bottom w:w="80" w:type="dxa"/>
+              <w:right w:w="120" w:type="dxa"/>
+            </w:tcMar>
+          </w:tcPr>
+          <w:p>
+            <w:pPr>
+              <w:spacing w:after="40" w:line="252" w:lineRule="auto"/>
+            </w:pPr>
+            <w:r>
+              <w:rPr>
+                <w:sz w:val="20"/>
+                <w:szCs w:val="20"/>
+              </w:rPr>
+              <w:t>sqlglot’s lineage engine traces each output column to its source columns through aliases, CTEs and renames — for SQL files, dbt compiled_code and warehouse view definitions. A renamed column (customer_id → customer_key) is now found by derivation, not by name.</w:t>
+            </w:r>
+          </w:p>
+        </w:tc>
+      </w:tr>
+      <w:tr>
+        <w:tblPrEx>
+          <w:tblCellMar>
+            <w:top w:w="0" w:type="dxa"/>
+            <w:bottom w:w="0" w:type="dxa"/>
+          </w:tblCellMar>
+        </w:tblPrEx>
+        <w:tc>
+          <w:tcPr>
+            <w:tcW w:w="2400" w:type="dxa"/>
+            <w:shd w:val="clear" w:color="auto" w:fill="FAFAFA"/>
+            <w:tcMar>
+              <w:top w:w="80" w:type="dxa"/>
+              <w:left w:w="120" w:type="dxa"/>
+              <w:bottom w:w="80" w:type="dxa"/>
+              <w:right w:w="120" w:type="dxa"/>
+            </w:tcMar>
+          </w:tcPr>
+          <w:p>
+            <w:pPr>
+              <w:spacing w:after="40" w:line="252" w:lineRule="auto"/>
+            </w:pPr>
+            <w:r>
+              <w:rPr>
+                <w:sz w:val="20"/>
+                <w:szCs w:val="20"/>
+              </w:rPr>
+              <w:t>OpenLineage import</w:t>
+            </w:r>
+          </w:p>
+        </w:tc>
+        <w:tc>
+          <w:tcPr>
+            <w:tcW w:w="1800" w:type="dxa"/>
+            <w:shd w:val="clear" w:color="auto" w:fill="FAFAFA"/>
+            <w:tcMar>
+              <w:top w:w="80" w:type="dxa"/>
+              <w:left w:w="120" w:type="dxa"/>
+              <w:bottom w:w="80" w:type="dxa"/>
+              <w:right w:w="120" w:type="dxa"/>
+            </w:tcMar>
+          </w:tcPr>
+          <w:p>
+            <w:pPr>
+              <w:spacing w:after="40" w:line="252" w:lineRule="auto"/>
+            </w:pPr>
+            <w:r>
+              <w:rPr>
+                <w:sz w:val="20"/>
+                <w:szCs w:val="20"/>
+              </w:rPr>
+              <w:t>DataHub / Marquez / Airflow</w:t>
+            </w:r>
+          </w:p>
+        </w:tc>
+        <w:tc>
+          <w:tcPr>
+            <w:tcW w:w="4800" w:type="dxa"/>
+            <w:shd w:val="clear" w:color="auto" w:fill="FAFAFA"/>
+            <w:tcMar>
+              <w:top w:w="80" w:type="dxa"/>
+              <w:left w:w="120" w:type="dxa"/>
+              <w:bottom w:w="80" w:type="dxa"/>
+              <w:right w:w="120" w:type="dxa"/>
+            </w:tcMar>
+          </w:tcPr>
+          <w:p>
+            <w:pPr>
+              <w:spacing w:after="40" w:line="252" w:lineRule="auto"/>
+            </w:pPr>
+            <w:r>
+              <w:rPr>
+                <w:sz w:val="20"/>
+                <w:szCs w:val="20"/>
+              </w:rPr>
+              <w:t>OpenLineageExtractor reads run events (JSON / NDJSON): datasets, jobs, schema + columnLineage facets, ownership.</w:t>
+            </w:r>
+          </w:p>
+        </w:tc>
+      </w:tr>
+      <w:tr>
+        <w:tblPrEx>
+          <w:tblCellMar>
+            <w:top w:w="0" w:type="dxa"/>
+            <w:bottom w:w="0" w:type="dxa"/>
+          </w:tblCellMar>
+        </w:tblPrEx>
+        <w:tc>
+          <w:tcPr>
+            <w:tcW w:w="2400" w:type="dxa"/>
+            <w:tcMar>
+              <w:top w:w="80" w:type="dxa"/>
+              <w:left w:w="120" w:type="dxa"/>
+              <w:bottom w:w="80" w:type="dxa"/>
+              <w:right w:w="120" w:type="dxa"/>
+            </w:tcMar>
+          </w:tcPr>
+          <w:p>
+            <w:pPr>
+              <w:spacing w:after="40" w:line="252" w:lineRule="auto"/>
+            </w:pPr>
+            <w:r>
+              <w:rPr>
+                <w:sz w:val="20"/>
+                <w:szCs w:val="20"/>
+              </w:rPr>
+              <w:t>DataHub lineage-file import</w:t>
+            </w:r>
+          </w:p>
+        </w:tc>
+        <w:tc>
+          <w:tcPr>
+            <w:tcW w:w="1800" w:type="dxa"/>
+            <w:tcMar>
+              <w:top w:w="80" w:type="dxa"/>
+              <w:left w:w="120" w:type="dxa"/>
+              <w:bottom w:w="80" w:type="dxa"/>
+              <w:right w:w="120" w:type="dxa"/>
+            </w:tcMar>
+          </w:tcPr>
+          <w:p>
+            <w:pPr>
+              <w:spacing w:after="40" w:line="252" w:lineRule="auto"/>
+            </w:pPr>
+            <w:r>
+              <w:rPr>
+                <w:sz w:val="20"/>
+                <w:szCs w:val="20"/>
+              </w:rPr>
+              <w:t>DataHub</w:t>
+            </w:r>
+          </w:p>
+        </w:tc>
+        <w:tc>
+          <w:tcPr>
+            <w:tcW w:w="4800" w:type="dxa"/>
+            <w:tcMar>
+              <w:top w:w="80" w:type="dxa"/>
+              <w:left w:w="120" w:type="dxa"/>
+              <w:bottom w:w="80" w:type="dxa"/>
+              <w:right w:w="120" w:type="dxa"/>
+            </w:tcMar>
+          </w:tcPr>
+          <w:p>
+            <w:pPr>
+              <w:spacing w:after="40" w:line="252" w:lineRule="auto"/>
+            </w:pPr>
+            <w:r>
+              <w:rPr>
+                <w:sz w:val="20"/>
+                <w:szCs w:val="20"/>
+              </w:rPr>
+              <w:t>LineageFileExtractor reads DataHub’s lineage YAML/JSON (plus simple column lineage and owners).</w:t>
+            </w:r>
+          </w:p>
+        </w:tc>
+      </w:tr>
+      <w:tr>
+        <w:tblPrEx>
+          <w:tblCellMar>
+            <w:top w:w="0" w:type="dxa"/>
+            <w:bottom w:w="0" w:type="dxa"/>
+          </w:tblCellMar>
+        </w:tblPrEx>
+        <w:tc>
+          <w:tcPr>
+            <w:tcW w:w="2400" w:type="dxa"/>
+            <w:shd w:val="clear" w:color="auto" w:fill="FAFAFA"/>
+            <w:tcMar>
+              <w:top w:w="80" w:type="dxa"/>
+              <w:left w:w="120" w:type="dxa"/>
+              <w:bottom w:w="80" w:type="dxa"/>
+              <w:right w:w="120" w:type="dxa"/>
+            </w:tcMar>
+          </w:tcPr>
+          <w:p>
+            <w:pPr>
+              <w:spacing w:after="40" w:line="252" w:lineRule="auto"/>
+            </w:pPr>
+            <w:r>
+              <w:rPr>
+                <w:sz w:val="20"/>
+                <w:szCs w:val="20"/>
+              </w:rPr>
+              <w:t>Warehouse information_schema</w:t>
+            </w:r>
+          </w:p>
+        </w:tc>
+        <w:tc>
+          <w:tcPr>
+            <w:tcW w:w="1800" w:type="dxa"/>
+            <w:shd w:val="clear" w:color="auto" w:fill="FAFAFA"/>
+            <w:tcMar>
+              <w:top w:w="80" w:type="dxa"/>
+              <w:left w:w="120" w:type="dxa"/>
+              <w:bottom w:w="80" w:type="dxa"/>
+              <w:right w:w="120" w:type="dxa"/>
+            </w:tcMar>
+          </w:tcPr>
+          <w:p>
+            <w:pPr>
+              <w:spacing w:after="40" w:line="252" w:lineRule="auto"/>
+            </w:pPr>
+            <w:r>
+              <w:rPr>
+                <w:sz w:val="20"/>
+                <w:szCs w:val="20"/>
+              </w:rPr>
+              <w:t>DataHub connectors</w:t>
+            </w:r>
+          </w:p>
+        </w:tc>
+        <w:tc>
+          <w:tcPr>
+            <w:tcW w:w="4800" w:type="dxa"/>
+            <w:shd w:val="clear" w:color="auto" w:fill="FAFAFA"/>
+            <w:tcMar>
+              <w:top w:w="80" w:type="dxa"/>
+              <w:left w:w="120" w:type="dxa"/>
+              <w:bottom w:w="80" w:type="dxa"/>
+              <w:right w:w="120" w:type="dxa"/>
+            </w:tcMar>
+          </w:tcPr>
+          <w:p>
+            <w:pPr>
+              <w:spacing w:after="40" w:line="252" w:lineRule="auto"/>
+            </w:pPr>
+            <w:r>
+              <w:rPr>
+                <w:sz w:val="20"/>
+                <w:szCs w:val="20"/>
+              </w:rPr>
+              <w:t>WarehouseExtractor reads tables, columns (types) and view lineage through any DB-API connection; graph-diff detects schema drift between snapshots.</w:t>
+            </w:r>
+          </w:p>
+        </w:tc>
+      </w:tr>
+      <w:tr>
+        <w:tblPrEx>
+          <w:tblCellMar>
+            <w:top w:w="0" w:type="dxa"/>
+            <w:bottom w:w="0" w:type="dxa"/>
+          </w:tblCellMar>
+        </w:tblPrEx>
+        <w:tc>
+          <w:tcPr>
+            <w:tcW w:w="2400" w:type="dxa"/>
+            <w:tcMar>
+              <w:top w:w="80" w:type="dxa"/>
+              <w:left w:w="120" w:type="dxa"/>
+              <w:bottom w:w="80" w:type="dxa"/>
+              <w:right w:w="120" w:type="dxa"/>
+            </w:tcMar>
+          </w:tcPr>
+          <w:p>
+            <w:pPr>
+              <w:spacing w:after="40" w:line="252" w:lineRule="auto"/>
+            </w:pPr>
+            <w:r>
+              <w:rPr>
+                <w:sz w:val="20"/>
+                <w:szCs w:val="20"/>
+              </w:rPr>
+              <w:t>Ownership / who to notify</w:t>
+            </w:r>
+          </w:p>
+        </w:tc>
+        <w:tc>
+          <w:tcPr>
+            <w:tcW w:w="1800" w:type="dxa"/>
+            <w:tcMar>
+              <w:top w:w="80" w:type="dxa"/>
+              <w:left w:w="120" w:type="dxa"/>
+              <w:bottom w:w="80" w:type="dxa"/>
+              <w:right w:w="120" w:type="dxa"/>
+            </w:tcMar>
+          </w:tcPr>
+          <w:p>
+            <w:pPr>
+              <w:spacing w:after="40" w:line="252" w:lineRule="auto"/>
+            </w:pPr>
+            <w:r>
+              <w:rPr>
+                <w:sz w:val="20"/>
+                <w:szCs w:val="20"/>
+              </w:rPr>
+              <w:t>DataHub</w:t>
+            </w:r>
+          </w:p>
+        </w:tc>
+        <w:tc>
+          <w:tcPr>
+            <w:tcW w:w="4800" w:type="dxa"/>
+            <w:tcMar>
+              <w:top w:w="80" w:type="dxa"/>
+              <w:left w:w="120" w:type="dxa"/>
+              <w:bottom w:w="80" w:type="dxa"/>
+              <w:right w:w="120" w:type="dxa"/>
+            </w:tcMar>
+          </w:tcPr>
+          <w:p>
+            <w:pPr>
+              <w:spacing w:after="40" w:line="252" w:lineRule="auto"/>
+            </w:pPr>
+            <w:r>
+              <w:rPr>
+                <w:sz w:val="20"/>
+                <w:szCs w:val="20"/>
+              </w:rPr>
+              <w:t>Owners from dbt meta, exposures and OpenLineage facets; the report prints a Notify list.</w:t>
+            </w:r>
+          </w:p>
+        </w:tc>
+      </w:tr>
+      <w:tr>
+        <w:tblPrEx>
+          <w:tblCellMar>
+            <w:top w:w="0" w:type="dxa"/>
+            <w:bottom w:w="0" w:type="dxa"/>
+          </w:tblCellMar>
+        </w:tblPrEx>
+        <w:tc>
+          <w:tcPr>
+            <w:tcW w:w="2400" w:type="dxa"/>
+            <w:shd w:val="clear" w:color="auto" w:fill="FAFAFA"/>
+            <w:tcMar>
+              <w:top w:w="80" w:type="dxa"/>
+              <w:left w:w="120" w:type="dxa"/>
+              <w:bottom w:w="80" w:type="dxa"/>
+              <w:right w:w="120" w:type="dxa"/>
+            </w:tcMar>
+          </w:tcPr>
+          <w:p>
+            <w:pPr>
+              <w:spacing w:after="40" w:line="252" w:lineRule="auto"/>
+            </w:pPr>
+            <w:r>
+              <w:rPr>
+                <w:sz w:val="20"/>
+                <w:szCs w:val="20"/>
+              </w:rPr>
+              <w:t>Edge provenance</w:t>
+            </w:r>
+          </w:p>
+        </w:tc>
+        <w:tc>
+          <w:tcPr>
+            <w:tcW w:w="1800" w:type="dxa"/>
+            <w:shd w:val="clear" w:color="auto" w:fill="FAFAFA"/>
+            <w:tcMar>
+              <w:top w:w="80" w:type="dxa"/>
+              <w:left w:w="120" w:type="dxa"/>
+              <w:bottom w:w="80" w:type="dxa"/>
+              <w:right w:w="120" w:type="dxa"/>
+            </w:tcMar>
+          </w:tcPr>
+          <w:p>
+            <w:pPr>
+              <w:spacing w:after="40" w:line="252" w:lineRule="auto"/>
+            </w:pPr>
+            <w:r>
+              <w:rPr>
+                <w:sz w:val="20"/>
+                <w:szCs w:val="20"/>
+              </w:rPr>
+              <w:t>Graphify</w:t>
+            </w:r>
+          </w:p>
+        </w:tc>
+        <w:tc>
+          <w:tcPr>
+            <w:tcW w:w="4800" w:type="dxa"/>
+            <w:shd w:val="clear" w:color="auto" w:fill="FAFAFA"/>
+            <w:tcMar>
+              <w:top w:w="80" w:type="dxa"/>
+              <w:left w:w="120" w:type="dxa"/>
+              <w:bottom w:w="80" w:type="dxa"/>
+              <w:right w:w="120" w:type="dxa"/>
+            </w:tcMar>
+          </w:tcPr>
+          <w:p>
+            <w:pPr>
+              <w:spacing w:after="40" w:line="252" w:lineRule="auto"/>
+            </w:pPr>
+            <w:r>
+              <w:rPr>
+                <w:sz w:val="20"/>
+                <w:szCs w:val="20"/>
+              </w:rPr>
+              <w:t>Every edge is extracted or inferred; --no-inferred keeps only artifact-backed edges; trees mark heuristics.</w:t>
+            </w:r>
+          </w:p>
+        </w:tc>
+      </w:tr>
+      <w:tr>
+        <w:tblPrEx>
+          <w:tblCellMar>
+            <w:top w:w="0" w:type="dxa"/>
+            <w:bottom w:w="0" w:type="dxa"/>
+          </w:tblCellMar>
+        </w:tblPrEx>
+        <w:tc>
+          <w:tcPr>
+            <w:tcW w:w="2400" w:type="dxa"/>
+            <w:tcMar>
+              <w:top w:w="80" w:type="dxa"/>
+              <w:left w:w="120" w:type="dxa"/>
+              <w:bottom w:w="80" w:type="dxa"/>
+              <w:right w:w="120" w:type="dxa"/>
+            </w:tcMar>
+          </w:tcPr>
+          <w:p>
+            <w:pPr>
+              <w:spacing w:after="40" w:line="252" w:lineRule="auto"/>
+            </w:pPr>
+            <w:r>
+              <w:rPr>
+                <w:sz w:val="20"/>
+                <w:szCs w:val="20"/>
+              </w:rPr>
+              <w:t>Interactive HTML view</w:t>
+            </w:r>
+          </w:p>
+        </w:tc>
+        <w:tc>
+          <w:tcPr>
+            <w:tcW w:w="1800" w:type="dxa"/>
+            <w:tcMar>
+              <w:top w:w="80" w:type="dxa"/>
+              <w:left w:w="120" w:type="dxa"/>
+              <w:bottom w:w="80" w:type="dxa"/>
+              <w:right w:w="120" w:type="dxa"/>
+            </w:tcMar>
+          </w:tcPr>
+          <w:p>
+            <w:pPr>
+              <w:spacing w:after="40" w:line="252" w:lineRule="auto"/>
+            </w:pPr>
+            <w:r>
+              <w:rPr>
+                <w:sz w:val="20"/>
+                <w:szCs w:val="20"/>
+              </w:rPr>
+              <w:t>Graphify</w:t>
+            </w:r>
+          </w:p>
+        </w:tc>
+        <w:tc>
+          <w:tcPr>
+            <w:tcW w:w="4800" w:type="dxa"/>
+            <w:tcMar>
+              <w:top w:w="80" w:type="dxa"/>
+              <w:left w:w="120" w:type="dxa"/>
+              <w:bottom w:w="80" w:type="dxa"/>
+              <w:right w:w="120" w:type="dxa"/>
+            </w:tcMar>
+          </w:tcPr>
+          <w:p>
+            <w:pPr>
+              <w:spacing w:after="40" w:line="252" w:lineRule="auto"/>
+            </w:pPr>
+            <w:r>
+              <w:rPr>
+                <w:sz w:val="20"/>
+                <w:szCs w:val="20"/>
+              </w:rPr>
+              <w:t>Self-contained SVG/JS page: layered by depth, click to highlight downstream, search, owners, tests.</w:t>
+            </w:r>
+          </w:p>
+        </w:tc>
+      </w:tr>
+      <w:tr>
+        <w:tblPrEx>
+          <w:tblCellMar>
+            <w:top w:w="0" w:type="dxa"/>
+            <w:bottom w:w="0" w:type="dxa"/>
+          </w:tblCellMar>
+        </w:tblPrEx>
+        <w:tc>
+          <w:tcPr>
+            <w:tcW w:w="2400" w:type="dxa"/>
+            <w:shd w:val="clear" w:color="auto" w:fill="FAFAFA"/>
+            <w:tcMar>
+              <w:top w:w="80" w:type="dxa"/>
+              <w:left w:w="120" w:type="dxa"/>
+              <w:bottom w:w="80" w:type="dxa"/>
+              <w:right w:w="120" w:type="dxa"/>
+            </w:tcMar>
+          </w:tcPr>
+          <w:p>
+            <w:pPr>
+              <w:spacing w:after="40" w:line="252" w:lineRule="auto"/>
+            </w:pPr>
+            <w:r>
+              <w:rPr>
+                <w:sz w:val="20"/>
+                <w:szCs w:val="20"/>
+              </w:rPr>
+              <w:t>Incremental --update, watch, git hook</w:t>
+            </w:r>
+          </w:p>
+        </w:tc>
+        <w:tc>
+          <w:tcPr>
+            <w:tcW w:w="1800" w:type="dxa"/>
+            <w:shd w:val="clear" w:color="auto" w:fill="FAFAFA"/>
+            <w:tcMar>
+              <w:top w:w="80" w:type="dxa"/>
+              <w:left w:w="120" w:type="dxa"/>
+              <w:bottom w:w="80" w:type="dxa"/>
+              <w:right w:w="120" w:type="dxa"/>
+            </w:tcMar>
+          </w:tcPr>
+          <w:p>
+            <w:pPr>
+              <w:spacing w:after="40" w:line="252" w:lineRule="auto"/>
+            </w:pPr>
+            <w:r>
+              <w:rPr>
+                <w:sz w:val="20"/>
+                <w:szCs w:val="20"/>
+              </w:rPr>
+              <w:t>Graphify</w:t>
+            </w:r>
+          </w:p>
+        </w:tc>
+        <w:tc>
+          <w:tcPr>
+            <w:tcW w:w="4800" w:type="dxa"/>
+            <w:shd w:val="clear" w:color="auto" w:fill="FAFAFA"/>
+            <w:tcMar>
+              <w:top w:w="80" w:type="dxa"/>
+              <w:left w:w="120" w:type="dxa"/>
+              <w:bottom w:w="80" w:type="dxa"/>
+              <w:right w:w="120" w:type="dxa"/>
+            </w:tcMar>
+          </w:tcPr>
+          <w:p>
+            <w:pPr>
+              <w:spacing w:after="40" w:line="252" w:lineRule="auto"/>
+            </w:pPr>
+            <w:r>
+              <w:rPr>
+                <w:sz w:val="20"/>
+                <w:szCs w:val="20"/>
+              </w:rPr>
+              <w:t>Input fingerprints (outputs excluded), a watch loop, and hook-install for a post-commit rebuild.</w:t>
+            </w:r>
+          </w:p>
+        </w:tc>
+      </w:tr>
+      <w:tr>
+        <w:tblPrEx>
+          <w:tblCellMar>
+            <w:top w:w="0" w:type="dxa"/>
+            <w:bottom w:w="0" w:type="dxa"/>
+          </w:tblCellMar>
+        </w:tblPrEx>
+        <w:tc>
+          <w:tcPr>
+            <w:tcW w:w="2400" w:type="dxa"/>
+            <w:tcMar>
+              <w:top w:w="80" w:type="dxa"/>
+              <w:left w:w="120" w:type="dxa"/>
+              <w:bottom w:w="80" w:type="dxa"/>
+              <w:right w:w="120" w:type="dxa"/>
+            </w:tcMar>
+          </w:tcPr>
+          <w:p>
+            <w:pPr>
+              <w:spacing w:after="40" w:line="252" w:lineRule="auto"/>
+            </w:pPr>
+            <w:r>
+              <w:rPr>
+                <w:sz w:val="20"/>
+                <w:szCs w:val="20"/>
+              </w:rPr>
+              <w:t>paths / hotspots / exports</w:t>
+            </w:r>
+          </w:p>
+        </w:tc>
+        <w:tc>
+          <w:tcPr>
+            <w:tcW w:w="1800" w:type="dxa"/>
+            <w:tcMar>
+              <w:top w:w="80" w:type="dxa"/>
+              <w:left w:w="120" w:type="dxa"/>
+              <w:bottom w:w="80" w:type="dxa"/>
+              <w:right w:w="120" w:type="dxa"/>
+            </w:tcMar>
+          </w:tcPr>
+          <w:p>
+            <w:pPr>
+              <w:spacing w:after="40" w:line="252" w:lineRule="auto"/>
+            </w:pPr>
+            <w:r>
+              <w:rPr>
+                <w:sz w:val="20"/>
+                <w:szCs w:val="20"/>
+              </w:rPr>
+              <w:t>Graphify</w:t>
+            </w:r>
+          </w:p>
+        </w:tc>
+        <w:tc>
+          <w:tcPr>
+            <w:tcW w:w="4800" w:type="dxa"/>
+            <w:tcMar>
+              <w:top w:w="80" w:type="dxa"/>
+              <w:left w:w="120" w:type="dxa"/>
+              <w:bottom w:w="80" w:type="dxa"/>
+              <w:right w:w="120" w:type="dxa"/>
+            </w:tcMar>
+          </w:tcPr>
+          <w:p>
+            <w:pPr>
+              <w:spacing w:after="40" w:line="252" w:lineRule="auto"/>
+            </w:pPr>
+            <w:r>
+              <w:rPr>
+                <w:sz w:val="20"/>
+                <w:szCs w:val="20"/>
+              </w:rPr>
+              <w:t>Propagation paths, largest-blast-radius ranking, GraphML / DOT / Cypher / JSON export.</w:t>
+            </w:r>
+          </w:p>
+        </w:tc>
+      </w:tr>
+      <w:tr>
+        <w:tblPrEx>
+          <w:tblCellMar>
+            <w:top w:w="0" w:type="dxa"/>
+            <w:bottom w:w="0" w:type="dxa"/>
+          </w:tblCellMar>
+        </w:tblPrEx>
+        <w:tc>
+          <w:tcPr>
+            <w:tcW w:w="2400" w:type="dxa"/>
+            <w:shd w:val="clear" w:color="auto" w:fill="FAFAFA"/>
+            <w:tcMar>
+              <w:top w:w="80" w:type="dxa"/>
+              <w:left w:w="120" w:type="dxa"/>
+              <w:bottom w:w="80" w:type="dxa"/>
+              <w:right w:w="120" w:type="dxa"/>
+            </w:tcMar>
+          </w:tcPr>
+          <w:p>
+            <w:pPr>
+              <w:spacing w:after="40" w:line="252" w:lineRule="auto"/>
+            </w:pPr>
+            <w:r>
+              <w:rPr>
+                <w:sz w:val="20"/>
+                <w:szCs w:val="20"/>
+              </w:rPr>
+              <w:t>Skill + MCP server</w:t>
+            </w:r>
+          </w:p>
+        </w:tc>
+        <w:tc>
+          <w:tcPr>
+            <w:tcW w:w="1800" w:type="dxa"/>
+            <w:shd w:val="clear" w:color="auto" w:fill="FAFAFA"/>
+            <w:tcMar>
+              <w:top w:w="80" w:type="dxa"/>
+              <w:left w:w="120" w:type="dxa"/>
+              <w:bottom w:w="80" w:type="dxa"/>
+              <w:right w:w="120" w:type="dxa"/>
+            </w:tcMar>
+          </w:tcPr>
+          <w:p>
+            <w:pPr>
+              <w:spacing w:after="40" w:line="252" w:lineRule="auto"/>
+            </w:pPr>
+            <w:r>
+              <w:rPr>
+                <w:sz w:val="20"/>
+                <w:szCs w:val="20"/>
+              </w:rPr>
+              <w:t>Graphify</w:t>
+            </w:r>
+          </w:p>
+        </w:tc>
+        <w:tc>
+          <w:tcPr>
+            <w:tcW w:w="4800" w:type="dxa"/>
+            <w:shd w:val="clear" w:color="auto" w:fill="FAFAFA"/>
+            <w:tcMar>
+              <w:top w:w="80" w:type="dxa"/>
+              <w:left w:w="120" w:type="dxa"/>
+              <w:bottom w:w="80" w:type="dxa"/>
+              <w:right w:w="120" w:type="dxa"/>
+            </w:tcMar>
+          </w:tcPr>
+          <w:p>
+            <w:pPr>
+              <w:spacing w:after="40" w:line="252" w:lineRule="auto"/>
+            </w:pPr>
+            <w:r>
+              <w:rPr>
+                <w:sz w:val="20"/>
+                <w:szCs w:val="20"/>
+              </w:rPr>
+              <w:t>skills/impactgraph/SKILL.md for Claude Code / Cursor / Codex and impactgraph mcp exposing impact, diff, find_nodes, paths, hotspots.</w:t>
+            </w:r>
+          </w:p>
+        </w:tc>
+      </w:tr>
+      <w:tr>
+        <w:tblPrEx>
+          <w:tblCellMar>
+            <w:top w:w="0" w:type="dxa"/>
+            <w:bottom w:w="0" w:type="dxa"/>
+          </w:tblCellMar>
+        </w:tblPrEx>
+        <w:tc>
+          <w:tcPr>
+            <w:tcW w:w="2400" w:type="dxa"/>
+            <w:tcMar>
+              <w:top w:w="80" w:type="dxa"/>
+              <w:left w:w="120" w:type="dxa"/>
+              <w:bottom w:w="80" w:type="dxa"/>
+              <w:right w:w="120" w:type="dxa"/>
+            </w:tcMar>
+          </w:tcPr>
+          <w:p>
+            <w:pPr>
+              <w:spacing w:after="40" w:line="252" w:lineRule="auto"/>
+            </w:pPr>
+            <w:r>
+              <w:rPr>
+                <w:sz w:val="20"/>
+                <w:szCs w:val="20"/>
+              </w:rPr>
+              <w:t>GitHub Action</w:t>
+            </w:r>
+          </w:p>
+        </w:tc>
+        <w:tc>
+          <w:tcPr>
+            <w:tcW w:w="1800" w:type="dxa"/>
+            <w:tcMar>
+              <w:top w:w="80" w:type="dxa"/>
+              <w:left w:w="120" w:type="dxa"/>
+              <w:bottom w:w="80" w:type="dxa"/>
+              <w:right w:w="120" w:type="dxa"/>
+            </w:tcMar>
+          </w:tcPr>
+          <w:p>
+            <w:pPr>
+              <w:spacing w:after="40" w:line="252" w:lineRule="auto"/>
+            </w:pPr>
+            <w:r>
+              <w:rPr>
+                <w:sz w:val="20"/>
+                <w:szCs w:val="20"/>
+              </w:rPr>
+              <w:t>own roadmap</w:t>
+            </w:r>
+          </w:p>
+        </w:tc>
+        <w:tc>
+          <w:tcPr>
+            <w:tcW w:w="4800" w:type="dxa"/>
+            <w:tcMar>
+              <w:top w:w="80" w:type="dxa"/>
+              <w:left w:w="120" w:type="dxa"/>
+              <w:bottom w:w="80" w:type="dxa"/>
+              <w:right w:w="120" w:type="dxa"/>
+            </w:tcMar>
+          </w:tcPr>
+          <w:p>
+            <w:pPr>
+              <w:spacing w:after="40" w:line="252" w:lineRule="auto"/>
+            </w:pPr>
+            <w:r>
+              <w:rPr>
+                <w:sz w:val="20"/>
+                <w:szCs w:val="20"/>
+              </w:rPr>
+              <w:t>action.yml posts the blast radius on every PR and can fail the job above a risk level.</w:t>
+            </w:r>
+          </w:p>
+        </w:tc>
+      </w:tr>
+    </w:tbl>
+    <w:p>
+      <w:pPr>
+        <w:spacing w:after="120" w:line="276" w:lineRule="auto"/>
+      </w:pPr>
+      <w:r>
+        <w:t>Deliberately not built (platform concerns, not library concerns): DataHub’s web UI, search/discovery, governance policies and access control, quality monitoring, 50+ live connectors; Graphify’s LLM-extracted concepts from docs/PDFs/images and community-detection reports. The honest boundary is documented in the README.</w:t>
+      </w:r>
+    </w:p>
+    <w:p>
+      <w:pPr>
         <w:pStyle w:val="Heading1"/>
         <w:spacing w:before="360" w:after="160"/>
       </w:pPr>
-      <w:bookmarkStart w:id="3" w:name="_Toc238270330"/>
+      <w:bookmarkStart w:id="4" w:name="_Toc238325874"/>
       <w:r>
         <w:rPr>
           <w:b/>
@@ -4312,14 +5664,14 @@
         </w:rPr>
         <w:t>4. Skills, tools and technologies used</w:t>
       </w:r>
-      <w:bookmarkEnd w:id="3"/>
+      <w:bookmarkEnd w:id="4"/>
     </w:p>
     <w:p>
       <w:pPr>
         <w:pStyle w:val="Heading2"/>
         <w:spacing w:before="280" w:after="120"/>
       </w:pPr>
-      <w:bookmarkStart w:id="4" w:name="_Toc238270331"/>
+      <w:bookmarkStart w:id="5" w:name="_Toc238325875"/>
       <w:r>
         <w:rPr>
           <w:b/>
@@ -4328,7 +5680,7 @@
         </w:rPr>
         <w:t>4.1 Claude Code skills and tools</w:t>
       </w:r>
-      <w:bookmarkEnd w:id="4"/>
+      <w:bookmarkEnd w:id="5"/>
     </w:p>
     <w:tbl>
       <w:tblPr>
@@ -4757,7 +6109,7 @@
         <w:pStyle w:val="Heading2"/>
         <w:spacing w:before="280" w:after="120"/>
       </w:pPr>
-      <w:bookmarkStart w:id="5" w:name="_Toc238270332"/>
+      <w:bookmarkStart w:id="6" w:name="_Toc238325876"/>
       <w:r>
         <w:rPr>
           <w:b/>
@@ -4766,7 +6118,7 @@
         </w:rPr>
         <w:t>4.2 Python libraries and standards</w:t>
       </w:r>
-      <w:bookmarkEnd w:id="5"/>
+      <w:bookmarkEnd w:id="6"/>
     </w:p>
     <w:tbl>
       <w:tblPr>
@@ -5678,7 +7030,7 @@
         <w:pStyle w:val="Heading1"/>
         <w:spacing w:before="360" w:after="160"/>
       </w:pPr>
-      <w:bookmarkStart w:id="6" w:name="_Toc238270333"/>
+      <w:bookmarkStart w:id="7" w:name="_Toc238325877"/>
       <w:r>
         <w:rPr>
           <w:b/>
@@ -5687,14 +7039,14 @@
         </w:rPr>
         <w:t>5. Architecture</w:t>
       </w:r>
-      <w:bookmarkEnd w:id="6"/>
+      <w:bookmarkEnd w:id="7"/>
     </w:p>
     <w:p>
       <w:pPr>
         <w:pStyle w:val="Heading2"/>
         <w:spacing w:before="280" w:after="120"/>
       </w:pPr>
-      <w:bookmarkStart w:id="7" w:name="_Toc238270334"/>
+      <w:bookmarkStart w:id="8" w:name="_Toc238325878"/>
       <w:r>
         <w:rPr>
           <w:b/>
@@ -5703,7 +7055,7 @@
         </w:rPr>
         <w:t>5.1 Pipeline</w:t>
       </w:r>
-      <w:bookmarkEnd w:id="7"/>
+      <w:bookmarkEnd w:id="8"/>
     </w:p>
     <w:p>
       <w:pPr>
@@ -5855,7 +7207,7 @@
         <w:pStyle w:val="Heading2"/>
         <w:spacing w:before="280" w:after="120"/>
       </w:pPr>
-      <w:bookmarkStart w:id="8" w:name="_Toc238270335"/>
+      <w:bookmarkStart w:id="9" w:name="_Toc238325879"/>
       <w:r>
         <w:rPr>
           <w:b/>
@@ -5864,7 +7216,7 @@
         </w:rPr>
         <w:t>5.2 Package layout</w:t>
       </w:r>
-      <w:bookmarkEnd w:id="8"/>
+      <w:bookmarkEnd w:id="9"/>
     </w:p>
     <w:tbl>
       <w:tblPr>
@@ -6786,7 +8138,7 @@
                 <w:sz w:val="20"/>
                 <w:szCs w:val="20"/>
               </w:rPr>
-              <w:t>40 pytest tests across 10 modules.</w:t>
+              <w:t>70 pytest tests across 18 modules.</w:t>
             </w:r>
           </w:p>
         </w:tc>
@@ -6914,7 +8266,7 @@
         <w:pStyle w:val="Heading2"/>
         <w:spacing w:before="280" w:after="120"/>
       </w:pPr>
-      <w:bookmarkStart w:id="9" w:name="_Toc238270336"/>
+      <w:bookmarkStart w:id="10" w:name="_Toc238325880"/>
       <w:r>
         <w:rPr>
           <w:b/>
@@ -6923,7 +8275,7 @@
         </w:rPr>
         <w:t>5.3 Data model</w:t>
       </w:r>
-      <w:bookmarkEnd w:id="9"/>
+      <w:bookmarkEnd w:id="10"/>
     </w:p>
     <w:p>
       <w:pPr>
@@ -7712,7 +9064,7 @@
         <w:pStyle w:val="Heading2"/>
         <w:spacing w:before="280" w:after="120"/>
       </w:pPr>
-      <w:bookmarkStart w:id="10" w:name="_Toc238270337"/>
+      <w:bookmarkStart w:id="11" w:name="_Toc238325881"/>
       <w:r>
         <w:rPr>
           <w:b/>
@@ -7721,7 +9073,7 @@
         </w:rPr>
         <w:t>5.4 Node id conventions</w:t>
       </w:r>
-      <w:bookmarkEnd w:id="10"/>
+      <w:bookmarkEnd w:id="11"/>
     </w:p>
     <w:p>
       <w:pPr>
@@ -7797,7 +9149,7 @@
         <w:pStyle w:val="Heading2"/>
         <w:spacing w:before="280" w:after="120"/>
       </w:pPr>
-      <w:bookmarkStart w:id="11" w:name="_Toc238270338"/>
+      <w:bookmarkStart w:id="12" w:name="_Toc238325882"/>
       <w:r>
         <w:rPr>
           <w:b/>
@@ -7806,7 +9158,7 @@
         </w:rPr>
         <w:t>5.5 Risk scoring and test recommendations</w:t>
       </w:r>
-      <w:bookmarkEnd w:id="11"/>
+      <w:bookmarkEnd w:id="12"/>
     </w:p>
     <w:p>
       <w:pPr>
@@ -7829,7 +9181,7 @@
         <w:pStyle w:val="Heading2"/>
         <w:spacing w:before="280" w:after="120"/>
       </w:pPr>
-      <w:bookmarkStart w:id="12" w:name="_Toc238270339"/>
+      <w:bookmarkStart w:id="13" w:name="_Toc238325883"/>
       <w:r>
         <w:rPr>
           <w:b/>
@@ -7838,7 +9190,7 @@
         </w:rPr>
         <w:t>5.6 The AI layer</w:t>
       </w:r>
-      <w:bookmarkEnd w:id="12"/>
+      <w:bookmarkEnd w:id="13"/>
     </w:p>
     <w:p>
       <w:pPr>
@@ -7861,7 +9213,7 @@
         <w:pStyle w:val="Heading1"/>
         <w:spacing w:before="360" w:after="160"/>
       </w:pPr>
-      <w:bookmarkStart w:id="13" w:name="_Toc238270340"/>
+      <w:bookmarkStart w:id="14" w:name="_Toc238325884"/>
       <w:r>
         <w:rPr>
           <w:b/>
@@ -7870,7 +9222,7 @@
         </w:rPr>
         <w:t>6. Worked example — the demo</w:t>
       </w:r>
-      <w:bookmarkEnd w:id="13"/>
+      <w:bookmarkEnd w:id="14"/>
     </w:p>
     <w:p>
       <w:pPr>
@@ -8233,7 +9585,7 @@
         <w:pStyle w:val="Heading1"/>
         <w:spacing w:before="360" w:after="160"/>
       </w:pPr>
-      <w:bookmarkStart w:id="14" w:name="_Toc238270341"/>
+      <w:bookmarkStart w:id="15" w:name="_Toc238325885"/>
       <w:r>
         <w:rPr>
           <w:b/>
@@ -8242,14 +9594,14 @@
         </w:rPr>
         <w:t>7. How to use it</w:t>
       </w:r>
-      <w:bookmarkEnd w:id="14"/>
+      <w:bookmarkEnd w:id="15"/>
     </w:p>
     <w:p>
       <w:pPr>
         <w:pStyle w:val="Heading2"/>
         <w:spacing w:before="280" w:after="120"/>
       </w:pPr>
-      <w:bookmarkStart w:id="15" w:name="_Toc238270342"/>
+      <w:bookmarkStart w:id="16" w:name="_Toc238325886"/>
       <w:r>
         <w:rPr>
           <w:b/>
@@ -8258,7 +9610,7 @@
         </w:rPr>
         <w:t>7.1 Install</w:t>
       </w:r>
-      <w:bookmarkEnd w:id="15"/>
+      <w:bookmarkEnd w:id="16"/>
     </w:p>
     <w:p>
       <w:pPr>
@@ -8354,7 +9706,7 @@
         <w:pStyle w:val="Heading2"/>
         <w:spacing w:before="280" w:after="120"/>
       </w:pPr>
-      <w:bookmarkStart w:id="16" w:name="_Toc238270343"/>
+      <w:bookmarkStart w:id="17" w:name="_Toc238325887"/>
       <w:r>
         <w:rPr>
           <w:b/>
@@ -8363,7 +9715,7 @@
         </w:rPr>
         <w:t>7.2 Command line</w:t>
       </w:r>
-      <w:bookmarkEnd w:id="16"/>
+      <w:bookmarkEnd w:id="17"/>
     </w:p>
     <w:tbl>
       <w:tblPr>
@@ -8741,7 +10093,7 @@
         <w:pStyle w:val="Heading2"/>
         <w:spacing w:before="280" w:after="120"/>
       </w:pPr>
-      <w:bookmarkStart w:id="17" w:name="_Toc238270344"/>
+      <w:bookmarkStart w:id="18" w:name="_Toc238325888"/>
       <w:r>
         <w:rPr>
           <w:b/>
@@ -8750,7 +10102,7 @@
         </w:rPr>
         <w:t>7.3 Python API</w:t>
       </w:r>
-      <w:bookmarkEnd w:id="17"/>
+      <w:bookmarkEnd w:id="18"/>
     </w:p>
     <w:p>
       <w:pPr>
@@ -8949,7 +10301,7 @@
         <w:pStyle w:val="Heading1"/>
         <w:spacing w:before="360" w:after="160"/>
       </w:pPr>
-      <w:bookmarkStart w:id="18" w:name="_Toc238270345"/>
+      <w:bookmarkStart w:id="19" w:name="_Toc238325889"/>
       <w:r>
         <w:rPr>
           <w:b/>
@@ -8958,7 +10310,7 @@
         </w:rPr>
         <w:t>8. Testing — what was verified and how</w:t>
       </w:r>
-      <w:bookmarkEnd w:id="18"/>
+      <w:bookmarkEnd w:id="19"/>
     </w:p>
     <w:p>
       <w:pPr>
@@ -8973,16 +10325,16 @@
         <w:pStyle w:val="Heading2"/>
         <w:spacing w:before="280" w:after="120"/>
       </w:pPr>
-      <w:bookmarkStart w:id="19" w:name="_Toc238270346"/>
+      <w:bookmarkStart w:id="20" w:name="_Toc238325890"/>
       <w:r>
         <w:rPr>
           <w:b/>
           <w:bCs/>
           <w:color w:val="1F4E79"/>
         </w:rPr>
-        <w:t>8.1 Automated suite (40 tests, all passing)</w:t>
-      </w:r>
-      <w:bookmarkEnd w:id="19"/>
+        <w:t>8.1 Automated suite (70 tests, all passing)</w:t>
+      </w:r>
+      <w:bookmarkEnd w:id="20"/>
     </w:p>
     <w:tbl>
       <w:tblPr>
@@ -9904,7 +11256,7 @@
         <w:pStyle w:val="Heading2"/>
         <w:spacing w:before="280" w:after="120"/>
       </w:pPr>
-      <w:bookmarkStart w:id="20" w:name="_Toc238270347"/>
+      <w:bookmarkStart w:id="21" w:name="_Toc238325891"/>
       <w:r>
         <w:rPr>
           <w:b/>
@@ -9913,7 +11265,7 @@
         </w:rPr>
         <w:t>8.2 End-to-end verification from the built wheel</w:t>
       </w:r>
-      <w:bookmarkEnd w:id="20"/>
+      <w:bookmarkEnd w:id="21"/>
     </w:p>
     <w:p>
       <w:pPr>
@@ -9985,7 +11337,7 @@
         <w:pStyle w:val="Heading2"/>
         <w:spacing w:before="280" w:after="120"/>
       </w:pPr>
-      <w:bookmarkStart w:id="21" w:name="_Toc238270348"/>
+      <w:bookmarkStart w:id="22" w:name="_Toc238325892"/>
       <w:r>
         <w:rPr>
           <w:b/>
@@ -9994,7 +11346,7 @@
         </w:rPr>
         <w:t>8.3 Bugs found and fixed along the way</w:t>
       </w:r>
-      <w:bookmarkEnd w:id="21"/>
+      <w:bookmarkEnd w:id="22"/>
     </w:p>
     <w:tbl>
       <w:tblPr>
@@ -10683,7 +12035,7 @@
         <w:pStyle w:val="Heading2"/>
         <w:spacing w:before="280" w:after="120"/>
       </w:pPr>
-      <w:bookmarkStart w:id="22" w:name="_Toc238270349"/>
+      <w:bookmarkStart w:id="23" w:name="_Toc238325893"/>
       <w:r>
         <w:rPr>
           <w:b/>
@@ -10692,7 +12044,7 @@
         </w:rPr>
         <w:t>8.4 Honest remaining gaps</w:t>
       </w:r>
-      <w:bookmarkEnd w:id="22"/>
+      <w:bookmarkEnd w:id="23"/>
     </w:p>
     <w:p>
       <w:pPr>
@@ -10764,7 +12116,7 @@
         <w:pStyle w:val="Heading1"/>
         <w:spacing w:before="360" w:after="160"/>
       </w:pPr>
-      <w:bookmarkStart w:id="23" w:name="_Toc238270350"/>
+      <w:bookmarkStart w:id="24" w:name="_Toc238325894"/>
       <w:r>
         <w:rPr>
           <w:b/>
@@ -10773,7 +12125,7 @@
         </w:rPr>
         <w:t>9. How impactgraph differs from what already exists</w:t>
       </w:r>
-      <w:bookmarkEnd w:id="23"/>
+      <w:bookmarkEnd w:id="24"/>
     </w:p>
     <w:p>
       <w:pPr>
@@ -11344,16 +12696,1373 @@
         <w:pStyle w:val="Heading2"/>
         <w:spacing w:before="280" w:after="120"/>
       </w:pPr>
-      <w:bookmarkStart w:id="24" w:name="_Toc238270351"/>
+      <w:bookmarkStart w:id="25" w:name="_Toc238325895"/>
       <w:r>
         <w:rPr>
           <w:b/>
           <w:bCs/>
           <w:color w:val="1F4E79"/>
         </w:rPr>
-        <w:t>9.1 What is genuinely different</w:t>
-      </w:r>
-      <w:bookmarkEnd w:id="24"/>
+        <w:t>9.1 Side by side: Graphify vs DataHub vs impactgraph</w:t>
+      </w:r>
+      <w:bookmarkEnd w:id="25"/>
+    </w:p>
+    <w:p>
+      <w:pPr>
+        <w:spacing w:after="120" w:line="276" w:lineRule="auto"/>
+      </w:pPr>
+      <w:r>
+        <w:t>Graphify helps an AI assistant understand a repo; DataHub is the company-wide catalog of data assets and lineage; impactgraph is the pre-merge check that asks whether one specific change is safe — across code and data. The overlap is real but partial:</w:t>
+      </w:r>
+    </w:p>
+    <w:tbl>
+      <w:tblPr>
+        <w:tblW w:w="9000" w:type="dxa"/>
+        <w:tblBorders>
+          <w:top w:val="single" w:sz="4" w:space="0" w:color="BBBBBB"/>
+          <w:left w:val="single" w:sz="4" w:space="0" w:color="BBBBBB"/>
+          <w:bottom w:val="single" w:sz="4" w:space="0" w:color="BBBBBB"/>
+          <w:right w:val="single" w:sz="4" w:space="0" w:color="BBBBBB"/>
+          <w:insideH w:val="single" w:sz="4" w:space="0" w:color="DDDDDD"/>
+          <w:insideV w:val="single" w:sz="4" w:space="0" w:color="DDDDDD"/>
+        </w:tblBorders>
+        <w:tblCellMar>
+          <w:left w:w="10" w:type="dxa"/>
+          <w:right w:w="10" w:type="dxa"/>
+        </w:tblCellMar>
+        <w:tblLook w:val="04A0" w:firstRow="1" w:lastRow="0" w:firstColumn="1" w:lastColumn="0" w:noHBand="0" w:noVBand="1"/>
+      </w:tblPr>
+      <w:tblGrid>
+        <w:gridCol w:w="1700"/>
+        <w:gridCol w:w="2400"/>
+        <w:gridCol w:w="2500"/>
+        <w:gridCol w:w="2400"/>
+      </w:tblGrid>
+      <w:tr>
+        <w:tblPrEx>
+          <w:tblCellMar>
+            <w:top w:w="0" w:type="dxa"/>
+            <w:bottom w:w="0" w:type="dxa"/>
+          </w:tblCellMar>
+        </w:tblPrEx>
+        <w:trPr>
+          <w:tblHeader/>
+        </w:trPr>
+        <w:tc>
+          <w:tcPr>
+            <w:tcW w:w="1700" w:type="dxa"/>
+            <w:shd w:val="clear" w:color="auto" w:fill="1F4E79"/>
+            <w:tcMar>
+              <w:top w:w="80" w:type="dxa"/>
+              <w:left w:w="120" w:type="dxa"/>
+              <w:bottom w:w="80" w:type="dxa"/>
+              <w:right w:w="120" w:type="dxa"/>
+            </w:tcMar>
+          </w:tcPr>
+          <w:p>
+            <w:pPr>
+              <w:spacing w:after="40" w:line="252" w:lineRule="auto"/>
+            </w:pPr>
+          </w:p>
+        </w:tc>
+        <w:tc>
+          <w:tcPr>
+            <w:tcW w:w="2400" w:type="dxa"/>
+            <w:shd w:val="clear" w:color="auto" w:fill="1F4E79"/>
+            <w:tcMar>
+              <w:top w:w="80" w:type="dxa"/>
+              <w:left w:w="120" w:type="dxa"/>
+              <w:bottom w:w="80" w:type="dxa"/>
+              <w:right w:w="120" w:type="dxa"/>
+            </w:tcMar>
+          </w:tcPr>
+          <w:p>
+            <w:pPr>
+              <w:spacing w:after="40" w:line="252" w:lineRule="auto"/>
+            </w:pPr>
+            <w:r>
+              <w:rPr>
+                <w:b/>
+                <w:bCs/>
+                <w:color w:val="FFFFFF"/>
+                <w:sz w:val="20"/>
+                <w:szCs w:val="20"/>
+              </w:rPr>
+              <w:t>Graphify</w:t>
+            </w:r>
+          </w:p>
+        </w:tc>
+        <w:tc>
+          <w:tcPr>
+            <w:tcW w:w="2500" w:type="dxa"/>
+            <w:shd w:val="clear" w:color="auto" w:fill="1F4E79"/>
+            <w:tcMar>
+              <w:top w:w="80" w:type="dxa"/>
+              <w:left w:w="120" w:type="dxa"/>
+              <w:bottom w:w="80" w:type="dxa"/>
+              <w:right w:w="120" w:type="dxa"/>
+            </w:tcMar>
+          </w:tcPr>
+          <w:p>
+            <w:pPr>
+              <w:spacing w:after="40" w:line="252" w:lineRule="auto"/>
+            </w:pPr>
+            <w:r>
+              <w:rPr>
+                <w:b/>
+                <w:bCs/>
+                <w:color w:val="FFFFFF"/>
+                <w:sz w:val="20"/>
+                <w:szCs w:val="20"/>
+              </w:rPr>
+              <w:t>DataHub</w:t>
+            </w:r>
+          </w:p>
+        </w:tc>
+        <w:tc>
+          <w:tcPr>
+            <w:tcW w:w="2400" w:type="dxa"/>
+            <w:shd w:val="clear" w:color="auto" w:fill="1F4E79"/>
+            <w:tcMar>
+              <w:top w:w="80" w:type="dxa"/>
+              <w:left w:w="120" w:type="dxa"/>
+              <w:bottom w:w="80" w:type="dxa"/>
+              <w:right w:w="120" w:type="dxa"/>
+            </w:tcMar>
+          </w:tcPr>
+          <w:p>
+            <w:pPr>
+              <w:spacing w:after="40" w:line="252" w:lineRule="auto"/>
+            </w:pPr>
+            <w:r>
+              <w:rPr>
+                <w:b/>
+                <w:bCs/>
+                <w:color w:val="FFFFFF"/>
+                <w:sz w:val="20"/>
+                <w:szCs w:val="20"/>
+              </w:rPr>
+              <w:t>impactgraph</w:t>
+            </w:r>
+          </w:p>
+        </w:tc>
+      </w:tr>
+      <w:tr>
+        <w:tblPrEx>
+          <w:tblCellMar>
+            <w:top w:w="0" w:type="dxa"/>
+            <w:bottom w:w="0" w:type="dxa"/>
+          </w:tblCellMar>
+        </w:tblPrEx>
+        <w:tc>
+          <w:tcPr>
+            <w:tcW w:w="1700" w:type="dxa"/>
+            <w:tcMar>
+              <w:top w:w="80" w:type="dxa"/>
+              <w:left w:w="120" w:type="dxa"/>
+              <w:bottom w:w="80" w:type="dxa"/>
+              <w:right w:w="120" w:type="dxa"/>
+            </w:tcMar>
+          </w:tcPr>
+          <w:p>
+            <w:pPr>
+              <w:spacing w:after="40" w:line="252" w:lineRule="auto"/>
+            </w:pPr>
+            <w:r>
+              <w:rPr>
+                <w:sz w:val="20"/>
+                <w:szCs w:val="20"/>
+              </w:rPr>
+              <w:t>Question answered</w:t>
+            </w:r>
+          </w:p>
+        </w:tc>
+        <w:tc>
+          <w:tcPr>
+            <w:tcW w:w="2400" w:type="dxa"/>
+            <w:tcMar>
+              <w:top w:w="80" w:type="dxa"/>
+              <w:left w:w="120" w:type="dxa"/>
+              <w:bottom w:w="80" w:type="dxa"/>
+              <w:right w:w="120" w:type="dxa"/>
+            </w:tcMar>
+          </w:tcPr>
+          <w:p>
+            <w:pPr>
+              <w:spacing w:after="40" w:line="252" w:lineRule="auto"/>
+            </w:pPr>
+            <w:r>
+              <w:rPr>
+                <w:sz w:val="20"/>
+                <w:szCs w:val="20"/>
+              </w:rPr>
+              <w:t>Help my AI assistant understand this folder</w:t>
+            </w:r>
+          </w:p>
+        </w:tc>
+        <w:tc>
+          <w:tcPr>
+            <w:tcW w:w="2500" w:type="dxa"/>
+            <w:tcMar>
+              <w:top w:w="80" w:type="dxa"/>
+              <w:left w:w="120" w:type="dxa"/>
+              <w:bottom w:w="80" w:type="dxa"/>
+              <w:right w:w="120" w:type="dxa"/>
+            </w:tcMar>
+          </w:tcPr>
+          <w:p>
+            <w:pPr>
+              <w:spacing w:after="40" w:line="252" w:lineRule="auto"/>
+            </w:pPr>
+            <w:r>
+              <w:rPr>
+                <w:sz w:val="20"/>
+                <w:szCs w:val="20"/>
+              </w:rPr>
+              <w:t>What data exists, who owns it, how is it connected?</w:t>
+            </w:r>
+          </w:p>
+        </w:tc>
+        <w:tc>
+          <w:tcPr>
+            <w:tcW w:w="2400" w:type="dxa"/>
+            <w:tcMar>
+              <w:top w:w="80" w:type="dxa"/>
+              <w:left w:w="120" w:type="dxa"/>
+              <w:bottom w:w="80" w:type="dxa"/>
+              <w:right w:w="120" w:type="dxa"/>
+            </w:tcMar>
+          </w:tcPr>
+          <w:p>
+            <w:pPr>
+              <w:spacing w:after="40" w:line="252" w:lineRule="auto"/>
+            </w:pPr>
+            <w:r>
+              <w:rPr>
+                <w:sz w:val="20"/>
+                <w:szCs w:val="20"/>
+              </w:rPr>
+              <w:t>If I merge this change, what can break?</w:t>
+            </w:r>
+          </w:p>
+        </w:tc>
+      </w:tr>
+      <w:tr>
+        <w:tblPrEx>
+          <w:tblCellMar>
+            <w:top w:w="0" w:type="dxa"/>
+            <w:bottom w:w="0" w:type="dxa"/>
+          </w:tblCellMar>
+        </w:tblPrEx>
+        <w:tc>
+          <w:tcPr>
+            <w:tcW w:w="1700" w:type="dxa"/>
+            <w:shd w:val="clear" w:color="auto" w:fill="FAFAFA"/>
+            <w:tcMar>
+              <w:top w:w="80" w:type="dxa"/>
+              <w:left w:w="120" w:type="dxa"/>
+              <w:bottom w:w="80" w:type="dxa"/>
+              <w:right w:w="120" w:type="dxa"/>
+            </w:tcMar>
+          </w:tcPr>
+          <w:p>
+            <w:pPr>
+              <w:spacing w:after="40" w:line="252" w:lineRule="auto"/>
+            </w:pPr>
+            <w:r>
+              <w:rPr>
+                <w:sz w:val="20"/>
+                <w:szCs w:val="20"/>
+              </w:rPr>
+              <w:t>Inputs</w:t>
+            </w:r>
+          </w:p>
+        </w:tc>
+        <w:tc>
+          <w:tcPr>
+            <w:tcW w:w="2400" w:type="dxa"/>
+            <w:shd w:val="clear" w:color="auto" w:fill="FAFAFA"/>
+            <w:tcMar>
+              <w:top w:w="80" w:type="dxa"/>
+              <w:left w:w="120" w:type="dxa"/>
+              <w:bottom w:w="80" w:type="dxa"/>
+              <w:right w:w="120" w:type="dxa"/>
+            </w:tcMar>
+          </w:tcPr>
+          <w:p>
+            <w:pPr>
+              <w:spacing w:after="40" w:line="252" w:lineRule="auto"/>
+            </w:pPr>
+            <w:r>
+              <w:rPr>
+                <w:sz w:val="20"/>
+                <w:szCs w:val="20"/>
+              </w:rPr>
+              <w:t>13 languages via tree-sitter; docs, PDFs, images</w:t>
+            </w:r>
+          </w:p>
+        </w:tc>
+        <w:tc>
+          <w:tcPr>
+            <w:tcW w:w="2500" w:type="dxa"/>
+            <w:shd w:val="clear" w:color="auto" w:fill="FAFAFA"/>
+            <w:tcMar>
+              <w:top w:w="80" w:type="dxa"/>
+              <w:left w:w="120" w:type="dxa"/>
+              <w:bottom w:w="80" w:type="dxa"/>
+              <w:right w:w="120" w:type="dxa"/>
+            </w:tcMar>
+          </w:tcPr>
+          <w:p>
+            <w:pPr>
+              <w:spacing w:after="40" w:line="252" w:lineRule="auto"/>
+            </w:pPr>
+            <w:r>
+              <w:rPr>
+                <w:sz w:val="20"/>
+                <w:szCs w:val="20"/>
+              </w:rPr>
+              <w:t>50+ connectors; runtime OpenLineage events</w:t>
+            </w:r>
+          </w:p>
+        </w:tc>
+        <w:tc>
+          <w:tcPr>
+            <w:tcW w:w="2400" w:type="dxa"/>
+            <w:shd w:val="clear" w:color="auto" w:fill="FAFAFA"/>
+            <w:tcMar>
+              <w:top w:w="80" w:type="dxa"/>
+              <w:left w:w="120" w:type="dxa"/>
+              <w:bottom w:w="80" w:type="dxa"/>
+              <w:right w:w="120" w:type="dxa"/>
+            </w:tcMar>
+          </w:tcPr>
+          <w:p>
+            <w:pPr>
+              <w:spacing w:after="40" w:line="252" w:lineRule="auto"/>
+            </w:pPr>
+            <w:r>
+              <w:rPr>
+                <w:sz w:val="20"/>
+                <w:szCs w:val="20"/>
+              </w:rPr>
+              <w:t>Python AST, dbt manifest, SQL, git diff</w:t>
+            </w:r>
+          </w:p>
+        </w:tc>
+      </w:tr>
+      <w:tr>
+        <w:tblPrEx>
+          <w:tblCellMar>
+            <w:top w:w="0" w:type="dxa"/>
+            <w:bottom w:w="0" w:type="dxa"/>
+          </w:tblCellMar>
+        </w:tblPrEx>
+        <w:tc>
+          <w:tcPr>
+            <w:tcW w:w="1700" w:type="dxa"/>
+            <w:tcMar>
+              <w:top w:w="80" w:type="dxa"/>
+              <w:left w:w="120" w:type="dxa"/>
+              <w:bottom w:w="80" w:type="dxa"/>
+              <w:right w:w="120" w:type="dxa"/>
+            </w:tcMar>
+          </w:tcPr>
+          <w:p>
+            <w:pPr>
+              <w:spacing w:after="40" w:line="252" w:lineRule="auto"/>
+            </w:pPr>
+            <w:r>
+              <w:rPr>
+                <w:sz w:val="20"/>
+                <w:szCs w:val="20"/>
+              </w:rPr>
+              <w:t>Graph built by</w:t>
+            </w:r>
+          </w:p>
+        </w:tc>
+        <w:tc>
+          <w:tcPr>
+            <w:tcW w:w="2400" w:type="dxa"/>
+            <w:tcMar>
+              <w:top w:w="80" w:type="dxa"/>
+              <w:left w:w="120" w:type="dxa"/>
+              <w:bottom w:w="80" w:type="dxa"/>
+              <w:right w:w="120" w:type="dxa"/>
+            </w:tcMar>
+          </w:tcPr>
+          <w:p>
+            <w:pPr>
+              <w:spacing w:after="40" w:line="252" w:lineRule="auto"/>
+            </w:pPr>
+            <w:r>
+              <w:rPr>
+                <w:sz w:val="20"/>
+                <w:szCs w:val="20"/>
+              </w:rPr>
+              <w:t>AST + Claude for docs/images; edges tagged extracted / inferred / ambiguous</w:t>
+            </w:r>
+          </w:p>
+        </w:tc>
+        <w:tc>
+          <w:tcPr>
+            <w:tcW w:w="2500" w:type="dxa"/>
+            <w:tcMar>
+              <w:top w:w="80" w:type="dxa"/>
+              <w:left w:w="120" w:type="dxa"/>
+              <w:bottom w:w="80" w:type="dxa"/>
+              <w:right w:w="120" w:type="dxa"/>
+            </w:tcMar>
+          </w:tcPr>
+          <w:p>
+            <w:pPr>
+              <w:spacing w:after="40" w:line="252" w:lineRule="auto"/>
+            </w:pPr>
+            <w:r>
+              <w:rPr>
+                <w:sz w:val="20"/>
+                <w:szCs w:val="20"/>
+              </w:rPr>
+              <w:t>Ingestion connectors</w:t>
+            </w:r>
+          </w:p>
+        </w:tc>
+        <w:tc>
+          <w:tcPr>
+            <w:tcW w:w="2400" w:type="dxa"/>
+            <w:tcMar>
+              <w:top w:w="80" w:type="dxa"/>
+              <w:left w:w="120" w:type="dxa"/>
+              <w:bottom w:w="80" w:type="dxa"/>
+              <w:right w:w="120" w:type="dxa"/>
+            </w:tcMar>
+          </w:tcPr>
+          <w:p>
+            <w:pPr>
+              <w:spacing w:after="40" w:line="252" w:lineRule="auto"/>
+            </w:pPr>
+            <w:r>
+              <w:rPr>
+                <w:sz w:val="20"/>
+                <w:szCs w:val="20"/>
+              </w:rPr>
+              <w:t>Deterministic extractors only — no LLM in the graph</w:t>
+            </w:r>
+          </w:p>
+        </w:tc>
+      </w:tr>
+      <w:tr>
+        <w:tblPrEx>
+          <w:tblCellMar>
+            <w:top w:w="0" w:type="dxa"/>
+            <w:bottom w:w="0" w:type="dxa"/>
+          </w:tblCellMar>
+        </w:tblPrEx>
+        <w:tc>
+          <w:tcPr>
+            <w:tcW w:w="1700" w:type="dxa"/>
+            <w:shd w:val="clear" w:color="auto" w:fill="FAFAFA"/>
+            <w:tcMar>
+              <w:top w:w="80" w:type="dxa"/>
+              <w:left w:w="120" w:type="dxa"/>
+              <w:bottom w:w="80" w:type="dxa"/>
+              <w:right w:w="120" w:type="dxa"/>
+            </w:tcMar>
+          </w:tcPr>
+          <w:p>
+            <w:pPr>
+              <w:spacing w:after="40" w:line="252" w:lineRule="auto"/>
+            </w:pPr>
+            <w:r>
+              <w:rPr>
+                <w:sz w:val="20"/>
+                <w:szCs w:val="20"/>
+              </w:rPr>
+              <w:t>Knows application code</w:t>
+            </w:r>
+          </w:p>
+        </w:tc>
+        <w:tc>
+          <w:tcPr>
+            <w:tcW w:w="2400" w:type="dxa"/>
+            <w:shd w:val="clear" w:color="auto" w:fill="FAFAFA"/>
+            <w:tcMar>
+              <w:top w:w="80" w:type="dxa"/>
+              <w:left w:w="120" w:type="dxa"/>
+              <w:bottom w:w="80" w:type="dxa"/>
+              <w:right w:w="120" w:type="dxa"/>
+            </w:tcMar>
+          </w:tcPr>
+          <w:p>
+            <w:pPr>
+              <w:spacing w:after="40" w:line="252" w:lineRule="auto"/>
+            </w:pPr>
+            <w:r>
+              <w:rPr>
+                <w:sz w:val="20"/>
+                <w:szCs w:val="20"/>
+              </w:rPr>
+              <w:t>Yes (structure, calls)</w:t>
+            </w:r>
+          </w:p>
+        </w:tc>
+        <w:tc>
+          <w:tcPr>
+            <w:tcW w:w="2500" w:type="dxa"/>
+            <w:shd w:val="clear" w:color="auto" w:fill="FAFAFA"/>
+            <w:tcMar>
+              <w:top w:w="80" w:type="dxa"/>
+              <w:left w:w="120" w:type="dxa"/>
+              <w:bottom w:w="80" w:type="dxa"/>
+              <w:right w:w="120" w:type="dxa"/>
+            </w:tcMar>
+          </w:tcPr>
+          <w:p>
+            <w:pPr>
+              <w:spacing w:after="40" w:line="252" w:lineRule="auto"/>
+            </w:pPr>
+            <w:r>
+              <w:rPr>
+                <w:sz w:val="20"/>
+                <w:szCs w:val="20"/>
+              </w:rPr>
+              <w:t>No</w:t>
+            </w:r>
+          </w:p>
+        </w:tc>
+        <w:tc>
+          <w:tcPr>
+            <w:tcW w:w="2400" w:type="dxa"/>
+            <w:shd w:val="clear" w:color="auto" w:fill="FAFAFA"/>
+            <w:tcMar>
+              <w:top w:w="80" w:type="dxa"/>
+              <w:left w:w="120" w:type="dxa"/>
+              <w:bottom w:w="80" w:type="dxa"/>
+              <w:right w:w="120" w:type="dxa"/>
+            </w:tcMar>
+          </w:tcPr>
+          <w:p>
+            <w:pPr>
+              <w:spacing w:after="40" w:line="252" w:lineRule="auto"/>
+            </w:pPr>
+            <w:r>
+              <w:rPr>
+                <w:sz w:val="20"/>
+                <w:szCs w:val="20"/>
+              </w:rPr>
+              <w:t>Yes (files, functions, imports, calls)</w:t>
+            </w:r>
+          </w:p>
+        </w:tc>
+      </w:tr>
+      <w:tr>
+        <w:tblPrEx>
+          <w:tblCellMar>
+            <w:top w:w="0" w:type="dxa"/>
+            <w:bottom w:w="0" w:type="dxa"/>
+          </w:tblCellMar>
+        </w:tblPrEx>
+        <w:tc>
+          <w:tcPr>
+            <w:tcW w:w="1700" w:type="dxa"/>
+            <w:tcMar>
+              <w:top w:w="80" w:type="dxa"/>
+              <w:left w:w="120" w:type="dxa"/>
+              <w:bottom w:w="80" w:type="dxa"/>
+              <w:right w:w="120" w:type="dxa"/>
+            </w:tcMar>
+          </w:tcPr>
+          <w:p>
+            <w:pPr>
+              <w:spacing w:after="40" w:line="252" w:lineRule="auto"/>
+            </w:pPr>
+            <w:r>
+              <w:rPr>
+                <w:sz w:val="20"/>
+                <w:szCs w:val="20"/>
+              </w:rPr>
+              <w:t>Knows data assets</w:t>
+            </w:r>
+          </w:p>
+        </w:tc>
+        <w:tc>
+          <w:tcPr>
+            <w:tcW w:w="2400" w:type="dxa"/>
+            <w:tcMar>
+              <w:top w:w="80" w:type="dxa"/>
+              <w:left w:w="120" w:type="dxa"/>
+              <w:bottom w:w="80" w:type="dxa"/>
+              <w:right w:w="120" w:type="dxa"/>
+            </w:tcMar>
+          </w:tcPr>
+          <w:p>
+            <w:pPr>
+              <w:spacing w:after="40" w:line="252" w:lineRule="auto"/>
+            </w:pPr>
+            <w:r>
+              <w:rPr>
+                <w:sz w:val="20"/>
+                <w:szCs w:val="20"/>
+              </w:rPr>
+              <w:t>SQL schemas as structure</w:t>
+            </w:r>
+          </w:p>
+        </w:tc>
+        <w:tc>
+          <w:tcPr>
+            <w:tcW w:w="2500" w:type="dxa"/>
+            <w:tcMar>
+              <w:top w:w="80" w:type="dxa"/>
+              <w:left w:w="120" w:type="dxa"/>
+              <w:bottom w:w="80" w:type="dxa"/>
+              <w:right w:w="120" w:type="dxa"/>
+            </w:tcMar>
+          </w:tcPr>
+          <w:p>
+            <w:pPr>
+              <w:spacing w:after="40" w:line="252" w:lineRule="auto"/>
+            </w:pPr>
+            <w:r>
+              <w:rPr>
+                <w:sz w:val="20"/>
+                <w:szCs w:val="20"/>
+              </w:rPr>
+              <w:t>Yes — tables, columns, dashboards, quality, owners, glossary</w:t>
+            </w:r>
+          </w:p>
+        </w:tc>
+        <w:tc>
+          <w:tcPr>
+            <w:tcW w:w="2400" w:type="dxa"/>
+            <w:tcMar>
+              <w:top w:w="80" w:type="dxa"/>
+              <w:left w:w="120" w:type="dxa"/>
+              <w:bottom w:w="80" w:type="dxa"/>
+              <w:right w:w="120" w:type="dxa"/>
+            </w:tcMar>
+          </w:tcPr>
+          <w:p>
+            <w:pPr>
+              <w:spacing w:after="40" w:line="252" w:lineRule="auto"/>
+            </w:pPr>
+            <w:r>
+              <w:rPr>
+                <w:sz w:val="20"/>
+                <w:szCs w:val="20"/>
+              </w:rPr>
+              <w:t>dbt models, sources, tables, columns, exposures</w:t>
+            </w:r>
+          </w:p>
+        </w:tc>
+      </w:tr>
+      <w:tr>
+        <w:tblPrEx>
+          <w:tblCellMar>
+            <w:top w:w="0" w:type="dxa"/>
+            <w:bottom w:w="0" w:type="dxa"/>
+          </w:tblCellMar>
+        </w:tblPrEx>
+        <w:tc>
+          <w:tcPr>
+            <w:tcW w:w="1700" w:type="dxa"/>
+            <w:shd w:val="clear" w:color="auto" w:fill="FAFAFA"/>
+            <w:tcMar>
+              <w:top w:w="80" w:type="dxa"/>
+              <w:left w:w="120" w:type="dxa"/>
+              <w:bottom w:w="80" w:type="dxa"/>
+              <w:right w:w="120" w:type="dxa"/>
+            </w:tcMar>
+          </w:tcPr>
+          <w:p>
+            <w:pPr>
+              <w:spacing w:after="40" w:line="252" w:lineRule="auto"/>
+            </w:pPr>
+            <w:r>
+              <w:rPr>
+                <w:sz w:val="20"/>
+                <w:szCs w:val="20"/>
+              </w:rPr>
+              <w:t>Direction-aware impact</w:t>
+            </w:r>
+          </w:p>
+        </w:tc>
+        <w:tc>
+          <w:tcPr>
+            <w:tcW w:w="2400" w:type="dxa"/>
+            <w:shd w:val="clear" w:color="auto" w:fill="FAFAFA"/>
+            <w:tcMar>
+              <w:top w:w="80" w:type="dxa"/>
+              <w:left w:w="120" w:type="dxa"/>
+              <w:bottom w:w="80" w:type="dxa"/>
+              <w:right w:w="120" w:type="dxa"/>
+            </w:tcMar>
+          </w:tcPr>
+          <w:p>
+            <w:pPr>
+              <w:spacing w:after="40" w:line="252" w:lineRule="auto"/>
+            </w:pPr>
+            <w:r>
+              <w:rPr>
+                <w:sz w:val="20"/>
+                <w:szCs w:val="20"/>
+              </w:rPr>
+              <w:t>No</w:t>
+            </w:r>
+          </w:p>
+        </w:tc>
+        <w:tc>
+          <w:tcPr>
+            <w:tcW w:w="2500" w:type="dxa"/>
+            <w:shd w:val="clear" w:color="auto" w:fill="FAFAFA"/>
+            <w:tcMar>
+              <w:top w:w="80" w:type="dxa"/>
+              <w:left w:w="120" w:type="dxa"/>
+              <w:bottom w:w="80" w:type="dxa"/>
+              <w:right w:w="120" w:type="dxa"/>
+            </w:tcMar>
+          </w:tcPr>
+          <w:p>
+            <w:pPr>
+              <w:spacing w:after="40" w:line="252" w:lineRule="auto"/>
+            </w:pPr>
+            <w:r>
+              <w:rPr>
+                <w:sz w:val="20"/>
+                <w:szCs w:val="20"/>
+              </w:rPr>
+              <w:t>Yes (data plane only)</w:t>
+            </w:r>
+          </w:p>
+        </w:tc>
+        <w:tc>
+          <w:tcPr>
+            <w:tcW w:w="2400" w:type="dxa"/>
+            <w:shd w:val="clear" w:color="auto" w:fill="FAFAFA"/>
+            <w:tcMar>
+              <w:top w:w="80" w:type="dxa"/>
+              <w:left w:w="120" w:type="dxa"/>
+              <w:bottom w:w="80" w:type="dxa"/>
+              <w:right w:w="120" w:type="dxa"/>
+            </w:tcMar>
+          </w:tcPr>
+          <w:p>
+            <w:pPr>
+              <w:spacing w:after="40" w:line="252" w:lineRule="auto"/>
+            </w:pPr>
+            <w:r>
+              <w:rPr>
+                <w:sz w:val="20"/>
+                <w:szCs w:val="20"/>
+              </w:rPr>
+              <w:t>Yes, across code and data</w:t>
+            </w:r>
+          </w:p>
+        </w:tc>
+      </w:tr>
+      <w:tr>
+        <w:tblPrEx>
+          <w:tblCellMar>
+            <w:top w:w="0" w:type="dxa"/>
+            <w:bottom w:w="0" w:type="dxa"/>
+          </w:tblCellMar>
+        </w:tblPrEx>
+        <w:tc>
+          <w:tcPr>
+            <w:tcW w:w="1700" w:type="dxa"/>
+            <w:tcMar>
+              <w:top w:w="80" w:type="dxa"/>
+              <w:left w:w="120" w:type="dxa"/>
+              <w:bottom w:w="80" w:type="dxa"/>
+              <w:right w:w="120" w:type="dxa"/>
+            </w:tcMar>
+          </w:tcPr>
+          <w:p>
+            <w:pPr>
+              <w:spacing w:after="40" w:line="252" w:lineRule="auto"/>
+            </w:pPr>
+            <w:r>
+              <w:rPr>
+                <w:sz w:val="20"/>
+                <w:szCs w:val="20"/>
+              </w:rPr>
+              <w:t>Entry point</w:t>
+            </w:r>
+          </w:p>
+        </w:tc>
+        <w:tc>
+          <w:tcPr>
+            <w:tcW w:w="2400" w:type="dxa"/>
+            <w:tcMar>
+              <w:top w:w="80" w:type="dxa"/>
+              <w:left w:w="120" w:type="dxa"/>
+              <w:bottom w:w="80" w:type="dxa"/>
+              <w:right w:w="120" w:type="dxa"/>
+            </w:tcMar>
+          </w:tcPr>
+          <w:p>
+            <w:pPr>
+              <w:spacing w:after="40" w:line="252" w:lineRule="auto"/>
+            </w:pPr>
+            <w:r>
+              <w:rPr>
+                <w:sz w:val="20"/>
+                <w:szCs w:val="20"/>
+              </w:rPr>
+              <w:t>A folder</w:t>
+            </w:r>
+          </w:p>
+        </w:tc>
+        <w:tc>
+          <w:tcPr>
+            <w:tcW w:w="2500" w:type="dxa"/>
+            <w:tcMar>
+              <w:top w:w="80" w:type="dxa"/>
+              <w:left w:w="120" w:type="dxa"/>
+              <w:bottom w:w="80" w:type="dxa"/>
+              <w:right w:w="120" w:type="dxa"/>
+            </w:tcMar>
+          </w:tcPr>
+          <w:p>
+            <w:pPr>
+              <w:spacing w:after="40" w:line="252" w:lineRule="auto"/>
+            </w:pPr>
+            <w:r>
+              <w:rPr>
+                <w:sz w:val="20"/>
+                <w:szCs w:val="20"/>
+              </w:rPr>
+              <w:t>A table / dataset</w:t>
+            </w:r>
+          </w:p>
+        </w:tc>
+        <w:tc>
+          <w:tcPr>
+            <w:tcW w:w="2400" w:type="dxa"/>
+            <w:tcMar>
+              <w:top w:w="80" w:type="dxa"/>
+              <w:left w:w="120" w:type="dxa"/>
+              <w:bottom w:w="80" w:type="dxa"/>
+              <w:right w:w="120" w:type="dxa"/>
+            </w:tcMar>
+          </w:tcPr>
+          <w:p>
+            <w:pPr>
+              <w:spacing w:after="40" w:line="252" w:lineRule="auto"/>
+            </w:pPr>
+            <w:r>
+              <w:rPr>
+                <w:sz w:val="20"/>
+                <w:szCs w:val="20"/>
+              </w:rPr>
+              <w:t>A git diff, down to the changed function</w:t>
+            </w:r>
+          </w:p>
+        </w:tc>
+      </w:tr>
+      <w:tr>
+        <w:tblPrEx>
+          <w:tblCellMar>
+            <w:top w:w="0" w:type="dxa"/>
+            <w:bottom w:w="0" w:type="dxa"/>
+          </w:tblCellMar>
+        </w:tblPrEx>
+        <w:tc>
+          <w:tcPr>
+            <w:tcW w:w="1700" w:type="dxa"/>
+            <w:shd w:val="clear" w:color="auto" w:fill="FAFAFA"/>
+            <w:tcMar>
+              <w:top w:w="80" w:type="dxa"/>
+              <w:left w:w="120" w:type="dxa"/>
+              <w:bottom w:w="80" w:type="dxa"/>
+              <w:right w:w="120" w:type="dxa"/>
+            </w:tcMar>
+          </w:tcPr>
+          <w:p>
+            <w:pPr>
+              <w:spacing w:after="40" w:line="252" w:lineRule="auto"/>
+            </w:pPr>
+            <w:r>
+              <w:rPr>
+                <w:sz w:val="20"/>
+                <w:szCs w:val="20"/>
+              </w:rPr>
+              <w:t>Output</w:t>
+            </w:r>
+          </w:p>
+        </w:tc>
+        <w:tc>
+          <w:tcPr>
+            <w:tcW w:w="2400" w:type="dxa"/>
+            <w:shd w:val="clear" w:color="auto" w:fill="FAFAFA"/>
+            <w:tcMar>
+              <w:top w:w="80" w:type="dxa"/>
+              <w:left w:w="120" w:type="dxa"/>
+              <w:bottom w:w="80" w:type="dxa"/>
+              <w:right w:w="120" w:type="dxa"/>
+            </w:tcMar>
+          </w:tcPr>
+          <w:p>
+            <w:pPr>
+              <w:spacing w:after="40" w:line="252" w:lineRule="auto"/>
+            </w:pPr>
+            <w:r>
+              <w:rPr>
+                <w:sz w:val="20"/>
+                <w:szCs w:val="20"/>
+              </w:rPr>
+              <w:t>Queryable graph, HTML viz, wiki, GRAPH_REPORT</w:t>
+            </w:r>
+          </w:p>
+        </w:tc>
+        <w:tc>
+          <w:tcPr>
+            <w:tcW w:w="2500" w:type="dxa"/>
+            <w:shd w:val="clear" w:color="auto" w:fill="FAFAFA"/>
+            <w:tcMar>
+              <w:top w:w="80" w:type="dxa"/>
+              <w:left w:w="120" w:type="dxa"/>
+              <w:bottom w:w="80" w:type="dxa"/>
+              <w:right w:w="120" w:type="dxa"/>
+            </w:tcMar>
+          </w:tcPr>
+          <w:p>
+            <w:pPr>
+              <w:spacing w:after="40" w:line="252" w:lineRule="auto"/>
+            </w:pPr>
+            <w:r>
+              <w:rPr>
+                <w:sz w:val="20"/>
+                <w:szCs w:val="20"/>
+              </w:rPr>
+              <w:t>UI, lineage/impact explorer, search, governance</w:t>
+            </w:r>
+          </w:p>
+        </w:tc>
+        <w:tc>
+          <w:tcPr>
+            <w:tcW w:w="2400" w:type="dxa"/>
+            <w:shd w:val="clear" w:color="auto" w:fill="FAFAFA"/>
+            <w:tcMar>
+              <w:top w:w="80" w:type="dxa"/>
+              <w:left w:w="120" w:type="dxa"/>
+              <w:bottom w:w="80" w:type="dxa"/>
+              <w:right w:w="120" w:type="dxa"/>
+            </w:tcMar>
+          </w:tcPr>
+          <w:p>
+            <w:pPr>
+              <w:spacing w:after="40" w:line="252" w:lineRule="auto"/>
+            </w:pPr>
+            <w:r>
+              <w:rPr>
+                <w:sz w:val="20"/>
+                <w:szCs w:val="20"/>
+              </w:rPr>
+              <w:t>Blast-radius tree, risk level, test plan, JSON</w:t>
+            </w:r>
+          </w:p>
+        </w:tc>
+      </w:tr>
+      <w:tr>
+        <w:tblPrEx>
+          <w:tblCellMar>
+            <w:top w:w="0" w:type="dxa"/>
+            <w:bottom w:w="0" w:type="dxa"/>
+          </w:tblCellMar>
+        </w:tblPrEx>
+        <w:tc>
+          <w:tcPr>
+            <w:tcW w:w="1700" w:type="dxa"/>
+            <w:tcMar>
+              <w:top w:w="80" w:type="dxa"/>
+              <w:left w:w="120" w:type="dxa"/>
+              <w:bottom w:w="80" w:type="dxa"/>
+              <w:right w:w="120" w:type="dxa"/>
+            </w:tcMar>
+          </w:tcPr>
+          <w:p>
+            <w:pPr>
+              <w:spacing w:after="40" w:line="252" w:lineRule="auto"/>
+            </w:pPr>
+            <w:r>
+              <w:rPr>
+                <w:sz w:val="20"/>
+                <w:szCs w:val="20"/>
+              </w:rPr>
+              <w:t>Infrastructure</w:t>
+            </w:r>
+          </w:p>
+        </w:tc>
+        <w:tc>
+          <w:tcPr>
+            <w:tcW w:w="2400" w:type="dxa"/>
+            <w:tcMar>
+              <w:top w:w="80" w:type="dxa"/>
+              <w:left w:w="120" w:type="dxa"/>
+              <w:bottom w:w="80" w:type="dxa"/>
+              <w:right w:w="120" w:type="dxa"/>
+            </w:tcMar>
+          </w:tcPr>
+          <w:p>
+            <w:pPr>
+              <w:spacing w:after="40" w:line="252" w:lineRule="auto"/>
+            </w:pPr>
+            <w:r>
+              <w:rPr>
+                <w:sz w:val="20"/>
+                <w:szCs w:val="20"/>
+              </w:rPr>
+              <w:t>None (local skill; MCP mode)</w:t>
+            </w:r>
+          </w:p>
+        </w:tc>
+        <w:tc>
+          <w:tcPr>
+            <w:tcW w:w="2500" w:type="dxa"/>
+            <w:tcMar>
+              <w:top w:w="80" w:type="dxa"/>
+              <w:left w:w="120" w:type="dxa"/>
+              <w:bottom w:w="80" w:type="dxa"/>
+              <w:right w:w="120" w:type="dxa"/>
+            </w:tcMar>
+          </w:tcPr>
+          <w:p>
+            <w:pPr>
+              <w:spacing w:after="40" w:line="252" w:lineRule="auto"/>
+            </w:pPr>
+            <w:r>
+              <w:rPr>
+                <w:sz w:val="20"/>
+                <w:szCs w:val="20"/>
+              </w:rPr>
+              <w:t>Deployed platform (metadata service, DB, search, Kafka)</w:t>
+            </w:r>
+          </w:p>
+        </w:tc>
+        <w:tc>
+          <w:tcPr>
+            <w:tcW w:w="2400" w:type="dxa"/>
+            <w:tcMar>
+              <w:top w:w="80" w:type="dxa"/>
+              <w:left w:w="120" w:type="dxa"/>
+              <w:bottom w:w="80" w:type="dxa"/>
+              <w:right w:w="120" w:type="dxa"/>
+            </w:tcMar>
+          </w:tcPr>
+          <w:p>
+            <w:pPr>
+              <w:spacing w:after="40" w:line="252" w:lineRule="auto"/>
+            </w:pPr>
+            <w:r>
+              <w:rPr>
+                <w:sz w:val="20"/>
+                <w:szCs w:val="20"/>
+              </w:rPr>
+              <w:t>None (pip + JSON file; runs in CI)</w:t>
+            </w:r>
+          </w:p>
+        </w:tc>
+      </w:tr>
+      <w:tr>
+        <w:tblPrEx>
+          <w:tblCellMar>
+            <w:top w:w="0" w:type="dxa"/>
+            <w:bottom w:w="0" w:type="dxa"/>
+          </w:tblCellMar>
+        </w:tblPrEx>
+        <w:tc>
+          <w:tcPr>
+            <w:tcW w:w="1700" w:type="dxa"/>
+            <w:shd w:val="clear" w:color="auto" w:fill="FAFAFA"/>
+            <w:tcMar>
+              <w:top w:w="80" w:type="dxa"/>
+              <w:left w:w="120" w:type="dxa"/>
+              <w:bottom w:w="80" w:type="dxa"/>
+              <w:right w:w="120" w:type="dxa"/>
+            </w:tcMar>
+          </w:tcPr>
+          <w:p>
+            <w:pPr>
+              <w:spacing w:after="40" w:line="252" w:lineRule="auto"/>
+            </w:pPr>
+            <w:r>
+              <w:rPr>
+                <w:sz w:val="20"/>
+                <w:szCs w:val="20"/>
+              </w:rPr>
+              <w:t>AI role</w:t>
+            </w:r>
+          </w:p>
+        </w:tc>
+        <w:tc>
+          <w:tcPr>
+            <w:tcW w:w="2400" w:type="dxa"/>
+            <w:shd w:val="clear" w:color="auto" w:fill="FAFAFA"/>
+            <w:tcMar>
+              <w:top w:w="80" w:type="dxa"/>
+              <w:left w:w="120" w:type="dxa"/>
+              <w:bottom w:w="80" w:type="dxa"/>
+              <w:right w:w="120" w:type="dxa"/>
+            </w:tcMar>
+          </w:tcPr>
+          <w:p>
+            <w:pPr>
+              <w:spacing w:after="40" w:line="252" w:lineRule="auto"/>
+            </w:pPr>
+            <w:r>
+              <w:rPr>
+                <w:sz w:val="20"/>
+                <w:szCs w:val="20"/>
+              </w:rPr>
+              <w:t>Extracts concepts from non-code inputs</w:t>
+            </w:r>
+          </w:p>
+        </w:tc>
+        <w:tc>
+          <w:tcPr>
+            <w:tcW w:w="2500" w:type="dxa"/>
+            <w:shd w:val="clear" w:color="auto" w:fill="FAFAFA"/>
+            <w:tcMar>
+              <w:top w:w="80" w:type="dxa"/>
+              <w:left w:w="120" w:type="dxa"/>
+              <w:bottom w:w="80" w:type="dxa"/>
+              <w:right w:w="120" w:type="dxa"/>
+            </w:tcMar>
+          </w:tcPr>
+          <w:p>
+            <w:pPr>
+              <w:spacing w:after="40" w:line="252" w:lineRule="auto"/>
+            </w:pPr>
+            <w:r>
+              <w:rPr>
+                <w:sz w:val="20"/>
+                <w:szCs w:val="20"/>
+              </w:rPr>
+              <w:t>n/a</w:t>
+            </w:r>
+          </w:p>
+        </w:tc>
+        <w:tc>
+          <w:tcPr>
+            <w:tcW w:w="2400" w:type="dxa"/>
+            <w:shd w:val="clear" w:color="auto" w:fill="FAFAFA"/>
+            <w:tcMar>
+              <w:top w:w="80" w:type="dxa"/>
+              <w:left w:w="120" w:type="dxa"/>
+              <w:bottom w:w="80" w:type="dxa"/>
+              <w:right w:w="120" w:type="dxa"/>
+            </w:tcMar>
+          </w:tcPr>
+          <w:p>
+            <w:pPr>
+              <w:spacing w:after="40" w:line="252" w:lineRule="auto"/>
+            </w:pPr>
+            <w:r>
+              <w:rPr>
+                <w:sz w:val="20"/>
+                <w:szCs w:val="20"/>
+              </w:rPr>
+              <w:t>Explains the computed analysis only</w:t>
+            </w:r>
+          </w:p>
+        </w:tc>
+      </w:tr>
+    </w:tbl>
+    <w:p>
+      <w:pPr>
+        <w:spacing w:after="120"/>
+      </w:pPr>
+    </w:p>
+    <w:p>
+      <w:pPr>
+        <w:pStyle w:val="Heading2"/>
+        <w:spacing w:before="280" w:after="120"/>
+      </w:pPr>
+      <w:bookmarkStart w:id="26" w:name="_Toc238325896"/>
+      <w:r>
+        <w:rPr>
+          <w:b/>
+          <w:bCs/>
+          <w:color w:val="1F4E79"/>
+        </w:rPr>
+        <w:t>9.2 What Graphify has that impactgraph does not</w:t>
+      </w:r>
+      <w:bookmarkEnd w:id="26"/>
+    </w:p>
+    <w:p>
+      <w:pPr>
+        <w:pStyle w:val="ListParagraph"/>
+        <w:numPr>
+          <w:ilvl w:val="0"/>
+          <w:numId w:val="2"/>
+        </w:numPr>
+        <w:spacing w:after="60" w:line="264" w:lineRule="auto"/>
+      </w:pPr>
+      <w:r>
+        <w:t>13 languages via tree-sitter (we parse Python only).</w:t>
+      </w:r>
+    </w:p>
+    <w:p>
+      <w:pPr>
+        <w:pStyle w:val="ListParagraph"/>
+        <w:numPr>
+          <w:ilvl w:val="0"/>
+          <w:numId w:val="2"/>
+        </w:numPr>
+        <w:spacing w:after="60" w:line="264" w:lineRule="auto"/>
+      </w:pPr>
+      <w:r>
+        <w:t>Docs / Markdown / PDFs / images turned into concepts by Claude — deliberately excluded: our rule is no LLM in graph construction.</w:t>
+      </w:r>
+    </w:p>
+    <w:p>
+      <w:pPr>
+        <w:pStyle w:val="ListParagraph"/>
+        <w:numPr>
+          <w:ilvl w:val="0"/>
+          <w:numId w:val="2"/>
+        </w:numPr>
+        <w:spacing w:after="60" w:line="264" w:lineRule="auto"/>
+      </w:pPr>
+      <w:r>
+        <w:t>Community detection, god-node report, interactive graph.html, Obsidian vault, wiki generation.</w:t>
+      </w:r>
+    </w:p>
+    <w:p>
+      <w:pPr>
+        <w:pStyle w:val="ListParagraph"/>
+        <w:numPr>
+          <w:ilvl w:val="0"/>
+          <w:numId w:val="2"/>
+        </w:numPr>
+        <w:spacing w:after="60" w:line="264" w:lineRule="auto"/>
+      </w:pPr>
+      <w:r>
+        <w:t>Incremental --update, --watch, SHA256 cache, post-commit hook; query / path / explain commands; SVG, GraphML and Neo4j exports.</w:t>
+      </w:r>
+    </w:p>
+    <w:p>
+      <w:pPr>
+        <w:pStyle w:val="ListParagraph"/>
+        <w:numPr>
+          <w:ilvl w:val="0"/>
+          <w:numId w:val="2"/>
+        </w:numPr>
+        <w:spacing w:after="60" w:line="264" w:lineRule="auto"/>
+      </w:pPr>
+      <w:r>
+        <w:t>Edge provenance tags (EXTRACTED / INFERRED / AMBIGUOUS) — worth adopting for our name-resolved call edges and same-name column matches.</w:t>
+      </w:r>
+    </w:p>
+    <w:p>
+      <w:pPr>
+        <w:pStyle w:val="ListParagraph"/>
+        <w:numPr>
+          <w:ilvl w:val="0"/>
+          <w:numId w:val="2"/>
+        </w:numPr>
+        <w:spacing w:after="60" w:line="264" w:lineRule="auto"/>
+      </w:pPr>
+      <w:r>
+        <w:t>A /graphify skill and MCP server inside Claude Code, Cursor, Codex, Gemini CLI — the distribution channel that made it famous, and the biggest gap on our side.</w:t>
+      </w:r>
+    </w:p>
+    <w:p>
+      <w:pPr>
+        <w:pStyle w:val="Heading2"/>
+        <w:spacing w:before="280" w:after="120"/>
+      </w:pPr>
+      <w:bookmarkStart w:id="27" w:name="_Toc238325897"/>
+      <w:r>
+        <w:rPr>
+          <w:b/>
+          <w:bCs/>
+          <w:color w:val="1F4E79"/>
+        </w:rPr>
+        <w:t>9.3 What DataHub has that impactgraph does not</w:t>
+      </w:r>
+      <w:bookmarkEnd w:id="27"/>
+    </w:p>
+    <w:p>
+      <w:pPr>
+        <w:pStyle w:val="ListParagraph"/>
+        <w:numPr>
+          <w:ilvl w:val="0"/>
+          <w:numId w:val="2"/>
+        </w:numPr>
+        <w:spacing w:after="60" w:line="264" w:lineRule="auto"/>
+      </w:pPr>
+      <w:r>
+        <w:t>Ingestion from 50+ systems (warehouses, orchestrators, BI tools, quality tools) and runtime-collected lineage; true table- and column-level lineage through BI dashboards.</w:t>
+      </w:r>
+    </w:p>
+    <w:p>
+      <w:pPr>
+        <w:pStyle w:val="ListParagraph"/>
+        <w:numPr>
+          <w:ilvl w:val="0"/>
+          <w:numId w:val="2"/>
+        </w:numPr>
+        <w:spacing w:after="60" w:line="264" w:lineRule="auto"/>
+      </w:pPr>
+      <w:r>
+        <w:t>Search and discovery, dataset profiles and statistics, an impact-analysis UI.</w:t>
+      </w:r>
+    </w:p>
+    <w:p>
+      <w:pPr>
+        <w:pStyle w:val="ListParagraph"/>
+        <w:numPr>
+          <w:ilvl w:val="0"/>
+          <w:numId w:val="2"/>
+        </w:numPr>
+        <w:spacing w:after="60" w:line="264" w:lineRule="auto"/>
+      </w:pPr>
+      <w:r>
+        <w:t>Governance: ownership, glossary, tags, domains, data products, PII classification, deprecation; access policies, roles, audit.</w:t>
+      </w:r>
+    </w:p>
+    <w:p>
+      <w:pPr>
+        <w:pStyle w:val="ListParagraph"/>
+        <w:numPr>
+          <w:ilvl w:val="0"/>
+          <w:numId w:val="2"/>
+        </w:numPr>
+        <w:spacing w:after="60" w:line="264" w:lineRule="auto"/>
+      </w:pPr>
+      <w:r>
+        <w:t>Data quality assertions, incidents, freshness/volume SLAs, data contracts, schema-change detection against live metadata.</w:t>
+      </w:r>
+    </w:p>
+    <w:p>
+      <w:pPr>
+        <w:pStyle w:val="ListParagraph"/>
+        <w:numPr>
+          <w:ilvl w:val="0"/>
+          <w:numId w:val="2"/>
+        </w:numPr>
+        <w:spacing w:after="60" w:line="264" w:lineRule="auto"/>
+      </w:pPr>
+      <w:r>
+        <w:t>A platform: GraphQL/REST APIs, Kafka metadata stream, Actions framework, web UI, multi-tenant deployment.</w:t>
+      </w:r>
+    </w:p>
+    <w:p>
+      <w:pPr>
+        <w:pStyle w:val="Heading2"/>
+        <w:spacing w:before="280" w:after="120"/>
+      </w:pPr>
+      <w:bookmarkStart w:id="28" w:name="_Toc238325898"/>
+      <w:r>
+        <w:rPr>
+          <w:b/>
+          <w:bCs/>
+          <w:color w:val="1F4E79"/>
+        </w:rPr>
+        <w:t>9.4 What impactgraph has that neither does</w:t>
+      </w:r>
+      <w:bookmarkEnd w:id="28"/>
     </w:p>
     <w:p>
       <w:pPr>
@@ -11372,7 +14081,7 @@
         <w:t xml:space="preserve">One graph spanning both worlds. </w:t>
       </w:r>
       <w:r>
-        <w:t>A git diff on a Python file and a dbt model change land in the same graph, so impact propagates code → table → dbt → dashboard and back.</w:t>
+        <w:t>A git diff on a Python file and a dbt model change land in the same graph, so impact propagates code → table → dbt → dashboard and back. Graphify stops at code structure; DataHub stops at the data plane.</w:t>
       </w:r>
     </w:p>
     <w:p>
@@ -11392,7 +14101,7 @@
         <w:t xml:space="preserve">Diff-to-function granularity as the entry point. </w:t>
       </w:r>
       <w:r>
-        <w:t>The unit of analysis is the change you are about to merge: the diff’s line ranges are mapped to the exact functions touched, not just “this file changed”.</w:t>
+        <w:t>The unit of analysis is the change you are about to merge; changed line ranges are mapped to the exact functions touched.</w:t>
       </w:r>
     </w:p>
     <w:p>
@@ -11409,10 +14118,10 @@
           <w:b/>
           <w:bCs/>
         </w:rPr>
-        <w:t xml:space="preserve">Developer-workflow shape. </w:t>
-      </w:r>
-      <w:r>
-        <w:t>pip install, a JSON graph, one command in CI. No server, no ingestion pipeline, no metadata service.</w:t>
+        <w:t xml:space="preserve">A verdict, not a map. </w:t>
+      </w:r>
+      <w:r>
+        <w:t>Risk level and a concrete test plan, computed deterministically.</w:t>
       </w:r>
     </w:p>
     <w:p>
@@ -11429,10 +14138,10 @@
           <w:b/>
           <w:bCs/>
         </w:rPr>
-        <w:t xml:space="preserve">Deterministic graph / AI explanation split. </w:t>
-      </w:r>
-      <w:r>
-        <w:t>The graph, blast radius, risk and test plan are computed; the model only narrates an analysis it cannot alter — LLM readability with graph-level trust.</w:t>
+        <w:t xml:space="preserve">Zero infrastructure, offline, deterministic. </w:t>
+      </w:r>
+      <w:r>
+        <w:t>pip install, a JSON graph, one command in CI; nothing leaves the repo; the model only narrates an analysis it cannot alter.</w:t>
       </w:r>
     </w:p>
     <w:p>
@@ -11440,16 +14149,40 @@
         <w:pStyle w:val="Heading2"/>
         <w:spacing w:before="280" w:after="120"/>
       </w:pPr>
-      <w:bookmarkStart w:id="25" w:name="_Toc238270352"/>
+      <w:bookmarkStart w:id="29" w:name="_Toc238325899"/>
       <w:r>
         <w:rPr>
           <w:b/>
           <w:bCs/>
           <w:color w:val="1F4E79"/>
         </w:rPr>
-        <w:t>9.2 Where existing tools are ahead (known gaps)</w:t>
-      </w:r>
-      <w:bookmarkEnd w:id="25"/>
+        <w:t>9.5 What impactgraph deliberately does not try to be</w:t>
+      </w:r>
+      <w:bookmarkEnd w:id="29"/>
+    </w:p>
+    <w:p>
+      <w:pPr>
+        <w:spacing w:after="120" w:line="276" w:lineRule="auto"/>
+      </w:pPr>
+      <w:r>
+        <w:t>A catalog (search, glossary, ownership, policies, quality monitoring — use DataHub) or a general code-understanding graph with docs/PDF/image ingestion (use Graphify). The roadmap item that ties the three together is an OpenLineage / DataHub import so impactgraph inherits enterprise lineage and adds the code side and the PR-diff entry point on top; and a /impactgraph skill + MCP server so it reaches the same audience Graphify did.</w:t>
+      </w:r>
+    </w:p>
+    <w:p>
+      <w:pPr>
+        <w:pStyle w:val="Heading2"/>
+        <w:spacing w:before="280" w:after="120"/>
+      </w:pPr>
+      <w:bookmarkStart w:id="30" w:name="_Toc238325900"/>
+      <w:r>
+        <w:rPr>
+          <w:b/>
+          <w:bCs/>
+          <w:color w:val="1F4E79"/>
+        </w:rPr>
+        <w:t>9.6 Where existing tools are ahead (known gaps)</w:t>
+      </w:r>
+      <w:bookmarkEnd w:id="30"/>
     </w:p>
     <w:p>
       <w:pPr>
@@ -11468,7 +14201,7 @@
         <w:t xml:space="preserve">Coverage: </w:t>
       </w:r>
       <w:r>
-        <w:t>lineage platforms see runtime lineage across dozens of systems; impactgraph sees what four extractors can parse. Python call resolution is name-based (no type inference), and code↔data bridge edges are currently declared by hand — auto-detecting them is the highest-value roadmap item.</w:t>
+        <w:t>lineage platforms see runtime lineage across dozens of systems; impactgraph now imports that lineage (OpenLineage, DataHub files, information_schema) but still parses only Python for code. Python call resolution is name-based (tagged inferred), and code↔data bridge edges are declared by hand — auto-detecting them is the highest-value roadmap item.</w:t>
       </w:r>
     </w:p>
     <w:p>
@@ -11488,7 +14221,7 @@
         <w:t xml:space="preserve">Column-level lineage: </w:t>
       </w:r>
       <w:r>
-        <w:t>a column change propagates through its owning model and flags same-named downstream columns (a rename heuristic that catches customer_key flowing from dim_customer to fact_booking), but there is no true column-to-column lineage through SQL expressions yet — a renamed-in-flight column (customer_id → customer_key) is found only at model level.</w:t>
+        <w:t>now real (sqlglot-derived) wherever SQL is available — compiled dbt code, SQL files, warehouse view definitions, OpenLineage columnLineage facets. Without SQL the same-name heuristic remains as a marked-inferred fallback.</w:t>
       </w:r>
     </w:p>
     <w:p>
@@ -11516,7 +14249,7 @@
         <w:pStyle w:val="Heading1"/>
         <w:spacing w:before="360" w:after="160"/>
       </w:pPr>
-      <w:bookmarkStart w:id="26" w:name="_Toc238270353"/>
+      <w:bookmarkStart w:id="31" w:name="_Toc238325901"/>
       <w:r>
         <w:rPr>
           <w:b/>
@@ -11525,14 +14258,14 @@
         </w:rPr>
         <w:t>10. Packaging and open-source readiness</w:t>
       </w:r>
-      <w:bookmarkEnd w:id="26"/>
+      <w:bookmarkEnd w:id="31"/>
     </w:p>
     <w:p>
       <w:pPr>
         <w:pStyle w:val="Heading2"/>
         <w:spacing w:before="280" w:after="120"/>
       </w:pPr>
-      <w:bookmarkStart w:id="27" w:name="_Toc238270354"/>
+      <w:bookmarkStart w:id="32" w:name="_Toc238325902"/>
       <w:r>
         <w:rPr>
           <w:b/>
@@ -11541,7 +14274,7 @@
         </w:rPr>
         <w:t>10.1 Packaging</w:t>
       </w:r>
-      <w:bookmarkEnd w:id="27"/>
+      <w:bookmarkEnd w:id="32"/>
     </w:p>
     <w:p>
       <w:pPr>
@@ -11600,7 +14333,7 @@
         <w:pStyle w:val="Heading2"/>
         <w:spacing w:before="280" w:after="120"/>
       </w:pPr>
-      <w:bookmarkStart w:id="28" w:name="_Toc238270355"/>
+      <w:bookmarkStart w:id="33" w:name="_Toc238325903"/>
       <w:r>
         <w:rPr>
           <w:b/>
@@ -11609,7 +14342,7 @@
         </w:rPr>
         <w:t>10.2 Repository hygiene</w:t>
       </w:r>
-      <w:bookmarkEnd w:id="28"/>
+      <w:bookmarkEnd w:id="33"/>
     </w:p>
     <w:p>
       <w:pPr>
@@ -11668,7 +14401,7 @@
         <w:pStyle w:val="Heading2"/>
         <w:spacing w:before="280" w:after="120"/>
       </w:pPr>
-      <w:bookmarkStart w:id="29" w:name="_Toc238270356"/>
+      <w:bookmarkStart w:id="34" w:name="_Toc238325904"/>
       <w:r>
         <w:rPr>
           <w:b/>
@@ -11677,7 +14410,7 @@
         </w:rPr>
         <w:t>10.3 Publishing to GitHub (next step)</w:t>
       </w:r>
-      <w:bookmarkEnd w:id="29"/>
+      <w:bookmarkEnd w:id="34"/>
     </w:p>
     <w:p>
       <w:pPr>
@@ -11726,7 +14459,7 @@
         <w:pStyle w:val="Heading1"/>
         <w:spacing w:before="360" w:after="160"/>
       </w:pPr>
-      <w:bookmarkStart w:id="30" w:name="_Toc238270357"/>
+      <w:bookmarkStart w:id="35" w:name="_Toc238325905"/>
       <w:r>
         <w:rPr>
           <w:b/>
@@ -11735,7 +14468,7 @@
         </w:rPr>
         <w:t>11. Roadmap</w:t>
       </w:r>
-      <w:bookmarkEnd w:id="30"/>
+      <w:bookmarkEnd w:id="35"/>
     </w:p>
     <w:tbl>
       <w:tblPr>
@@ -11877,7 +14610,7 @@
                 <w:sz w:val="20"/>
                 <w:szCs w:val="20"/>
               </w:rPr>
-              <w:t>Auto-detect code↔data bridge edges (SQL strings in Python, warehouse connector / boto3 calls)</w:t>
+              <w:t>/impactgraph skill + MCP server for Claude Code / Cursor / Codex</w:t>
             </w:r>
           </w:p>
         </w:tc>
@@ -11900,7 +14633,7 @@
                 <w:sz w:val="20"/>
                 <w:szCs w:val="20"/>
               </w:rPr>
-              <w:t>Highest — removes the one manual step</w:t>
+              <w:t>Distribution — the channel that made Graphify famous</w:t>
             </w:r>
           </w:p>
         </w:tc>
@@ -11923,7 +14656,7 @@
                 <w:sz w:val="20"/>
                 <w:szCs w:val="20"/>
               </w:rPr>
-              <w:t>Medium</w:t>
+              <w:t>Low</w:t>
             </w:r>
           </w:p>
         </w:tc>
@@ -11955,7 +14688,7 @@
                 <w:sz w:val="20"/>
                 <w:szCs w:val="20"/>
               </w:rPr>
-              <w:t>Column-level lineage through dbt compiled SQL</w:t>
+              <w:t>Interactive HTML blast-radius view; incremental --update / --watch; edge provenance tags</w:t>
             </w:r>
           </w:p>
         </w:tc>
@@ -11979,7 +14712,7 @@
                 <w:sz w:val="20"/>
                 <w:szCs w:val="20"/>
               </w:rPr>
-              <w:t>High for rename / type-change impact</w:t>
+              <w:t>Shareable output, freshness, honesty about inferred edges</w:t>
             </w:r>
           </w:p>
         </w:tc>
@@ -12003,7 +14736,7 @@
                 <w:sz w:val="20"/>
                 <w:szCs w:val="20"/>
               </w:rPr>
-              <w:t>Medium–high</w:t>
+              <w:t>Medium</w:t>
             </w:r>
           </w:p>
         </w:tc>
@@ -12034,7 +14767,7 @@
                 <w:sz w:val="20"/>
                 <w:szCs w:val="20"/>
               </w:rPr>
-              <w:t>OpenLineage / DataHub import</w:t>
+              <w:t>Auto-detect code↔data bridge edges (SQL strings in Python, warehouse connector / boto3 calls)</w:t>
             </w:r>
           </w:p>
         </w:tc>
@@ -12057,7 +14790,7 @@
                 <w:sz w:val="20"/>
                 <w:szCs w:val="20"/>
               </w:rPr>
-              <w:t>Inherit enterprise lineage; position as complement</w:t>
+              <w:t>Highest — removes the one manual step</w:t>
             </w:r>
           </w:p>
         </w:tc>
@@ -12112,7 +14845,7 @@
                 <w:sz w:val="20"/>
                 <w:szCs w:val="20"/>
               </w:rPr>
-              <w:t>Airflow DAG and AWS Lambda extractors</w:t>
+              <w:t>Column-level lineage through dbt compiled SQL</w:t>
             </w:r>
           </w:p>
         </w:tc>
@@ -12136,7 +14869,7 @@
                 <w:sz w:val="20"/>
                 <w:szCs w:val="20"/>
               </w:rPr>
-              <w:t>Completes the pitched chain</w:t>
+              <w:t>High for rename / type-change impact</w:t>
             </w:r>
           </w:p>
         </w:tc>
@@ -12160,7 +14893,7 @@
                 <w:sz w:val="20"/>
                 <w:szCs w:val="20"/>
               </w:rPr>
-              <w:t>Medium</w:t>
+              <w:t>Medium–high</w:t>
             </w:r>
           </w:p>
         </w:tc>
@@ -12191,7 +14924,7 @@
                 <w:sz w:val="20"/>
                 <w:szCs w:val="20"/>
               </w:rPr>
-              <w:t>GitHub Action posting the impact report on every PR</w:t>
+              <w:t>OpenLineage / DataHub import</w:t>
             </w:r>
           </w:p>
         </w:tc>
@@ -12214,7 +14947,7 @@
                 <w:sz w:val="20"/>
                 <w:szCs w:val="20"/>
               </w:rPr>
-              <w:t>Turns users into daily users</w:t>
+              <w:t>Inherit enterprise lineage; position as complement</w:t>
             </w:r>
           </w:p>
         </w:tc>
@@ -12237,7 +14970,7 @@
                 <w:sz w:val="20"/>
                 <w:szCs w:val="20"/>
               </w:rPr>
-              <w:t>Low</w:t>
+              <w:t>Medium</w:t>
             </w:r>
           </w:p>
         </w:tc>
@@ -12269,7 +15002,7 @@
                 <w:sz w:val="20"/>
                 <w:szCs w:val="20"/>
               </w:rPr>
-              <w:t>Snowflake metadata extractor (information_schema)</w:t>
+              <w:t>Airflow DAG and AWS Lambda extractors</w:t>
             </w:r>
           </w:p>
         </w:tc>
@@ -12293,7 +15026,7 @@
                 <w:sz w:val="20"/>
                 <w:szCs w:val="20"/>
               </w:rPr>
-              <w:t>Real tables/columns without a manifest</w:t>
+              <w:t>Completes the pitched chain</w:t>
             </w:r>
           </w:p>
         </w:tc>
@@ -12322,6 +15055,163 @@
           </w:p>
         </w:tc>
       </w:tr>
+      <w:tr>
+        <w:tblPrEx>
+          <w:tblCellMar>
+            <w:top w:w="0" w:type="dxa"/>
+            <w:bottom w:w="0" w:type="dxa"/>
+          </w:tblCellMar>
+        </w:tblPrEx>
+        <w:tc>
+          <w:tcPr>
+            <w:tcW w:w="4400" w:type="dxa"/>
+            <w:tcMar>
+              <w:top w:w="80" w:type="dxa"/>
+              <w:left w:w="120" w:type="dxa"/>
+              <w:bottom w:w="80" w:type="dxa"/>
+              <w:right w:w="120" w:type="dxa"/>
+            </w:tcMar>
+          </w:tcPr>
+          <w:p>
+            <w:pPr>
+              <w:spacing w:after="40" w:line="252" w:lineRule="auto"/>
+            </w:pPr>
+            <w:r>
+              <w:rPr>
+                <w:sz w:val="20"/>
+                <w:szCs w:val="20"/>
+              </w:rPr>
+              <w:t>GitHub Action posting the impact report on every PR</w:t>
+            </w:r>
+          </w:p>
+        </w:tc>
+        <w:tc>
+          <w:tcPr>
+            <w:tcW w:w="3000" w:type="dxa"/>
+            <w:tcMar>
+              <w:top w:w="80" w:type="dxa"/>
+              <w:left w:w="120" w:type="dxa"/>
+              <w:bottom w:w="80" w:type="dxa"/>
+              <w:right w:w="120" w:type="dxa"/>
+            </w:tcMar>
+          </w:tcPr>
+          <w:p>
+            <w:pPr>
+              <w:spacing w:after="40" w:line="252" w:lineRule="auto"/>
+            </w:pPr>
+            <w:r>
+              <w:rPr>
+                <w:sz w:val="20"/>
+                <w:szCs w:val="20"/>
+              </w:rPr>
+              <w:t>Turns users into daily users</w:t>
+            </w:r>
+          </w:p>
+        </w:tc>
+        <w:tc>
+          <w:tcPr>
+            <w:tcW w:w="1600" w:type="dxa"/>
+            <w:tcMar>
+              <w:top w:w="80" w:type="dxa"/>
+              <w:left w:w="120" w:type="dxa"/>
+              <w:bottom w:w="80" w:type="dxa"/>
+              <w:right w:w="120" w:type="dxa"/>
+            </w:tcMar>
+          </w:tcPr>
+          <w:p>
+            <w:pPr>
+              <w:spacing w:after="40" w:line="252" w:lineRule="auto"/>
+            </w:pPr>
+            <w:r>
+              <w:rPr>
+                <w:sz w:val="20"/>
+                <w:szCs w:val="20"/>
+              </w:rPr>
+              <w:t>Low</w:t>
+            </w:r>
+          </w:p>
+        </w:tc>
+      </w:tr>
+      <w:tr>
+        <w:tblPrEx>
+          <w:tblCellMar>
+            <w:top w:w="0" w:type="dxa"/>
+            <w:bottom w:w="0" w:type="dxa"/>
+          </w:tblCellMar>
+        </w:tblPrEx>
+        <w:tc>
+          <w:tcPr>
+            <w:tcW w:w="4400" w:type="dxa"/>
+            <w:shd w:val="clear" w:color="auto" w:fill="FAFAFA"/>
+            <w:tcMar>
+              <w:top w:w="80" w:type="dxa"/>
+              <w:left w:w="120" w:type="dxa"/>
+              <w:bottom w:w="80" w:type="dxa"/>
+              <w:right w:w="120" w:type="dxa"/>
+            </w:tcMar>
+          </w:tcPr>
+          <w:p>
+            <w:pPr>
+              <w:spacing w:after="40" w:line="252" w:lineRule="auto"/>
+            </w:pPr>
+            <w:r>
+              <w:rPr>
+                <w:sz w:val="20"/>
+                <w:szCs w:val="20"/>
+              </w:rPr>
+              <w:t>Snowflake metadata extractor (information_schema)</w:t>
+            </w:r>
+          </w:p>
+        </w:tc>
+        <w:tc>
+          <w:tcPr>
+            <w:tcW w:w="3000" w:type="dxa"/>
+            <w:shd w:val="clear" w:color="auto" w:fill="FAFAFA"/>
+            <w:tcMar>
+              <w:top w:w="80" w:type="dxa"/>
+              <w:left w:w="120" w:type="dxa"/>
+              <w:bottom w:w="80" w:type="dxa"/>
+              <w:right w:w="120" w:type="dxa"/>
+            </w:tcMar>
+          </w:tcPr>
+          <w:p>
+            <w:pPr>
+              <w:spacing w:after="40" w:line="252" w:lineRule="auto"/>
+            </w:pPr>
+            <w:r>
+              <w:rPr>
+                <w:sz w:val="20"/>
+                <w:szCs w:val="20"/>
+              </w:rPr>
+              <w:t>Real tables/columns without a manifest</w:t>
+            </w:r>
+          </w:p>
+        </w:tc>
+        <w:tc>
+          <w:tcPr>
+            <w:tcW w:w="1600" w:type="dxa"/>
+            <w:shd w:val="clear" w:color="auto" w:fill="FAFAFA"/>
+            <w:tcMar>
+              <w:top w:w="80" w:type="dxa"/>
+              <w:left w:w="120" w:type="dxa"/>
+              <w:bottom w:w="80" w:type="dxa"/>
+              <w:right w:w="120" w:type="dxa"/>
+            </w:tcMar>
+          </w:tcPr>
+          <w:p>
+            <w:pPr>
+              <w:spacing w:after="40" w:line="252" w:lineRule="auto"/>
+            </w:pPr>
+            <w:r>
+              <w:rPr>
+                <w:sz w:val="20"/>
+                <w:szCs w:val="20"/>
+              </w:rPr>
+              <w:t>Medium</w:t>
+            </w:r>
+          </w:p>
+        </w:tc>
+      </w:tr>
     </w:tbl>
     <w:p>
       <w:r>
@@ -12333,7 +15223,7 @@
         <w:pStyle w:val="Heading1"/>
         <w:spacing w:before="360" w:after="160"/>
       </w:pPr>
-      <w:bookmarkStart w:id="31" w:name="_Toc238270358"/>
+      <w:bookmarkStart w:id="36" w:name="_Toc238325906"/>
       <w:r>
         <w:rPr>
           <w:b/>
@@ -12342,7 +15232,7 @@
         </w:rPr>
         <w:t>Appendix A — Command reference</w:t>
       </w:r>
-      <w:bookmarkEnd w:id="31"/>
+      <w:bookmarkEnd w:id="36"/>
     </w:p>
     <w:p>
       <w:pPr>
@@ -12383,7 +15273,7 @@
           <w:sz w:val="19"/>
           <w:szCs w:val="19"/>
         </w:rPr>
-        <w:t>python -m pytest -q             # 40 tests</w:t>
+        <w:t>python -m pytest -q             # 70 tests</w:t>
       </w:r>
     </w:p>
     <w:p>
@@ -12564,7 +15454,7 @@
         <w:pStyle w:val="Heading1"/>
         <w:spacing w:before="360" w:after="160"/>
       </w:pPr>
-      <w:bookmarkStart w:id="32" w:name="_Toc238270359"/>
+      <w:bookmarkStart w:id="37" w:name="_Toc238325907"/>
       <w:r>
         <w:rPr>
           <w:b/>
@@ -12573,7 +15463,7 @@
         </w:rPr>
         <w:t>Appendix B — File inventory</w:t>
       </w:r>
-      <w:bookmarkEnd w:id="32"/>
+      <w:bookmarkEnd w:id="37"/>
     </w:p>
     <w:p>
       <w:pPr>
@@ -12604,7 +15494,7 @@
         <w:pStyle w:val="Heading1"/>
         <w:spacing w:before="360" w:after="160"/>
       </w:pPr>
-      <w:bookmarkStart w:id="33" w:name="_Toc238270360"/>
+      <w:bookmarkStart w:id="38" w:name="_Toc238325908"/>
       <w:r>
         <w:rPr>
           <w:b/>
@@ -12613,7 +15503,7 @@
         </w:rPr>
         <w:t>Appendix C — Design decisions worth remembering</w:t>
       </w:r>
-      <w:bookmarkEnd w:id="33"/>
+      <w:bookmarkEnd w:id="38"/>
     </w:p>
     <w:p>
       <w:pPr>
@@ -12865,7 +15755,7 @@
         <w:sz w:val="18"/>
         <w:szCs w:val="18"/>
       </w:rPr>
-      <w:t>impactgraph — project documentation v0.1.0</w:t>
+      <w:t>impactgraph — project documentation v0.2.0</w:t>
     </w:r>
   </w:p>
 </w:hdr>
@@ -12874,225 +15764,225 @@
 <file path=word/numbering.xml><?xml version="1.0" encoding="utf-8"?>
 <w:numbering xmlns:wpc="http://schemas.microsoft.com/office/word/2010/wordprocessingCanvas" xmlns:cx="http://schemas.microsoft.com/office/drawing/2014/chartex" xmlns:cx1="http://schemas.microsoft.com/office/drawing/2015/9/8/chartex" xmlns:cx2="http://schemas.microsoft.com/office/drawing/2015/10/21/chartex" xmlns:cx3="http://schemas.microsoft.com/office/drawing/2016/5/9/chartex" xmlns:cx4="http://schemas.microsoft.com/office/drawing/2016/5/10/chartex" xmlns:cx5="http://schemas.microsoft.com/office/drawing/2016/5/11/chartex" xmlns:cx6="http://schemas.microsoft.com/office/drawing/2016/5/12/chartex" xmlns:cx7="http://schemas.microsoft.com/office/drawing/2016/5/13/chartex" xmlns:cx8="http://schemas.microsoft.com/office/drawing/2016/5/14/chartex" xmlns:mc="http://schemas.openxmlformats.org/markup-compatibility/2006" xmlns:aink="http://schemas.microsoft.com/office/drawing/2016/ink" xmlns:am3d="http://schemas.microsoft.com/office/drawing/2017/model3d" xmlns:o="urn:schemas-microsoft-com:office:office" xmlns:oel="http://schemas.microsoft.com/office/2019/extlst" xmlns:r="http://schemas.openxmlformats.org/officeDocument/2006/relationships" xmlns:m="http://schemas.openxmlformats.org/officeDocument/2006/math" xmlns:v="urn:schemas-microsoft-com:vml" xmlns:wp14="http://schemas.microsoft.com/office/word/2010/wordprocessingDrawing" xmlns:wp="http://schemas.openxmlformats.org/drawingml/2006/wordprocessingDrawing" xmlns:w10="urn:schemas-microsoft-com:office:word" xmlns:w="http://schemas.openxmlformats.org/wordprocessingml/2006/main" xmlns:w14="http://schemas.microsoft.com/office/word/2010/wordml" xmlns:w15="http://schemas.microsoft.com/office/word/2012/wordml" xmlns:w16cex="http://schemas.microsoft.com/office/word/2018/wordml/cex" xmlns:w16cid="http://schemas.microsoft.com/office/word/2016/wordml/cid" xmlns:w16="http://schemas.microsoft.com/office/word/2018/wordml" xmlns:w16du="http://schemas.microsoft.com/office/word/2023/wordml/word16du" xmlns:w16sdtdh="http://schemas.microsoft.com/office/word/2020/wordml/sdtdatahash" xmlns:w16sdtfl="http://schemas.microsoft.com/office/word/2024/wordml/sdtformatlock" xmlns:w16se="http://schemas.microsoft.com/office/word/2015/wordml/symex" xmlns:wpg="http://schemas.microsoft.com/office/word/2010/wordprocessingGroup" xmlns:wpi="http://schemas.microsoft.com/office/word/2010/wordprocessingInk" xmlns:wne="http://schemas.microsoft.com/office/word/2006/wordml" xmlns:wps="http://schemas.microsoft.com/office/word/2010/wordprocessingShape" mc:Ignorable="w14 w15 w16se w16cid w16 w16cex w16sdtdh w16sdtfl w16du wp14">
   <w:abstractNum w:abstractNumId="0" w15:restartNumberingAfterBreak="0">
-    <w:nsid w:val="17DF0201"/>
+    <w:nsid w:val="0DA818F9"/>
     <w:multiLevelType w:val="hybridMultilevel"/>
-    <w:tmpl w:val="96FCB760"/>
-    <w:lvl w:ilvl="0" w:tplc="7FEE75E8">
+    <w:tmpl w:val="99EA4A3E"/>
+    <w:lvl w:ilvl="0" w:tplc="9094F4EC">
       <w:start w:val="1"/>
       <w:numFmt w:val="bullet"/>
-      <w:lvlText w:val="●"/>
+      <w:lvlText w:val="•"/>
       <w:lvlJc w:val="left"/>
       <w:pPr>
-        <w:ind w:left="720" w:hanging="360"/>
+        <w:ind w:left="560" w:hanging="280"/>
       </w:pPr>
     </w:lvl>
-    <w:lvl w:ilvl="1" w:tplc="D0B65AEA">
-      <w:start w:val="1"/>
-      <w:numFmt w:val="bullet"/>
-      <w:lvlText w:val="○"/>
-      <w:lvlJc w:val="left"/>
-      <w:pPr>
-        <w:ind w:left="1440" w:hanging="360"/>
-      </w:pPr>
-    </w:lvl>
-    <w:lvl w:ilvl="2" w:tplc="5114C396">
-      <w:start w:val="1"/>
-      <w:numFmt w:val="bullet"/>
-      <w:lvlText w:val="■"/>
-      <w:lvlJc w:val="left"/>
-      <w:pPr>
-        <w:ind w:left="2160" w:hanging="360"/>
-      </w:pPr>
-    </w:lvl>
-    <w:lvl w:ilvl="3" w:tplc="FD36AC76">
-      <w:start w:val="1"/>
-      <w:numFmt w:val="bullet"/>
-      <w:lvlText w:val="●"/>
-      <w:lvlJc w:val="left"/>
-      <w:pPr>
-        <w:ind w:left="2880" w:hanging="360"/>
-      </w:pPr>
-    </w:lvl>
-    <w:lvl w:ilvl="4" w:tplc="BF4C5DD0">
-      <w:start w:val="1"/>
-      <w:numFmt w:val="bullet"/>
-      <w:lvlText w:val="○"/>
-      <w:lvlJc w:val="left"/>
-      <w:pPr>
-        <w:ind w:left="3600" w:hanging="360"/>
-      </w:pPr>
-    </w:lvl>
-    <w:lvl w:ilvl="5" w:tplc="51DE1E3A">
-      <w:start w:val="1"/>
-      <w:numFmt w:val="bullet"/>
-      <w:lvlText w:val="■"/>
-      <w:lvlJc w:val="left"/>
-      <w:pPr>
-        <w:ind w:left="4320" w:hanging="360"/>
-      </w:pPr>
-    </w:lvl>
-    <w:lvl w:ilvl="6" w:tplc="0DD4FA88">
-      <w:start w:val="1"/>
-      <w:numFmt w:val="bullet"/>
-      <w:lvlText w:val="●"/>
-      <w:lvlJc w:val="left"/>
-      <w:pPr>
-        <w:ind w:left="5040" w:hanging="360"/>
-      </w:pPr>
-    </w:lvl>
-    <w:lvl w:ilvl="7" w:tplc="FE721720">
-      <w:start w:val="1"/>
-      <w:numFmt w:val="bullet"/>
-      <w:lvlText w:val="●"/>
-      <w:lvlJc w:val="left"/>
-      <w:pPr>
-        <w:ind w:left="5760" w:hanging="360"/>
-      </w:pPr>
-    </w:lvl>
-    <w:lvl w:ilvl="8" w:tplc="6E96DF50">
-      <w:start w:val="1"/>
-      <w:numFmt w:val="bullet"/>
-      <w:lvlText w:val="●"/>
-      <w:lvlJc w:val="left"/>
-      <w:pPr>
-        <w:ind w:left="6480" w:hanging="360"/>
-      </w:pPr>
-    </w:lvl>
-  </w:abstractNum>
-  <w:abstractNum w:abstractNumId="1" w15:restartNumberingAfterBreak="0">
-    <w:nsid w:val="1CA10323"/>
-    <w:multiLevelType w:val="hybridMultilevel"/>
-    <w:tmpl w:val="2594EBE4"/>
-    <w:lvl w:ilvl="0" w:tplc="1A208A02">
-      <w:start w:val="1"/>
-      <w:numFmt w:val="decimal"/>
-      <w:lvlText w:val="%1."/>
-      <w:lvlJc w:val="left"/>
-      <w:pPr>
-        <w:ind w:left="560" w:hanging="320"/>
-      </w:pPr>
-    </w:lvl>
-    <w:lvl w:ilvl="1" w:tplc="0DFA9C4C">
+    <w:lvl w:ilvl="1" w:tplc="B2305478">
       <w:numFmt w:val="decimal"/>
       <w:lvlText w:val=""/>
       <w:lvlJc w:val="left"/>
     </w:lvl>
-    <w:lvl w:ilvl="2" w:tplc="866EAB34">
+    <w:lvl w:ilvl="2" w:tplc="F2AA17A0">
       <w:numFmt w:val="decimal"/>
       <w:lvlText w:val=""/>
       <w:lvlJc w:val="left"/>
     </w:lvl>
-    <w:lvl w:ilvl="3" w:tplc="7864F0E2">
+    <w:lvl w:ilvl="3" w:tplc="C41603B0">
       <w:numFmt w:val="decimal"/>
       <w:lvlText w:val=""/>
       <w:lvlJc w:val="left"/>
     </w:lvl>
-    <w:lvl w:ilvl="4" w:tplc="A300D712">
+    <w:lvl w:ilvl="4" w:tplc="C5D88CB2">
       <w:numFmt w:val="decimal"/>
       <w:lvlText w:val=""/>
       <w:lvlJc w:val="left"/>
     </w:lvl>
-    <w:lvl w:ilvl="5" w:tplc="46E89E04">
+    <w:lvl w:ilvl="5" w:tplc="1F42AB3C">
       <w:numFmt w:val="decimal"/>
       <w:lvlText w:val=""/>
       <w:lvlJc w:val="left"/>
     </w:lvl>
-    <w:lvl w:ilvl="6" w:tplc="928C8C82">
+    <w:lvl w:ilvl="6" w:tplc="C302DED2">
       <w:numFmt w:val="decimal"/>
       <w:lvlText w:val=""/>
       <w:lvlJc w:val="left"/>
     </w:lvl>
-    <w:lvl w:ilvl="7" w:tplc="F746E4B2">
+    <w:lvl w:ilvl="7" w:tplc="D7D22C32">
       <w:numFmt w:val="decimal"/>
       <w:lvlText w:val=""/>
       <w:lvlJc w:val="left"/>
     </w:lvl>
-    <w:lvl w:ilvl="8" w:tplc="320ED236">
+    <w:lvl w:ilvl="8" w:tplc="F12833FC">
       <w:numFmt w:val="decimal"/>
       <w:lvlText w:val=""/>
       <w:lvlJc w:val="left"/>
     </w:lvl>
   </w:abstractNum>
-  <w:abstractNum w:abstractNumId="2" w15:restartNumberingAfterBreak="0">
-    <w:nsid w:val="460D30A9"/>
+  <w:abstractNum w:abstractNumId="1" w15:restartNumberingAfterBreak="0">
+    <w:nsid w:val="0EC01074"/>
     <w:multiLevelType w:val="hybridMultilevel"/>
-    <w:tmpl w:val="E362CF7C"/>
-    <w:lvl w:ilvl="0" w:tplc="7EC84CB2">
+    <w:tmpl w:val="1C7E8856"/>
+    <w:lvl w:ilvl="0" w:tplc="CCA6A726">
       <w:start w:val="1"/>
       <w:numFmt w:val="bullet"/>
-      <w:lvlText w:val="•"/>
+      <w:lvlText w:val="●"/>
       <w:lvlJc w:val="left"/>
       <w:pPr>
-        <w:ind w:left="560" w:hanging="280"/>
+        <w:ind w:left="720" w:hanging="360"/>
       </w:pPr>
     </w:lvl>
-    <w:lvl w:ilvl="1" w:tplc="9B489F46">
+    <w:lvl w:ilvl="1" w:tplc="F23EC464">
+      <w:start w:val="1"/>
+      <w:numFmt w:val="bullet"/>
+      <w:lvlText w:val="○"/>
+      <w:lvlJc w:val="left"/>
+      <w:pPr>
+        <w:ind w:left="1440" w:hanging="360"/>
+      </w:pPr>
+    </w:lvl>
+    <w:lvl w:ilvl="2" w:tplc="BE78804C">
+      <w:start w:val="1"/>
+      <w:numFmt w:val="bullet"/>
+      <w:lvlText w:val="■"/>
+      <w:lvlJc w:val="left"/>
+      <w:pPr>
+        <w:ind w:left="2160" w:hanging="360"/>
+      </w:pPr>
+    </w:lvl>
+    <w:lvl w:ilvl="3" w:tplc="78B65B46">
+      <w:start w:val="1"/>
+      <w:numFmt w:val="bullet"/>
+      <w:lvlText w:val="●"/>
+      <w:lvlJc w:val="left"/>
+      <w:pPr>
+        <w:ind w:left="2880" w:hanging="360"/>
+      </w:pPr>
+    </w:lvl>
+    <w:lvl w:ilvl="4" w:tplc="1BA029E6">
+      <w:start w:val="1"/>
+      <w:numFmt w:val="bullet"/>
+      <w:lvlText w:val="○"/>
+      <w:lvlJc w:val="left"/>
+      <w:pPr>
+        <w:ind w:left="3600" w:hanging="360"/>
+      </w:pPr>
+    </w:lvl>
+    <w:lvl w:ilvl="5" w:tplc="B184A3D4">
+      <w:start w:val="1"/>
+      <w:numFmt w:val="bullet"/>
+      <w:lvlText w:val="■"/>
+      <w:lvlJc w:val="left"/>
+      <w:pPr>
+        <w:ind w:left="4320" w:hanging="360"/>
+      </w:pPr>
+    </w:lvl>
+    <w:lvl w:ilvl="6" w:tplc="669C0A34">
+      <w:start w:val="1"/>
+      <w:numFmt w:val="bullet"/>
+      <w:lvlText w:val="●"/>
+      <w:lvlJc w:val="left"/>
+      <w:pPr>
+        <w:ind w:left="5040" w:hanging="360"/>
+      </w:pPr>
+    </w:lvl>
+    <w:lvl w:ilvl="7" w:tplc="E59E9274">
+      <w:start w:val="1"/>
+      <w:numFmt w:val="bullet"/>
+      <w:lvlText w:val="●"/>
+      <w:lvlJc w:val="left"/>
+      <w:pPr>
+        <w:ind w:left="5760" w:hanging="360"/>
+      </w:pPr>
+    </w:lvl>
+    <w:lvl w:ilvl="8" w:tplc="DB1C7A9C">
+      <w:start w:val="1"/>
+      <w:numFmt w:val="bullet"/>
+      <w:lvlText w:val="●"/>
+      <w:lvlJc w:val="left"/>
+      <w:pPr>
+        <w:ind w:left="6480" w:hanging="360"/>
+      </w:pPr>
+    </w:lvl>
+  </w:abstractNum>
+  <w:abstractNum w:abstractNumId="2" w15:restartNumberingAfterBreak="0">
+    <w:nsid w:val="1A25239C"/>
+    <w:multiLevelType w:val="hybridMultilevel"/>
+    <w:tmpl w:val="87A42426"/>
+    <w:lvl w:ilvl="0" w:tplc="2D4896D6">
+      <w:start w:val="1"/>
+      <w:numFmt w:val="decimal"/>
+      <w:lvlText w:val="%1."/>
+      <w:lvlJc w:val="left"/>
+      <w:pPr>
+        <w:ind w:left="560" w:hanging="320"/>
+      </w:pPr>
+    </w:lvl>
+    <w:lvl w:ilvl="1" w:tplc="20EC3EE0">
       <w:numFmt w:val="decimal"/>
       <w:lvlText w:val=""/>
       <w:lvlJc w:val="left"/>
     </w:lvl>
-    <w:lvl w:ilvl="2" w:tplc="BDDE6FA0">
+    <w:lvl w:ilvl="2" w:tplc="84066AC2">
       <w:numFmt w:val="decimal"/>
       <w:lvlText w:val=""/>
       <w:lvlJc w:val="left"/>
     </w:lvl>
-    <w:lvl w:ilvl="3" w:tplc="B0B22708">
+    <w:lvl w:ilvl="3" w:tplc="EB6C3732">
       <w:numFmt w:val="decimal"/>
       <w:lvlText w:val=""/>
       <w:lvlJc w:val="left"/>
     </w:lvl>
-    <w:lvl w:ilvl="4" w:tplc="DAEC3D4A">
+    <w:lvl w:ilvl="4" w:tplc="D160F072">
       <w:numFmt w:val="decimal"/>
       <w:lvlText w:val=""/>
       <w:lvlJc w:val="left"/>
     </w:lvl>
-    <w:lvl w:ilvl="5" w:tplc="8E3C3AF8">
+    <w:lvl w:ilvl="5" w:tplc="F048B644">
       <w:numFmt w:val="decimal"/>
       <w:lvlText w:val=""/>
       <w:lvlJc w:val="left"/>
     </w:lvl>
-    <w:lvl w:ilvl="6" w:tplc="9EACA82C">
+    <w:lvl w:ilvl="6" w:tplc="01486244">
       <w:numFmt w:val="decimal"/>
       <w:lvlText w:val=""/>
       <w:lvlJc w:val="left"/>
     </w:lvl>
-    <w:lvl w:ilvl="7" w:tplc="0C428F4E">
+    <w:lvl w:ilvl="7" w:tplc="4AF88B92">
       <w:numFmt w:val="decimal"/>
       <w:lvlText w:val=""/>
       <w:lvlJc w:val="left"/>
     </w:lvl>
-    <w:lvl w:ilvl="8" w:tplc="4C084BAC">
+    <w:lvl w:ilvl="8" w:tplc="C6BE0938">
       <w:numFmt w:val="decimal"/>
       <w:lvlText w:val=""/>
       <w:lvlJc w:val="left"/>
     </w:lvl>
   </w:abstractNum>
-  <w:num w:numId="1" w16cid:durableId="1975938772">
+  <w:num w:numId="1" w16cid:durableId="1939214984">
+    <w:abstractNumId w:val="1"/>
+    <w:lvlOverride w:ilvl="0">
+      <w:startOverride w:val="1"/>
+    </w:lvlOverride>
+  </w:num>
+  <w:num w:numId="2" w16cid:durableId="1205875504">
     <w:abstractNumId w:val="0"/>
     <w:lvlOverride w:ilvl="0">
       <w:startOverride w:val="1"/>
     </w:lvlOverride>
   </w:num>
-  <w:num w:numId="2" w16cid:durableId="1654483678">
+  <w:num w:numId="3" w16cid:durableId="67655002">
     <w:abstractNumId w:val="2"/>
     <w:lvlOverride w:ilvl="0">
       <w:startOverride w:val="1"/>
     </w:lvlOverride>
   </w:num>
-  <w:num w:numId="3" w16cid:durableId="971054126">
-    <w:abstractNumId w:val="1"/>
+  <w:num w:numId="4" w16cid:durableId="520316564">
+    <w:abstractNumId w:val="2"/>
     <w:lvlOverride w:ilvl="0">
       <w:startOverride w:val="1"/>
     </w:lvlOverride>
   </w:num>
-  <w:num w:numId="4" w16cid:durableId="1326006889">
-    <w:abstractNumId w:val="1"/>
-    <w:lvlOverride w:ilvl="0">
-      <w:startOverride w:val="1"/>
-    </w:lvlOverride>
-  </w:num>
-  <w:num w:numId="5" w16cid:durableId="843395088">
-    <w:abstractNumId w:val="1"/>
+  <w:num w:numId="5" w16cid:durableId="458718753">
+    <w:abstractNumId w:val="2"/>
     <w:lvlOverride w:ilvl="0">
       <w:startOverride w:val="1"/>
     </w:lvlOverride>
@@ -13703,7 +16593,7 @@
     <w:autoRedefine/>
     <w:uiPriority w:val="39"/>
     <w:unhideWhenUsed/>
-    <w:rsid w:val="00CE7055"/>
+    <w:rsid w:val="00BD202B"/>
     <w:pPr>
       <w:spacing w:after="100"/>
     </w:pPr>
@@ -13715,7 +16605,7 @@
     <w:autoRedefine/>
     <w:uiPriority w:val="39"/>
     <w:unhideWhenUsed/>
-    <w:rsid w:val="00CE7055"/>
+    <w:rsid w:val="00BD202B"/>
     <w:pPr>
       <w:spacing w:after="100"/>
       <w:ind w:left="220"/>

--- a/docs/impactgraph-documentation.docx
+++ b/docs/impactgraph-documentation.docx
@@ -50,7 +50,7 @@
         <w:spacing w:after="100"/>
       </w:pPr>
       <w:r>
-        <w:t>Version 0.2.0</w:t>
+        <w:t>Version 0.3.0</w:t>
       </w:r>
     </w:p>
     <w:p>
@@ -105,7 +105,7 @@
     <w:sdt>
       <w:sdtPr>
         <w:alias w:val="Contents"/>
-        <w:id w:val="-1397825311"/>
+        <w:id w:val="534694565"/>
       </w:sdtPr>
       <w:sdtEndPr/>
       <w:sdtContent>
@@ -133,7 +133,7 @@
           <w:r>
             <w:fldChar w:fldCharType="separate"/>
           </w:r>
-          <w:hyperlink w:anchor="_Toc238325870" w:history="1">
+          <w:hyperlink w:anchor="_Toc238357885" w:history="1">
             <w:r>
               <w:rPr>
                 <w:rStyle w:val="Hyperlink"/>
@@ -159,7 +159,7 @@
               <w:rPr>
                 <w:noProof/>
               </w:rPr>
-              <w:instrText xml:space="preserve"> PAGEREF _Toc238325870 \h </w:instrText>
+              <w:instrText xml:space="preserve"> PAGEREF _Toc238357885 \h </w:instrText>
             </w:r>
             <w:r>
               <w:rPr>
@@ -201,7 +201,7 @@
               <w14:ligatures w14:val="standardContextual"/>
             </w:rPr>
           </w:pPr>
-          <w:hyperlink w:anchor="_Toc238325871" w:history="1">
+          <w:hyperlink w:anchor="_Toc238357886" w:history="1">
             <w:r>
               <w:rPr>
                 <w:rStyle w:val="Hyperlink"/>
@@ -227,7 +227,7 @@
               <w:rPr>
                 <w:noProof/>
               </w:rPr>
-              <w:instrText xml:space="preserve"> PAGEREF _Toc238325871 \h </w:instrText>
+              <w:instrText xml:space="preserve"> PAGEREF _Toc238357886 \h </w:instrText>
             </w:r>
             <w:r>
               <w:rPr>
@@ -269,7 +269,7 @@
               <w14:ligatures w14:val="standardContextual"/>
             </w:rPr>
           </w:pPr>
-          <w:hyperlink w:anchor="_Toc238325872" w:history="1">
+          <w:hyperlink w:anchor="_Toc238357887" w:history="1">
             <w:r>
               <w:rPr>
                 <w:rStyle w:val="Hyperlink"/>
@@ -295,7 +295,7 @@
               <w:rPr>
                 <w:noProof/>
               </w:rPr>
-              <w:instrText xml:space="preserve"> PAGEREF _Toc238325872 \h </w:instrText>
+              <w:instrText xml:space="preserve"> PAGEREF _Toc238357887 \h </w:instrText>
             </w:r>
             <w:r>
               <w:rPr>
@@ -337,7 +337,7 @@
               <w14:ligatures w14:val="standardContextual"/>
             </w:rPr>
           </w:pPr>
-          <w:hyperlink w:anchor="_Toc238325873" w:history="1">
+          <w:hyperlink w:anchor="_Toc238357888" w:history="1">
             <w:r>
               <w:rPr>
                 <w:rStyle w:val="Hyperlink"/>
@@ -345,6 +345,74 @@
                 <w:bCs/>
                 <w:noProof/>
               </w:rPr>
+              <w:t>3.2 The v0.3 build — lineage, schema relationships, and “build everything”</w:t>
+            </w:r>
+            <w:r>
+              <w:rPr>
+                <w:noProof/>
+              </w:rPr>
+              <w:tab/>
+            </w:r>
+            <w:r>
+              <w:rPr>
+                <w:noProof/>
+              </w:rPr>
+              <w:fldChar w:fldCharType="begin"/>
+            </w:r>
+            <w:r>
+              <w:rPr>
+                <w:noProof/>
+              </w:rPr>
+              <w:instrText xml:space="preserve"> PAGEREF _Toc238357888 \h </w:instrText>
+            </w:r>
+            <w:r>
+              <w:rPr>
+                <w:noProof/>
+              </w:rPr>
+            </w:r>
+            <w:r>
+              <w:rPr>
+                <w:noProof/>
+              </w:rPr>
+              <w:fldChar w:fldCharType="separate"/>
+            </w:r>
+            <w:r>
+              <w:rPr>
+                <w:noProof/>
+              </w:rPr>
+              <w:t>6</w:t>
+            </w:r>
+            <w:r>
+              <w:rPr>
+                <w:noProof/>
+              </w:rPr>
+              <w:fldChar w:fldCharType="end"/>
+            </w:r>
+          </w:hyperlink>
+        </w:p>
+        <w:p>
+          <w:pPr>
+            <w:pStyle w:val="TOC2"/>
+            <w:tabs>
+              <w:tab w:val="right" w:leader="dot" w:pos="9016"/>
+            </w:tabs>
+            <w:rPr>
+              <w:rFonts w:asciiTheme="minorHAnsi" w:eastAsiaTheme="minorEastAsia" w:hAnsiTheme="minorHAnsi" w:cstheme="minorBidi"/>
+              <w:noProof/>
+              <w:kern w:val="2"/>
+              <w:sz w:val="24"/>
+              <w:szCs w:val="24"/>
+              <w14:ligatures w14:val="standardContextual"/>
+            </w:rPr>
+          </w:pPr>
+          <w:hyperlink w:anchor="_Toc238357889" w:history="1">
+            <w:r>
+              <w:rPr>
+                <w:rStyle w:val="Hyperlink"/>
+                <w:b/>
+                <w:bCs/>
+                <w:noProof/>
+              </w:rPr>
               <w:t>3.1 The v0.2 build — closing the gaps against Graphify and DataHub</w:t>
             </w:r>
             <w:r>
@@ -363,7 +431,7 @@
               <w:rPr>
                 <w:noProof/>
               </w:rPr>
-              <w:instrText xml:space="preserve"> PAGEREF _Toc238325873 \h </w:instrText>
+              <w:instrText xml:space="preserve"> PAGEREF _Toc238357889 \h </w:instrText>
             </w:r>
             <w:r>
               <w:rPr>
@@ -380,7 +448,7 @@
               <w:rPr>
                 <w:noProof/>
               </w:rPr>
-              <w:t>6</w:t>
+              <w:t>7</w:t>
             </w:r>
             <w:r>
               <w:rPr>
@@ -405,7 +473,7 @@
               <w14:ligatures w14:val="standardContextual"/>
             </w:rPr>
           </w:pPr>
-          <w:hyperlink w:anchor="_Toc238325874" w:history="1">
+          <w:hyperlink w:anchor="_Toc238357890" w:history="1">
             <w:r>
               <w:rPr>
                 <w:rStyle w:val="Hyperlink"/>
@@ -431,7 +499,7 @@
               <w:rPr>
                 <w:noProof/>
               </w:rPr>
-              <w:instrText xml:space="preserve"> PAGEREF _Toc238325874 \h </w:instrText>
+              <w:instrText xml:space="preserve"> PAGEREF _Toc238357890 \h </w:instrText>
             </w:r>
             <w:r>
               <w:rPr>
@@ -448,7 +516,7 @@
               <w:rPr>
                 <w:noProof/>
               </w:rPr>
-              <w:t>7</w:t>
+              <w:t>8</w:t>
             </w:r>
             <w:r>
               <w:rPr>
@@ -473,7 +541,7 @@
               <w14:ligatures w14:val="standardContextual"/>
             </w:rPr>
           </w:pPr>
-          <w:hyperlink w:anchor="_Toc238325875" w:history="1">
+          <w:hyperlink w:anchor="_Toc238357891" w:history="1">
             <w:r>
               <w:rPr>
                 <w:rStyle w:val="Hyperlink"/>
@@ -499,7 +567,7 @@
               <w:rPr>
                 <w:noProof/>
               </w:rPr>
-              <w:instrText xml:space="preserve"> PAGEREF _Toc238325875 \h </w:instrText>
+              <w:instrText xml:space="preserve"> PAGEREF _Toc238357891 \h </w:instrText>
             </w:r>
             <w:r>
               <w:rPr>
@@ -516,7 +584,7 @@
               <w:rPr>
                 <w:noProof/>
               </w:rPr>
-              <w:t>7</w:t>
+              <w:t>8</w:t>
             </w:r>
             <w:r>
               <w:rPr>
@@ -541,7 +609,7 @@
               <w14:ligatures w14:val="standardContextual"/>
             </w:rPr>
           </w:pPr>
-          <w:hyperlink w:anchor="_Toc238325876" w:history="1">
+          <w:hyperlink w:anchor="_Toc238357892" w:history="1">
             <w:r>
               <w:rPr>
                 <w:rStyle w:val="Hyperlink"/>
@@ -567,7 +635,7 @@
               <w:rPr>
                 <w:noProof/>
               </w:rPr>
-              <w:instrText xml:space="preserve"> PAGEREF _Toc238325876 \h </w:instrText>
+              <w:instrText xml:space="preserve"> PAGEREF _Toc238357892 \h </w:instrText>
             </w:r>
             <w:r>
               <w:rPr>
@@ -584,7 +652,7 @@
               <w:rPr>
                 <w:noProof/>
               </w:rPr>
-              <w:t>8</w:t>
+              <w:t>9</w:t>
             </w:r>
             <w:r>
               <w:rPr>
@@ -609,7 +677,7 @@
               <w14:ligatures w14:val="standardContextual"/>
             </w:rPr>
           </w:pPr>
-          <w:hyperlink w:anchor="_Toc238325877" w:history="1">
+          <w:hyperlink w:anchor="_Toc238357893" w:history="1">
             <w:r>
               <w:rPr>
                 <w:rStyle w:val="Hyperlink"/>
@@ -635,7 +703,7 @@
               <w:rPr>
                 <w:noProof/>
               </w:rPr>
-              <w:instrText xml:space="preserve"> PAGEREF _Toc238325877 \h </w:instrText>
+              <w:instrText xml:space="preserve"> PAGEREF _Toc238357893 \h </w:instrText>
             </w:r>
             <w:r>
               <w:rPr>
@@ -652,7 +720,7 @@
               <w:rPr>
                 <w:noProof/>
               </w:rPr>
-              <w:t>9</w:t>
+              <w:t>10</w:t>
             </w:r>
             <w:r>
               <w:rPr>
@@ -677,7 +745,7 @@
               <w14:ligatures w14:val="standardContextual"/>
             </w:rPr>
           </w:pPr>
-          <w:hyperlink w:anchor="_Toc238325878" w:history="1">
+          <w:hyperlink w:anchor="_Toc238357894" w:history="1">
             <w:r>
               <w:rPr>
                 <w:rStyle w:val="Hyperlink"/>
@@ -703,7 +771,7 @@
               <w:rPr>
                 <w:noProof/>
               </w:rPr>
-              <w:instrText xml:space="preserve"> PAGEREF _Toc238325878 \h </w:instrText>
+              <w:instrText xml:space="preserve"> PAGEREF _Toc238357894 \h </w:instrText>
             </w:r>
             <w:r>
               <w:rPr>
@@ -720,7 +788,7 @@
               <w:rPr>
                 <w:noProof/>
               </w:rPr>
-              <w:t>9</w:t>
+              <w:t>10</w:t>
             </w:r>
             <w:r>
               <w:rPr>
@@ -745,7 +813,7 @@
               <w14:ligatures w14:val="standardContextual"/>
             </w:rPr>
           </w:pPr>
-          <w:hyperlink w:anchor="_Toc238325879" w:history="1">
+          <w:hyperlink w:anchor="_Toc238357895" w:history="1">
             <w:r>
               <w:rPr>
                 <w:rStyle w:val="Hyperlink"/>
@@ -771,7 +839,7 @@
               <w:rPr>
                 <w:noProof/>
               </w:rPr>
-              <w:instrText xml:space="preserve"> PAGEREF _Toc238325879 \h </w:instrText>
+              <w:instrText xml:space="preserve"> PAGEREF _Toc238357895 \h </w:instrText>
             </w:r>
             <w:r>
               <w:rPr>
@@ -788,7 +856,7 @@
               <w:rPr>
                 <w:noProof/>
               </w:rPr>
-              <w:t>9</w:t>
+              <w:t>10</w:t>
             </w:r>
             <w:r>
               <w:rPr>
@@ -813,7 +881,7 @@
               <w14:ligatures w14:val="standardContextual"/>
             </w:rPr>
           </w:pPr>
-          <w:hyperlink w:anchor="_Toc238325880" w:history="1">
+          <w:hyperlink w:anchor="_Toc238357896" w:history="1">
             <w:r>
               <w:rPr>
                 <w:rStyle w:val="Hyperlink"/>
@@ -839,7 +907,7 @@
               <w:rPr>
                 <w:noProof/>
               </w:rPr>
-              <w:instrText xml:space="preserve"> PAGEREF _Toc238325880 \h </w:instrText>
+              <w:instrText xml:space="preserve"> PAGEREF _Toc238357896 \h </w:instrText>
             </w:r>
             <w:r>
               <w:rPr>
@@ -856,7 +924,7 @@
               <w:rPr>
                 <w:noProof/>
               </w:rPr>
-              <w:t>10</w:t>
+              <w:t>11</w:t>
             </w:r>
             <w:r>
               <w:rPr>
@@ -881,7 +949,7 @@
               <w14:ligatures w14:val="standardContextual"/>
             </w:rPr>
           </w:pPr>
-          <w:hyperlink w:anchor="_Toc238325881" w:history="1">
+          <w:hyperlink w:anchor="_Toc238357897" w:history="1">
             <w:r>
               <w:rPr>
                 <w:rStyle w:val="Hyperlink"/>
@@ -907,7 +975,7 @@
               <w:rPr>
                 <w:noProof/>
               </w:rPr>
-              <w:instrText xml:space="preserve"> PAGEREF _Toc238325881 \h </w:instrText>
+              <w:instrText xml:space="preserve"> PAGEREF _Toc238357897 \h </w:instrText>
             </w:r>
             <w:r>
               <w:rPr>
@@ -924,7 +992,7 @@
               <w:rPr>
                 <w:noProof/>
               </w:rPr>
-              <w:t>10</w:t>
+              <w:t>11</w:t>
             </w:r>
             <w:r>
               <w:rPr>
@@ -949,7 +1017,7 @@
               <w14:ligatures w14:val="standardContextual"/>
             </w:rPr>
           </w:pPr>
-          <w:hyperlink w:anchor="_Toc238325882" w:history="1">
+          <w:hyperlink w:anchor="_Toc238357898" w:history="1">
             <w:r>
               <w:rPr>
                 <w:rStyle w:val="Hyperlink"/>
@@ -975,7 +1043,7 @@
               <w:rPr>
                 <w:noProof/>
               </w:rPr>
-              <w:instrText xml:space="preserve"> PAGEREF _Toc238325882 \h </w:instrText>
+              <w:instrText xml:space="preserve"> PAGEREF _Toc238357898 \h </w:instrText>
             </w:r>
             <w:r>
               <w:rPr>
@@ -992,7 +1060,7 @@
               <w:rPr>
                 <w:noProof/>
               </w:rPr>
-              <w:t>10</w:t>
+              <w:t>11</w:t>
             </w:r>
             <w:r>
               <w:rPr>
@@ -1017,7 +1085,7 @@
               <w14:ligatures w14:val="standardContextual"/>
             </w:rPr>
           </w:pPr>
-          <w:hyperlink w:anchor="_Toc238325883" w:history="1">
+          <w:hyperlink w:anchor="_Toc238357899" w:history="1">
             <w:r>
               <w:rPr>
                 <w:rStyle w:val="Hyperlink"/>
@@ -1043,7 +1111,7 @@
               <w:rPr>
                 <w:noProof/>
               </w:rPr>
-              <w:instrText xml:space="preserve"> PAGEREF _Toc238325883 \h </w:instrText>
+              <w:instrText xml:space="preserve"> PAGEREF _Toc238357899 \h </w:instrText>
             </w:r>
             <w:r>
               <w:rPr>
@@ -1060,7 +1128,7 @@
               <w:rPr>
                 <w:noProof/>
               </w:rPr>
-              <w:t>11</w:t>
+              <w:t>12</w:t>
             </w:r>
             <w:r>
               <w:rPr>
@@ -1085,7 +1153,7 @@
               <w14:ligatures w14:val="standardContextual"/>
             </w:rPr>
           </w:pPr>
-          <w:hyperlink w:anchor="_Toc238325884" w:history="1">
+          <w:hyperlink w:anchor="_Toc238357900" w:history="1">
             <w:r>
               <w:rPr>
                 <w:rStyle w:val="Hyperlink"/>
@@ -1111,7 +1179,7 @@
               <w:rPr>
                 <w:noProof/>
               </w:rPr>
-              <w:instrText xml:space="preserve"> PAGEREF _Toc238325884 \h </w:instrText>
+              <w:instrText xml:space="preserve"> PAGEREF _Toc238357900 \h </w:instrText>
             </w:r>
             <w:r>
               <w:rPr>
@@ -1128,7 +1196,7 @@
               <w:rPr>
                 <w:noProof/>
               </w:rPr>
-              <w:t>12</w:t>
+              <w:t>13</w:t>
             </w:r>
             <w:r>
               <w:rPr>
@@ -1153,7 +1221,7 @@
               <w14:ligatures w14:val="standardContextual"/>
             </w:rPr>
           </w:pPr>
-          <w:hyperlink w:anchor="_Toc238325885" w:history="1">
+          <w:hyperlink w:anchor="_Toc238357901" w:history="1">
             <w:r>
               <w:rPr>
                 <w:rStyle w:val="Hyperlink"/>
@@ -1179,7 +1247,7 @@
               <w:rPr>
                 <w:noProof/>
               </w:rPr>
-              <w:instrText xml:space="preserve"> PAGEREF _Toc238325885 \h </w:instrText>
+              <w:instrText xml:space="preserve"> PAGEREF _Toc238357901 \h </w:instrText>
             </w:r>
             <w:r>
               <w:rPr>
@@ -1196,7 +1264,7 @@
               <w:rPr>
                 <w:noProof/>
               </w:rPr>
-              <w:t>12</w:t>
+              <w:t>13</w:t>
             </w:r>
             <w:r>
               <w:rPr>
@@ -1221,7 +1289,7 @@
               <w14:ligatures w14:val="standardContextual"/>
             </w:rPr>
           </w:pPr>
-          <w:hyperlink w:anchor="_Toc238325886" w:history="1">
+          <w:hyperlink w:anchor="_Toc238357902" w:history="1">
             <w:r>
               <w:rPr>
                 <w:rStyle w:val="Hyperlink"/>
@@ -1247,7 +1315,7 @@
               <w:rPr>
                 <w:noProof/>
               </w:rPr>
-              <w:instrText xml:space="preserve"> PAGEREF _Toc238325886 \h </w:instrText>
+              <w:instrText xml:space="preserve"> PAGEREF _Toc238357902 \h </w:instrText>
             </w:r>
             <w:r>
               <w:rPr>
@@ -1264,7 +1332,7 @@
               <w:rPr>
                 <w:noProof/>
               </w:rPr>
-              <w:t>12</w:t>
+              <w:t>13</w:t>
             </w:r>
             <w:r>
               <w:rPr>
@@ -1289,7 +1357,7 @@
               <w14:ligatures w14:val="standardContextual"/>
             </w:rPr>
           </w:pPr>
-          <w:hyperlink w:anchor="_Toc238325887" w:history="1">
+          <w:hyperlink w:anchor="_Toc238357903" w:history="1">
             <w:r>
               <w:rPr>
                 <w:rStyle w:val="Hyperlink"/>
@@ -1315,7 +1383,7 @@
               <w:rPr>
                 <w:noProof/>
               </w:rPr>
-              <w:instrText xml:space="preserve"> PAGEREF _Toc238325887 \h </w:instrText>
+              <w:instrText xml:space="preserve"> PAGEREF _Toc238357903 \h </w:instrText>
             </w:r>
             <w:r>
               <w:rPr>
@@ -1332,7 +1400,7 @@
               <w:rPr>
                 <w:noProof/>
               </w:rPr>
-              <w:t>12</w:t>
+              <w:t>13</w:t>
             </w:r>
             <w:r>
               <w:rPr>
@@ -1357,7 +1425,7 @@
               <w14:ligatures w14:val="standardContextual"/>
             </w:rPr>
           </w:pPr>
-          <w:hyperlink w:anchor="_Toc238325888" w:history="1">
+          <w:hyperlink w:anchor="_Toc238357904" w:history="1">
             <w:r>
               <w:rPr>
                 <w:rStyle w:val="Hyperlink"/>
@@ -1383,7 +1451,7 @@
               <w:rPr>
                 <w:noProof/>
               </w:rPr>
-              <w:instrText xml:space="preserve"> PAGEREF _Toc238325888 \h </w:instrText>
+              <w:instrText xml:space="preserve"> PAGEREF _Toc238357904 \h </w:instrText>
             </w:r>
             <w:r>
               <w:rPr>
@@ -1400,7 +1468,7 @@
               <w:rPr>
                 <w:noProof/>
               </w:rPr>
-              <w:t>13</w:t>
+              <w:t>14</w:t>
             </w:r>
             <w:r>
               <w:rPr>
@@ -1425,7 +1493,7 @@
               <w14:ligatures w14:val="standardContextual"/>
             </w:rPr>
           </w:pPr>
-          <w:hyperlink w:anchor="_Toc238325889" w:history="1">
+          <w:hyperlink w:anchor="_Toc238357905" w:history="1">
             <w:r>
               <w:rPr>
                 <w:rStyle w:val="Hyperlink"/>
@@ -1451,7 +1519,7 @@
               <w:rPr>
                 <w:noProof/>
               </w:rPr>
-              <w:instrText xml:space="preserve"> PAGEREF _Toc238325889 \h </w:instrText>
+              <w:instrText xml:space="preserve"> PAGEREF _Toc238357905 \h </w:instrText>
             </w:r>
             <w:r>
               <w:rPr>
@@ -1468,7 +1536,7 @@
               <w:rPr>
                 <w:noProof/>
               </w:rPr>
-              <w:t>14</w:t>
+              <w:t>15</w:t>
             </w:r>
             <w:r>
               <w:rPr>
@@ -1493,7 +1561,7 @@
               <w14:ligatures w14:val="standardContextual"/>
             </w:rPr>
           </w:pPr>
-          <w:hyperlink w:anchor="_Toc238325890" w:history="1">
+          <w:hyperlink w:anchor="_Toc238357906" w:history="1">
             <w:r>
               <w:rPr>
                 <w:rStyle w:val="Hyperlink"/>
@@ -1501,7 +1569,7 @@
                 <w:bCs/>
                 <w:noProof/>
               </w:rPr>
-              <w:t>8.1 Automated suite (70 tests, all passing)</w:t>
+              <w:t>8.1 Automated suite (108 tests, all passing)</w:t>
             </w:r>
             <w:r>
               <w:rPr>
@@ -1519,7 +1587,7 @@
               <w:rPr>
                 <w:noProof/>
               </w:rPr>
-              <w:instrText xml:space="preserve"> PAGEREF _Toc238325890 \h </w:instrText>
+              <w:instrText xml:space="preserve"> PAGEREF _Toc238357906 \h </w:instrText>
             </w:r>
             <w:r>
               <w:rPr>
@@ -1536,7 +1604,7 @@
               <w:rPr>
                 <w:noProof/>
               </w:rPr>
-              <w:t>14</w:t>
+              <w:t>15</w:t>
             </w:r>
             <w:r>
               <w:rPr>
@@ -1561,7 +1629,7 @@
               <w14:ligatures w14:val="standardContextual"/>
             </w:rPr>
           </w:pPr>
-          <w:hyperlink w:anchor="_Toc238325891" w:history="1">
+          <w:hyperlink w:anchor="_Toc238357907" w:history="1">
             <w:r>
               <w:rPr>
                 <w:rStyle w:val="Hyperlink"/>
@@ -1587,7 +1655,7 @@
               <w:rPr>
                 <w:noProof/>
               </w:rPr>
-              <w:instrText xml:space="preserve"> PAGEREF _Toc238325891 \h </w:instrText>
+              <w:instrText xml:space="preserve"> PAGEREF _Toc238357907 \h </w:instrText>
             </w:r>
             <w:r>
               <w:rPr>
@@ -1604,7 +1672,7 @@
               <w:rPr>
                 <w:noProof/>
               </w:rPr>
-              <w:t>14</w:t>
+              <w:t>15</w:t>
             </w:r>
             <w:r>
               <w:rPr>
@@ -1629,7 +1697,7 @@
               <w14:ligatures w14:val="standardContextual"/>
             </w:rPr>
           </w:pPr>
-          <w:hyperlink w:anchor="_Toc238325892" w:history="1">
+          <w:hyperlink w:anchor="_Toc238357908" w:history="1">
             <w:r>
               <w:rPr>
                 <w:rStyle w:val="Hyperlink"/>
@@ -1655,7 +1723,7 @@
               <w:rPr>
                 <w:noProof/>
               </w:rPr>
-              <w:instrText xml:space="preserve"> PAGEREF _Toc238325892 \h </w:instrText>
+              <w:instrText xml:space="preserve"> PAGEREF _Toc238357908 \h </w:instrText>
             </w:r>
             <w:r>
               <w:rPr>
@@ -1672,7 +1740,7 @@
               <w:rPr>
                 <w:noProof/>
               </w:rPr>
-              <w:t>15</w:t>
+              <w:t>16</w:t>
             </w:r>
             <w:r>
               <w:rPr>
@@ -1697,7 +1765,7 @@
               <w14:ligatures w14:val="standardContextual"/>
             </w:rPr>
           </w:pPr>
-          <w:hyperlink w:anchor="_Toc238325893" w:history="1">
+          <w:hyperlink w:anchor="_Toc238357909" w:history="1">
             <w:r>
               <w:rPr>
                 <w:rStyle w:val="Hyperlink"/>
@@ -1723,7 +1791,7 @@
               <w:rPr>
                 <w:noProof/>
               </w:rPr>
-              <w:instrText xml:space="preserve"> PAGEREF _Toc238325893 \h </w:instrText>
+              <w:instrText xml:space="preserve"> PAGEREF _Toc238357909 \h </w:instrText>
             </w:r>
             <w:r>
               <w:rPr>
@@ -1740,7 +1808,7 @@
               <w:rPr>
                 <w:noProof/>
               </w:rPr>
-              <w:t>15</w:t>
+              <w:t>16</w:t>
             </w:r>
             <w:r>
               <w:rPr>
@@ -1765,7 +1833,7 @@
               <w14:ligatures w14:val="standardContextual"/>
             </w:rPr>
           </w:pPr>
-          <w:hyperlink w:anchor="_Toc238325894" w:history="1">
+          <w:hyperlink w:anchor="_Toc238357910" w:history="1">
             <w:r>
               <w:rPr>
                 <w:rStyle w:val="Hyperlink"/>
@@ -1791,7 +1859,7 @@
               <w:rPr>
                 <w:noProof/>
               </w:rPr>
-              <w:instrText xml:space="preserve"> PAGEREF _Toc238325894 \h </w:instrText>
+              <w:instrText xml:space="preserve"> PAGEREF _Toc238357910 \h </w:instrText>
             </w:r>
             <w:r>
               <w:rPr>
@@ -1808,7 +1876,7 @@
               <w:rPr>
                 <w:noProof/>
               </w:rPr>
-              <w:t>17</w:t>
+              <w:t>18</w:t>
             </w:r>
             <w:r>
               <w:rPr>
@@ -1833,7 +1901,7 @@
               <w14:ligatures w14:val="standardContextual"/>
             </w:rPr>
           </w:pPr>
-          <w:hyperlink w:anchor="_Toc238325895" w:history="1">
+          <w:hyperlink w:anchor="_Toc238357911" w:history="1">
             <w:r>
               <w:rPr>
                 <w:rStyle w:val="Hyperlink"/>
@@ -1841,7 +1909,7 @@
                 <w:bCs/>
                 <w:noProof/>
               </w:rPr>
-              <w:t>9.1 Side by side: Graphify vs DataHub vs impactgraph</w:t>
+              <w:t>9.1 Side by side: Graphify · DataHub · OpenLineage · impactgraph</w:t>
             </w:r>
             <w:r>
               <w:rPr>
@@ -1859,7 +1927,7 @@
               <w:rPr>
                 <w:noProof/>
               </w:rPr>
-              <w:instrText xml:space="preserve"> PAGEREF _Toc238325895 \h </w:instrText>
+              <w:instrText xml:space="preserve"> PAGEREF _Toc238357911 \h </w:instrText>
             </w:r>
             <w:r>
               <w:rPr>
@@ -1876,7 +1944,7 @@
               <w:rPr>
                 <w:noProof/>
               </w:rPr>
-              <w:t>17</w:t>
+              <w:t>18</w:t>
             </w:r>
             <w:r>
               <w:rPr>
@@ -1901,7 +1969,7 @@
               <w14:ligatures w14:val="standardContextual"/>
             </w:rPr>
           </w:pPr>
-          <w:hyperlink w:anchor="_Toc238325896" w:history="1">
+          <w:hyperlink w:anchor="_Toc238357912" w:history="1">
             <w:r>
               <w:rPr>
                 <w:rStyle w:val="Hyperlink"/>
@@ -1927,7 +1995,7 @@
               <w:rPr>
                 <w:noProof/>
               </w:rPr>
-              <w:instrText xml:space="preserve"> PAGEREF _Toc238325896 \h </w:instrText>
+              <w:instrText xml:space="preserve"> PAGEREF _Toc238357912 \h </w:instrText>
             </w:r>
             <w:r>
               <w:rPr>
@@ -1944,7 +2012,7 @@
               <w:rPr>
                 <w:noProof/>
               </w:rPr>
-              <w:t>18</w:t>
+              <w:t>19</w:t>
             </w:r>
             <w:r>
               <w:rPr>
@@ -1969,7 +2037,7 @@
               <w14:ligatures w14:val="standardContextual"/>
             </w:rPr>
           </w:pPr>
-          <w:hyperlink w:anchor="_Toc238325897" w:history="1">
+          <w:hyperlink w:anchor="_Toc238357913" w:history="1">
             <w:r>
               <w:rPr>
                 <w:rStyle w:val="Hyperlink"/>
@@ -1995,7 +2063,7 @@
               <w:rPr>
                 <w:noProof/>
               </w:rPr>
-              <w:instrText xml:space="preserve"> PAGEREF _Toc238325897 \h </w:instrText>
+              <w:instrText xml:space="preserve"> PAGEREF _Toc238357913 \h </w:instrText>
             </w:r>
             <w:r>
               <w:rPr>
@@ -2012,7 +2080,7 @@
               <w:rPr>
                 <w:noProof/>
               </w:rPr>
-              <w:t>18</w:t>
+              <w:t>20</w:t>
             </w:r>
             <w:r>
               <w:rPr>
@@ -2037,7 +2105,7 @@
               <w14:ligatures w14:val="standardContextual"/>
             </w:rPr>
           </w:pPr>
-          <w:hyperlink w:anchor="_Toc238325898" w:history="1">
+          <w:hyperlink w:anchor="_Toc238357914" w:history="1">
             <w:r>
               <w:rPr>
                 <w:rStyle w:val="Hyperlink"/>
@@ -2063,7 +2131,7 @@
               <w:rPr>
                 <w:noProof/>
               </w:rPr>
-              <w:instrText xml:space="preserve"> PAGEREF _Toc238325898 \h </w:instrText>
+              <w:instrText xml:space="preserve"> PAGEREF _Toc238357914 \h </w:instrText>
             </w:r>
             <w:r>
               <w:rPr>
@@ -2080,7 +2148,7 @@
               <w:rPr>
                 <w:noProof/>
               </w:rPr>
-              <w:t>19</w:t>
+              <w:t>20</w:t>
             </w:r>
             <w:r>
               <w:rPr>
@@ -2105,7 +2173,7 @@
               <w14:ligatures w14:val="standardContextual"/>
             </w:rPr>
           </w:pPr>
-          <w:hyperlink w:anchor="_Toc238325899" w:history="1">
+          <w:hyperlink w:anchor="_Toc238357915" w:history="1">
             <w:r>
               <w:rPr>
                 <w:rStyle w:val="Hyperlink"/>
@@ -2131,7 +2199,7 @@
               <w:rPr>
                 <w:noProof/>
               </w:rPr>
-              <w:instrText xml:space="preserve"> PAGEREF _Toc238325899 \h </w:instrText>
+              <w:instrText xml:space="preserve"> PAGEREF _Toc238357915 \h </w:instrText>
             </w:r>
             <w:r>
               <w:rPr>
@@ -2148,7 +2216,7 @@
               <w:rPr>
                 <w:noProof/>
               </w:rPr>
-              <w:t>19</w:t>
+              <w:t>20</w:t>
             </w:r>
             <w:r>
               <w:rPr>
@@ -2173,7 +2241,7 @@
               <w14:ligatures w14:val="standardContextual"/>
             </w:rPr>
           </w:pPr>
-          <w:hyperlink w:anchor="_Toc238325900" w:history="1">
+          <w:hyperlink w:anchor="_Toc238357916" w:history="1">
             <w:r>
               <w:rPr>
                 <w:rStyle w:val="Hyperlink"/>
@@ -2199,7 +2267,7 @@
               <w:rPr>
                 <w:noProof/>
               </w:rPr>
-              <w:instrText xml:space="preserve"> PAGEREF _Toc238325900 \h </w:instrText>
+              <w:instrText xml:space="preserve"> PAGEREF _Toc238357916 \h </w:instrText>
             </w:r>
             <w:r>
               <w:rPr>
@@ -2216,7 +2284,7 @@
               <w:rPr>
                 <w:noProof/>
               </w:rPr>
-              <w:t>19</w:t>
+              <w:t>20</w:t>
             </w:r>
             <w:r>
               <w:rPr>
@@ -2241,7 +2309,7 @@
               <w14:ligatures w14:val="standardContextual"/>
             </w:rPr>
           </w:pPr>
-          <w:hyperlink w:anchor="_Toc238325901" w:history="1">
+          <w:hyperlink w:anchor="_Toc238357917" w:history="1">
             <w:r>
               <w:rPr>
                 <w:rStyle w:val="Hyperlink"/>
@@ -2267,7 +2335,7 @@
               <w:rPr>
                 <w:noProof/>
               </w:rPr>
-              <w:instrText xml:space="preserve"> PAGEREF _Toc238325901 \h </w:instrText>
+              <w:instrText xml:space="preserve"> PAGEREF _Toc238357917 \h </w:instrText>
             </w:r>
             <w:r>
               <w:rPr>
@@ -2284,7 +2352,7 @@
               <w:rPr>
                 <w:noProof/>
               </w:rPr>
-              <w:t>19</w:t>
+              <w:t>21</w:t>
             </w:r>
             <w:r>
               <w:rPr>
@@ -2309,7 +2377,7 @@
               <w14:ligatures w14:val="standardContextual"/>
             </w:rPr>
           </w:pPr>
-          <w:hyperlink w:anchor="_Toc238325902" w:history="1">
+          <w:hyperlink w:anchor="_Toc238357918" w:history="1">
             <w:r>
               <w:rPr>
                 <w:rStyle w:val="Hyperlink"/>
@@ -2335,7 +2403,7 @@
               <w:rPr>
                 <w:noProof/>
               </w:rPr>
-              <w:instrText xml:space="preserve"> PAGEREF _Toc238325902 \h </w:instrText>
+              <w:instrText xml:space="preserve"> PAGEREF _Toc238357918 \h </w:instrText>
             </w:r>
             <w:r>
               <w:rPr>
@@ -2352,7 +2420,7 @@
               <w:rPr>
                 <w:noProof/>
               </w:rPr>
-              <w:t>19</w:t>
+              <w:t>21</w:t>
             </w:r>
             <w:r>
               <w:rPr>
@@ -2377,7 +2445,7 @@
               <w14:ligatures w14:val="standardContextual"/>
             </w:rPr>
           </w:pPr>
-          <w:hyperlink w:anchor="_Toc238325903" w:history="1">
+          <w:hyperlink w:anchor="_Toc238357919" w:history="1">
             <w:r>
               <w:rPr>
                 <w:rStyle w:val="Hyperlink"/>
@@ -2403,7 +2471,7 @@
               <w:rPr>
                 <w:noProof/>
               </w:rPr>
-              <w:instrText xml:space="preserve"> PAGEREF _Toc238325903 \h </w:instrText>
+              <w:instrText xml:space="preserve"> PAGEREF _Toc238357919 \h </w:instrText>
             </w:r>
             <w:r>
               <w:rPr>
@@ -2420,7 +2488,7 @@
               <w:rPr>
                 <w:noProof/>
               </w:rPr>
-              <w:t>19</w:t>
+              <w:t>21</w:t>
             </w:r>
             <w:r>
               <w:rPr>
@@ -2445,7 +2513,7 @@
               <w14:ligatures w14:val="standardContextual"/>
             </w:rPr>
           </w:pPr>
-          <w:hyperlink w:anchor="_Toc238325904" w:history="1">
+          <w:hyperlink w:anchor="_Toc238357920" w:history="1">
             <w:r>
               <w:rPr>
                 <w:rStyle w:val="Hyperlink"/>
@@ -2471,7 +2539,7 @@
               <w:rPr>
                 <w:noProof/>
               </w:rPr>
-              <w:instrText xml:space="preserve"> PAGEREF _Toc238325904 \h </w:instrText>
+              <w:instrText xml:space="preserve"> PAGEREF _Toc238357920 \h </w:instrText>
             </w:r>
             <w:r>
               <w:rPr>
@@ -2488,7 +2556,7 @@
               <w:rPr>
                 <w:noProof/>
               </w:rPr>
-              <w:t>20</w:t>
+              <w:t>21</w:t>
             </w:r>
             <w:r>
               <w:rPr>
@@ -2513,7 +2581,7 @@
               <w14:ligatures w14:val="standardContextual"/>
             </w:rPr>
           </w:pPr>
-          <w:hyperlink w:anchor="_Toc238325905" w:history="1">
+          <w:hyperlink w:anchor="_Toc238357921" w:history="1">
             <w:r>
               <w:rPr>
                 <w:rStyle w:val="Hyperlink"/>
@@ -2539,7 +2607,7 @@
               <w:rPr>
                 <w:noProof/>
               </w:rPr>
-              <w:instrText xml:space="preserve"> PAGEREF _Toc238325905 \h </w:instrText>
+              <w:instrText xml:space="preserve"> PAGEREF _Toc238357921 \h </w:instrText>
             </w:r>
             <w:r>
               <w:rPr>
@@ -2556,7 +2624,7 @@
               <w:rPr>
                 <w:noProof/>
               </w:rPr>
-              <w:t>20</w:t>
+              <w:t>21</w:t>
             </w:r>
             <w:r>
               <w:rPr>
@@ -2581,7 +2649,7 @@
               <w14:ligatures w14:val="standardContextual"/>
             </w:rPr>
           </w:pPr>
-          <w:hyperlink w:anchor="_Toc238325906" w:history="1">
+          <w:hyperlink w:anchor="_Toc238357922" w:history="1">
             <w:r>
               <w:rPr>
                 <w:rStyle w:val="Hyperlink"/>
@@ -2607,7 +2675,7 @@
               <w:rPr>
                 <w:noProof/>
               </w:rPr>
-              <w:instrText xml:space="preserve"> PAGEREF _Toc238325906 \h </w:instrText>
+              <w:instrText xml:space="preserve"> PAGEREF _Toc238357922 \h </w:instrText>
             </w:r>
             <w:r>
               <w:rPr>
@@ -2624,7 +2692,7 @@
               <w:rPr>
                 <w:noProof/>
               </w:rPr>
-              <w:t>21</w:t>
+              <w:t>23</w:t>
             </w:r>
             <w:r>
               <w:rPr>
@@ -2649,7 +2717,7 @@
               <w14:ligatures w14:val="standardContextual"/>
             </w:rPr>
           </w:pPr>
-          <w:hyperlink w:anchor="_Toc238325907" w:history="1">
+          <w:hyperlink w:anchor="_Toc238357923" w:history="1">
             <w:r>
               <w:rPr>
                 <w:rStyle w:val="Hyperlink"/>
@@ -2675,7 +2743,7 @@
               <w:rPr>
                 <w:noProof/>
               </w:rPr>
-              <w:instrText xml:space="preserve"> PAGEREF _Toc238325907 \h </w:instrText>
+              <w:instrText xml:space="preserve"> PAGEREF _Toc238357923 \h </w:instrText>
             </w:r>
             <w:r>
               <w:rPr>
@@ -2692,7 +2760,7 @@
               <w:rPr>
                 <w:noProof/>
               </w:rPr>
-              <w:t>21</w:t>
+              <w:t>23</w:t>
             </w:r>
             <w:r>
               <w:rPr>
@@ -2717,7 +2785,7 @@
               <w14:ligatures w14:val="standardContextual"/>
             </w:rPr>
           </w:pPr>
-          <w:hyperlink w:anchor="_Toc238325908" w:history="1">
+          <w:hyperlink w:anchor="_Toc238357924" w:history="1">
             <w:r>
               <w:rPr>
                 <w:rStyle w:val="Hyperlink"/>
@@ -2743,7 +2811,7 @@
               <w:rPr>
                 <w:noProof/>
               </w:rPr>
-              <w:instrText xml:space="preserve"> PAGEREF _Toc238325908 \h </w:instrText>
+              <w:instrText xml:space="preserve"> PAGEREF _Toc238357924 \h </w:instrText>
             </w:r>
             <w:r>
               <w:rPr>
@@ -2760,7 +2828,7 @@
               <w:rPr>
                 <w:noProof/>
               </w:rPr>
-              <w:t>21</w:t>
+              <w:t>23</w:t>
             </w:r>
             <w:r>
               <w:rPr>
@@ -2809,7 +2877,7 @@
         <w:pStyle w:val="Heading1"/>
         <w:spacing w:before="360" w:after="160"/>
       </w:pPr>
-      <w:bookmarkStart w:id="0" w:name="_Toc238325870"/>
+      <w:bookmarkStart w:id="0" w:name="_Toc238357885"/>
       <w:r>
         <w:rPr>
           <w:b/>
@@ -2983,7 +3051,7 @@
         <w:t xml:space="preserve">Quality: </w:t>
       </w:r>
       <w:r>
-        <w:t>70 automated tests passing; end-to-end verified from the built wheel in a clean virtual environment; one real Windows bug (UTF-8 BOM) found and fixed during that pass.</w:t>
+        <w:t>108 automated tests passing (including dbt’s real jaffle_shop project as a fixture); end-to-end verified from the built wheel in a clean virtual environment; one real Windows bug (UTF-8 BOM) found and fixed during that pass.</w:t>
       </w:r>
     </w:p>
     <w:p>
@@ -3011,7 +3079,7 @@
         <w:pStyle w:val="Heading1"/>
         <w:spacing w:before="360" w:after="160"/>
       </w:pPr>
-      <w:bookmarkStart w:id="1" w:name="_Toc238325871"/>
+      <w:bookmarkStart w:id="1" w:name="_Toc238357886"/>
       <w:r>
         <w:rPr>
           <w:b/>
@@ -3326,7 +3394,7 @@
         <w:pStyle w:val="Heading1"/>
         <w:spacing w:before="360" w:after="160"/>
       </w:pPr>
-      <w:bookmarkStart w:id="2" w:name="_Toc238325872"/>
+      <w:bookmarkStart w:id="2" w:name="_Toc238357887"/>
       <w:r>
         <w:rPr>
           <w:b/>
@@ -4646,7 +4714,507 @@
         <w:pStyle w:val="Heading2"/>
         <w:spacing w:before="280" w:after="120"/>
       </w:pPr>
-      <w:bookmarkStart w:id="3" w:name="_Toc238325873"/>
+      <w:bookmarkStart w:id="3" w:name="_Toc238357888"/>
+      <w:r>
+        <w:rPr>
+          <w:b/>
+          <w:bCs/>
+          <w:color w:val="1F4E79"/>
+        </w:rPr>
+        <w:t>3.2 The v0.3 build — lineage, schema relationships, and “build everything”</w:t>
+      </w:r>
+      <w:bookmarkEnd w:id="3"/>
+    </w:p>
+    <w:p>
+      <w:pPr>
+        <w:spacing w:after="120" w:line="276" w:lineRule="auto"/>
+      </w:pPr>
+      <w:r>
+        <w:t>v0.3 added the remaining roadmap in one pass, driven by three requests: display lineage; read a schema through a database connection and show all table/column relationships for data analysis; and let an LLM help only where deterministic lineage cannot be derived.</w:t>
+      </w:r>
+    </w:p>
+    <w:tbl>
+      <w:tblPr>
+        <w:tblW w:w="9000" w:type="dxa"/>
+        <w:tblBorders>
+          <w:top w:val="single" w:sz="4" w:space="0" w:color="BBBBBB"/>
+          <w:left w:val="single" w:sz="4" w:space="0" w:color="BBBBBB"/>
+          <w:bottom w:val="single" w:sz="4" w:space="0" w:color="BBBBBB"/>
+          <w:right w:val="single" w:sz="4" w:space="0" w:color="BBBBBB"/>
+          <w:insideH w:val="single" w:sz="4" w:space="0" w:color="DDDDDD"/>
+          <w:insideV w:val="single" w:sz="4" w:space="0" w:color="DDDDDD"/>
+        </w:tblBorders>
+        <w:tblCellMar>
+          <w:left w:w="10" w:type="dxa"/>
+          <w:right w:w="10" w:type="dxa"/>
+        </w:tblCellMar>
+        <w:tblLook w:val="04A0" w:firstRow="1" w:lastRow="0" w:firstColumn="1" w:lastColumn="0" w:noHBand="0" w:noVBand="1"/>
+      </w:tblPr>
+      <w:tblGrid>
+        <w:gridCol w:w="2600"/>
+        <w:gridCol w:w="6400"/>
+      </w:tblGrid>
+      <w:tr>
+        <w:tblPrEx>
+          <w:tblCellMar>
+            <w:top w:w="0" w:type="dxa"/>
+            <w:bottom w:w="0" w:type="dxa"/>
+          </w:tblCellMar>
+        </w:tblPrEx>
+        <w:trPr>
+          <w:tblHeader/>
+        </w:trPr>
+        <w:tc>
+          <w:tcPr>
+            <w:tcW w:w="2600" w:type="dxa"/>
+            <w:shd w:val="clear" w:color="auto" w:fill="1F4E79"/>
+            <w:tcMar>
+              <w:top w:w="80" w:type="dxa"/>
+              <w:left w:w="120" w:type="dxa"/>
+              <w:bottom w:w="80" w:type="dxa"/>
+              <w:right w:w="120" w:type="dxa"/>
+            </w:tcMar>
+          </w:tcPr>
+          <w:p>
+            <w:pPr>
+              <w:spacing w:after="40" w:line="252" w:lineRule="auto"/>
+            </w:pPr>
+            <w:r>
+              <w:rPr>
+                <w:b/>
+                <w:bCs/>
+                <w:color w:val="FFFFFF"/>
+                <w:sz w:val="20"/>
+                <w:szCs w:val="20"/>
+              </w:rPr>
+              <w:t>Capability</w:t>
+            </w:r>
+          </w:p>
+        </w:tc>
+        <w:tc>
+          <w:tcPr>
+            <w:tcW w:w="6400" w:type="dxa"/>
+            <w:shd w:val="clear" w:color="auto" w:fill="1F4E79"/>
+            <w:tcMar>
+              <w:top w:w="80" w:type="dxa"/>
+              <w:left w:w="120" w:type="dxa"/>
+              <w:bottom w:w="80" w:type="dxa"/>
+              <w:right w:w="120" w:type="dxa"/>
+            </w:tcMar>
+          </w:tcPr>
+          <w:p>
+            <w:pPr>
+              <w:spacing w:after="40" w:line="252" w:lineRule="auto"/>
+            </w:pPr>
+            <w:r>
+              <w:rPr>
+                <w:b/>
+                <w:bCs/>
+                <w:color w:val="FFFFFF"/>
+                <w:sz w:val="20"/>
+                <w:szCs w:val="20"/>
+              </w:rPr>
+              <w:t>What was built</w:t>
+            </w:r>
+          </w:p>
+        </w:tc>
+      </w:tr>
+      <w:tr>
+        <w:tblPrEx>
+          <w:tblCellMar>
+            <w:top w:w="0" w:type="dxa"/>
+            <w:bottom w:w="0" w:type="dxa"/>
+          </w:tblCellMar>
+        </w:tblPrEx>
+        <w:tc>
+          <w:tcPr>
+            <w:tcW w:w="2600" w:type="dxa"/>
+            <w:tcMar>
+              <w:top w:w="80" w:type="dxa"/>
+              <w:left w:w="120" w:type="dxa"/>
+              <w:bottom w:w="80" w:type="dxa"/>
+              <w:right w:w="120" w:type="dxa"/>
+            </w:tcMar>
+          </w:tcPr>
+          <w:p>
+            <w:pPr>
+              <w:spacing w:after="40" w:line="252" w:lineRule="auto"/>
+            </w:pPr>
+            <w:r>
+              <w:rPr>
+                <w:sz w:val="20"/>
+                <w:szCs w:val="20"/>
+              </w:rPr>
+              <w:t>Lineage (both directions)</w:t>
+            </w:r>
+          </w:p>
+        </w:tc>
+        <w:tc>
+          <w:tcPr>
+            <w:tcW w:w="6400" w:type="dxa"/>
+            <w:tcMar>
+              <w:top w:w="80" w:type="dxa"/>
+              <w:left w:w="120" w:type="dxa"/>
+              <w:bottom w:w="80" w:type="dxa"/>
+              <w:right w:w="120" w:type="dxa"/>
+            </w:tcMar>
+          </w:tcPr>
+          <w:p>
+            <w:pPr>
+              <w:spacing w:after="40" w:line="252" w:lineRule="auto"/>
+            </w:pPr>
+            <w:r>
+              <w:rPr>
+                <w:sz w:val="20"/>
+                <w:szCs w:val="20"/>
+              </w:rPr>
+              <w:t>graph.upstream / lineage / upstream_tree; `impactgraph lineage NODE` prints ‘where it comes from’ and ‘what it feeds’ trees; `--html` renders an interactive left-to-right lineage view; `html --all` renders the whole graph.</w:t>
+            </w:r>
+          </w:p>
+        </w:tc>
+      </w:tr>
+      <w:tr>
+        <w:tblPrEx>
+          <w:tblCellMar>
+            <w:top w:w="0" w:type="dxa"/>
+            <w:bottom w:w="0" w:type="dxa"/>
+          </w:tblCellMar>
+        </w:tblPrEx>
+        <w:tc>
+          <w:tcPr>
+            <w:tcW w:w="2600" w:type="dxa"/>
+            <w:shd w:val="clear" w:color="auto" w:fill="FAFAFA"/>
+            <w:tcMar>
+              <w:top w:w="80" w:type="dxa"/>
+              <w:left w:w="120" w:type="dxa"/>
+              <w:bottom w:w="80" w:type="dxa"/>
+              <w:right w:w="120" w:type="dxa"/>
+            </w:tcMar>
+          </w:tcPr>
+          <w:p>
+            <w:pPr>
+              <w:spacing w:after="40" w:line="252" w:lineRule="auto"/>
+            </w:pPr>
+            <w:r>
+              <w:rPr>
+                <w:sz w:val="20"/>
+                <w:szCs w:val="20"/>
+              </w:rPr>
+              <w:t>Schema + connectivity</w:t>
+            </w:r>
+          </w:p>
+        </w:tc>
+        <w:tc>
+          <w:tcPr>
+            <w:tcW w:w="6400" w:type="dxa"/>
+            <w:shd w:val="clear" w:color="auto" w:fill="FAFAFA"/>
+            <w:tcMar>
+              <w:top w:w="80" w:type="dxa"/>
+              <w:left w:w="120" w:type="dxa"/>
+              <w:bottom w:w="80" w:type="dxa"/>
+              <w:right w:w="120" w:type="dxa"/>
+            </w:tcMar>
+          </w:tcPr>
+          <w:p>
+            <w:pPr>
+              <w:spacing w:after="40" w:line="252" w:lineRule="auto"/>
+            </w:pPr>
+            <w:r>
+              <w:rPr>
+                <w:sz w:val="20"/>
+                <w:szCs w:val="20"/>
+              </w:rPr>
+              <w:t>WarehouseExtractor accepts a DSN (`--warehouse`): information_schema (Postgres, Redshift, Snowflake, BigQuery, DuckDB, MySQL…) or a SQLite file; reads tables, columns+types, FOREIGN KEYS (table↔table and column↔column), view lineage; `impactgraph relationships` lists every table’s columns, dependencies and dependents — the schema map for analysts.</w:t>
+            </w:r>
+          </w:p>
+        </w:tc>
+      </w:tr>
+      <w:tr>
+        <w:tblPrEx>
+          <w:tblCellMar>
+            <w:top w:w="0" w:type="dxa"/>
+            <w:bottom w:w="0" w:type="dxa"/>
+          </w:tblCellMar>
+        </w:tblPrEx>
+        <w:tc>
+          <w:tcPr>
+            <w:tcW w:w="2600" w:type="dxa"/>
+            <w:tcMar>
+              <w:top w:w="80" w:type="dxa"/>
+              <w:left w:w="120" w:type="dxa"/>
+              <w:bottom w:w="80" w:type="dxa"/>
+              <w:right w:w="120" w:type="dxa"/>
+            </w:tcMar>
+          </w:tcPr>
+          <w:p>
+            <w:pPr>
+              <w:spacing w:after="40" w:line="252" w:lineRule="auto"/>
+            </w:pPr>
+            <w:r>
+              <w:rPr>
+                <w:sz w:val="20"/>
+                <w:szCs w:val="20"/>
+              </w:rPr>
+              <w:t>LLM fallback for lineage</w:t>
+            </w:r>
+          </w:p>
+        </w:tc>
+        <w:tc>
+          <w:tcPr>
+            <w:tcW w:w="6400" w:type="dxa"/>
+            <w:tcMar>
+              <w:top w:w="80" w:type="dxa"/>
+              <w:left w:w="120" w:type="dxa"/>
+              <w:bottom w:w="80" w:type="dxa"/>
+              <w:right w:w="120" w:type="dxa"/>
+            </w:tcMar>
+          </w:tcPr>
+          <w:p>
+            <w:pPr>
+              <w:spacing w:after="40" w:line="252" w:lineRule="auto"/>
+            </w:pPr>
+            <w:r>
+              <w:rPr>
+                <w:sz w:val="20"/>
+                <w:szCs w:val="20"/>
+              </w:rPr>
+              <w:t>ai.suggest_lineage uses Claude structured outputs over the schema + unparsed SQL; apply_suggestions adds edges with provenance=llm; `enrich` / `build --llm-fallback`; all such edges marked (llm) and excluded by --no-inferred.</w:t>
+            </w:r>
+          </w:p>
+        </w:tc>
+      </w:tr>
+      <w:tr>
+        <w:tblPrEx>
+          <w:tblCellMar>
+            <w:top w:w="0" w:type="dxa"/>
+            <w:bottom w:w="0" w:type="dxa"/>
+          </w:tblCellMar>
+        </w:tblPrEx>
+        <w:tc>
+          <w:tcPr>
+            <w:tcW w:w="2600" w:type="dxa"/>
+            <w:shd w:val="clear" w:color="auto" w:fill="FAFAFA"/>
+            <w:tcMar>
+              <w:top w:w="80" w:type="dxa"/>
+              <w:left w:w="120" w:type="dxa"/>
+              <w:bottom w:w="80" w:type="dxa"/>
+              <w:right w:w="120" w:type="dxa"/>
+            </w:tcMar>
+          </w:tcPr>
+          <w:p>
+            <w:pPr>
+              <w:spacing w:after="40" w:line="252" w:lineRule="auto"/>
+            </w:pPr>
+            <w:r>
+              <w:rPr>
+                <w:sz w:val="20"/>
+                <w:szCs w:val="20"/>
+              </w:rPr>
+              <w:t>Catalog-aware column lineage</w:t>
+            </w:r>
+          </w:p>
+        </w:tc>
+        <w:tc>
+          <w:tcPr>
+            <w:tcW w:w="6400" w:type="dxa"/>
+            <w:shd w:val="clear" w:color="auto" w:fill="FAFAFA"/>
+            <w:tcMar>
+              <w:top w:w="80" w:type="dxa"/>
+              <w:left w:w="120" w:type="dxa"/>
+              <w:bottom w:w="80" w:type="dxa"/>
+              <w:right w:w="120" w:type="dxa"/>
+            </w:tcMar>
+          </w:tcPr>
+          <w:p>
+            <w:pPr>
+              <w:spacing w:after="40" w:line="252" w:lineRule="auto"/>
+            </w:pPr>
+            <w:r>
+              <w:rPr>
+                <w:sz w:val="20"/>
+                <w:szCs w:val="20"/>
+              </w:rPr>
+              <w:t>`select *` chains (the dbt norm) now resolve through dbt catalog.json / manifest columns / warehouse columns via sqlglot qualify + expand_stars — found by the real jaffle_shop fixture, which initially produced zero column edges.</w:t>
+            </w:r>
+          </w:p>
+        </w:tc>
+      </w:tr>
+      <w:tr>
+        <w:tblPrEx>
+          <w:tblCellMar>
+            <w:top w:w="0" w:type="dxa"/>
+            <w:bottom w:w="0" w:type="dxa"/>
+          </w:tblCellMar>
+        </w:tblPrEx>
+        <w:tc>
+          <w:tcPr>
+            <w:tcW w:w="2600" w:type="dxa"/>
+            <w:tcMar>
+              <w:top w:w="80" w:type="dxa"/>
+              <w:left w:w="120" w:type="dxa"/>
+              <w:bottom w:w="80" w:type="dxa"/>
+              <w:right w:w="120" w:type="dxa"/>
+            </w:tcMar>
+          </w:tcPr>
+          <w:p>
+            <w:pPr>
+              <w:spacing w:after="40" w:line="252" w:lineRule="auto"/>
+            </w:pPr>
+            <w:r>
+              <w:rPr>
+                <w:sz w:val="20"/>
+                <w:szCs w:val="20"/>
+              </w:rPr>
+              <w:t>Code↔data bridge, automatic</w:t>
+            </w:r>
+          </w:p>
+        </w:tc>
+        <w:tc>
+          <w:tcPr>
+            <w:tcW w:w="6400" w:type="dxa"/>
+            <w:tcMar>
+              <w:top w:w="80" w:type="dxa"/>
+              <w:left w:w="120" w:type="dxa"/>
+              <w:bottom w:w="80" w:type="dxa"/>
+              <w:right w:w="120" w:type="dxa"/>
+            </w:tcMar>
+          </w:tcPr>
+          <w:p>
+            <w:pPr>
+              <w:spacing w:after="40" w:line="252" w:lineRule="auto"/>
+            </w:pPr>
+            <w:r>
+              <w:rPr>
+                <w:sz w:val="20"/>
+                <w:szCs w:val="20"/>
+              </w:rPr>
+              <w:t>SQL embedded in Python/JS/Airflow operators → table edges; table-alias linking joins `schema.table` in code with `db.schema.table` in dbt/warehouse.</w:t>
+            </w:r>
+          </w:p>
+        </w:tc>
+      </w:tr>
+      <w:tr>
+        <w:tblPrEx>
+          <w:tblCellMar>
+            <w:top w:w="0" w:type="dxa"/>
+            <w:bottom w:w="0" w:type="dxa"/>
+          </w:tblCellMar>
+        </w:tblPrEx>
+        <w:tc>
+          <w:tcPr>
+            <w:tcW w:w="2600" w:type="dxa"/>
+            <w:shd w:val="clear" w:color="auto" w:fill="FAFAFA"/>
+            <w:tcMar>
+              <w:top w:w="80" w:type="dxa"/>
+              <w:left w:w="120" w:type="dxa"/>
+              <w:bottom w:w="80" w:type="dxa"/>
+              <w:right w:w="120" w:type="dxa"/>
+            </w:tcMar>
+          </w:tcPr>
+          <w:p>
+            <w:pPr>
+              <w:spacing w:after="40" w:line="252" w:lineRule="auto"/>
+            </w:pPr>
+            <w:r>
+              <w:rPr>
+                <w:sz w:val="20"/>
+                <w:szCs w:val="20"/>
+              </w:rPr>
+              <w:t>Airflow, Lambda, JS/TS, DataHub live</w:t>
+            </w:r>
+          </w:p>
+        </w:tc>
+        <w:tc>
+          <w:tcPr>
+            <w:tcW w:w="6400" w:type="dxa"/>
+            <w:shd w:val="clear" w:color="auto" w:fill="FAFAFA"/>
+            <w:tcMar>
+              <w:top w:w="80" w:type="dxa"/>
+              <w:left w:w="120" w:type="dxa"/>
+              <w:bottom w:w="80" w:type="dxa"/>
+              <w:right w:w="120" w:type="dxa"/>
+            </w:tcMar>
+          </w:tcPr>
+          <w:p>
+            <w:pPr>
+              <w:spacing w:after="40" w:line="252" w:lineRule="auto"/>
+            </w:pPr>
+            <w:r>
+              <w:rPr>
+                <w:sz w:val="20"/>
+                <w:szCs w:val="20"/>
+              </w:rPr>
+              <w:t>AST-based DAG/task extractor (&gt;&gt;, lists, chain, python_callable, SQL in operators); serverless.yml / SAM / CloudFormation extractor (handlers, HTTP APIs, S3/SQS/DynamoDB); regex-based JS/TS extractor; DataHub GraphQL importer (datasets, owners, upstream + fine-grained lineage).</w:t>
+            </w:r>
+          </w:p>
+        </w:tc>
+      </w:tr>
+      <w:tr>
+        <w:tblPrEx>
+          <w:tblCellMar>
+            <w:top w:w="0" w:type="dxa"/>
+            <w:bottom w:w="0" w:type="dxa"/>
+          </w:tblCellMar>
+        </w:tblPrEx>
+        <w:tc>
+          <w:tcPr>
+            <w:tcW w:w="2600" w:type="dxa"/>
+            <w:tcMar>
+              <w:top w:w="80" w:type="dxa"/>
+              <w:left w:w="120" w:type="dxa"/>
+              <w:bottom w:w="80" w:type="dxa"/>
+              <w:right w:w="120" w:type="dxa"/>
+            </w:tcMar>
+          </w:tcPr>
+          <w:p>
+            <w:pPr>
+              <w:spacing w:after="40" w:line="252" w:lineRule="auto"/>
+            </w:pPr>
+            <w:r>
+              <w:rPr>
+                <w:sz w:val="20"/>
+                <w:szCs w:val="20"/>
+              </w:rPr>
+              <w:t>Release plumbing</w:t>
+            </w:r>
+          </w:p>
+        </w:tc>
+        <w:tc>
+          <w:tcPr>
+            <w:tcW w:w="6400" w:type="dxa"/>
+            <w:tcMar>
+              <w:top w:w="80" w:type="dxa"/>
+              <w:left w:w="120" w:type="dxa"/>
+              <w:bottom w:w="80" w:type="dxa"/>
+              <w:right w:w="120" w:type="dxa"/>
+            </w:tcMar>
+          </w:tcPr>
+          <w:p>
+            <w:pPr>
+              <w:spacing w:after="40" w:line="252" w:lineRule="auto"/>
+            </w:pPr>
+            <w:r>
+              <w:rPr>
+                <w:sz w:val="20"/>
+                <w:szCs w:val="20"/>
+              </w:rPr>
+              <w:t>publish.yml builds, tests, creates a GitHub Release on tags and publishes to PyPI via trusted publishing once enabled; screenshots in docs/images; skill updated with lineage/relationships.</w:t>
+            </w:r>
+          </w:p>
+        </w:tc>
+      </w:tr>
+    </w:tbl>
+    <w:p>
+      <w:pPr>
+        <w:spacing w:after="120"/>
+      </w:pPr>
+    </w:p>
+    <w:p>
+      <w:pPr>
+        <w:pStyle w:val="Heading2"/>
+        <w:spacing w:before="280" w:after="120"/>
+      </w:pPr>
+      <w:bookmarkStart w:id="4" w:name="_Toc238357889"/>
       <w:r>
         <w:rPr>
           <w:b/>
@@ -4655,7 +5223,7 @@
         </w:rPr>
         <w:t>3.1 The v0.2 build — closing the gaps against Graphify and DataHub</w:t>
       </w:r>
-      <w:bookmarkEnd w:id="3"/>
+      <w:bookmarkEnd w:id="4"/>
     </w:p>
     <w:p>
       <w:pPr>
@@ -5655,7 +6223,7 @@
         <w:pStyle w:val="Heading1"/>
         <w:spacing w:before="360" w:after="160"/>
       </w:pPr>
-      <w:bookmarkStart w:id="4" w:name="_Toc238325874"/>
+      <w:bookmarkStart w:id="5" w:name="_Toc238357890"/>
       <w:r>
         <w:rPr>
           <w:b/>
@@ -5664,14 +6232,14 @@
         </w:rPr>
         <w:t>4. Skills, tools and technologies used</w:t>
       </w:r>
-      <w:bookmarkEnd w:id="4"/>
+      <w:bookmarkEnd w:id="5"/>
     </w:p>
     <w:p>
       <w:pPr>
         <w:pStyle w:val="Heading2"/>
         <w:spacing w:before="280" w:after="120"/>
       </w:pPr>
-      <w:bookmarkStart w:id="5" w:name="_Toc238325875"/>
+      <w:bookmarkStart w:id="6" w:name="_Toc238357891"/>
       <w:r>
         <w:rPr>
           <w:b/>
@@ -5680,7 +6248,7 @@
         </w:rPr>
         <w:t>4.1 Claude Code skills and tools</w:t>
       </w:r>
-      <w:bookmarkEnd w:id="5"/>
+      <w:bookmarkEnd w:id="6"/>
     </w:p>
     <w:tbl>
       <w:tblPr>
@@ -6109,7 +6677,7 @@
         <w:pStyle w:val="Heading2"/>
         <w:spacing w:before="280" w:after="120"/>
       </w:pPr>
-      <w:bookmarkStart w:id="6" w:name="_Toc238325876"/>
+      <w:bookmarkStart w:id="7" w:name="_Toc238357892"/>
       <w:r>
         <w:rPr>
           <w:b/>
@@ -6118,7 +6686,7 @@
         </w:rPr>
         <w:t>4.2 Python libraries and standards</w:t>
       </w:r>
-      <w:bookmarkEnd w:id="6"/>
+      <w:bookmarkEnd w:id="7"/>
     </w:p>
     <w:tbl>
       <w:tblPr>
@@ -7030,7 +7598,7 @@
         <w:pStyle w:val="Heading1"/>
         <w:spacing w:before="360" w:after="160"/>
       </w:pPr>
-      <w:bookmarkStart w:id="7" w:name="_Toc238325877"/>
+      <w:bookmarkStart w:id="8" w:name="_Toc238357893"/>
       <w:r>
         <w:rPr>
           <w:b/>
@@ -7039,14 +7607,14 @@
         </w:rPr>
         <w:t>5. Architecture</w:t>
       </w:r>
-      <w:bookmarkEnd w:id="7"/>
+      <w:bookmarkEnd w:id="8"/>
     </w:p>
     <w:p>
       <w:pPr>
         <w:pStyle w:val="Heading2"/>
         <w:spacing w:before="280" w:after="120"/>
       </w:pPr>
-      <w:bookmarkStart w:id="8" w:name="_Toc238325878"/>
+      <w:bookmarkStart w:id="9" w:name="_Toc238357894"/>
       <w:r>
         <w:rPr>
           <w:b/>
@@ -7055,7 +7623,7 @@
         </w:rPr>
         <w:t>5.1 Pipeline</w:t>
       </w:r>
-      <w:bookmarkEnd w:id="8"/>
+      <w:bookmarkEnd w:id="9"/>
     </w:p>
     <w:p>
       <w:pPr>
@@ -7207,7 +7775,7 @@
         <w:pStyle w:val="Heading2"/>
         <w:spacing w:before="280" w:after="120"/>
       </w:pPr>
-      <w:bookmarkStart w:id="9" w:name="_Toc238325879"/>
+      <w:bookmarkStart w:id="10" w:name="_Toc238357895"/>
       <w:r>
         <w:rPr>
           <w:b/>
@@ -7216,7 +7784,7 @@
         </w:rPr>
         <w:t>5.2 Package layout</w:t>
       </w:r>
-      <w:bookmarkEnd w:id="9"/>
+      <w:bookmarkEnd w:id="10"/>
     </w:p>
     <w:tbl>
       <w:tblPr>
@@ -8138,7 +8706,7 @@
                 <w:sz w:val="20"/>
                 <w:szCs w:val="20"/>
               </w:rPr>
-              <w:t>70 pytest tests across 18 modules.</w:t>
+              <w:t>108 pytest tests across 27 modules, incl. the real jaffle_shop fixture.</w:t>
             </w:r>
           </w:p>
         </w:tc>
@@ -8266,7 +8834,7 @@
         <w:pStyle w:val="Heading2"/>
         <w:spacing w:before="280" w:after="120"/>
       </w:pPr>
-      <w:bookmarkStart w:id="10" w:name="_Toc238325880"/>
+      <w:bookmarkStart w:id="11" w:name="_Toc238357896"/>
       <w:r>
         <w:rPr>
           <w:b/>
@@ -8275,7 +8843,7 @@
         </w:rPr>
         <w:t>5.3 Data model</w:t>
       </w:r>
-      <w:bookmarkEnd w:id="10"/>
+      <w:bookmarkEnd w:id="11"/>
     </w:p>
     <w:p>
       <w:pPr>
@@ -9064,7 +9632,7 @@
         <w:pStyle w:val="Heading2"/>
         <w:spacing w:before="280" w:after="120"/>
       </w:pPr>
-      <w:bookmarkStart w:id="11" w:name="_Toc238325881"/>
+      <w:bookmarkStart w:id="12" w:name="_Toc238357897"/>
       <w:r>
         <w:rPr>
           <w:b/>
@@ -9073,7 +9641,7 @@
         </w:rPr>
         <w:t>5.4 Node id conventions</w:t>
       </w:r>
-      <w:bookmarkEnd w:id="11"/>
+      <w:bookmarkEnd w:id="12"/>
     </w:p>
     <w:p>
       <w:pPr>
@@ -9149,7 +9717,7 @@
         <w:pStyle w:val="Heading2"/>
         <w:spacing w:before="280" w:after="120"/>
       </w:pPr>
-      <w:bookmarkStart w:id="12" w:name="_Toc238325882"/>
+      <w:bookmarkStart w:id="13" w:name="_Toc238357898"/>
       <w:r>
         <w:rPr>
           <w:b/>
@@ -9158,7 +9726,7 @@
         </w:rPr>
         <w:t>5.5 Risk scoring and test recommendations</w:t>
       </w:r>
-      <w:bookmarkEnd w:id="12"/>
+      <w:bookmarkEnd w:id="13"/>
     </w:p>
     <w:p>
       <w:pPr>
@@ -9181,7 +9749,7 @@
         <w:pStyle w:val="Heading2"/>
         <w:spacing w:before="280" w:after="120"/>
       </w:pPr>
-      <w:bookmarkStart w:id="13" w:name="_Toc238325883"/>
+      <w:bookmarkStart w:id="14" w:name="_Toc238357899"/>
       <w:r>
         <w:rPr>
           <w:b/>
@@ -9190,7 +9758,7 @@
         </w:rPr>
         <w:t>5.6 The AI layer</w:t>
       </w:r>
-      <w:bookmarkEnd w:id="13"/>
+      <w:bookmarkEnd w:id="14"/>
     </w:p>
     <w:p>
       <w:pPr>
@@ -9213,7 +9781,7 @@
         <w:pStyle w:val="Heading1"/>
         <w:spacing w:before="360" w:after="160"/>
       </w:pPr>
-      <w:bookmarkStart w:id="14" w:name="_Toc238325884"/>
+      <w:bookmarkStart w:id="15" w:name="_Toc238357900"/>
       <w:r>
         <w:rPr>
           <w:b/>
@@ -9222,7 +9790,7 @@
         </w:rPr>
         <w:t>6. Worked example — the demo</w:t>
       </w:r>
-      <w:bookmarkEnd w:id="14"/>
+      <w:bookmarkEnd w:id="15"/>
     </w:p>
     <w:p>
       <w:pPr>
@@ -9585,7 +10153,7 @@
         <w:pStyle w:val="Heading1"/>
         <w:spacing w:before="360" w:after="160"/>
       </w:pPr>
-      <w:bookmarkStart w:id="15" w:name="_Toc238325885"/>
+      <w:bookmarkStart w:id="16" w:name="_Toc238357901"/>
       <w:r>
         <w:rPr>
           <w:b/>
@@ -9594,14 +10162,14 @@
         </w:rPr>
         <w:t>7. How to use it</w:t>
       </w:r>
-      <w:bookmarkEnd w:id="15"/>
+      <w:bookmarkEnd w:id="16"/>
     </w:p>
     <w:p>
       <w:pPr>
         <w:pStyle w:val="Heading2"/>
         <w:spacing w:before="280" w:after="120"/>
       </w:pPr>
-      <w:bookmarkStart w:id="16" w:name="_Toc238325886"/>
+      <w:bookmarkStart w:id="17" w:name="_Toc238357902"/>
       <w:r>
         <w:rPr>
           <w:b/>
@@ -9610,7 +10178,7 @@
         </w:rPr>
         <w:t>7.1 Install</w:t>
       </w:r>
-      <w:bookmarkEnd w:id="16"/>
+      <w:bookmarkEnd w:id="17"/>
     </w:p>
     <w:p>
       <w:pPr>
@@ -9706,7 +10274,7 @@
         <w:pStyle w:val="Heading2"/>
         <w:spacing w:before="280" w:after="120"/>
       </w:pPr>
-      <w:bookmarkStart w:id="17" w:name="_Toc238325887"/>
+      <w:bookmarkStart w:id="18" w:name="_Toc238357903"/>
       <w:r>
         <w:rPr>
           <w:b/>
@@ -9715,7 +10283,7 @@
         </w:rPr>
         <w:t>7.2 Command line</w:t>
       </w:r>
-      <w:bookmarkEnd w:id="17"/>
+      <w:bookmarkEnd w:id="18"/>
     </w:p>
     <w:tbl>
       <w:tblPr>
@@ -10093,7 +10661,7 @@
         <w:pStyle w:val="Heading2"/>
         <w:spacing w:before="280" w:after="120"/>
       </w:pPr>
-      <w:bookmarkStart w:id="18" w:name="_Toc238325888"/>
+      <w:bookmarkStart w:id="19" w:name="_Toc238357904"/>
       <w:r>
         <w:rPr>
           <w:b/>
@@ -10102,7 +10670,7 @@
         </w:rPr>
         <w:t>7.3 Python API</w:t>
       </w:r>
-      <w:bookmarkEnd w:id="18"/>
+      <w:bookmarkEnd w:id="19"/>
     </w:p>
     <w:p>
       <w:pPr>
@@ -10301,7 +10869,7 @@
         <w:pStyle w:val="Heading1"/>
         <w:spacing w:before="360" w:after="160"/>
       </w:pPr>
-      <w:bookmarkStart w:id="19" w:name="_Toc238325889"/>
+      <w:bookmarkStart w:id="20" w:name="_Toc238357905"/>
       <w:r>
         <w:rPr>
           <w:b/>
@@ -10310,7 +10878,7 @@
         </w:rPr>
         <w:t>8. Testing — what was verified and how</w:t>
       </w:r>
-      <w:bookmarkEnd w:id="19"/>
+      <w:bookmarkEnd w:id="20"/>
     </w:p>
     <w:p>
       <w:pPr>
@@ -10325,16 +10893,16 @@
         <w:pStyle w:val="Heading2"/>
         <w:spacing w:before="280" w:after="120"/>
       </w:pPr>
-      <w:bookmarkStart w:id="20" w:name="_Toc238325890"/>
+      <w:bookmarkStart w:id="21" w:name="_Toc238357906"/>
       <w:r>
         <w:rPr>
           <w:b/>
           <w:bCs/>
           <w:color w:val="1F4E79"/>
         </w:rPr>
-        <w:t>8.1 Automated suite (70 tests, all passing)</w:t>
-      </w:r>
-      <w:bookmarkEnd w:id="20"/>
+        <w:t>8.1 Automated suite (108 tests, all passing)</w:t>
+      </w:r>
+      <w:bookmarkEnd w:id="21"/>
     </w:p>
     <w:tbl>
       <w:tblPr>
@@ -11256,7 +11824,7 @@
         <w:pStyle w:val="Heading2"/>
         <w:spacing w:before="280" w:after="120"/>
       </w:pPr>
-      <w:bookmarkStart w:id="21" w:name="_Toc238325891"/>
+      <w:bookmarkStart w:id="22" w:name="_Toc238357907"/>
       <w:r>
         <w:rPr>
           <w:b/>
@@ -11265,7 +11833,7 @@
         </w:rPr>
         <w:t>8.2 End-to-end verification from the built wheel</w:t>
       </w:r>
-      <w:bookmarkEnd w:id="21"/>
+      <w:bookmarkEnd w:id="22"/>
     </w:p>
     <w:p>
       <w:pPr>
@@ -11337,7 +11905,7 @@
         <w:pStyle w:val="Heading2"/>
         <w:spacing w:before="280" w:after="120"/>
       </w:pPr>
-      <w:bookmarkStart w:id="22" w:name="_Toc238325892"/>
+      <w:bookmarkStart w:id="23" w:name="_Toc238357908"/>
       <w:r>
         <w:rPr>
           <w:b/>
@@ -11346,7 +11914,7 @@
         </w:rPr>
         <w:t>8.3 Bugs found and fixed along the way</w:t>
       </w:r>
-      <w:bookmarkEnd w:id="22"/>
+      <w:bookmarkEnd w:id="23"/>
     </w:p>
     <w:tbl>
       <w:tblPr>
@@ -12035,7 +12603,7 @@
         <w:pStyle w:val="Heading2"/>
         <w:spacing w:before="280" w:after="120"/>
       </w:pPr>
-      <w:bookmarkStart w:id="23" w:name="_Toc238325893"/>
+      <w:bookmarkStart w:id="24" w:name="_Toc238357909"/>
       <w:r>
         <w:rPr>
           <w:b/>
@@ -12044,7 +12612,7 @@
         </w:rPr>
         <w:t>8.4 Honest remaining gaps</w:t>
       </w:r>
-      <w:bookmarkEnd w:id="23"/>
+      <w:bookmarkEnd w:id="24"/>
     </w:p>
     <w:p>
       <w:pPr>
@@ -12116,7 +12684,7 @@
         <w:pStyle w:val="Heading1"/>
         <w:spacing w:before="360" w:after="160"/>
       </w:pPr>
-      <w:bookmarkStart w:id="24" w:name="_Toc238325894"/>
+      <w:bookmarkStart w:id="25" w:name="_Toc238357910"/>
       <w:r>
         <w:rPr>
           <w:b/>
@@ -12125,7 +12693,7 @@
         </w:rPr>
         <w:t>9. How impactgraph differs from what already exists</w:t>
       </w:r>
-      <w:bookmarkEnd w:id="24"/>
+      <w:bookmarkEnd w:id="25"/>
     </w:p>
     <w:p>
       <w:pPr>
@@ -12696,23 +13264,23 @@
         <w:pStyle w:val="Heading2"/>
         <w:spacing w:before="280" w:after="120"/>
       </w:pPr>
-      <w:bookmarkStart w:id="25" w:name="_Toc238325895"/>
+      <w:bookmarkStart w:id="26" w:name="_Toc238357911"/>
       <w:r>
         <w:rPr>
           <w:b/>
           <w:bCs/>
           <w:color w:val="1F4E79"/>
         </w:rPr>
-        <w:t>9.1 Side by side: Graphify vs DataHub vs impactgraph</w:t>
-      </w:r>
-      <w:bookmarkEnd w:id="25"/>
+        <w:t>9.1 Side by side: Graphify · DataHub · OpenLineage · impactgraph</w:t>
+      </w:r>
+      <w:bookmarkEnd w:id="26"/>
     </w:p>
     <w:p>
       <w:pPr>
         <w:spacing w:after="120" w:line="276" w:lineRule="auto"/>
       </w:pPr>
       <w:r>
-        <w:t>Graphify helps an AI assistant understand a repo; DataHub is the company-wide catalog of data assets and lineage; impactgraph is the pre-merge check that asks whether one specific change is safe — across code and data. The overlap is real but partial:</w:t>
+        <w:t>Graphify helps an AI assistant understand a repo; DataHub is the company-wide catalog; OpenLineage is the open standard lineage events travel in; impactgraph is the pre-merge check and lineage/relationship explorer that also reads your code — and imports the other two rather than competing with them.</w:t>
       </w:r>
     </w:p>
     <w:tbl>
@@ -12733,10 +13301,11 @@
         <w:tblLook w:val="04A0" w:firstRow="1" w:lastRow="0" w:firstColumn="1" w:lastColumn="0" w:noHBand="0" w:noVBand="1"/>
       </w:tblPr>
       <w:tblGrid>
-        <w:gridCol w:w="1700"/>
-        <w:gridCol w:w="2400"/>
-        <w:gridCol w:w="2500"/>
-        <w:gridCol w:w="2400"/>
+        <w:gridCol w:w="1499"/>
+        <w:gridCol w:w="1697"/>
+        <w:gridCol w:w="1797"/>
+        <w:gridCol w:w="1798"/>
+        <w:gridCol w:w="2209"/>
       </w:tblGrid>
       <w:tr>
         <w:tblPrEx>
@@ -12750,24 +13319,24 @@
         </w:trPr>
         <w:tc>
           <w:tcPr>
+            <w:tcW w:w="1500" w:type="dxa"/>
+            <w:shd w:val="clear" w:color="auto" w:fill="1F4E79"/>
+            <w:tcMar>
+              <w:top w:w="80" w:type="dxa"/>
+              <w:left w:w="120" w:type="dxa"/>
+              <w:bottom w:w="80" w:type="dxa"/>
+              <w:right w:w="120" w:type="dxa"/>
+            </w:tcMar>
+          </w:tcPr>
+          <w:p>
+            <w:pPr>
+              <w:spacing w:after="40" w:line="252" w:lineRule="auto"/>
+            </w:pPr>
+          </w:p>
+        </w:tc>
+        <w:tc>
+          <w:tcPr>
             <w:tcW w:w="1700" w:type="dxa"/>
-            <w:shd w:val="clear" w:color="auto" w:fill="1F4E79"/>
-            <w:tcMar>
-              <w:top w:w="80" w:type="dxa"/>
-              <w:left w:w="120" w:type="dxa"/>
-              <w:bottom w:w="80" w:type="dxa"/>
-              <w:right w:w="120" w:type="dxa"/>
-            </w:tcMar>
-          </w:tcPr>
-          <w:p>
-            <w:pPr>
-              <w:spacing w:after="40" w:line="252" w:lineRule="auto"/>
-            </w:pPr>
-          </w:p>
-        </w:tc>
-        <w:tc>
-          <w:tcPr>
-            <w:tcW w:w="2400" w:type="dxa"/>
             <w:shd w:val="clear" w:color="auto" w:fill="1F4E79"/>
             <w:tcMar>
               <w:top w:w="80" w:type="dxa"/>
@@ -12794,7 +13363,7 @@
         </w:tc>
         <w:tc>
           <w:tcPr>
-            <w:tcW w:w="2500" w:type="dxa"/>
+            <w:tcW w:w="1800" w:type="dxa"/>
             <w:shd w:val="clear" w:color="auto" w:fill="1F4E79"/>
             <w:tcMar>
               <w:top w:w="80" w:type="dxa"/>
@@ -12821,7 +13390,34 @@
         </w:tc>
         <w:tc>
           <w:tcPr>
-            <w:tcW w:w="2400" w:type="dxa"/>
+            <w:tcW w:w="1800" w:type="dxa"/>
+            <w:shd w:val="clear" w:color="auto" w:fill="1F4E79"/>
+            <w:tcMar>
+              <w:top w:w="80" w:type="dxa"/>
+              <w:left w:w="120" w:type="dxa"/>
+              <w:bottom w:w="80" w:type="dxa"/>
+              <w:right w:w="120" w:type="dxa"/>
+            </w:tcMar>
+          </w:tcPr>
+          <w:p>
+            <w:pPr>
+              <w:spacing w:after="40" w:line="252" w:lineRule="auto"/>
+            </w:pPr>
+            <w:r>
+              <w:rPr>
+                <w:b/>
+                <w:bCs/>
+                <w:color w:val="FFFFFF"/>
+                <w:sz w:val="20"/>
+                <w:szCs w:val="20"/>
+              </w:rPr>
+              <w:t>OpenLineage</w:t>
+            </w:r>
+          </w:p>
+        </w:tc>
+        <w:tc>
+          <w:tcPr>
+            <w:tcW w:w="2200" w:type="dxa"/>
             <w:shd w:val="clear" w:color="auto" w:fill="1F4E79"/>
             <w:tcMar>
               <w:top w:w="80" w:type="dxa"/>
@@ -12856,6 +13452,29 @@
         </w:tblPrEx>
         <w:tc>
           <w:tcPr>
+            <w:tcW w:w="1500" w:type="dxa"/>
+            <w:tcMar>
+              <w:top w:w="80" w:type="dxa"/>
+              <w:left w:w="120" w:type="dxa"/>
+              <w:bottom w:w="80" w:type="dxa"/>
+              <w:right w:w="120" w:type="dxa"/>
+            </w:tcMar>
+          </w:tcPr>
+          <w:p>
+            <w:pPr>
+              <w:spacing w:after="40" w:line="252" w:lineRule="auto"/>
+            </w:pPr>
+            <w:r>
+              <w:rPr>
+                <w:sz w:val="20"/>
+                <w:szCs w:val="20"/>
+              </w:rPr>
+              <w:t>What it is</w:t>
+            </w:r>
+          </w:p>
+        </w:tc>
+        <w:tc>
+          <w:tcPr>
             <w:tcW w:w="1700" w:type="dxa"/>
             <w:tcMar>
               <w:top w:w="80" w:type="dxa"/>
@@ -12873,76 +13492,76 @@
                 <w:sz w:val="20"/>
                 <w:szCs w:val="20"/>
               </w:rPr>
-              <w:t>Question answered</w:t>
-            </w:r>
-          </w:p>
-        </w:tc>
-        <w:tc>
-          <w:tcPr>
-            <w:tcW w:w="2400" w:type="dxa"/>
-            <w:tcMar>
-              <w:top w:w="80" w:type="dxa"/>
-              <w:left w:w="120" w:type="dxa"/>
-              <w:bottom w:w="80" w:type="dxa"/>
-              <w:right w:w="120" w:type="dxa"/>
-            </w:tcMar>
-          </w:tcPr>
-          <w:p>
-            <w:pPr>
-              <w:spacing w:after="40" w:line="252" w:lineRule="auto"/>
-            </w:pPr>
-            <w:r>
-              <w:rPr>
-                <w:sz w:val="20"/>
-                <w:szCs w:val="20"/>
-              </w:rPr>
-              <w:t>Help my AI assistant understand this folder</w:t>
-            </w:r>
-          </w:p>
-        </w:tc>
-        <w:tc>
-          <w:tcPr>
-            <w:tcW w:w="2500" w:type="dxa"/>
-            <w:tcMar>
-              <w:top w:w="80" w:type="dxa"/>
-              <w:left w:w="120" w:type="dxa"/>
-              <w:bottom w:w="80" w:type="dxa"/>
-              <w:right w:w="120" w:type="dxa"/>
-            </w:tcMar>
-          </w:tcPr>
-          <w:p>
-            <w:pPr>
-              <w:spacing w:after="40" w:line="252" w:lineRule="auto"/>
-            </w:pPr>
-            <w:r>
-              <w:rPr>
-                <w:sz w:val="20"/>
-                <w:szCs w:val="20"/>
-              </w:rPr>
-              <w:t>What data exists, who owns it, how is it connected?</w:t>
-            </w:r>
-          </w:p>
-        </w:tc>
-        <w:tc>
-          <w:tcPr>
-            <w:tcW w:w="2400" w:type="dxa"/>
-            <w:tcMar>
-              <w:top w:w="80" w:type="dxa"/>
-              <w:left w:w="120" w:type="dxa"/>
-              <w:bottom w:w="80" w:type="dxa"/>
-              <w:right w:w="120" w:type="dxa"/>
-            </w:tcMar>
-          </w:tcPr>
-          <w:p>
-            <w:pPr>
-              <w:spacing w:after="40" w:line="252" w:lineRule="auto"/>
-            </w:pPr>
-            <w:r>
-              <w:rPr>
-                <w:sz w:val="20"/>
-                <w:szCs w:val="20"/>
-              </w:rPr>
-              <w:t>If I merge this change, what can break?</w:t>
+              <w:t>Skill: folder → knowledge graph for assistants</w:t>
+            </w:r>
+          </w:p>
+        </w:tc>
+        <w:tc>
+          <w:tcPr>
+            <w:tcW w:w="1800" w:type="dxa"/>
+            <w:tcMar>
+              <w:top w:w="80" w:type="dxa"/>
+              <w:left w:w="120" w:type="dxa"/>
+              <w:bottom w:w="80" w:type="dxa"/>
+              <w:right w:w="120" w:type="dxa"/>
+            </w:tcMar>
+          </w:tcPr>
+          <w:p>
+            <w:pPr>
+              <w:spacing w:after="40" w:line="252" w:lineRule="auto"/>
+            </w:pPr>
+            <w:r>
+              <w:rPr>
+                <w:sz w:val="20"/>
+                <w:szCs w:val="20"/>
+              </w:rPr>
+              <w:t>Deployed metadata platform / catalog</w:t>
+            </w:r>
+          </w:p>
+        </w:tc>
+        <w:tc>
+          <w:tcPr>
+            <w:tcW w:w="1800" w:type="dxa"/>
+            <w:tcMar>
+              <w:top w:w="80" w:type="dxa"/>
+              <w:left w:w="120" w:type="dxa"/>
+              <w:bottom w:w="80" w:type="dxa"/>
+              <w:right w:w="120" w:type="dxa"/>
+            </w:tcMar>
+          </w:tcPr>
+          <w:p>
+            <w:pPr>
+              <w:spacing w:after="40" w:line="252" w:lineRule="auto"/>
+            </w:pPr>
+            <w:r>
+              <w:rPr>
+                <w:sz w:val="20"/>
+                <w:szCs w:val="20"/>
+              </w:rPr>
+              <w:t>Open standard + spec for lineage events (Marquez reference server)</w:t>
+            </w:r>
+          </w:p>
+        </w:tc>
+        <w:tc>
+          <w:tcPr>
+            <w:tcW w:w="2200" w:type="dxa"/>
+            <w:tcMar>
+              <w:top w:w="80" w:type="dxa"/>
+              <w:left w:w="120" w:type="dxa"/>
+              <w:bottom w:w="80" w:type="dxa"/>
+              <w:right w:w="120" w:type="dxa"/>
+            </w:tcMar>
+          </w:tcPr>
+          <w:p>
+            <w:pPr>
+              <w:spacing w:after="40" w:line="252" w:lineRule="auto"/>
+            </w:pPr>
+            <w:r>
+              <w:rPr>
+                <w:sz w:val="20"/>
+                <w:szCs w:val="20"/>
+              </w:rPr>
+              <w:t>pip library + CLI + skill</w:t>
             </w:r>
           </w:p>
         </w:tc>
@@ -12956,6 +13575,30 @@
         </w:tblPrEx>
         <w:tc>
           <w:tcPr>
+            <w:tcW w:w="1500" w:type="dxa"/>
+            <w:shd w:val="clear" w:color="auto" w:fill="FAFAFA"/>
+            <w:tcMar>
+              <w:top w:w="80" w:type="dxa"/>
+              <w:left w:w="120" w:type="dxa"/>
+              <w:bottom w:w="80" w:type="dxa"/>
+              <w:right w:w="120" w:type="dxa"/>
+            </w:tcMar>
+          </w:tcPr>
+          <w:p>
+            <w:pPr>
+              <w:spacing w:after="40" w:line="252" w:lineRule="auto"/>
+            </w:pPr>
+            <w:r>
+              <w:rPr>
+                <w:sz w:val="20"/>
+                <w:szCs w:val="20"/>
+              </w:rPr>
+              <w:t>Question answered</w:t>
+            </w:r>
+          </w:p>
+        </w:tc>
+        <w:tc>
+          <w:tcPr>
             <w:tcW w:w="1700" w:type="dxa"/>
             <w:shd w:val="clear" w:color="auto" w:fill="FAFAFA"/>
             <w:tcMar>
@@ -12974,13 +13617,13 @@
                 <w:sz w:val="20"/>
                 <w:szCs w:val="20"/>
               </w:rPr>
-              <w:t>Inputs</w:t>
-            </w:r>
-          </w:p>
-        </w:tc>
-        <w:tc>
-          <w:tcPr>
-            <w:tcW w:w="2400" w:type="dxa"/>
+              <w:t>Understand this repo</w:t>
+            </w:r>
+          </w:p>
+        </w:tc>
+        <w:tc>
+          <w:tcPr>
+            <w:tcW w:w="1800" w:type="dxa"/>
             <w:shd w:val="clear" w:color="auto" w:fill="FAFAFA"/>
             <w:tcMar>
               <w:top w:w="80" w:type="dxa"/>
@@ -12998,13 +13641,13 @@
                 <w:sz w:val="20"/>
                 <w:szCs w:val="20"/>
               </w:rPr>
-              <w:t>13 languages via tree-sitter; docs, PDFs, images</w:t>
-            </w:r>
-          </w:p>
-        </w:tc>
-        <w:tc>
-          <w:tcPr>
-            <w:tcW w:w="2500" w:type="dxa"/>
+              <w:t>What exists, who owns it, is it healthy?</w:t>
+            </w:r>
+          </w:p>
+        </w:tc>
+        <w:tc>
+          <w:tcPr>
+            <w:tcW w:w="1800" w:type="dxa"/>
             <w:shd w:val="clear" w:color="auto" w:fill="FAFAFA"/>
             <w:tcMar>
               <w:top w:w="80" w:type="dxa"/>
@@ -13022,13 +13665,13 @@
                 <w:sz w:val="20"/>
                 <w:szCs w:val="20"/>
               </w:rPr>
-              <w:t>50+ connectors; runtime OpenLineage events</w:t>
-            </w:r>
-          </w:p>
-        </w:tc>
-        <w:tc>
-          <w:tcPr>
-            <w:tcW w:w="2400" w:type="dxa"/>
+              <w:t>What did this job read/write at run time?</w:t>
+            </w:r>
+          </w:p>
+        </w:tc>
+        <w:tc>
+          <w:tcPr>
+            <w:tcW w:w="2200" w:type="dxa"/>
             <w:shd w:val="clear" w:color="auto" w:fill="FAFAFA"/>
             <w:tcMar>
               <w:top w:w="80" w:type="dxa"/>
@@ -13046,7 +13689,7 @@
                 <w:sz w:val="20"/>
                 <w:szCs w:val="20"/>
               </w:rPr>
-              <w:t>Python AST, dbt manifest, SQL, git diff</w:t>
+              <w:t>What breaks if I change this? Where does it come from? How are tables related?</w:t>
             </w:r>
           </w:p>
         </w:tc>
@@ -13060,6 +13703,29 @@
         </w:tblPrEx>
         <w:tc>
           <w:tcPr>
+            <w:tcW w:w="1500" w:type="dxa"/>
+            <w:tcMar>
+              <w:top w:w="80" w:type="dxa"/>
+              <w:left w:w="120" w:type="dxa"/>
+              <w:bottom w:w="80" w:type="dxa"/>
+              <w:right w:w="120" w:type="dxa"/>
+            </w:tcMar>
+          </w:tcPr>
+          <w:p>
+            <w:pPr>
+              <w:spacing w:after="40" w:line="252" w:lineRule="auto"/>
+            </w:pPr>
+            <w:r>
+              <w:rPr>
+                <w:sz w:val="20"/>
+                <w:szCs w:val="20"/>
+              </w:rPr>
+              <w:t>Inputs</w:t>
+            </w:r>
+          </w:p>
+        </w:tc>
+        <w:tc>
+          <w:tcPr>
             <w:tcW w:w="1700" w:type="dxa"/>
             <w:tcMar>
               <w:top w:w="80" w:type="dxa"/>
@@ -13077,76 +13743,76 @@
                 <w:sz w:val="20"/>
                 <w:szCs w:val="20"/>
               </w:rPr>
-              <w:t>Graph built by</w:t>
-            </w:r>
-          </w:p>
-        </w:tc>
-        <w:tc>
-          <w:tcPr>
-            <w:tcW w:w="2400" w:type="dxa"/>
-            <w:tcMar>
-              <w:top w:w="80" w:type="dxa"/>
-              <w:left w:w="120" w:type="dxa"/>
-              <w:bottom w:w="80" w:type="dxa"/>
-              <w:right w:w="120" w:type="dxa"/>
-            </w:tcMar>
-          </w:tcPr>
-          <w:p>
-            <w:pPr>
-              <w:spacing w:after="40" w:line="252" w:lineRule="auto"/>
-            </w:pPr>
-            <w:r>
-              <w:rPr>
-                <w:sz w:val="20"/>
-                <w:szCs w:val="20"/>
-              </w:rPr>
-              <w:t>AST + Claude for docs/images; edges tagged extracted / inferred / ambiguous</w:t>
-            </w:r>
-          </w:p>
-        </w:tc>
-        <w:tc>
-          <w:tcPr>
-            <w:tcW w:w="2500" w:type="dxa"/>
-            <w:tcMar>
-              <w:top w:w="80" w:type="dxa"/>
-              <w:left w:w="120" w:type="dxa"/>
-              <w:bottom w:w="80" w:type="dxa"/>
-              <w:right w:w="120" w:type="dxa"/>
-            </w:tcMar>
-          </w:tcPr>
-          <w:p>
-            <w:pPr>
-              <w:spacing w:after="40" w:line="252" w:lineRule="auto"/>
-            </w:pPr>
-            <w:r>
-              <w:rPr>
-                <w:sz w:val="20"/>
-                <w:szCs w:val="20"/>
-              </w:rPr>
-              <w:t>Ingestion connectors</w:t>
-            </w:r>
-          </w:p>
-        </w:tc>
-        <w:tc>
-          <w:tcPr>
-            <w:tcW w:w="2400" w:type="dxa"/>
-            <w:tcMar>
-              <w:top w:w="80" w:type="dxa"/>
-              <w:left w:w="120" w:type="dxa"/>
-              <w:bottom w:w="80" w:type="dxa"/>
-              <w:right w:w="120" w:type="dxa"/>
-            </w:tcMar>
-          </w:tcPr>
-          <w:p>
-            <w:pPr>
-              <w:spacing w:after="40" w:line="252" w:lineRule="auto"/>
-            </w:pPr>
-            <w:r>
-              <w:rPr>
-                <w:sz w:val="20"/>
-                <w:szCs w:val="20"/>
-              </w:rPr>
-              <w:t>Deterministic extractors only — no LLM in the graph</w:t>
+              <w:t>13 languages, docs, PDFs, images</w:t>
+            </w:r>
+          </w:p>
+        </w:tc>
+        <w:tc>
+          <w:tcPr>
+            <w:tcW w:w="1800" w:type="dxa"/>
+            <w:tcMar>
+              <w:top w:w="80" w:type="dxa"/>
+              <w:left w:w="120" w:type="dxa"/>
+              <w:bottom w:w="80" w:type="dxa"/>
+              <w:right w:w="120" w:type="dxa"/>
+            </w:tcMar>
+          </w:tcPr>
+          <w:p>
+            <w:pPr>
+              <w:spacing w:after="40" w:line="252" w:lineRule="auto"/>
+            </w:pPr>
+            <w:r>
+              <w:rPr>
+                <w:sz w:val="20"/>
+                <w:szCs w:val="20"/>
+              </w:rPr>
+              <w:t>50+ connectors, OL events</w:t>
+            </w:r>
+          </w:p>
+        </w:tc>
+        <w:tc>
+          <w:tcPr>
+            <w:tcW w:w="1800" w:type="dxa"/>
+            <w:tcMar>
+              <w:top w:w="80" w:type="dxa"/>
+              <w:left w:w="120" w:type="dxa"/>
+              <w:bottom w:w="80" w:type="dxa"/>
+              <w:right w:w="120" w:type="dxa"/>
+            </w:tcMar>
+          </w:tcPr>
+          <w:p>
+            <w:pPr>
+              <w:spacing w:after="40" w:line="252" w:lineRule="auto"/>
+            </w:pPr>
+            <w:r>
+              <w:rPr>
+                <w:sz w:val="20"/>
+                <w:szCs w:val="20"/>
+              </w:rPr>
+              <w:t>Emitters (Airflow, Spark, dbt, Flink…)</w:t>
+            </w:r>
+          </w:p>
+        </w:tc>
+        <w:tc>
+          <w:tcPr>
+            <w:tcW w:w="2200" w:type="dxa"/>
+            <w:tcMar>
+              <w:top w:w="80" w:type="dxa"/>
+              <w:left w:w="120" w:type="dxa"/>
+              <w:bottom w:w="80" w:type="dxa"/>
+              <w:right w:w="120" w:type="dxa"/>
+            </w:tcMar>
+          </w:tcPr>
+          <w:p>
+            <w:pPr>
+              <w:spacing w:after="40" w:line="252" w:lineRule="auto"/>
+            </w:pPr>
+            <w:r>
+              <w:rPr>
+                <w:sz w:val="20"/>
+                <w:szCs w:val="20"/>
+              </w:rPr>
+              <w:t>Python/JS AST, dbt manifest+catalog, SQL, warehouse information_schema (FKs), git diff, Airflow, Lambda, OpenLineage, DataHub</w:t>
             </w:r>
           </w:p>
         </w:tc>
@@ -13160,6 +13826,30 @@
         </w:tblPrEx>
         <w:tc>
           <w:tcPr>
+            <w:tcW w:w="1500" w:type="dxa"/>
+            <w:shd w:val="clear" w:color="auto" w:fill="FAFAFA"/>
+            <w:tcMar>
+              <w:top w:w="80" w:type="dxa"/>
+              <w:left w:w="120" w:type="dxa"/>
+              <w:bottom w:w="80" w:type="dxa"/>
+              <w:right w:w="120" w:type="dxa"/>
+            </w:tcMar>
+          </w:tcPr>
+          <w:p>
+            <w:pPr>
+              <w:spacing w:after="40" w:line="252" w:lineRule="auto"/>
+            </w:pPr>
+            <w:r>
+              <w:rPr>
+                <w:sz w:val="20"/>
+                <w:szCs w:val="20"/>
+              </w:rPr>
+              <w:t>Graph built by</w:t>
+            </w:r>
+          </w:p>
+        </w:tc>
+        <w:tc>
+          <w:tcPr>
             <w:tcW w:w="1700" w:type="dxa"/>
             <w:shd w:val="clear" w:color="auto" w:fill="FAFAFA"/>
             <w:tcMar>
@@ -13178,13 +13868,13 @@
                 <w:sz w:val="20"/>
                 <w:szCs w:val="20"/>
               </w:rPr>
-              <w:t>Knows application code</w:t>
-            </w:r>
-          </w:p>
-        </w:tc>
-        <w:tc>
-          <w:tcPr>
-            <w:tcW w:w="2400" w:type="dxa"/>
+              <w:t>AST + Claude for non-code</w:t>
+            </w:r>
+          </w:p>
+        </w:tc>
+        <w:tc>
+          <w:tcPr>
+            <w:tcW w:w="1800" w:type="dxa"/>
             <w:shd w:val="clear" w:color="auto" w:fill="FAFAFA"/>
             <w:tcMar>
               <w:top w:w="80" w:type="dxa"/>
@@ -13202,13 +13892,13 @@
                 <w:sz w:val="20"/>
                 <w:szCs w:val="20"/>
               </w:rPr>
-              <w:t>Yes (structure, calls)</w:t>
-            </w:r>
-          </w:p>
-        </w:tc>
-        <w:tc>
-          <w:tcPr>
-            <w:tcW w:w="2500" w:type="dxa"/>
+              <w:t>Ingestion connectors</w:t>
+            </w:r>
+          </w:p>
+        </w:tc>
+        <w:tc>
+          <w:tcPr>
+            <w:tcW w:w="1800" w:type="dxa"/>
             <w:shd w:val="clear" w:color="auto" w:fill="FAFAFA"/>
             <w:tcMar>
               <w:top w:w="80" w:type="dxa"/>
@@ -13226,13 +13916,13 @@
                 <w:sz w:val="20"/>
                 <w:szCs w:val="20"/>
               </w:rPr>
-              <w:t>No</w:t>
-            </w:r>
-          </w:p>
-        </w:tc>
-        <w:tc>
-          <w:tcPr>
-            <w:tcW w:w="2400" w:type="dxa"/>
+              <w:t>The emitting jobs</w:t>
+            </w:r>
+          </w:p>
+        </w:tc>
+        <w:tc>
+          <w:tcPr>
+            <w:tcW w:w="2200" w:type="dxa"/>
             <w:shd w:val="clear" w:color="auto" w:fill="FAFAFA"/>
             <w:tcMar>
               <w:top w:w="80" w:type="dxa"/>
@@ -13250,7 +13940,7 @@
                 <w:sz w:val="20"/>
                 <w:szCs w:val="20"/>
               </w:rPr>
-              <w:t>Yes (files, functions, imports, calls)</w:t>
+              <w:t>Deterministic extractors; optional llm fallback, tagged</w:t>
             </w:r>
           </w:p>
         </w:tc>
@@ -13264,6 +13954,29 @@
         </w:tblPrEx>
         <w:tc>
           <w:tcPr>
+            <w:tcW w:w="1500" w:type="dxa"/>
+            <w:tcMar>
+              <w:top w:w="80" w:type="dxa"/>
+              <w:left w:w="120" w:type="dxa"/>
+              <w:bottom w:w="80" w:type="dxa"/>
+              <w:right w:w="120" w:type="dxa"/>
+            </w:tcMar>
+          </w:tcPr>
+          <w:p>
+            <w:pPr>
+              <w:spacing w:after="40" w:line="252" w:lineRule="auto"/>
+            </w:pPr>
+            <w:r>
+              <w:rPr>
+                <w:sz w:val="20"/>
+                <w:szCs w:val="20"/>
+              </w:rPr>
+              <w:t>Knows application code</w:t>
+            </w:r>
+          </w:p>
+        </w:tc>
+        <w:tc>
+          <w:tcPr>
             <w:tcW w:w="1700" w:type="dxa"/>
             <w:tcMar>
               <w:top w:w="80" w:type="dxa"/>
@@ -13281,76 +13994,76 @@
                 <w:sz w:val="20"/>
                 <w:szCs w:val="20"/>
               </w:rPr>
-              <w:t>Knows data assets</w:t>
-            </w:r>
-          </w:p>
-        </w:tc>
-        <w:tc>
-          <w:tcPr>
-            <w:tcW w:w="2400" w:type="dxa"/>
-            <w:tcMar>
-              <w:top w:w="80" w:type="dxa"/>
-              <w:left w:w="120" w:type="dxa"/>
-              <w:bottom w:w="80" w:type="dxa"/>
-              <w:right w:w="120" w:type="dxa"/>
-            </w:tcMar>
-          </w:tcPr>
-          <w:p>
-            <w:pPr>
-              <w:spacing w:after="40" w:line="252" w:lineRule="auto"/>
-            </w:pPr>
-            <w:r>
-              <w:rPr>
-                <w:sz w:val="20"/>
-                <w:szCs w:val="20"/>
-              </w:rPr>
-              <w:t>SQL schemas as structure</w:t>
-            </w:r>
-          </w:p>
-        </w:tc>
-        <w:tc>
-          <w:tcPr>
-            <w:tcW w:w="2500" w:type="dxa"/>
-            <w:tcMar>
-              <w:top w:w="80" w:type="dxa"/>
-              <w:left w:w="120" w:type="dxa"/>
-              <w:bottom w:w="80" w:type="dxa"/>
-              <w:right w:w="120" w:type="dxa"/>
-            </w:tcMar>
-          </w:tcPr>
-          <w:p>
-            <w:pPr>
-              <w:spacing w:after="40" w:line="252" w:lineRule="auto"/>
-            </w:pPr>
-            <w:r>
-              <w:rPr>
-                <w:sz w:val="20"/>
-                <w:szCs w:val="20"/>
-              </w:rPr>
-              <w:t>Yes — tables, columns, dashboards, quality, owners, glossary</w:t>
-            </w:r>
-          </w:p>
-        </w:tc>
-        <w:tc>
-          <w:tcPr>
-            <w:tcW w:w="2400" w:type="dxa"/>
-            <w:tcMar>
-              <w:top w:w="80" w:type="dxa"/>
-              <w:left w:w="120" w:type="dxa"/>
-              <w:bottom w:w="80" w:type="dxa"/>
-              <w:right w:w="120" w:type="dxa"/>
-            </w:tcMar>
-          </w:tcPr>
-          <w:p>
-            <w:pPr>
-              <w:spacing w:after="40" w:line="252" w:lineRule="auto"/>
-            </w:pPr>
-            <w:r>
-              <w:rPr>
-                <w:sz w:val="20"/>
-                <w:szCs w:val="20"/>
-              </w:rPr>
-              <w:t>dbt models, sources, tables, columns, exposures</w:t>
+              <w:t>Yes (structure)</w:t>
+            </w:r>
+          </w:p>
+        </w:tc>
+        <w:tc>
+          <w:tcPr>
+            <w:tcW w:w="1800" w:type="dxa"/>
+            <w:tcMar>
+              <w:top w:w="80" w:type="dxa"/>
+              <w:left w:w="120" w:type="dxa"/>
+              <w:bottom w:w="80" w:type="dxa"/>
+              <w:right w:w="120" w:type="dxa"/>
+            </w:tcMar>
+          </w:tcPr>
+          <w:p>
+            <w:pPr>
+              <w:spacing w:after="40" w:line="252" w:lineRule="auto"/>
+            </w:pPr>
+            <w:r>
+              <w:rPr>
+                <w:sz w:val="20"/>
+                <w:szCs w:val="20"/>
+              </w:rPr>
+              <w:t>No</w:t>
+            </w:r>
+          </w:p>
+        </w:tc>
+        <w:tc>
+          <w:tcPr>
+            <w:tcW w:w="1800" w:type="dxa"/>
+            <w:tcMar>
+              <w:top w:w="80" w:type="dxa"/>
+              <w:left w:w="120" w:type="dxa"/>
+              <w:bottom w:w="80" w:type="dxa"/>
+              <w:right w:w="120" w:type="dxa"/>
+            </w:tcMar>
+          </w:tcPr>
+          <w:p>
+            <w:pPr>
+              <w:spacing w:after="40" w:line="252" w:lineRule="auto"/>
+            </w:pPr>
+            <w:r>
+              <w:rPr>
+                <w:sz w:val="20"/>
+                <w:szCs w:val="20"/>
+              </w:rPr>
+              <w:t>No</w:t>
+            </w:r>
+          </w:p>
+        </w:tc>
+        <w:tc>
+          <w:tcPr>
+            <w:tcW w:w="2200" w:type="dxa"/>
+            <w:tcMar>
+              <w:top w:w="80" w:type="dxa"/>
+              <w:left w:w="120" w:type="dxa"/>
+              <w:bottom w:w="80" w:type="dxa"/>
+              <w:right w:w="120" w:type="dxa"/>
+            </w:tcMar>
+          </w:tcPr>
+          <w:p>
+            <w:pPr>
+              <w:spacing w:after="40" w:line="252" w:lineRule="auto"/>
+            </w:pPr>
+            <w:r>
+              <w:rPr>
+                <w:sz w:val="20"/>
+                <w:szCs w:val="20"/>
+              </w:rPr>
+              <w:t>Yes — functions, calls, SQL-in-code, handlers, callables</w:t>
             </w:r>
           </w:p>
         </w:tc>
@@ -13364,6 +14077,30 @@
         </w:tblPrEx>
         <w:tc>
           <w:tcPr>
+            <w:tcW w:w="1500" w:type="dxa"/>
+            <w:shd w:val="clear" w:color="auto" w:fill="FAFAFA"/>
+            <w:tcMar>
+              <w:top w:w="80" w:type="dxa"/>
+              <w:left w:w="120" w:type="dxa"/>
+              <w:bottom w:w="80" w:type="dxa"/>
+              <w:right w:w="120" w:type="dxa"/>
+            </w:tcMar>
+          </w:tcPr>
+          <w:p>
+            <w:pPr>
+              <w:spacing w:after="40" w:line="252" w:lineRule="auto"/>
+            </w:pPr>
+            <w:r>
+              <w:rPr>
+                <w:sz w:val="20"/>
+                <w:szCs w:val="20"/>
+              </w:rPr>
+              <w:t>Column lineage</w:t>
+            </w:r>
+          </w:p>
+        </w:tc>
+        <w:tc>
+          <w:tcPr>
             <w:tcW w:w="1700" w:type="dxa"/>
             <w:shd w:val="clear" w:color="auto" w:fill="FAFAFA"/>
             <w:tcMar>
@@ -13382,13 +14119,13 @@
                 <w:sz w:val="20"/>
                 <w:szCs w:val="20"/>
               </w:rPr>
-              <w:t>Direction-aware impact</w:t>
-            </w:r>
-          </w:p>
-        </w:tc>
-        <w:tc>
-          <w:tcPr>
-            <w:tcW w:w="2400" w:type="dxa"/>
+              <w:t>No</w:t>
+            </w:r>
+          </w:p>
+        </w:tc>
+        <w:tc>
+          <w:tcPr>
+            <w:tcW w:w="1800" w:type="dxa"/>
             <w:shd w:val="clear" w:color="auto" w:fill="FAFAFA"/>
             <w:tcMar>
               <w:top w:w="80" w:type="dxa"/>
@@ -13406,13 +14143,13 @@
                 <w:sz w:val="20"/>
                 <w:szCs w:val="20"/>
               </w:rPr>
-              <w:t>No</w:t>
-            </w:r>
-          </w:p>
-        </w:tc>
-        <w:tc>
-          <w:tcPr>
-            <w:tcW w:w="2500" w:type="dxa"/>
+              <w:t>Yes</w:t>
+            </w:r>
+          </w:p>
+        </w:tc>
+        <w:tc>
+          <w:tcPr>
+            <w:tcW w:w="1800" w:type="dxa"/>
             <w:shd w:val="clear" w:color="auto" w:fill="FAFAFA"/>
             <w:tcMar>
               <w:top w:w="80" w:type="dxa"/>
@@ -13430,13 +14167,13 @@
                 <w:sz w:val="20"/>
                 <w:szCs w:val="20"/>
               </w:rPr>
-              <w:t>Yes (data plane only)</w:t>
-            </w:r>
-          </w:p>
-        </w:tc>
-        <w:tc>
-          <w:tcPr>
-            <w:tcW w:w="2400" w:type="dxa"/>
+              <w:t>Yes (facet)</w:t>
+            </w:r>
+          </w:p>
+        </w:tc>
+        <w:tc>
+          <w:tcPr>
+            <w:tcW w:w="2200" w:type="dxa"/>
             <w:shd w:val="clear" w:color="auto" w:fill="FAFAFA"/>
             <w:tcMar>
               <w:top w:w="80" w:type="dxa"/>
@@ -13454,7 +14191,7 @@
                 <w:sz w:val="20"/>
                 <w:szCs w:val="20"/>
               </w:rPr>
-              <w:t>Yes, across code and data</w:t>
+              <w:t>Yes (sqlglot, catalog-aware; imports OL/DataHub)</w:t>
             </w:r>
           </w:p>
         </w:tc>
@@ -13468,6 +14205,29 @@
         </w:tblPrEx>
         <w:tc>
           <w:tcPr>
+            <w:tcW w:w="1500" w:type="dxa"/>
+            <w:tcMar>
+              <w:top w:w="80" w:type="dxa"/>
+              <w:left w:w="120" w:type="dxa"/>
+              <w:bottom w:w="80" w:type="dxa"/>
+              <w:right w:w="120" w:type="dxa"/>
+            </w:tcMar>
+          </w:tcPr>
+          <w:p>
+            <w:pPr>
+              <w:spacing w:after="40" w:line="252" w:lineRule="auto"/>
+            </w:pPr>
+            <w:r>
+              <w:rPr>
+                <w:sz w:val="20"/>
+                <w:szCs w:val="20"/>
+              </w:rPr>
+              <w:t>Foreign keys / schema map</w:t>
+            </w:r>
+          </w:p>
+        </w:tc>
+        <w:tc>
+          <w:tcPr>
             <w:tcW w:w="1700" w:type="dxa"/>
             <w:tcMar>
               <w:top w:w="80" w:type="dxa"/>
@@ -13485,76 +14245,76 @@
                 <w:sz w:val="20"/>
                 <w:szCs w:val="20"/>
               </w:rPr>
-              <w:t>Entry point</w:t>
-            </w:r>
-          </w:p>
-        </w:tc>
-        <w:tc>
-          <w:tcPr>
-            <w:tcW w:w="2400" w:type="dxa"/>
-            <w:tcMar>
-              <w:top w:w="80" w:type="dxa"/>
-              <w:left w:w="120" w:type="dxa"/>
-              <w:bottom w:w="80" w:type="dxa"/>
-              <w:right w:w="120" w:type="dxa"/>
-            </w:tcMar>
-          </w:tcPr>
-          <w:p>
-            <w:pPr>
-              <w:spacing w:after="40" w:line="252" w:lineRule="auto"/>
-            </w:pPr>
-            <w:r>
-              <w:rPr>
-                <w:sz w:val="20"/>
-                <w:szCs w:val="20"/>
-              </w:rPr>
-              <w:t>A folder</w:t>
-            </w:r>
-          </w:p>
-        </w:tc>
-        <w:tc>
-          <w:tcPr>
-            <w:tcW w:w="2500" w:type="dxa"/>
-            <w:tcMar>
-              <w:top w:w="80" w:type="dxa"/>
-              <w:left w:w="120" w:type="dxa"/>
-              <w:bottom w:w="80" w:type="dxa"/>
-              <w:right w:w="120" w:type="dxa"/>
-            </w:tcMar>
-          </w:tcPr>
-          <w:p>
-            <w:pPr>
-              <w:spacing w:after="40" w:line="252" w:lineRule="auto"/>
-            </w:pPr>
-            <w:r>
-              <w:rPr>
-                <w:sz w:val="20"/>
-                <w:szCs w:val="20"/>
-              </w:rPr>
-              <w:t>A table / dataset</w:t>
-            </w:r>
-          </w:p>
-        </w:tc>
-        <w:tc>
-          <w:tcPr>
-            <w:tcW w:w="2400" w:type="dxa"/>
-            <w:tcMar>
-              <w:top w:w="80" w:type="dxa"/>
-              <w:left w:w="120" w:type="dxa"/>
-              <w:bottom w:w="80" w:type="dxa"/>
-              <w:right w:w="120" w:type="dxa"/>
-            </w:tcMar>
-          </w:tcPr>
-          <w:p>
-            <w:pPr>
-              <w:spacing w:after="40" w:line="252" w:lineRule="auto"/>
-            </w:pPr>
-            <w:r>
-              <w:rPr>
-                <w:sz w:val="20"/>
-                <w:szCs w:val="20"/>
-              </w:rPr>
-              <w:t>A git diff, down to the changed function</w:t>
+              <w:t>No</w:t>
+            </w:r>
+          </w:p>
+        </w:tc>
+        <w:tc>
+          <w:tcPr>
+            <w:tcW w:w="1800" w:type="dxa"/>
+            <w:tcMar>
+              <w:top w:w="80" w:type="dxa"/>
+              <w:left w:w="120" w:type="dxa"/>
+              <w:bottom w:w="80" w:type="dxa"/>
+              <w:right w:w="120" w:type="dxa"/>
+            </w:tcMar>
+          </w:tcPr>
+          <w:p>
+            <w:pPr>
+              <w:spacing w:after="40" w:line="252" w:lineRule="auto"/>
+            </w:pPr>
+            <w:r>
+              <w:rPr>
+                <w:sz w:val="20"/>
+                <w:szCs w:val="20"/>
+              </w:rPr>
+              <w:t>Yes</w:t>
+            </w:r>
+          </w:p>
+        </w:tc>
+        <w:tc>
+          <w:tcPr>
+            <w:tcW w:w="1800" w:type="dxa"/>
+            <w:tcMar>
+              <w:top w:w="80" w:type="dxa"/>
+              <w:left w:w="120" w:type="dxa"/>
+              <w:bottom w:w="80" w:type="dxa"/>
+              <w:right w:w="120" w:type="dxa"/>
+            </w:tcMar>
+          </w:tcPr>
+          <w:p>
+            <w:pPr>
+              <w:spacing w:after="40" w:line="252" w:lineRule="auto"/>
+            </w:pPr>
+            <w:r>
+              <w:rPr>
+                <w:sz w:val="20"/>
+                <w:szCs w:val="20"/>
+              </w:rPr>
+              <w:t>No</w:t>
+            </w:r>
+          </w:p>
+        </w:tc>
+        <w:tc>
+          <w:tcPr>
+            <w:tcW w:w="2200" w:type="dxa"/>
+            <w:tcMar>
+              <w:top w:w="80" w:type="dxa"/>
+              <w:left w:w="120" w:type="dxa"/>
+              <w:bottom w:w="80" w:type="dxa"/>
+              <w:right w:w="120" w:type="dxa"/>
+            </w:tcMar>
+          </w:tcPr>
+          <w:p>
+            <w:pPr>
+              <w:spacing w:after="40" w:line="252" w:lineRule="auto"/>
+            </w:pPr>
+            <w:r>
+              <w:rPr>
+                <w:sz w:val="20"/>
+                <w:szCs w:val="20"/>
+              </w:rPr>
+              <w:t>Yes (relationships, FK edges, drift)</w:t>
             </w:r>
           </w:p>
         </w:tc>
@@ -13568,6 +14328,30 @@
         </w:tblPrEx>
         <w:tc>
           <w:tcPr>
+            <w:tcW w:w="1500" w:type="dxa"/>
+            <w:shd w:val="clear" w:color="auto" w:fill="FAFAFA"/>
+            <w:tcMar>
+              <w:top w:w="80" w:type="dxa"/>
+              <w:left w:w="120" w:type="dxa"/>
+              <w:bottom w:w="80" w:type="dxa"/>
+              <w:right w:w="120" w:type="dxa"/>
+            </w:tcMar>
+          </w:tcPr>
+          <w:p>
+            <w:pPr>
+              <w:spacing w:after="40" w:line="252" w:lineRule="auto"/>
+            </w:pPr>
+            <w:r>
+              <w:rPr>
+                <w:sz w:val="20"/>
+                <w:szCs w:val="20"/>
+              </w:rPr>
+              <w:t>Impact direction + risk + tests</w:t>
+            </w:r>
+          </w:p>
+        </w:tc>
+        <w:tc>
+          <w:tcPr>
             <w:tcW w:w="1700" w:type="dxa"/>
             <w:shd w:val="clear" w:color="auto" w:fill="FAFAFA"/>
             <w:tcMar>
@@ -13586,13 +14370,13 @@
                 <w:sz w:val="20"/>
                 <w:szCs w:val="20"/>
               </w:rPr>
-              <w:t>Output</w:t>
-            </w:r>
-          </w:p>
-        </w:tc>
-        <w:tc>
-          <w:tcPr>
-            <w:tcW w:w="2400" w:type="dxa"/>
+              <w:t>No</w:t>
+            </w:r>
+          </w:p>
+        </w:tc>
+        <w:tc>
+          <w:tcPr>
+            <w:tcW w:w="1800" w:type="dxa"/>
             <w:shd w:val="clear" w:color="auto" w:fill="FAFAFA"/>
             <w:tcMar>
               <w:top w:w="80" w:type="dxa"/>
@@ -13610,13 +14394,13 @@
                 <w:sz w:val="20"/>
                 <w:szCs w:val="20"/>
               </w:rPr>
-              <w:t>Queryable graph, HTML viz, wiki, GRAPH_REPORT</w:t>
-            </w:r>
-          </w:p>
-        </w:tc>
-        <w:tc>
-          <w:tcPr>
-            <w:tcW w:w="2500" w:type="dxa"/>
+              <w:t>Impact view</w:t>
+            </w:r>
+          </w:p>
+        </w:tc>
+        <w:tc>
+          <w:tcPr>
+            <w:tcW w:w="1800" w:type="dxa"/>
             <w:shd w:val="clear" w:color="auto" w:fill="FAFAFA"/>
             <w:tcMar>
               <w:top w:w="80" w:type="dxa"/>
@@ -13634,13 +14418,13 @@
                 <w:sz w:val="20"/>
                 <w:szCs w:val="20"/>
               </w:rPr>
-              <w:t>UI, lineage/impact explorer, search, governance</w:t>
-            </w:r>
-          </w:p>
-        </w:tc>
-        <w:tc>
-          <w:tcPr>
-            <w:tcW w:w="2400" w:type="dxa"/>
+              <w:t>No</w:t>
+            </w:r>
+          </w:p>
+        </w:tc>
+        <w:tc>
+          <w:tcPr>
+            <w:tcW w:w="2200" w:type="dxa"/>
             <w:shd w:val="clear" w:color="auto" w:fill="FAFAFA"/>
             <w:tcMar>
               <w:top w:w="80" w:type="dxa"/>
@@ -13658,7 +14442,7 @@
                 <w:sz w:val="20"/>
                 <w:szCs w:val="20"/>
               </w:rPr>
-              <w:t>Blast-radius tree, risk level, test plan, JSON</w:t>
+              <w:t>Yes, across code and data</w:t>
             </w:r>
           </w:p>
         </w:tc>
@@ -13672,6 +14456,29 @@
         </w:tblPrEx>
         <w:tc>
           <w:tcPr>
+            <w:tcW w:w="1500" w:type="dxa"/>
+            <w:tcMar>
+              <w:top w:w="80" w:type="dxa"/>
+              <w:left w:w="120" w:type="dxa"/>
+              <w:bottom w:w="80" w:type="dxa"/>
+              <w:right w:w="120" w:type="dxa"/>
+            </w:tcMar>
+          </w:tcPr>
+          <w:p>
+            <w:pPr>
+              <w:spacing w:after="40" w:line="252" w:lineRule="auto"/>
+            </w:pPr>
+            <w:r>
+              <w:rPr>
+                <w:sz w:val="20"/>
+                <w:szCs w:val="20"/>
+              </w:rPr>
+              <w:t>Entry point</w:t>
+            </w:r>
+          </w:p>
+        </w:tc>
+        <w:tc>
+          <w:tcPr>
             <w:tcW w:w="1700" w:type="dxa"/>
             <w:tcMar>
               <w:top w:w="80" w:type="dxa"/>
@@ -13689,76 +14496,76 @@
                 <w:sz w:val="20"/>
                 <w:szCs w:val="20"/>
               </w:rPr>
-              <w:t>Infrastructure</w:t>
-            </w:r>
-          </w:p>
-        </w:tc>
-        <w:tc>
-          <w:tcPr>
-            <w:tcW w:w="2400" w:type="dxa"/>
-            <w:tcMar>
-              <w:top w:w="80" w:type="dxa"/>
-              <w:left w:w="120" w:type="dxa"/>
-              <w:bottom w:w="80" w:type="dxa"/>
-              <w:right w:w="120" w:type="dxa"/>
-            </w:tcMar>
-          </w:tcPr>
-          <w:p>
-            <w:pPr>
-              <w:spacing w:after="40" w:line="252" w:lineRule="auto"/>
-            </w:pPr>
-            <w:r>
-              <w:rPr>
-                <w:sz w:val="20"/>
-                <w:szCs w:val="20"/>
-              </w:rPr>
-              <w:t>None (local skill; MCP mode)</w:t>
-            </w:r>
-          </w:p>
-        </w:tc>
-        <w:tc>
-          <w:tcPr>
-            <w:tcW w:w="2500" w:type="dxa"/>
-            <w:tcMar>
-              <w:top w:w="80" w:type="dxa"/>
-              <w:left w:w="120" w:type="dxa"/>
-              <w:bottom w:w="80" w:type="dxa"/>
-              <w:right w:w="120" w:type="dxa"/>
-            </w:tcMar>
-          </w:tcPr>
-          <w:p>
-            <w:pPr>
-              <w:spacing w:after="40" w:line="252" w:lineRule="auto"/>
-            </w:pPr>
-            <w:r>
-              <w:rPr>
-                <w:sz w:val="20"/>
-                <w:szCs w:val="20"/>
-              </w:rPr>
-              <w:t>Deployed platform (metadata service, DB, search, Kafka)</w:t>
-            </w:r>
-          </w:p>
-        </w:tc>
-        <w:tc>
-          <w:tcPr>
-            <w:tcW w:w="2400" w:type="dxa"/>
-            <w:tcMar>
-              <w:top w:w="80" w:type="dxa"/>
-              <w:left w:w="120" w:type="dxa"/>
-              <w:bottom w:w="80" w:type="dxa"/>
-              <w:right w:w="120" w:type="dxa"/>
-            </w:tcMar>
-          </w:tcPr>
-          <w:p>
-            <w:pPr>
-              <w:spacing w:after="40" w:line="252" w:lineRule="auto"/>
-            </w:pPr>
-            <w:r>
-              <w:rPr>
-                <w:sz w:val="20"/>
-                <w:szCs w:val="20"/>
-              </w:rPr>
-              <w:t>None (pip + JSON file; runs in CI)</w:t>
+              <w:t>A folder</w:t>
+            </w:r>
+          </w:p>
+        </w:tc>
+        <w:tc>
+          <w:tcPr>
+            <w:tcW w:w="1800" w:type="dxa"/>
+            <w:tcMar>
+              <w:top w:w="80" w:type="dxa"/>
+              <w:left w:w="120" w:type="dxa"/>
+              <w:bottom w:w="80" w:type="dxa"/>
+              <w:right w:w="120" w:type="dxa"/>
+            </w:tcMar>
+          </w:tcPr>
+          <w:p>
+            <w:pPr>
+              <w:spacing w:after="40" w:line="252" w:lineRule="auto"/>
+            </w:pPr>
+            <w:r>
+              <w:rPr>
+                <w:sz w:val="20"/>
+                <w:szCs w:val="20"/>
+              </w:rPr>
+              <w:t>A dataset</w:t>
+            </w:r>
+          </w:p>
+        </w:tc>
+        <w:tc>
+          <w:tcPr>
+            <w:tcW w:w="1800" w:type="dxa"/>
+            <w:tcMar>
+              <w:top w:w="80" w:type="dxa"/>
+              <w:left w:w="120" w:type="dxa"/>
+              <w:bottom w:w="80" w:type="dxa"/>
+              <w:right w:w="120" w:type="dxa"/>
+            </w:tcMar>
+          </w:tcPr>
+          <w:p>
+            <w:pPr>
+              <w:spacing w:after="40" w:line="252" w:lineRule="auto"/>
+            </w:pPr>
+            <w:r>
+              <w:rPr>
+                <w:sz w:val="20"/>
+                <w:szCs w:val="20"/>
+              </w:rPr>
+              <w:t>A job run</w:t>
+            </w:r>
+          </w:p>
+        </w:tc>
+        <w:tc>
+          <w:tcPr>
+            <w:tcW w:w="2200" w:type="dxa"/>
+            <w:tcMar>
+              <w:top w:w="80" w:type="dxa"/>
+              <w:left w:w="120" w:type="dxa"/>
+              <w:bottom w:w="80" w:type="dxa"/>
+              <w:right w:w="120" w:type="dxa"/>
+            </w:tcMar>
+          </w:tcPr>
+          <w:p>
+            <w:pPr>
+              <w:spacing w:after="40" w:line="252" w:lineRule="auto"/>
+            </w:pPr>
+            <w:r>
+              <w:rPr>
+                <w:sz w:val="20"/>
+                <w:szCs w:val="20"/>
+              </w:rPr>
+              <w:t>A git diff, or any node</w:t>
             </w:r>
           </w:p>
         </w:tc>
@@ -13772,6 +14579,30 @@
         </w:tblPrEx>
         <w:tc>
           <w:tcPr>
+            <w:tcW w:w="1500" w:type="dxa"/>
+            <w:shd w:val="clear" w:color="auto" w:fill="FAFAFA"/>
+            <w:tcMar>
+              <w:top w:w="80" w:type="dxa"/>
+              <w:left w:w="120" w:type="dxa"/>
+              <w:bottom w:w="80" w:type="dxa"/>
+              <w:right w:w="120" w:type="dxa"/>
+            </w:tcMar>
+          </w:tcPr>
+          <w:p>
+            <w:pPr>
+              <w:spacing w:after="40" w:line="252" w:lineRule="auto"/>
+            </w:pPr>
+            <w:r>
+              <w:rPr>
+                <w:sz w:val="20"/>
+                <w:szCs w:val="20"/>
+              </w:rPr>
+              <w:t>Display</w:t>
+            </w:r>
+          </w:p>
+        </w:tc>
+        <w:tc>
+          <w:tcPr>
             <w:tcW w:w="1700" w:type="dxa"/>
             <w:shd w:val="clear" w:color="auto" w:fill="FAFAFA"/>
             <w:tcMar>
@@ -13790,13 +14621,240 @@
                 <w:sz w:val="20"/>
                 <w:szCs w:val="20"/>
               </w:rPr>
+              <w:t>HTML graph, wiki</w:t>
+            </w:r>
+          </w:p>
+        </w:tc>
+        <w:tc>
+          <w:tcPr>
+            <w:tcW w:w="1800" w:type="dxa"/>
+            <w:shd w:val="clear" w:color="auto" w:fill="FAFAFA"/>
+            <w:tcMar>
+              <w:top w:w="80" w:type="dxa"/>
+              <w:left w:w="120" w:type="dxa"/>
+              <w:bottom w:w="80" w:type="dxa"/>
+              <w:right w:w="120" w:type="dxa"/>
+            </w:tcMar>
+          </w:tcPr>
+          <w:p>
+            <w:pPr>
+              <w:spacing w:after="40" w:line="252" w:lineRule="auto"/>
+            </w:pPr>
+            <w:r>
+              <w:rPr>
+                <w:sz w:val="20"/>
+                <w:szCs w:val="20"/>
+              </w:rPr>
+              <w:t>Web UI</w:t>
+            </w:r>
+          </w:p>
+        </w:tc>
+        <w:tc>
+          <w:tcPr>
+            <w:tcW w:w="1800" w:type="dxa"/>
+            <w:shd w:val="clear" w:color="auto" w:fill="FAFAFA"/>
+            <w:tcMar>
+              <w:top w:w="80" w:type="dxa"/>
+              <w:left w:w="120" w:type="dxa"/>
+              <w:bottom w:w="80" w:type="dxa"/>
+              <w:right w:w="120" w:type="dxa"/>
+            </w:tcMar>
+          </w:tcPr>
+          <w:p>
+            <w:pPr>
+              <w:spacing w:after="40" w:line="252" w:lineRule="auto"/>
+            </w:pPr>
+            <w:r>
+              <w:rPr>
+                <w:sz w:val="20"/>
+                <w:szCs w:val="20"/>
+              </w:rPr>
+              <w:t>Via a backend</w:t>
+            </w:r>
+          </w:p>
+        </w:tc>
+        <w:tc>
+          <w:tcPr>
+            <w:tcW w:w="2200" w:type="dxa"/>
+            <w:shd w:val="clear" w:color="auto" w:fill="FAFAFA"/>
+            <w:tcMar>
+              <w:top w:w="80" w:type="dxa"/>
+              <w:left w:w="120" w:type="dxa"/>
+              <w:bottom w:w="80" w:type="dxa"/>
+              <w:right w:w="120" w:type="dxa"/>
+            </w:tcMar>
+          </w:tcPr>
+          <w:p>
+            <w:pPr>
+              <w:spacing w:after="40" w:line="252" w:lineRule="auto"/>
+            </w:pPr>
+            <w:r>
+              <w:rPr>
+                <w:sz w:val="20"/>
+                <w:szCs w:val="20"/>
+              </w:rPr>
+              <w:t>Interactive HTML (impact/lineage/whole), terminal trees, GraphML/DOT/Cypher</w:t>
+            </w:r>
+          </w:p>
+        </w:tc>
+      </w:tr>
+      <w:tr>
+        <w:tblPrEx>
+          <w:tblCellMar>
+            <w:top w:w="0" w:type="dxa"/>
+            <w:bottom w:w="0" w:type="dxa"/>
+          </w:tblCellMar>
+        </w:tblPrEx>
+        <w:tc>
+          <w:tcPr>
+            <w:tcW w:w="1500" w:type="dxa"/>
+            <w:tcMar>
+              <w:top w:w="80" w:type="dxa"/>
+              <w:left w:w="120" w:type="dxa"/>
+              <w:bottom w:w="80" w:type="dxa"/>
+              <w:right w:w="120" w:type="dxa"/>
+            </w:tcMar>
+          </w:tcPr>
+          <w:p>
+            <w:pPr>
+              <w:spacing w:after="40" w:line="252" w:lineRule="auto"/>
+            </w:pPr>
+            <w:r>
+              <w:rPr>
+                <w:sz w:val="20"/>
+                <w:szCs w:val="20"/>
+              </w:rPr>
+              <w:t>Infrastructure</w:t>
+            </w:r>
+          </w:p>
+        </w:tc>
+        <w:tc>
+          <w:tcPr>
+            <w:tcW w:w="1700" w:type="dxa"/>
+            <w:tcMar>
+              <w:top w:w="80" w:type="dxa"/>
+              <w:left w:w="120" w:type="dxa"/>
+              <w:bottom w:w="80" w:type="dxa"/>
+              <w:right w:w="120" w:type="dxa"/>
+            </w:tcMar>
+          </w:tcPr>
+          <w:p>
+            <w:pPr>
+              <w:spacing w:after="40" w:line="252" w:lineRule="auto"/>
+            </w:pPr>
+            <w:r>
+              <w:rPr>
+                <w:sz w:val="20"/>
+                <w:szCs w:val="20"/>
+              </w:rPr>
+              <w:t>None</w:t>
+            </w:r>
+          </w:p>
+        </w:tc>
+        <w:tc>
+          <w:tcPr>
+            <w:tcW w:w="1800" w:type="dxa"/>
+            <w:tcMar>
+              <w:top w:w="80" w:type="dxa"/>
+              <w:left w:w="120" w:type="dxa"/>
+              <w:bottom w:w="80" w:type="dxa"/>
+              <w:right w:w="120" w:type="dxa"/>
+            </w:tcMar>
+          </w:tcPr>
+          <w:p>
+            <w:pPr>
+              <w:spacing w:after="40" w:line="252" w:lineRule="auto"/>
+            </w:pPr>
+            <w:r>
+              <w:rPr>
+                <w:sz w:val="20"/>
+                <w:szCs w:val="20"/>
+              </w:rPr>
+              <w:t>Platform</w:t>
+            </w:r>
+          </w:p>
+        </w:tc>
+        <w:tc>
+          <w:tcPr>
+            <w:tcW w:w="1800" w:type="dxa"/>
+            <w:tcMar>
+              <w:top w:w="80" w:type="dxa"/>
+              <w:left w:w="120" w:type="dxa"/>
+              <w:bottom w:w="80" w:type="dxa"/>
+              <w:right w:w="120" w:type="dxa"/>
+            </w:tcMar>
+          </w:tcPr>
+          <w:p>
+            <w:pPr>
+              <w:spacing w:after="40" w:line="252" w:lineRule="auto"/>
+            </w:pPr>
+            <w:r>
+              <w:rPr>
+                <w:sz w:val="20"/>
+                <w:szCs w:val="20"/>
+              </w:rPr>
+              <w:t>Needs a backend</w:t>
+            </w:r>
+          </w:p>
+        </w:tc>
+        <w:tc>
+          <w:tcPr>
+            <w:tcW w:w="2200" w:type="dxa"/>
+            <w:tcMar>
+              <w:top w:w="80" w:type="dxa"/>
+              <w:left w:w="120" w:type="dxa"/>
+              <w:bottom w:w="80" w:type="dxa"/>
+              <w:right w:w="120" w:type="dxa"/>
+            </w:tcMar>
+          </w:tcPr>
+          <w:p>
+            <w:pPr>
+              <w:spacing w:after="40" w:line="252" w:lineRule="auto"/>
+            </w:pPr>
+            <w:r>
+              <w:rPr>
+                <w:sz w:val="20"/>
+                <w:szCs w:val="20"/>
+              </w:rPr>
+              <w:t>None — pip, JSON, CI; skill + MCP</w:t>
+            </w:r>
+          </w:p>
+        </w:tc>
+      </w:tr>
+      <w:tr>
+        <w:tblPrEx>
+          <w:tblCellMar>
+            <w:top w:w="0" w:type="dxa"/>
+            <w:bottom w:w="0" w:type="dxa"/>
+          </w:tblCellMar>
+        </w:tblPrEx>
+        <w:tc>
+          <w:tcPr>
+            <w:tcW w:w="1500" w:type="dxa"/>
+            <w:shd w:val="clear" w:color="auto" w:fill="FAFAFA"/>
+            <w:tcMar>
+              <w:top w:w="80" w:type="dxa"/>
+              <w:left w:w="120" w:type="dxa"/>
+              <w:bottom w:w="80" w:type="dxa"/>
+              <w:right w:w="120" w:type="dxa"/>
+            </w:tcMar>
+          </w:tcPr>
+          <w:p>
+            <w:pPr>
+              <w:spacing w:after="40" w:line="252" w:lineRule="auto"/>
+            </w:pPr>
+            <w:r>
+              <w:rPr>
+                <w:sz w:val="20"/>
+                <w:szCs w:val="20"/>
+              </w:rPr>
               <w:t>AI role</w:t>
             </w:r>
           </w:p>
         </w:tc>
         <w:tc>
           <w:tcPr>
-            <w:tcW w:w="2400" w:type="dxa"/>
+            <w:tcW w:w="1700" w:type="dxa"/>
             <w:shd w:val="clear" w:color="auto" w:fill="FAFAFA"/>
             <w:tcMar>
               <w:top w:w="80" w:type="dxa"/>
@@ -13814,13 +14872,13 @@
                 <w:sz w:val="20"/>
                 <w:szCs w:val="20"/>
               </w:rPr>
-              <w:t>Extracts concepts from non-code inputs</w:t>
-            </w:r>
-          </w:p>
-        </w:tc>
-        <w:tc>
-          <w:tcPr>
-            <w:tcW w:w="2500" w:type="dxa"/>
+              <w:t>Extracts concepts</w:t>
+            </w:r>
+          </w:p>
+        </w:tc>
+        <w:tc>
+          <w:tcPr>
+            <w:tcW w:w="1800" w:type="dxa"/>
             <w:shd w:val="clear" w:color="auto" w:fill="FAFAFA"/>
             <w:tcMar>
               <w:top w:w="80" w:type="dxa"/>
@@ -13844,7 +14902,7 @@
         </w:tc>
         <w:tc>
           <w:tcPr>
-            <w:tcW w:w="2400" w:type="dxa"/>
+            <w:tcW w:w="1800" w:type="dxa"/>
             <w:shd w:val="clear" w:color="auto" w:fill="FAFAFA"/>
             <w:tcMar>
               <w:top w:w="80" w:type="dxa"/>
@@ -13862,7 +14920,31 @@
                 <w:sz w:val="20"/>
                 <w:szCs w:val="20"/>
               </w:rPr>
-              <w:t>Explains the computed analysis only</w:t>
+              <w:t>n/a</w:t>
+            </w:r>
+          </w:p>
+        </w:tc>
+        <w:tc>
+          <w:tcPr>
+            <w:tcW w:w="2200" w:type="dxa"/>
+            <w:shd w:val="clear" w:color="auto" w:fill="FAFAFA"/>
+            <w:tcMar>
+              <w:top w:w="80" w:type="dxa"/>
+              <w:left w:w="120" w:type="dxa"/>
+              <w:bottom w:w="80" w:type="dxa"/>
+              <w:right w:w="120" w:type="dxa"/>
+            </w:tcMar>
+          </w:tcPr>
+          <w:p>
+            <w:pPr>
+              <w:spacing w:after="40" w:line="252" w:lineRule="auto"/>
+            </w:pPr>
+            <w:r>
+              <w:rPr>
+                <w:sz w:val="20"/>
+                <w:szCs w:val="20"/>
+              </w:rPr>
+              <w:t>Explains; optional tagged suggestions</w:t>
             </w:r>
           </w:p>
         </w:tc>
@@ -13878,7 +14960,7 @@
         <w:pStyle w:val="Heading2"/>
         <w:spacing w:before="280" w:after="120"/>
       </w:pPr>
-      <w:bookmarkStart w:id="26" w:name="_Toc238325896"/>
+      <w:bookmarkStart w:id="27" w:name="_Toc238357912"/>
       <w:r>
         <w:rPr>
           <w:b/>
@@ -13887,7 +14969,7 @@
         </w:rPr>
         <w:t>9.2 What Graphify has that impactgraph does not</w:t>
       </w:r>
-      <w:bookmarkEnd w:id="26"/>
+      <w:bookmarkEnd w:id="27"/>
     </w:p>
     <w:p>
       <w:pPr>
@@ -13972,7 +15054,7 @@
         <w:pStyle w:val="Heading2"/>
         <w:spacing w:before="280" w:after="120"/>
       </w:pPr>
-      <w:bookmarkStart w:id="27" w:name="_Toc238325897"/>
+      <w:bookmarkStart w:id="28" w:name="_Toc238357913"/>
       <w:r>
         <w:rPr>
           <w:b/>
@@ -13981,7 +15063,7 @@
         </w:rPr>
         <w:t>9.3 What DataHub has that impactgraph does not</w:t>
       </w:r>
-      <w:bookmarkEnd w:id="27"/>
+      <w:bookmarkEnd w:id="28"/>
     </w:p>
     <w:p>
       <w:pPr>
@@ -14053,7 +15135,7 @@
         <w:pStyle w:val="Heading2"/>
         <w:spacing w:before="280" w:after="120"/>
       </w:pPr>
-      <w:bookmarkStart w:id="28" w:name="_Toc238325898"/>
+      <w:bookmarkStart w:id="29" w:name="_Toc238357914"/>
       <w:r>
         <w:rPr>
           <w:b/>
@@ -14062,7 +15144,7 @@
         </w:rPr>
         <w:t>9.4 What impactgraph has that neither does</w:t>
       </w:r>
-      <w:bookmarkEnd w:id="28"/>
+      <w:bookmarkEnd w:id="29"/>
     </w:p>
     <w:p>
       <w:pPr>
@@ -14149,7 +15231,7 @@
         <w:pStyle w:val="Heading2"/>
         <w:spacing w:before="280" w:after="120"/>
       </w:pPr>
-      <w:bookmarkStart w:id="29" w:name="_Toc238325899"/>
+      <w:bookmarkStart w:id="30" w:name="_Toc238357915"/>
       <w:r>
         <w:rPr>
           <w:b/>
@@ -14158,7 +15240,7 @@
         </w:rPr>
         <w:t>9.5 What impactgraph deliberately does not try to be</w:t>
       </w:r>
-      <w:bookmarkEnd w:id="29"/>
+      <w:bookmarkEnd w:id="30"/>
     </w:p>
     <w:p>
       <w:pPr>
@@ -14173,7 +15255,7 @@
         <w:pStyle w:val="Heading2"/>
         <w:spacing w:before="280" w:after="120"/>
       </w:pPr>
-      <w:bookmarkStart w:id="30" w:name="_Toc238325900"/>
+      <w:bookmarkStart w:id="31" w:name="_Toc238357916"/>
       <w:r>
         <w:rPr>
           <w:b/>
@@ -14182,7 +15264,7 @@
         </w:rPr>
         <w:t>9.6 Where existing tools are ahead (known gaps)</w:t>
       </w:r>
-      <w:bookmarkEnd w:id="30"/>
+      <w:bookmarkEnd w:id="31"/>
     </w:p>
     <w:p>
       <w:pPr>
@@ -14249,7 +15331,7 @@
         <w:pStyle w:val="Heading1"/>
         <w:spacing w:before="360" w:after="160"/>
       </w:pPr>
-      <w:bookmarkStart w:id="31" w:name="_Toc238325901"/>
+      <w:bookmarkStart w:id="32" w:name="_Toc238357917"/>
       <w:r>
         <w:rPr>
           <w:b/>
@@ -14258,14 +15340,14 @@
         </w:rPr>
         <w:t>10. Packaging and open-source readiness</w:t>
       </w:r>
-      <w:bookmarkEnd w:id="31"/>
+      <w:bookmarkEnd w:id="32"/>
     </w:p>
     <w:p>
       <w:pPr>
         <w:pStyle w:val="Heading2"/>
         <w:spacing w:before="280" w:after="120"/>
       </w:pPr>
-      <w:bookmarkStart w:id="32" w:name="_Toc238325902"/>
+      <w:bookmarkStart w:id="33" w:name="_Toc238357918"/>
       <w:r>
         <w:rPr>
           <w:b/>
@@ -14274,7 +15356,7 @@
         </w:rPr>
         <w:t>10.1 Packaging</w:t>
       </w:r>
-      <w:bookmarkEnd w:id="32"/>
+      <w:bookmarkEnd w:id="33"/>
     </w:p>
     <w:p>
       <w:pPr>
@@ -14333,7 +15415,7 @@
         <w:pStyle w:val="Heading2"/>
         <w:spacing w:before="280" w:after="120"/>
       </w:pPr>
-      <w:bookmarkStart w:id="33" w:name="_Toc238325903"/>
+      <w:bookmarkStart w:id="34" w:name="_Toc238357919"/>
       <w:r>
         <w:rPr>
           <w:b/>
@@ -14342,7 +15424,7 @@
         </w:rPr>
         <w:t>10.2 Repository hygiene</w:t>
       </w:r>
-      <w:bookmarkEnd w:id="33"/>
+      <w:bookmarkEnd w:id="34"/>
     </w:p>
     <w:p>
       <w:pPr>
@@ -14401,7 +15483,7 @@
         <w:pStyle w:val="Heading2"/>
         <w:spacing w:before="280" w:after="120"/>
       </w:pPr>
-      <w:bookmarkStart w:id="34" w:name="_Toc238325904"/>
+      <w:bookmarkStart w:id="35" w:name="_Toc238357920"/>
       <w:r>
         <w:rPr>
           <w:b/>
@@ -14410,7 +15492,7 @@
         </w:rPr>
         <w:t>10.3 Publishing to GitHub (next step)</w:t>
       </w:r>
-      <w:bookmarkEnd w:id="34"/>
+      <w:bookmarkEnd w:id="35"/>
     </w:p>
     <w:p>
       <w:pPr>
@@ -14459,7 +15541,7 @@
         <w:pStyle w:val="Heading1"/>
         <w:spacing w:before="360" w:after="160"/>
       </w:pPr>
-      <w:bookmarkStart w:id="35" w:name="_Toc238325905"/>
+      <w:bookmarkStart w:id="36" w:name="_Toc238357921"/>
       <w:r>
         <w:rPr>
           <w:b/>
@@ -14468,7 +15550,7 @@
         </w:rPr>
         <w:t>11. Roadmap</w:t>
       </w:r>
-      <w:bookmarkEnd w:id="35"/>
+      <w:bookmarkEnd w:id="36"/>
     </w:p>
     <w:tbl>
       <w:tblPr>
@@ -15223,7 +16305,7 @@
         <w:pStyle w:val="Heading1"/>
         <w:spacing w:before="360" w:after="160"/>
       </w:pPr>
-      <w:bookmarkStart w:id="36" w:name="_Toc238325906"/>
+      <w:bookmarkStart w:id="37" w:name="_Toc238357922"/>
       <w:r>
         <w:rPr>
           <w:b/>
@@ -15232,7 +16314,7 @@
         </w:rPr>
         <w:t>Appendix A — Command reference</w:t>
       </w:r>
-      <w:bookmarkEnd w:id="36"/>
+      <w:bookmarkEnd w:id="37"/>
     </w:p>
     <w:p>
       <w:pPr>
@@ -15273,7 +16355,7 @@
           <w:sz w:val="19"/>
           <w:szCs w:val="19"/>
         </w:rPr>
-        <w:t>python -m pytest -q             # 70 tests</w:t>
+        <w:t>python -m pytest -q             # 108 tests</w:t>
       </w:r>
     </w:p>
     <w:p>
@@ -15454,7 +16536,7 @@
         <w:pStyle w:val="Heading1"/>
         <w:spacing w:before="360" w:after="160"/>
       </w:pPr>
-      <w:bookmarkStart w:id="37" w:name="_Toc238325907"/>
+      <w:bookmarkStart w:id="38" w:name="_Toc238357923"/>
       <w:r>
         <w:rPr>
           <w:b/>
@@ -15463,7 +16545,7 @@
         </w:rPr>
         <w:t>Appendix B — File inventory</w:t>
       </w:r>
-      <w:bookmarkEnd w:id="37"/>
+      <w:bookmarkEnd w:id="38"/>
     </w:p>
     <w:p>
       <w:pPr>
@@ -15494,7 +16576,7 @@
         <w:pStyle w:val="Heading1"/>
         <w:spacing w:before="360" w:after="160"/>
       </w:pPr>
-      <w:bookmarkStart w:id="38" w:name="_Toc238325908"/>
+      <w:bookmarkStart w:id="39" w:name="_Toc238357924"/>
       <w:r>
         <w:rPr>
           <w:b/>
@@ -15503,7 +16585,7 @@
         </w:rPr>
         <w:t>Appendix C — Design decisions worth remembering</w:t>
       </w:r>
-      <w:bookmarkEnd w:id="38"/>
+      <w:bookmarkEnd w:id="39"/>
     </w:p>
     <w:p>
       <w:pPr>
@@ -15755,7 +16837,7 @@
         <w:sz w:val="18"/>
         <w:szCs w:val="18"/>
       </w:rPr>
-      <w:t>impactgraph — project documentation v0.2.0</w:t>
+      <w:t>impactgraph — project documentation v0.3.0</w:t>
     </w:r>
   </w:p>
 </w:hdr>
@@ -15764,64 +16846,64 @@
 <file path=word/numbering.xml><?xml version="1.0" encoding="utf-8"?>
 <w:numbering xmlns:wpc="http://schemas.microsoft.com/office/word/2010/wordprocessingCanvas" xmlns:cx="http://schemas.microsoft.com/office/drawing/2014/chartex" xmlns:cx1="http://schemas.microsoft.com/office/drawing/2015/9/8/chartex" xmlns:cx2="http://schemas.microsoft.com/office/drawing/2015/10/21/chartex" xmlns:cx3="http://schemas.microsoft.com/office/drawing/2016/5/9/chartex" xmlns:cx4="http://schemas.microsoft.com/office/drawing/2016/5/10/chartex" xmlns:cx5="http://schemas.microsoft.com/office/drawing/2016/5/11/chartex" xmlns:cx6="http://schemas.microsoft.com/office/drawing/2016/5/12/chartex" xmlns:cx7="http://schemas.microsoft.com/office/drawing/2016/5/13/chartex" xmlns:cx8="http://schemas.microsoft.com/office/drawing/2016/5/14/chartex" xmlns:mc="http://schemas.openxmlformats.org/markup-compatibility/2006" xmlns:aink="http://schemas.microsoft.com/office/drawing/2016/ink" xmlns:am3d="http://schemas.microsoft.com/office/drawing/2017/model3d" xmlns:o="urn:schemas-microsoft-com:office:office" xmlns:oel="http://schemas.microsoft.com/office/2019/extlst" xmlns:r="http://schemas.openxmlformats.org/officeDocument/2006/relationships" xmlns:m="http://schemas.openxmlformats.org/officeDocument/2006/math" xmlns:v="urn:schemas-microsoft-com:vml" xmlns:wp14="http://schemas.microsoft.com/office/word/2010/wordprocessingDrawing" xmlns:wp="http://schemas.openxmlformats.org/drawingml/2006/wordprocessingDrawing" xmlns:w10="urn:schemas-microsoft-com:office:word" xmlns:w="http://schemas.openxmlformats.org/wordprocessingml/2006/main" xmlns:w14="http://schemas.microsoft.com/office/word/2010/wordml" xmlns:w15="http://schemas.microsoft.com/office/word/2012/wordml" xmlns:w16cex="http://schemas.microsoft.com/office/word/2018/wordml/cex" xmlns:w16cid="http://schemas.microsoft.com/office/word/2016/wordml/cid" xmlns:w16="http://schemas.microsoft.com/office/word/2018/wordml" xmlns:w16du="http://schemas.microsoft.com/office/word/2023/wordml/word16du" xmlns:w16sdtdh="http://schemas.microsoft.com/office/word/2020/wordml/sdtdatahash" xmlns:w16sdtfl="http://schemas.microsoft.com/office/word/2024/wordml/sdtformatlock" xmlns:w16se="http://schemas.microsoft.com/office/word/2015/wordml/symex" xmlns:wpg="http://schemas.microsoft.com/office/word/2010/wordprocessingGroup" xmlns:wpi="http://schemas.microsoft.com/office/word/2010/wordprocessingInk" xmlns:wne="http://schemas.microsoft.com/office/word/2006/wordml" xmlns:wps="http://schemas.microsoft.com/office/word/2010/wordprocessingShape" mc:Ignorable="w14 w15 w16se w16cid w16 w16cex w16sdtdh w16sdtfl w16du wp14">
   <w:abstractNum w:abstractNumId="0" w15:restartNumberingAfterBreak="0">
-    <w:nsid w:val="0DA818F9"/>
+    <w:nsid w:val="164577E5"/>
     <w:multiLevelType w:val="hybridMultilevel"/>
-    <w:tmpl w:val="99EA4A3E"/>
-    <w:lvl w:ilvl="0" w:tplc="9094F4EC">
+    <w:tmpl w:val="BE02C414"/>
+    <w:lvl w:ilvl="0" w:tplc="B206021C">
       <w:start w:val="1"/>
-      <w:numFmt w:val="bullet"/>
-      <w:lvlText w:val="•"/>
+      <w:numFmt w:val="decimal"/>
+      <w:lvlText w:val="%1."/>
       <w:lvlJc w:val="left"/>
       <w:pPr>
-        <w:ind w:left="560" w:hanging="280"/>
+        <w:ind w:left="560" w:hanging="320"/>
       </w:pPr>
     </w:lvl>
-    <w:lvl w:ilvl="1" w:tplc="B2305478">
+    <w:lvl w:ilvl="1" w:tplc="66345500">
       <w:numFmt w:val="decimal"/>
       <w:lvlText w:val=""/>
       <w:lvlJc w:val="left"/>
     </w:lvl>
-    <w:lvl w:ilvl="2" w:tplc="F2AA17A0">
+    <w:lvl w:ilvl="2" w:tplc="47B6A0FE">
       <w:numFmt w:val="decimal"/>
       <w:lvlText w:val=""/>
       <w:lvlJc w:val="left"/>
     </w:lvl>
-    <w:lvl w:ilvl="3" w:tplc="C41603B0">
+    <w:lvl w:ilvl="3" w:tplc="97506754">
       <w:numFmt w:val="decimal"/>
       <w:lvlText w:val=""/>
       <w:lvlJc w:val="left"/>
     </w:lvl>
-    <w:lvl w:ilvl="4" w:tplc="C5D88CB2">
+    <w:lvl w:ilvl="4" w:tplc="570CE9E2">
       <w:numFmt w:val="decimal"/>
       <w:lvlText w:val=""/>
       <w:lvlJc w:val="left"/>
     </w:lvl>
-    <w:lvl w:ilvl="5" w:tplc="1F42AB3C">
+    <w:lvl w:ilvl="5" w:tplc="1660B9EE">
       <w:numFmt w:val="decimal"/>
       <w:lvlText w:val=""/>
       <w:lvlJc w:val="left"/>
     </w:lvl>
-    <w:lvl w:ilvl="6" w:tplc="C302DED2">
+    <w:lvl w:ilvl="6" w:tplc="7DA252C8">
       <w:numFmt w:val="decimal"/>
       <w:lvlText w:val=""/>
       <w:lvlJc w:val="left"/>
     </w:lvl>
-    <w:lvl w:ilvl="7" w:tplc="D7D22C32">
+    <w:lvl w:ilvl="7" w:tplc="49C69ADA">
       <w:numFmt w:val="decimal"/>
       <w:lvlText w:val=""/>
       <w:lvlJc w:val="left"/>
     </w:lvl>
-    <w:lvl w:ilvl="8" w:tplc="F12833FC">
+    <w:lvl w:ilvl="8" w:tplc="466AE636">
       <w:numFmt w:val="decimal"/>
       <w:lvlText w:val=""/>
       <w:lvlJc w:val="left"/>
     </w:lvl>
   </w:abstractNum>
   <w:abstractNum w:abstractNumId="1" w15:restartNumberingAfterBreak="0">
-    <w:nsid w:val="0EC01074"/>
+    <w:nsid w:val="1AC40A85"/>
     <w:multiLevelType w:val="hybridMultilevel"/>
-    <w:tmpl w:val="1C7E8856"/>
-    <w:lvl w:ilvl="0" w:tplc="CCA6A726">
+    <w:tmpl w:val="40463F26"/>
+    <w:lvl w:ilvl="0" w:tplc="0CCAFBB2">
       <w:start w:val="1"/>
       <w:numFmt w:val="bullet"/>
       <w:lvlText w:val="●"/>
@@ -15830,7 +16912,7 @@
         <w:ind w:left="720" w:hanging="360"/>
       </w:pPr>
     </w:lvl>
-    <w:lvl w:ilvl="1" w:tplc="F23EC464">
+    <w:lvl w:ilvl="1" w:tplc="79B0EDBE">
       <w:start w:val="1"/>
       <w:numFmt w:val="bullet"/>
       <w:lvlText w:val="○"/>
@@ -15839,7 +16921,7 @@
         <w:ind w:left="1440" w:hanging="360"/>
       </w:pPr>
     </w:lvl>
-    <w:lvl w:ilvl="2" w:tplc="BE78804C">
+    <w:lvl w:ilvl="2" w:tplc="5462A1EC">
       <w:start w:val="1"/>
       <w:numFmt w:val="bullet"/>
       <w:lvlText w:val="■"/>
@@ -15848,7 +16930,7 @@
         <w:ind w:left="2160" w:hanging="360"/>
       </w:pPr>
     </w:lvl>
-    <w:lvl w:ilvl="3" w:tplc="78B65B46">
+    <w:lvl w:ilvl="3" w:tplc="44FC07FA">
       <w:start w:val="1"/>
       <w:numFmt w:val="bullet"/>
       <w:lvlText w:val="●"/>
@@ -15857,7 +16939,7 @@
         <w:ind w:left="2880" w:hanging="360"/>
       </w:pPr>
     </w:lvl>
-    <w:lvl w:ilvl="4" w:tplc="1BA029E6">
+    <w:lvl w:ilvl="4" w:tplc="4646748C">
       <w:start w:val="1"/>
       <w:numFmt w:val="bullet"/>
       <w:lvlText w:val="○"/>
@@ -15866,7 +16948,7 @@
         <w:ind w:left="3600" w:hanging="360"/>
       </w:pPr>
     </w:lvl>
-    <w:lvl w:ilvl="5" w:tplc="B184A3D4">
+    <w:lvl w:ilvl="5" w:tplc="78C80A54">
       <w:start w:val="1"/>
       <w:numFmt w:val="bullet"/>
       <w:lvlText w:val="■"/>
@@ -15875,7 +16957,7 @@
         <w:ind w:left="4320" w:hanging="360"/>
       </w:pPr>
     </w:lvl>
-    <w:lvl w:ilvl="6" w:tplc="669C0A34">
+    <w:lvl w:ilvl="6" w:tplc="9738B40A">
       <w:start w:val="1"/>
       <w:numFmt w:val="bullet"/>
       <w:lvlText w:val="●"/>
@@ -15884,7 +16966,7 @@
         <w:ind w:left="5040" w:hanging="360"/>
       </w:pPr>
     </w:lvl>
-    <w:lvl w:ilvl="7" w:tplc="E59E9274">
+    <w:lvl w:ilvl="7" w:tplc="6CBE3D4A">
       <w:start w:val="1"/>
       <w:numFmt w:val="bullet"/>
       <w:lvlText w:val="●"/>
@@ -15893,7 +16975,7 @@
         <w:ind w:left="5760" w:hanging="360"/>
       </w:pPr>
     </w:lvl>
-    <w:lvl w:ilvl="8" w:tplc="DB1C7A9C">
+    <w:lvl w:ilvl="8" w:tplc="AADC3394">
       <w:start w:val="1"/>
       <w:numFmt w:val="bullet"/>
       <w:lvlText w:val="●"/>
@@ -15904,85 +16986,85 @@
     </w:lvl>
   </w:abstractNum>
   <w:abstractNum w:abstractNumId="2" w15:restartNumberingAfterBreak="0">
-    <w:nsid w:val="1A25239C"/>
+    <w:nsid w:val="5C8353B7"/>
     <w:multiLevelType w:val="hybridMultilevel"/>
-    <w:tmpl w:val="87A42426"/>
-    <w:lvl w:ilvl="0" w:tplc="2D4896D6">
+    <w:tmpl w:val="A6523A66"/>
+    <w:lvl w:ilvl="0" w:tplc="E8849680">
       <w:start w:val="1"/>
-      <w:numFmt w:val="decimal"/>
-      <w:lvlText w:val="%1."/>
+      <w:numFmt w:val="bullet"/>
+      <w:lvlText w:val="•"/>
       <w:lvlJc w:val="left"/>
       <w:pPr>
-        <w:ind w:left="560" w:hanging="320"/>
+        <w:ind w:left="560" w:hanging="280"/>
       </w:pPr>
     </w:lvl>
-    <w:lvl w:ilvl="1" w:tplc="20EC3EE0">
+    <w:lvl w:ilvl="1" w:tplc="36E096D8">
       <w:numFmt w:val="decimal"/>
       <w:lvlText w:val=""/>
       <w:lvlJc w:val="left"/>
     </w:lvl>
-    <w:lvl w:ilvl="2" w:tplc="84066AC2">
+    <w:lvl w:ilvl="2" w:tplc="6DEC5C46">
       <w:numFmt w:val="decimal"/>
       <w:lvlText w:val=""/>
       <w:lvlJc w:val="left"/>
     </w:lvl>
-    <w:lvl w:ilvl="3" w:tplc="EB6C3732">
+    <w:lvl w:ilvl="3" w:tplc="7E142ABA">
       <w:numFmt w:val="decimal"/>
       <w:lvlText w:val=""/>
       <w:lvlJc w:val="left"/>
     </w:lvl>
-    <w:lvl w:ilvl="4" w:tplc="D160F072">
+    <w:lvl w:ilvl="4" w:tplc="A86235B4">
       <w:numFmt w:val="decimal"/>
       <w:lvlText w:val=""/>
       <w:lvlJc w:val="left"/>
     </w:lvl>
-    <w:lvl w:ilvl="5" w:tplc="F048B644">
+    <w:lvl w:ilvl="5" w:tplc="BC1868A0">
       <w:numFmt w:val="decimal"/>
       <w:lvlText w:val=""/>
       <w:lvlJc w:val="left"/>
     </w:lvl>
-    <w:lvl w:ilvl="6" w:tplc="01486244">
+    <w:lvl w:ilvl="6" w:tplc="6414B942">
       <w:numFmt w:val="decimal"/>
       <w:lvlText w:val=""/>
       <w:lvlJc w:val="left"/>
     </w:lvl>
-    <w:lvl w:ilvl="7" w:tplc="4AF88B92">
+    <w:lvl w:ilvl="7" w:tplc="95AA214E">
       <w:numFmt w:val="decimal"/>
       <w:lvlText w:val=""/>
       <w:lvlJc w:val="left"/>
     </w:lvl>
-    <w:lvl w:ilvl="8" w:tplc="C6BE0938">
+    <w:lvl w:ilvl="8" w:tplc="2B34CA28">
       <w:numFmt w:val="decimal"/>
       <w:lvlText w:val=""/>
       <w:lvlJc w:val="left"/>
     </w:lvl>
   </w:abstractNum>
-  <w:num w:numId="1" w16cid:durableId="1939214984">
+  <w:num w:numId="1" w16cid:durableId="255866021">
     <w:abstractNumId w:val="1"/>
     <w:lvlOverride w:ilvl="0">
       <w:startOverride w:val="1"/>
     </w:lvlOverride>
   </w:num>
-  <w:num w:numId="2" w16cid:durableId="1205875504">
+  <w:num w:numId="2" w16cid:durableId="916288538">
+    <w:abstractNumId w:val="2"/>
+    <w:lvlOverride w:ilvl="0">
+      <w:startOverride w:val="1"/>
+    </w:lvlOverride>
+  </w:num>
+  <w:num w:numId="3" w16cid:durableId="1481074905">
     <w:abstractNumId w:val="0"/>
     <w:lvlOverride w:ilvl="0">
       <w:startOverride w:val="1"/>
     </w:lvlOverride>
   </w:num>
-  <w:num w:numId="3" w16cid:durableId="67655002">
-    <w:abstractNumId w:val="2"/>
+  <w:num w:numId="4" w16cid:durableId="2135169108">
+    <w:abstractNumId w:val="0"/>
     <w:lvlOverride w:ilvl="0">
       <w:startOverride w:val="1"/>
     </w:lvlOverride>
   </w:num>
-  <w:num w:numId="4" w16cid:durableId="520316564">
-    <w:abstractNumId w:val="2"/>
-    <w:lvlOverride w:ilvl="0">
-      <w:startOverride w:val="1"/>
-    </w:lvlOverride>
-  </w:num>
-  <w:num w:numId="5" w16cid:durableId="458718753">
-    <w:abstractNumId w:val="2"/>
+  <w:num w:numId="5" w16cid:durableId="340546073">
+    <w:abstractNumId w:val="0"/>
     <w:lvlOverride w:ilvl="0">
       <w:startOverride w:val="1"/>
     </w:lvlOverride>
@@ -16593,7 +17675,7 @@
     <w:autoRedefine/>
     <w:uiPriority w:val="39"/>
     <w:unhideWhenUsed/>
-    <w:rsid w:val="00BD202B"/>
+    <w:rsid w:val="008F78F1"/>
     <w:pPr>
       <w:spacing w:after="100"/>
     </w:pPr>
@@ -16605,7 +17687,7 @@
     <w:autoRedefine/>
     <w:uiPriority w:val="39"/>
     <w:unhideWhenUsed/>
-    <w:rsid w:val="00BD202B"/>
+    <w:rsid w:val="008F78F1"/>
     <w:pPr>
       <w:spacing w:after="100"/>
       <w:ind w:left="220"/>
